--- a/app/public/client/grunenthal/third-party-contracts/analisisderelacionesgrunenthal.docx
+++ b/app/public/client/grunenthal/third-party-contracts/analisisderelacionesgrunenthal.docx
@@ -1,6 +1,6 @@
 
 <file path=word/document.xml><?xml version="1.0" encoding="utf-8"?>
-<w:document xmlns:wpc="http://schemas.microsoft.com/office/word/2010/wordprocessingCanvas" xmlns:cx="http://schemas.microsoft.com/office/drawing/2014/chartex" xmlns:cx1="http://schemas.microsoft.com/office/drawing/2015/9/8/chartex" xmlns:cx2="http://schemas.microsoft.com/office/drawing/2015/10/21/chartex" xmlns:cx3="http://schemas.microsoft.com/office/drawing/2016/5/9/chartex" xmlns:cx4="http://schemas.microsoft.com/office/drawing/2016/5/10/chartex" xmlns:cx5="http://schemas.microsoft.com/office/drawing/2016/5/11/chartex" xmlns:cx6="http://schemas.microsoft.com/office/drawing/2016/5/12/chartex" xmlns:cx7="http://schemas.microsoft.com/office/drawing/2016/5/13/chartex" xmlns:cx8="http://schemas.microsoft.com/office/drawing/2016/5/14/chartex" xmlns:mc="http://schemas.openxmlformats.org/markup-compatibility/2006" xmlns:aink="http://schemas.microsoft.com/office/drawing/2016/ink" xmlns:am3d="http://schemas.microsoft.com/office/drawing/2017/model3d" xmlns:o="urn:schemas-microsoft-com:office:office" xmlns:oel="http://schemas.microsoft.com/office/2019/extlst" xmlns:r="http://schemas.openxmlformats.org/officeDocument/2006/relationships" xmlns:m="http://schemas.openxmlformats.org/officeDocument/2006/math" xmlns:v="urn:schemas-microsoft-com:vml" xmlns:wp14="http://schemas.microsoft.com/office/word/2010/wordprocessingDrawing" xmlns:wp="http://schemas.openxmlformats.org/drawingml/2006/wordprocessingDrawing" xmlns:w10="urn:schemas-microsoft-com:office:word" xmlns:w="http://schemas.openxmlformats.org/wordprocessingml/2006/main" xmlns:w14="http://schemas.microsoft.com/office/word/2010/wordml" xmlns:w15="http://schemas.microsoft.com/office/word/2012/wordml" xmlns:w16cex="http://schemas.microsoft.com/office/word/2018/wordml/cex" xmlns:w16cid="http://schemas.microsoft.com/office/word/2016/wordml/cid" xmlns:w16="http://schemas.microsoft.com/office/word/2018/wordml" xmlns:w16du="http://schemas.microsoft.com/office/word/2023/wordml/word16du" xmlns:w16sdtdh="http://schemas.microsoft.com/office/word/2020/wordml/sdtdatahash" xmlns:w16sdtfl="http://schemas.microsoft.com/office/word/2024/wordml/sdtformatlock" xmlns:w16se="http://schemas.microsoft.com/office/word/2015/wordml/symex" xmlns:wpg="http://schemas.microsoft.com/office/word/2010/wordprocessingGroup" xmlns:wpi="http://schemas.microsoft.com/office/word/2010/wordprocessingInk" xmlns:wne="http://schemas.microsoft.com/office/word/2006/wordml" xmlns:wps="http://schemas.microsoft.com/office/word/2010/wordprocessingShape" xmlns:a="http://schemas.openxmlformats.org/drawingml/2006/main" xmlns:pic="http://schemas.openxmlformats.org/drawingml/2006/picture" xmlns:a14="http://schemas.microsoft.com/office/drawing/2010/main" mc:Ignorable="w14 w15 w16se w16cid w16 w16cex w16sdtdh w16sdtfl w16du wp14">
+<w:document xmlns:wpc="http://schemas.microsoft.com/office/word/2010/wordprocessingCanvas" xmlns:cx="http://schemas.microsoft.com/office/drawing/2014/chartex" xmlns:cx1="http://schemas.microsoft.com/office/drawing/2015/9/8/chartex" xmlns:cx2="http://schemas.microsoft.com/office/drawing/2015/10/21/chartex" xmlns:cx3="http://schemas.microsoft.com/office/drawing/2016/5/9/chartex" xmlns:cx4="http://schemas.microsoft.com/office/drawing/2016/5/10/chartex" xmlns:cx5="http://schemas.microsoft.com/office/drawing/2016/5/11/chartex" xmlns:cx6="http://schemas.microsoft.com/office/drawing/2016/5/12/chartex" xmlns:cx7="http://schemas.microsoft.com/office/drawing/2016/5/13/chartex" xmlns:cx8="http://schemas.microsoft.com/office/drawing/2016/5/14/chartex" xmlns:mc="http://schemas.openxmlformats.org/markup-compatibility/2006" xmlns:aink="http://schemas.microsoft.com/office/drawing/2016/ink" xmlns:am3d="http://schemas.microsoft.com/office/drawing/2017/model3d" xmlns:o="urn:schemas-microsoft-com:office:office" xmlns:oel="http://schemas.microsoft.com/office/2019/extlst" xmlns:r="http://schemas.openxmlformats.org/officeDocument/2006/relationships" xmlns:m="http://schemas.openxmlformats.org/officeDocument/2006/math" xmlns:v="urn:schemas-microsoft-com:vml" xmlns:wp14="http://schemas.microsoft.com/office/word/2010/wordprocessingDrawing" xmlns:wp="http://schemas.openxmlformats.org/drawingml/2006/wordprocessingDrawing" xmlns:w10="urn:schemas-microsoft-com:office:word" xmlns:w="http://schemas.openxmlformats.org/wordprocessingml/2006/main" xmlns:w14="http://schemas.microsoft.com/office/word/2010/wordml" xmlns:w15="http://schemas.microsoft.com/office/word/2012/wordml" xmlns:w16cex="http://schemas.microsoft.com/office/word/2018/wordml/cex" xmlns:w16cid="http://schemas.microsoft.com/office/word/2016/wordml/cid" xmlns:w16="http://schemas.microsoft.com/office/word/2018/wordml" xmlns:w16du="http://schemas.microsoft.com/office/word/2023/wordml/word16du" xmlns:w16sdtdh="http://schemas.microsoft.com/office/word/2020/wordml/sdtdatahash" xmlns:w16sdtfl="http://schemas.microsoft.com/office/word/2024/wordml/sdtformatlock" xmlns:w16se="http://schemas.microsoft.com/office/word/2015/wordml/symex" xmlns:wpg="http://schemas.microsoft.com/office/word/2010/wordprocessingGroup" xmlns:wpi="http://schemas.microsoft.com/office/word/2010/wordprocessingInk" xmlns:wne="http://schemas.microsoft.com/office/word/2006/wordml" xmlns:wps="http://schemas.microsoft.com/office/word/2010/wordprocessingShape" mc:Ignorable="w14 w15 w16se w16cid w16 w16cex w16sdtdh w16sdtfl w16du wp14">
   <w:body>
     <w:p>
       <w:pPr>
@@ -102,12 +102,12 @@
       <w:tblPr>
         <w:tblW w:w="6238" w:type="dxa"/>
         <w:tblBorders>
-          <w:top w:val="single" w:color="747474" w:themeColor="background2" w:themeShade="80" w:sz="4" w:space="0"/>
-          <w:left w:val="single" w:color="747474" w:themeColor="background2" w:themeShade="80" w:sz="4" w:space="0"/>
-          <w:bottom w:val="single" w:color="747474" w:themeColor="background2" w:themeShade="80" w:sz="4" w:space="0"/>
-          <w:right w:val="single" w:color="747474" w:themeColor="background2" w:themeShade="80" w:sz="4" w:space="0"/>
-          <w:insideH w:val="single" w:color="747474" w:themeColor="background2" w:themeShade="80" w:sz="4" w:space="0"/>
-          <w:insideV w:val="single" w:color="747474" w:themeColor="background2" w:themeShade="80" w:sz="4" w:space="0"/>
+          <w:top w:val="single" w:sz="4" w:space="0" w:color="747474" w:themeColor="background2" w:themeShade="80"/>
+          <w:left w:val="single" w:sz="4" w:space="0" w:color="747474" w:themeColor="background2" w:themeShade="80"/>
+          <w:bottom w:val="single" w:sz="4" w:space="0" w:color="747474" w:themeColor="background2" w:themeShade="80"/>
+          <w:right w:val="single" w:sz="4" w:space="0" w:color="747474" w:themeColor="background2" w:themeShade="80"/>
+          <w:insideH w:val="single" w:sz="4" w:space="0" w:color="747474" w:themeColor="background2" w:themeShade="80"/>
+          <w:insideV w:val="single" w:sz="4" w:space="0" w:color="747474" w:themeColor="background2" w:themeShade="80"/>
         </w:tblBorders>
         <w:tblLayout w:type="fixed"/>
         <w:tblLook w:val="0400" w:firstRow="0" w:lastRow="0" w:firstColumn="0" w:lastColumn="0" w:noHBand="0" w:noVBand="1"/>
@@ -148,7 +148,7 @@
             </w:pPr>
             <w:r>
               <w:rPr>
-                <w:rFonts w:ascii="Calibri" w:hAnsi="Calibri" w:eastAsia="Calibri" w:cs="Calibri"/>
+                <w:rFonts w:ascii="Calibri" w:eastAsia="Calibri" w:hAnsi="Calibri" w:cs="Calibri"/>
                 <w:b/>
                 <w:color w:val="FFFFFF" w:themeColor="background1"/>
                 <w:sz w:val="20"/>
@@ -229,7 +229,7 @@
             </w:pPr>
             <w:r>
               <w:rPr>
-                <w:rFonts w:ascii="Calibri" w:hAnsi="Calibri" w:eastAsia="Calibri" w:cs="Calibri"/>
+                <w:rFonts w:ascii="Calibri" w:eastAsia="Calibri" w:hAnsi="Calibri" w:cs="Calibri"/>
                 <w:b/>
                 <w:color w:val="FFFFFF" w:themeColor="background1"/>
                 <w:sz w:val="20"/>
@@ -267,7 +267,7 @@
             </w:pPr>
             <w:r>
               <w:rPr>
-                <w:rFonts w:ascii="Calibri" w:hAnsi="Calibri" w:eastAsia="Calibri" w:cs="Calibri"/>
+                <w:rFonts w:ascii="Calibri" w:eastAsia="Calibri" w:hAnsi="Calibri" w:cs="Calibri"/>
                 <w:color w:val="000000" w:themeColor="text1"/>
                 <w:sz w:val="20"/>
                 <w:szCs w:val="20"/>
@@ -310,7 +310,7 @@
             </w:pPr>
             <w:r>
               <w:rPr>
-                <w:rFonts w:ascii="Calibri" w:hAnsi="Calibri" w:eastAsia="Calibri" w:cs="Calibri"/>
+                <w:rFonts w:ascii="Calibri" w:eastAsia="Calibri" w:hAnsi="Calibri" w:cs="Calibri"/>
                 <w:b/>
                 <w:color w:val="FFFFFF" w:themeColor="background1"/>
                 <w:sz w:val="20"/>
@@ -348,7 +348,7 @@
             </w:pPr>
             <w:r>
               <w:rPr>
-                <w:rFonts w:ascii="Calibri" w:hAnsi="Calibri" w:eastAsia="Calibri" w:cs="Calibri"/>
+                <w:rFonts w:ascii="Calibri" w:eastAsia="Calibri" w:hAnsi="Calibri" w:cs="Calibri"/>
                 <w:color w:val="000000" w:themeColor="text1"/>
                 <w:sz w:val="20"/>
                 <w:szCs w:val="20"/>
@@ -391,7 +391,7 @@
             </w:pPr>
             <w:r>
               <w:rPr>
-                <w:rFonts w:ascii="Calibri" w:hAnsi="Calibri" w:eastAsia="Calibri" w:cs="Calibri"/>
+                <w:rFonts w:ascii="Calibri" w:eastAsia="Calibri" w:hAnsi="Calibri" w:cs="Calibri"/>
                 <w:b/>
                 <w:color w:val="FFFFFF" w:themeColor="background1"/>
                 <w:sz w:val="20"/>
@@ -429,7 +429,7 @@
             </w:pPr>
             <w:r>
               <w:rPr>
-                <w:rFonts w:ascii="Calibri" w:hAnsi="Calibri" w:eastAsia="Calibri" w:cs="Calibri"/>
+                <w:rFonts w:ascii="Calibri" w:eastAsia="Calibri" w:hAnsi="Calibri" w:cs="Calibri"/>
                 <w:color w:val="000000" w:themeColor="text1"/>
                 <w:sz w:val="20"/>
                 <w:szCs w:val="20"/>
@@ -472,7 +472,7 @@
             </w:pPr>
             <w:r>
               <w:rPr>
-                <w:rFonts w:ascii="Calibri" w:hAnsi="Calibri" w:eastAsia="Calibri" w:cs="Calibri"/>
+                <w:rFonts w:ascii="Calibri" w:eastAsia="Calibri" w:hAnsi="Calibri" w:cs="Calibri"/>
                 <w:b/>
                 <w:color w:val="FFFFFF" w:themeColor="background1"/>
                 <w:sz w:val="20"/>
@@ -510,7 +510,7 @@
             </w:pPr>
             <w:r>
               <w:rPr>
-                <w:rFonts w:ascii="Calibri" w:hAnsi="Calibri" w:eastAsia="Calibri" w:cs="Calibri"/>
+                <w:rFonts w:ascii="Calibri" w:eastAsia="Calibri" w:hAnsi="Calibri" w:cs="Calibri"/>
                 <w:color w:val="000000" w:themeColor="text1"/>
                 <w:sz w:val="20"/>
                 <w:szCs w:val="20"/>
@@ -543,17 +543,17 @@
               <w:spacing w:after="0"/>
               <w:jc w:val="right"/>
               <w:rPr>
-                <w:rFonts w:ascii="Calibri" w:hAnsi="Calibri" w:eastAsia="Calibri" w:cs="Calibri"/>
-                <w:b/>
-                <w:color w:val="FFFFFF" w:themeColor="background1"/>
-                <w:sz w:val="20"/>
-                <w:szCs w:val="20"/>
-                <w:lang w:val="es-ES"/>
-              </w:rPr>
-            </w:pPr>
-            <w:r>
-              <w:rPr>
-                <w:rFonts w:ascii="Calibri" w:hAnsi="Calibri" w:eastAsia="Calibri" w:cs="Calibri"/>
+                <w:rFonts w:ascii="Calibri" w:eastAsia="Calibri" w:hAnsi="Calibri" w:cs="Calibri"/>
+                <w:b/>
+                <w:color w:val="FFFFFF" w:themeColor="background1"/>
+                <w:sz w:val="20"/>
+                <w:szCs w:val="20"/>
+                <w:lang w:val="es-ES"/>
+              </w:rPr>
+            </w:pPr>
+            <w:r>
+              <w:rPr>
+                <w:rFonts w:ascii="Calibri" w:eastAsia="Calibri" w:hAnsi="Calibri" w:cs="Calibri"/>
                 <w:b/>
                 <w:color w:val="FFFFFF" w:themeColor="background1"/>
                 <w:sz w:val="20"/>
@@ -582,16 +582,16 @@
               <w:spacing w:after="0"/>
               <w:jc w:val="left"/>
               <w:rPr>
-                <w:rFonts w:ascii="Calibri" w:hAnsi="Calibri" w:eastAsia="Calibri" w:cs="Calibri"/>
-                <w:color w:val="000000" w:themeColor="text1"/>
-                <w:sz w:val="20"/>
-                <w:szCs w:val="20"/>
-                <w:lang w:val="es-ES"/>
-              </w:rPr>
-            </w:pPr>
-            <w:r>
-              <w:rPr>
-                <w:rFonts w:ascii="Calibri" w:hAnsi="Calibri" w:eastAsia="Calibri" w:cs="Calibri"/>
+                <w:rFonts w:ascii="Calibri" w:eastAsia="Calibri" w:hAnsi="Calibri" w:cs="Calibri"/>
+                <w:color w:val="000000" w:themeColor="text1"/>
+                <w:sz w:val="20"/>
+                <w:szCs w:val="20"/>
+                <w:lang w:val="es-ES"/>
+              </w:rPr>
+            </w:pPr>
+            <w:r>
+              <w:rPr>
+                <w:rFonts w:ascii="Calibri" w:eastAsia="Calibri" w:hAnsi="Calibri" w:cs="Calibri"/>
                 <w:color w:val="000000" w:themeColor="text1"/>
                 <w:sz w:val="20"/>
                 <w:szCs w:val="20"/>
@@ -690,7 +690,7 @@
           <w:noProof/>
         </w:rPr>
         <w:drawing>
-          <wp:anchor distT="0" distB="0" distL="114300" distR="114300" simplePos="0" relativeHeight="251659264" behindDoc="0" locked="0" layoutInCell="1" allowOverlap="1" wp14:anchorId="2F849ABF" wp14:editId="41B940DF">
+          <wp:anchor distT="0" distB="0" distL="114300" distR="114300" simplePos="0" relativeHeight="251659264" behindDoc="0" locked="0" layoutInCell="1" allowOverlap="1" wp14:anchorId="2F849ABF" wp14:editId="2D6EB215">
             <wp:simplePos x="0" y="0"/>
             <wp:positionH relativeFrom="column">
               <wp:posOffset>3299791</wp:posOffset>
@@ -797,12 +797,12 @@
       <w:tblPr>
         <w:tblW w:w="8926" w:type="dxa"/>
         <w:tblBorders>
-          <w:top w:val="single" w:color="444444" w:sz="4" w:space="0"/>
-          <w:left w:val="single" w:color="444444" w:sz="4" w:space="0"/>
-          <w:bottom w:val="single" w:color="444444" w:sz="4" w:space="0"/>
-          <w:right w:val="single" w:color="444444" w:sz="4" w:space="0"/>
-          <w:insideH w:val="single" w:color="444444" w:sz="4" w:space="0"/>
-          <w:insideV w:val="single" w:color="444444" w:sz="4" w:space="0"/>
+          <w:top w:val="single" w:sz="4" w:space="0" w:color="444444"/>
+          <w:left w:val="single" w:sz="4" w:space="0" w:color="444444"/>
+          <w:bottom w:val="single" w:sz="4" w:space="0" w:color="444444"/>
+          <w:right w:val="single" w:sz="4" w:space="0" w:color="444444"/>
+          <w:insideH w:val="single" w:sz="4" w:space="0" w:color="444444"/>
+          <w:insideV w:val="single" w:sz="4" w:space="0" w:color="444444"/>
         </w:tblBorders>
         <w:tblLayout w:type="fixed"/>
         <w:tblLook w:val="0400" w:firstRow="0" w:lastRow="0" w:firstColumn="0" w:lastColumn="0" w:noHBand="0" w:noVBand="1"/>
@@ -839,7 +839,7 @@
             </w:pPr>
             <w:r>
               <w:rPr>
-                <w:rFonts w:ascii="Calibri" w:hAnsi="Calibri" w:eastAsia="Calibri" w:cs="Calibri"/>
+                <w:rFonts w:ascii="Calibri" w:eastAsia="Calibri" w:hAnsi="Calibri" w:cs="Calibri"/>
                 <w:b/>
                 <w:color w:val="FFFFFF" w:themeColor="background1"/>
                 <w:sz w:val="20"/>
@@ -875,7 +875,7 @@
             </w:pPr>
             <w:r>
               <w:rPr>
-                <w:rFonts w:ascii="Calibri" w:hAnsi="Calibri" w:eastAsia="Calibri" w:cs="Calibri"/>
+                <w:rFonts w:ascii="Calibri" w:eastAsia="Calibri" w:hAnsi="Calibri" w:cs="Calibri"/>
                 <w:b/>
                 <w:color w:val="FFFFFF" w:themeColor="background1"/>
                 <w:sz w:val="20"/>
@@ -911,7 +911,7 @@
             </w:pPr>
             <w:r>
               <w:rPr>
-                <w:rFonts w:ascii="Calibri" w:hAnsi="Calibri" w:eastAsia="Calibri" w:cs="Calibri"/>
+                <w:rFonts w:ascii="Calibri" w:eastAsia="Calibri" w:hAnsi="Calibri" w:cs="Calibri"/>
                 <w:b/>
                 <w:color w:val="FFFFFF" w:themeColor="background1"/>
                 <w:sz w:val="20"/>
@@ -947,7 +947,7 @@
             </w:pPr>
             <w:r>
               <w:rPr>
-                <w:rFonts w:ascii="Calibri" w:hAnsi="Calibri" w:eastAsia="Calibri" w:cs="Calibri"/>
+                <w:rFonts w:ascii="Calibri" w:eastAsia="Calibri" w:hAnsi="Calibri" w:cs="Calibri"/>
                 <w:b/>
                 <w:color w:val="FFFFFF" w:themeColor="background1"/>
                 <w:sz w:val="20"/>
@@ -1266,12 +1266,12 @@
       <w:tblPr>
         <w:tblW w:w="8926" w:type="dxa"/>
         <w:tblBorders>
-          <w:top w:val="single" w:color="444444" w:sz="4" w:space="0"/>
-          <w:left w:val="single" w:color="444444" w:sz="4" w:space="0"/>
-          <w:bottom w:val="single" w:color="444444" w:sz="4" w:space="0"/>
-          <w:right w:val="single" w:color="444444" w:sz="4" w:space="0"/>
-          <w:insideH w:val="single" w:color="444444" w:sz="4" w:space="0"/>
-          <w:insideV w:val="single" w:color="444444" w:sz="4" w:space="0"/>
+          <w:top w:val="single" w:sz="4" w:space="0" w:color="444444"/>
+          <w:left w:val="single" w:sz="4" w:space="0" w:color="444444"/>
+          <w:bottom w:val="single" w:sz="4" w:space="0" w:color="444444"/>
+          <w:right w:val="single" w:sz="4" w:space="0" w:color="444444"/>
+          <w:insideH w:val="single" w:sz="4" w:space="0" w:color="444444"/>
+          <w:insideV w:val="single" w:sz="4" w:space="0" w:color="444444"/>
         </w:tblBorders>
         <w:tblLayout w:type="fixed"/>
         <w:tblLook w:val="0400" w:firstRow="0" w:lastRow="0" w:firstColumn="0" w:lastColumn="0" w:noHBand="0" w:noVBand="1"/>
@@ -1285,10 +1285,10 @@
           <w:tcPr>
             <w:tcW w:w="4390" w:type="dxa"/>
             <w:tcBorders>
-              <w:top w:val="single" w:color="444444" w:sz="4" w:space="0"/>
-              <w:left w:val="single" w:color="444444" w:sz="4" w:space="0"/>
-              <w:bottom w:val="single" w:color="444444" w:sz="4" w:space="0"/>
-              <w:right w:val="single" w:color="444444" w:sz="4" w:space="0"/>
+              <w:top w:val="single" w:sz="4" w:space="0" w:color="444444"/>
+              <w:left w:val="single" w:sz="4" w:space="0" w:color="444444"/>
+              <w:bottom w:val="single" w:sz="4" w:space="0" w:color="444444"/>
+              <w:right w:val="single" w:sz="4" w:space="0" w:color="444444"/>
             </w:tcBorders>
             <w:shd w:val="clear" w:color="auto" w:fill="01A763"/>
           </w:tcPr>
@@ -1312,7 +1312,7 @@
             </w:pPr>
             <w:r>
               <w:rPr>
-                <w:rFonts w:ascii="Calibri" w:hAnsi="Calibri" w:eastAsia="Calibri" w:cs="Calibri"/>
+                <w:rFonts w:ascii="Calibri" w:eastAsia="Calibri" w:hAnsi="Calibri" w:cs="Calibri"/>
                 <w:b/>
                 <w:color w:val="FFFFFF" w:themeColor="background1"/>
                 <w:sz w:val="20"/>
@@ -1327,10 +1327,10 @@
           <w:tcPr>
             <w:tcW w:w="4536" w:type="dxa"/>
             <w:tcBorders>
-              <w:top w:val="single" w:color="444444" w:sz="4" w:space="0"/>
-              <w:left w:val="single" w:color="444444" w:sz="4" w:space="0"/>
-              <w:bottom w:val="single" w:color="444444" w:sz="4" w:space="0"/>
-              <w:right w:val="single" w:color="444444" w:sz="4" w:space="0"/>
+              <w:top w:val="single" w:sz="4" w:space="0" w:color="444444"/>
+              <w:left w:val="single" w:sz="4" w:space="0" w:color="444444"/>
+              <w:bottom w:val="single" w:sz="4" w:space="0" w:color="444444"/>
+              <w:right w:val="single" w:sz="4" w:space="0" w:color="444444"/>
             </w:tcBorders>
             <w:shd w:val="clear" w:color="auto" w:fill="01A763"/>
           </w:tcPr>
@@ -1354,7 +1354,7 @@
             </w:pPr>
             <w:r>
               <w:rPr>
-                <w:rFonts w:ascii="Calibri" w:hAnsi="Calibri" w:eastAsia="Calibri" w:cs="Calibri"/>
+                <w:rFonts w:ascii="Calibri" w:eastAsia="Calibri" w:hAnsi="Calibri" w:cs="Calibri"/>
                 <w:b/>
                 <w:color w:val="FFFFFF" w:themeColor="background1"/>
                 <w:sz w:val="20"/>
@@ -1371,10 +1371,10 @@
           <w:tcPr>
             <w:tcW w:w="4390" w:type="dxa"/>
             <w:tcBorders>
-              <w:top w:val="single" w:color="444444" w:sz="4" w:space="0"/>
-              <w:left w:val="single" w:color="444444" w:sz="4" w:space="0"/>
-              <w:bottom w:val="single" w:color="444444" w:sz="4" w:space="0"/>
-              <w:right w:val="single" w:color="444444" w:sz="4" w:space="0"/>
+              <w:top w:val="single" w:sz="4" w:space="0" w:color="444444"/>
+              <w:left w:val="single" w:sz="4" w:space="0" w:color="444444"/>
+              <w:bottom w:val="single" w:sz="4" w:space="0" w:color="444444"/>
+              <w:right w:val="single" w:sz="4" w:space="0" w:color="444444"/>
             </w:tcBorders>
           </w:tcPr>
           <w:p>
@@ -1399,10 +1399,10 @@
           <w:tcPr>
             <w:tcW w:w="4536" w:type="dxa"/>
             <w:tcBorders>
-              <w:top w:val="single" w:color="444444" w:sz="4" w:space="0"/>
-              <w:left w:val="single" w:color="444444" w:sz="4" w:space="0"/>
-              <w:bottom w:val="single" w:color="444444" w:sz="4" w:space="0"/>
-              <w:right w:val="single" w:color="444444" w:sz="4" w:space="0"/>
+              <w:top w:val="single" w:sz="4" w:space="0" w:color="444444"/>
+              <w:left w:val="single" w:sz="4" w:space="0" w:color="444444"/>
+              <w:bottom w:val="single" w:sz="4" w:space="0" w:color="444444"/>
+              <w:right w:val="single" w:sz="4" w:space="0" w:color="444444"/>
             </w:tcBorders>
           </w:tcPr>
           <w:p>
@@ -1429,10 +1429,10 @@
           <w:tcPr>
             <w:tcW w:w="4390" w:type="dxa"/>
             <w:tcBorders>
-              <w:top w:val="single" w:color="444444" w:sz="4" w:space="0"/>
-              <w:left w:val="single" w:color="444444" w:sz="4" w:space="0"/>
-              <w:bottom w:val="single" w:color="444444" w:sz="4" w:space="0"/>
-              <w:right w:val="single" w:color="444444" w:sz="4" w:space="0"/>
+              <w:top w:val="single" w:sz="4" w:space="0" w:color="444444"/>
+              <w:left w:val="single" w:sz="4" w:space="0" w:color="444444"/>
+              <w:bottom w:val="single" w:sz="4" w:space="0" w:color="444444"/>
+              <w:right w:val="single" w:sz="4" w:space="0" w:color="444444"/>
             </w:tcBorders>
           </w:tcPr>
           <w:p>
@@ -1457,10 +1457,10 @@
           <w:tcPr>
             <w:tcW w:w="4536" w:type="dxa"/>
             <w:tcBorders>
-              <w:top w:val="single" w:color="444444" w:sz="4" w:space="0"/>
-              <w:left w:val="single" w:color="444444" w:sz="4" w:space="0"/>
-              <w:bottom w:val="single" w:color="444444" w:sz="4" w:space="0"/>
-              <w:right w:val="single" w:color="444444" w:sz="4" w:space="0"/>
+              <w:top w:val="single" w:sz="4" w:space="0" w:color="444444"/>
+              <w:left w:val="single" w:sz="4" w:space="0" w:color="444444"/>
+              <w:bottom w:val="single" w:sz="4" w:space="0" w:color="444444"/>
+              <w:right w:val="single" w:sz="4" w:space="0" w:color="444444"/>
             </w:tcBorders>
           </w:tcPr>
           <w:p>
@@ -1487,10 +1487,10 @@
           <w:tcPr>
             <w:tcW w:w="4390" w:type="dxa"/>
             <w:tcBorders>
-              <w:top w:val="single" w:color="444444" w:sz="4" w:space="0"/>
-              <w:left w:val="single" w:color="444444" w:sz="4" w:space="0"/>
-              <w:bottom w:val="single" w:color="444444" w:sz="4" w:space="0"/>
-              <w:right w:val="single" w:color="444444" w:sz="4" w:space="0"/>
+              <w:top w:val="single" w:sz="4" w:space="0" w:color="444444"/>
+              <w:left w:val="single" w:sz="4" w:space="0" w:color="444444"/>
+              <w:bottom w:val="single" w:sz="4" w:space="0" w:color="444444"/>
+              <w:right w:val="single" w:sz="4" w:space="0" w:color="444444"/>
             </w:tcBorders>
           </w:tcPr>
           <w:p>
@@ -1515,10 +1515,10 @@
           <w:tcPr>
             <w:tcW w:w="4536" w:type="dxa"/>
             <w:tcBorders>
-              <w:top w:val="single" w:color="444444" w:sz="4" w:space="0"/>
-              <w:left w:val="single" w:color="444444" w:sz="4" w:space="0"/>
-              <w:bottom w:val="single" w:color="444444" w:sz="4" w:space="0"/>
-              <w:right w:val="single" w:color="444444" w:sz="4" w:space="0"/>
+              <w:top w:val="single" w:sz="4" w:space="0" w:color="444444"/>
+              <w:left w:val="single" w:sz="4" w:space="0" w:color="444444"/>
+              <w:bottom w:val="single" w:sz="4" w:space="0" w:color="444444"/>
+              <w:right w:val="single" w:sz="4" w:space="0" w:color="444444"/>
             </w:tcBorders>
           </w:tcPr>
           <w:p>
@@ -1577,12 +1577,12 @@
       <w:tblPr>
         <w:tblW w:w="8926" w:type="dxa"/>
         <w:tblBorders>
-          <w:top w:val="single" w:color="444444" w:sz="4" w:space="0"/>
-          <w:left w:val="single" w:color="444444" w:sz="4" w:space="0"/>
-          <w:bottom w:val="single" w:color="444444" w:sz="4" w:space="0"/>
-          <w:right w:val="single" w:color="444444" w:sz="4" w:space="0"/>
-          <w:insideH w:val="single" w:color="444444" w:sz="4" w:space="0"/>
-          <w:insideV w:val="single" w:color="444444" w:sz="4" w:space="0"/>
+          <w:top w:val="single" w:sz="4" w:space="0" w:color="444444"/>
+          <w:left w:val="single" w:sz="4" w:space="0" w:color="444444"/>
+          <w:bottom w:val="single" w:sz="4" w:space="0" w:color="444444"/>
+          <w:right w:val="single" w:sz="4" w:space="0" w:color="444444"/>
+          <w:insideH w:val="single" w:sz="4" w:space="0" w:color="444444"/>
+          <w:insideV w:val="single" w:sz="4" w:space="0" w:color="444444"/>
         </w:tblBorders>
         <w:tblLayout w:type="fixed"/>
         <w:tblLook w:val="0400" w:firstRow="0" w:lastRow="0" w:firstColumn="0" w:lastColumn="0" w:noHBand="0" w:noVBand="1"/>
@@ -1598,10 +1598,10 @@
           <w:tcPr>
             <w:tcW w:w="2263" w:type="dxa"/>
             <w:tcBorders>
-              <w:top w:val="single" w:color="444444" w:sz="4" w:space="0"/>
-              <w:left w:val="single" w:color="444444" w:sz="4" w:space="0"/>
-              <w:bottom w:val="single" w:color="444444" w:sz="4" w:space="0"/>
-              <w:right w:val="single" w:color="444444" w:sz="4" w:space="0"/>
+              <w:top w:val="single" w:sz="4" w:space="0" w:color="444444"/>
+              <w:left w:val="single" w:sz="4" w:space="0" w:color="444444"/>
+              <w:bottom w:val="single" w:sz="4" w:space="0" w:color="444444"/>
+              <w:right w:val="single" w:sz="4" w:space="0" w:color="444444"/>
             </w:tcBorders>
             <w:shd w:val="clear" w:color="auto" w:fill="00AF65"/>
           </w:tcPr>
@@ -1625,7 +1625,7 @@
             </w:pPr>
             <w:r>
               <w:rPr>
-                <w:rFonts w:ascii="Calibri" w:hAnsi="Calibri" w:eastAsia="Calibri" w:cs="Calibri"/>
+                <w:rFonts w:ascii="Calibri" w:eastAsia="Calibri" w:hAnsi="Calibri" w:cs="Calibri"/>
                 <w:b/>
                 <w:color w:val="FFFFFF" w:themeColor="background1"/>
                 <w:sz w:val="20"/>
@@ -1640,10 +1640,10 @@
           <w:tcPr>
             <w:tcW w:w="2127" w:type="dxa"/>
             <w:tcBorders>
-              <w:top w:val="single" w:color="444444" w:sz="4" w:space="0"/>
-              <w:left w:val="single" w:color="444444" w:sz="4" w:space="0"/>
-              <w:bottom w:val="single" w:color="444444" w:sz="4" w:space="0"/>
-              <w:right w:val="single" w:color="444444" w:sz="4" w:space="0"/>
+              <w:top w:val="single" w:sz="4" w:space="0" w:color="444444"/>
+              <w:left w:val="single" w:sz="4" w:space="0" w:color="444444"/>
+              <w:bottom w:val="single" w:sz="4" w:space="0" w:color="444444"/>
+              <w:right w:val="single" w:sz="4" w:space="0" w:color="444444"/>
             </w:tcBorders>
             <w:shd w:val="clear" w:color="auto" w:fill="00AF65"/>
           </w:tcPr>
@@ -1667,7 +1667,7 @@
             </w:pPr>
             <w:r>
               <w:rPr>
-                <w:rFonts w:ascii="Calibri" w:hAnsi="Calibri" w:eastAsia="Calibri" w:cs="Calibri"/>
+                <w:rFonts w:ascii="Calibri" w:eastAsia="Calibri" w:hAnsi="Calibri" w:cs="Calibri"/>
                 <w:b/>
                 <w:color w:val="FFFFFF" w:themeColor="background1"/>
                 <w:sz w:val="20"/>
@@ -1682,10 +1682,10 @@
           <w:tcPr>
             <w:tcW w:w="2693" w:type="dxa"/>
             <w:tcBorders>
-              <w:top w:val="single" w:color="444444" w:sz="4" w:space="0"/>
-              <w:left w:val="single" w:color="444444" w:sz="4" w:space="0"/>
-              <w:bottom w:val="single" w:color="444444" w:sz="4" w:space="0"/>
-              <w:right w:val="single" w:color="444444" w:sz="4" w:space="0"/>
+              <w:top w:val="single" w:sz="4" w:space="0" w:color="444444"/>
+              <w:left w:val="single" w:sz="4" w:space="0" w:color="444444"/>
+              <w:bottom w:val="single" w:sz="4" w:space="0" w:color="444444"/>
+              <w:right w:val="single" w:sz="4" w:space="0" w:color="444444"/>
             </w:tcBorders>
             <w:shd w:val="clear" w:color="auto" w:fill="00AF65"/>
           </w:tcPr>
@@ -1709,7 +1709,7 @@
             </w:pPr>
             <w:r>
               <w:rPr>
-                <w:rFonts w:ascii="Calibri" w:hAnsi="Calibri" w:eastAsia="Calibri" w:cs="Calibri"/>
+                <w:rFonts w:ascii="Calibri" w:eastAsia="Calibri" w:hAnsi="Calibri" w:cs="Calibri"/>
                 <w:b/>
                 <w:color w:val="FFFFFF" w:themeColor="background1"/>
                 <w:sz w:val="20"/>
@@ -1724,10 +1724,10 @@
           <w:tcPr>
             <w:tcW w:w="1843" w:type="dxa"/>
             <w:tcBorders>
-              <w:top w:val="single" w:color="444444" w:sz="4" w:space="0"/>
-              <w:left w:val="single" w:color="444444" w:sz="4" w:space="0"/>
-              <w:bottom w:val="single" w:color="444444" w:sz="4" w:space="0"/>
-              <w:right w:val="single" w:color="444444" w:sz="4" w:space="0"/>
+              <w:top w:val="single" w:sz="4" w:space="0" w:color="444444"/>
+              <w:left w:val="single" w:sz="4" w:space="0" w:color="444444"/>
+              <w:bottom w:val="single" w:sz="4" w:space="0" w:color="444444"/>
+              <w:right w:val="single" w:sz="4" w:space="0" w:color="444444"/>
             </w:tcBorders>
             <w:shd w:val="clear" w:color="auto" w:fill="00AF65"/>
           </w:tcPr>
@@ -1751,7 +1751,7 @@
             </w:pPr>
             <w:r>
               <w:rPr>
-                <w:rFonts w:ascii="Calibri" w:hAnsi="Calibri" w:eastAsia="Calibri" w:cs="Calibri"/>
+                <w:rFonts w:ascii="Calibri" w:eastAsia="Calibri" w:hAnsi="Calibri" w:cs="Calibri"/>
                 <w:b/>
                 <w:color w:val="FFFFFF" w:themeColor="background1"/>
                 <w:sz w:val="20"/>
@@ -1768,10 +1768,10 @@
           <w:tcPr>
             <w:tcW w:w="2263" w:type="dxa"/>
             <w:tcBorders>
-              <w:top w:val="single" w:color="444444" w:sz="4" w:space="0"/>
-              <w:left w:val="single" w:color="444444" w:sz="4" w:space="0"/>
-              <w:bottom w:val="single" w:color="444444" w:sz="4" w:space="0"/>
-              <w:right w:val="single" w:color="444444" w:sz="4" w:space="0"/>
+              <w:top w:val="single" w:sz="4" w:space="0" w:color="444444"/>
+              <w:left w:val="single" w:sz="4" w:space="0" w:color="444444"/>
+              <w:bottom w:val="single" w:sz="4" w:space="0" w:color="444444"/>
+              <w:right w:val="single" w:sz="4" w:space="0" w:color="444444"/>
             </w:tcBorders>
           </w:tcPr>
           <w:p>
@@ -1796,10 +1796,10 @@
           <w:tcPr>
             <w:tcW w:w="2127" w:type="dxa"/>
             <w:tcBorders>
-              <w:top w:val="single" w:color="444444" w:sz="4" w:space="0"/>
-              <w:left w:val="single" w:color="444444" w:sz="4" w:space="0"/>
-              <w:bottom w:val="single" w:color="444444" w:sz="4" w:space="0"/>
-              <w:right w:val="single" w:color="444444" w:sz="4" w:space="0"/>
+              <w:top w:val="single" w:sz="4" w:space="0" w:color="444444"/>
+              <w:left w:val="single" w:sz="4" w:space="0" w:color="444444"/>
+              <w:bottom w:val="single" w:sz="4" w:space="0" w:color="444444"/>
+              <w:right w:val="single" w:sz="4" w:space="0" w:color="444444"/>
             </w:tcBorders>
           </w:tcPr>
           <w:p>
@@ -1824,10 +1824,10 @@
           <w:tcPr>
             <w:tcW w:w="2693" w:type="dxa"/>
             <w:tcBorders>
-              <w:top w:val="single" w:color="444444" w:sz="4" w:space="0"/>
-              <w:left w:val="single" w:color="444444" w:sz="4" w:space="0"/>
-              <w:bottom w:val="single" w:color="444444" w:sz="4" w:space="0"/>
-              <w:right w:val="single" w:color="444444" w:sz="4" w:space="0"/>
+              <w:top w:val="single" w:sz="4" w:space="0" w:color="444444"/>
+              <w:left w:val="single" w:sz="4" w:space="0" w:color="444444"/>
+              <w:bottom w:val="single" w:sz="4" w:space="0" w:color="444444"/>
+              <w:right w:val="single" w:sz="4" w:space="0" w:color="444444"/>
             </w:tcBorders>
           </w:tcPr>
           <w:p>
@@ -1852,10 +1852,10 @@
           <w:tcPr>
             <w:tcW w:w="1843" w:type="dxa"/>
             <w:tcBorders>
-              <w:top w:val="single" w:color="444444" w:sz="4" w:space="0"/>
-              <w:left w:val="single" w:color="444444" w:sz="4" w:space="0"/>
-              <w:bottom w:val="single" w:color="444444" w:sz="4" w:space="0"/>
-              <w:right w:val="single" w:color="444444" w:sz="4" w:space="0"/>
+              <w:top w:val="single" w:sz="4" w:space="0" w:color="444444"/>
+              <w:left w:val="single" w:sz="4" w:space="0" w:color="444444"/>
+              <w:bottom w:val="single" w:sz="4" w:space="0" w:color="444444"/>
+              <w:right w:val="single" w:sz="4" w:space="0" w:color="444444"/>
             </w:tcBorders>
           </w:tcPr>
           <w:p>
@@ -1882,10 +1882,10 @@
           <w:tcPr>
             <w:tcW w:w="2263" w:type="dxa"/>
             <w:tcBorders>
-              <w:top w:val="single" w:color="444444" w:sz="4" w:space="0"/>
-              <w:left w:val="single" w:color="444444" w:sz="4" w:space="0"/>
-              <w:bottom w:val="single" w:color="444444" w:sz="4" w:space="0"/>
-              <w:right w:val="single" w:color="444444" w:sz="4" w:space="0"/>
+              <w:top w:val="single" w:sz="4" w:space="0" w:color="444444"/>
+              <w:left w:val="single" w:sz="4" w:space="0" w:color="444444"/>
+              <w:bottom w:val="single" w:sz="4" w:space="0" w:color="444444"/>
+              <w:right w:val="single" w:sz="4" w:space="0" w:color="444444"/>
             </w:tcBorders>
           </w:tcPr>
           <w:p>
@@ -1910,10 +1910,10 @@
           <w:tcPr>
             <w:tcW w:w="2127" w:type="dxa"/>
             <w:tcBorders>
-              <w:top w:val="single" w:color="444444" w:sz="4" w:space="0"/>
-              <w:left w:val="single" w:color="444444" w:sz="4" w:space="0"/>
-              <w:bottom w:val="single" w:color="444444" w:sz="4" w:space="0"/>
-              <w:right w:val="single" w:color="444444" w:sz="4" w:space="0"/>
+              <w:top w:val="single" w:sz="4" w:space="0" w:color="444444"/>
+              <w:left w:val="single" w:sz="4" w:space="0" w:color="444444"/>
+              <w:bottom w:val="single" w:sz="4" w:space="0" w:color="444444"/>
+              <w:right w:val="single" w:sz="4" w:space="0" w:color="444444"/>
             </w:tcBorders>
           </w:tcPr>
           <w:p>
@@ -1938,10 +1938,10 @@
           <w:tcPr>
             <w:tcW w:w="2693" w:type="dxa"/>
             <w:tcBorders>
-              <w:top w:val="single" w:color="444444" w:sz="4" w:space="0"/>
-              <w:left w:val="single" w:color="444444" w:sz="4" w:space="0"/>
-              <w:bottom w:val="single" w:color="444444" w:sz="4" w:space="0"/>
-              <w:right w:val="single" w:color="444444" w:sz="4" w:space="0"/>
+              <w:top w:val="single" w:sz="4" w:space="0" w:color="444444"/>
+              <w:left w:val="single" w:sz="4" w:space="0" w:color="444444"/>
+              <w:bottom w:val="single" w:sz="4" w:space="0" w:color="444444"/>
+              <w:right w:val="single" w:sz="4" w:space="0" w:color="444444"/>
             </w:tcBorders>
           </w:tcPr>
           <w:p>
@@ -1966,10 +1966,10 @@
           <w:tcPr>
             <w:tcW w:w="1843" w:type="dxa"/>
             <w:tcBorders>
-              <w:top w:val="single" w:color="444444" w:sz="4" w:space="0"/>
-              <w:left w:val="single" w:color="444444" w:sz="4" w:space="0"/>
-              <w:bottom w:val="single" w:color="444444" w:sz="4" w:space="0"/>
-              <w:right w:val="single" w:color="444444" w:sz="4" w:space="0"/>
+              <w:top w:val="single" w:sz="4" w:space="0" w:color="444444"/>
+              <w:left w:val="single" w:sz="4" w:space="0" w:color="444444"/>
+              <w:bottom w:val="single" w:sz="4" w:space="0" w:color="444444"/>
+              <w:right w:val="single" w:sz="4" w:space="0" w:color="444444"/>
             </w:tcBorders>
           </w:tcPr>
           <w:p>
@@ -1996,10 +1996,10 @@
           <w:tcPr>
             <w:tcW w:w="2263" w:type="dxa"/>
             <w:tcBorders>
-              <w:top w:val="single" w:color="444444" w:sz="4" w:space="0"/>
-              <w:left w:val="single" w:color="444444" w:sz="4" w:space="0"/>
-              <w:bottom w:val="single" w:color="444444" w:sz="4" w:space="0"/>
-              <w:right w:val="single" w:color="444444" w:sz="4" w:space="0"/>
+              <w:top w:val="single" w:sz="4" w:space="0" w:color="444444"/>
+              <w:left w:val="single" w:sz="4" w:space="0" w:color="444444"/>
+              <w:bottom w:val="single" w:sz="4" w:space="0" w:color="444444"/>
+              <w:right w:val="single" w:sz="4" w:space="0" w:color="444444"/>
             </w:tcBorders>
           </w:tcPr>
           <w:p>
@@ -2024,10 +2024,10 @@
           <w:tcPr>
             <w:tcW w:w="2127" w:type="dxa"/>
             <w:tcBorders>
-              <w:top w:val="single" w:color="444444" w:sz="4" w:space="0"/>
-              <w:left w:val="single" w:color="444444" w:sz="4" w:space="0"/>
-              <w:bottom w:val="single" w:color="444444" w:sz="4" w:space="0"/>
-              <w:right w:val="single" w:color="444444" w:sz="4" w:space="0"/>
+              <w:top w:val="single" w:sz="4" w:space="0" w:color="444444"/>
+              <w:left w:val="single" w:sz="4" w:space="0" w:color="444444"/>
+              <w:bottom w:val="single" w:sz="4" w:space="0" w:color="444444"/>
+              <w:right w:val="single" w:sz="4" w:space="0" w:color="444444"/>
             </w:tcBorders>
           </w:tcPr>
           <w:p>
@@ -2052,10 +2052,10 @@
           <w:tcPr>
             <w:tcW w:w="2693" w:type="dxa"/>
             <w:tcBorders>
-              <w:top w:val="single" w:color="444444" w:sz="4" w:space="0"/>
-              <w:left w:val="single" w:color="444444" w:sz="4" w:space="0"/>
-              <w:bottom w:val="single" w:color="444444" w:sz="4" w:space="0"/>
-              <w:right w:val="single" w:color="444444" w:sz="4" w:space="0"/>
+              <w:top w:val="single" w:sz="4" w:space="0" w:color="444444"/>
+              <w:left w:val="single" w:sz="4" w:space="0" w:color="444444"/>
+              <w:bottom w:val="single" w:sz="4" w:space="0" w:color="444444"/>
+              <w:right w:val="single" w:sz="4" w:space="0" w:color="444444"/>
             </w:tcBorders>
           </w:tcPr>
           <w:p>
@@ -2080,10 +2080,10 @@
           <w:tcPr>
             <w:tcW w:w="1843" w:type="dxa"/>
             <w:tcBorders>
-              <w:top w:val="single" w:color="444444" w:sz="4" w:space="0"/>
-              <w:left w:val="single" w:color="444444" w:sz="4" w:space="0"/>
-              <w:bottom w:val="single" w:color="444444" w:sz="4" w:space="0"/>
-              <w:right w:val="single" w:color="444444" w:sz="4" w:space="0"/>
+              <w:top w:val="single" w:sz="4" w:space="0" w:color="444444"/>
+              <w:left w:val="single" w:sz="4" w:space="0" w:color="444444"/>
+              <w:bottom w:val="single" w:sz="4" w:space="0" w:color="444444"/>
+              <w:right w:val="single" w:sz="4" w:space="0" w:color="444444"/>
             </w:tcBorders>
           </w:tcPr>
           <w:p>
@@ -2216,7 +2216,7 @@
           <w:tab w:val="right" w:leader="dot" w:pos="8828"/>
         </w:tabs>
         <w:rPr>
-          <w:rFonts w:ascii="Calibri" w:hAnsi="Calibri" w:cs="Calibri" w:eastAsiaTheme="minorEastAsia"/>
+          <w:rFonts w:ascii="Calibri" w:eastAsiaTheme="minorEastAsia" w:hAnsi="Calibri" w:cs="Calibri"/>
           <w:b w:val="0"/>
           <w:bCs w:val="0"/>
           <w:caps w:val="0"/>
@@ -2250,7 +2250,7 @@
         </w:rPr>
         <w:fldChar w:fldCharType="separate"/>
       </w:r>
-      <w:hyperlink w:history="1" w:anchor="_Toc215156185">
+      <w:hyperlink w:anchor="_Toc215156185" w:history="1">
         <w:r>
           <w:rPr>
             <w:rStyle w:val="Hipervnculo"/>
@@ -2324,7 +2324,7 @@
           <w:tab w:val="right" w:leader="dot" w:pos="8828"/>
         </w:tabs>
         <w:rPr>
-          <w:rFonts w:ascii="Calibri" w:hAnsi="Calibri" w:cs="Calibri" w:eastAsiaTheme="minorEastAsia"/>
+          <w:rFonts w:ascii="Calibri" w:eastAsiaTheme="minorEastAsia" w:hAnsi="Calibri" w:cs="Calibri"/>
           <w:b w:val="0"/>
           <w:bCs w:val="0"/>
           <w:caps w:val="0"/>
@@ -2334,7 +2334,7 @@
           <w:lang w:eastAsia="es-MX"/>
         </w:rPr>
       </w:pPr>
-      <w:hyperlink w:history="1" w:anchor="_Toc215156186">
+      <w:hyperlink w:anchor="_Toc215156186" w:history="1">
         <w:r>
           <w:rPr>
             <w:rStyle w:val="Hipervnculo"/>
@@ -2408,7 +2408,7 @@
           <w:tab w:val="right" w:leader="dot" w:pos="8828"/>
         </w:tabs>
         <w:rPr>
-          <w:rFonts w:ascii="Calibri" w:hAnsi="Calibri" w:cs="Calibri" w:eastAsiaTheme="minorEastAsia"/>
+          <w:rFonts w:ascii="Calibri" w:eastAsiaTheme="minorEastAsia" w:hAnsi="Calibri" w:cs="Calibri"/>
           <w:b w:val="0"/>
           <w:bCs w:val="0"/>
           <w:caps w:val="0"/>
@@ -2418,7 +2418,7 @@
           <w:lang w:eastAsia="es-MX"/>
         </w:rPr>
       </w:pPr>
-      <w:hyperlink w:history="1" w:anchor="_Toc215156187">
+      <w:hyperlink w:anchor="_Toc215156187" w:history="1">
         <w:r>
           <w:rPr>
             <w:rStyle w:val="Hipervnculo"/>
@@ -2493,7 +2493,7 @@
           <w:tab w:val="right" w:leader="dot" w:pos="8828"/>
         </w:tabs>
         <w:rPr>
-          <w:rFonts w:ascii="Calibri" w:hAnsi="Calibri" w:cs="Calibri" w:eastAsiaTheme="minorEastAsia"/>
+          <w:rFonts w:ascii="Calibri" w:eastAsiaTheme="minorEastAsia" w:hAnsi="Calibri" w:cs="Calibri"/>
           <w:smallCaps w:val="0"/>
           <w:noProof/>
           <w:sz w:val="24"/>
@@ -2501,7 +2501,7 @@
           <w:lang w:eastAsia="es-MX"/>
         </w:rPr>
       </w:pPr>
-      <w:hyperlink w:history="1" w:anchor="_Toc215156188">
+      <w:hyperlink w:anchor="_Toc215156188" w:history="1">
         <w:r>
           <w:rPr>
             <w:rStyle w:val="Hipervnculo"/>
@@ -2513,7 +2513,7 @@
         </w:r>
         <w:r>
           <w:rPr>
-            <w:rFonts w:ascii="Calibri" w:hAnsi="Calibri" w:cs="Calibri" w:eastAsiaTheme="minorEastAsia"/>
+            <w:rFonts w:ascii="Calibri" w:eastAsiaTheme="minorEastAsia" w:hAnsi="Calibri" w:cs="Calibri"/>
             <w:smallCaps w:val="0"/>
             <w:noProof/>
             <w:sz w:val="24"/>
@@ -2596,7 +2596,7 @@
           <w:tab w:val="right" w:leader="dot" w:pos="8828"/>
         </w:tabs>
         <w:rPr>
-          <w:rFonts w:ascii="Calibri" w:hAnsi="Calibri" w:cs="Calibri" w:eastAsiaTheme="minorEastAsia"/>
+          <w:rFonts w:ascii="Calibri" w:eastAsiaTheme="minorEastAsia" w:hAnsi="Calibri" w:cs="Calibri"/>
           <w:smallCaps w:val="0"/>
           <w:noProof/>
           <w:sz w:val="24"/>
@@ -2604,7 +2604,7 @@
           <w:lang w:eastAsia="es-MX"/>
         </w:rPr>
       </w:pPr>
-      <w:hyperlink w:history="1" w:anchor="_Toc215156189">
+      <w:hyperlink w:anchor="_Toc215156189" w:history="1">
         <w:r>
           <w:rPr>
             <w:rStyle w:val="Hipervnculo"/>
@@ -2616,7 +2616,7 @@
         </w:r>
         <w:r>
           <w:rPr>
-            <w:rFonts w:ascii="Calibri" w:hAnsi="Calibri" w:cs="Calibri" w:eastAsiaTheme="minorEastAsia"/>
+            <w:rFonts w:ascii="Calibri" w:eastAsiaTheme="minorEastAsia" w:hAnsi="Calibri" w:cs="Calibri"/>
             <w:smallCaps w:val="0"/>
             <w:noProof/>
             <w:sz w:val="24"/>
@@ -2699,7 +2699,7 @@
           <w:tab w:val="right" w:leader="dot" w:pos="8828"/>
         </w:tabs>
         <w:rPr>
-          <w:rFonts w:ascii="Calibri" w:hAnsi="Calibri" w:cs="Calibri" w:eastAsiaTheme="minorEastAsia"/>
+          <w:rFonts w:ascii="Calibri" w:eastAsiaTheme="minorEastAsia" w:hAnsi="Calibri" w:cs="Calibri"/>
           <w:smallCaps w:val="0"/>
           <w:noProof/>
           <w:sz w:val="24"/>
@@ -2707,7 +2707,7 @@
           <w:lang w:eastAsia="es-MX"/>
         </w:rPr>
       </w:pPr>
-      <w:hyperlink w:history="1" w:anchor="_Toc215156190">
+      <w:hyperlink w:anchor="_Toc215156190" w:history="1">
         <w:r>
           <w:rPr>
             <w:rStyle w:val="Hipervnculo"/>
@@ -2719,7 +2719,7 @@
         </w:r>
         <w:r>
           <w:rPr>
-            <w:rFonts w:ascii="Calibri" w:hAnsi="Calibri" w:cs="Calibri" w:eastAsiaTheme="minorEastAsia"/>
+            <w:rFonts w:ascii="Calibri" w:eastAsiaTheme="minorEastAsia" w:hAnsi="Calibri" w:cs="Calibri"/>
             <w:smallCaps w:val="0"/>
             <w:noProof/>
             <w:sz w:val="24"/>
@@ -2802,7 +2802,7 @@
           <w:tab w:val="right" w:leader="dot" w:pos="8828"/>
         </w:tabs>
         <w:rPr>
-          <w:rFonts w:ascii="Calibri" w:hAnsi="Calibri" w:cs="Calibri" w:eastAsiaTheme="minorEastAsia"/>
+          <w:rFonts w:ascii="Calibri" w:eastAsiaTheme="minorEastAsia" w:hAnsi="Calibri" w:cs="Calibri"/>
           <w:smallCaps w:val="0"/>
           <w:noProof/>
           <w:sz w:val="24"/>
@@ -2810,7 +2810,7 @@
           <w:lang w:eastAsia="es-MX"/>
         </w:rPr>
       </w:pPr>
-      <w:hyperlink w:history="1" w:anchor="_Toc215156191">
+      <w:hyperlink w:anchor="_Toc215156191" w:history="1">
         <w:r>
           <w:rPr>
             <w:rStyle w:val="Hipervnculo"/>
@@ -2822,7 +2822,7 @@
         </w:r>
         <w:r>
           <w:rPr>
-            <w:rFonts w:ascii="Calibri" w:hAnsi="Calibri" w:cs="Calibri" w:eastAsiaTheme="minorEastAsia"/>
+            <w:rFonts w:ascii="Calibri" w:eastAsiaTheme="minorEastAsia" w:hAnsi="Calibri" w:cs="Calibri"/>
             <w:smallCaps w:val="0"/>
             <w:noProof/>
             <w:sz w:val="24"/>
@@ -2905,7 +2905,7 @@
           <w:tab w:val="right" w:leader="dot" w:pos="8828"/>
         </w:tabs>
         <w:rPr>
-          <w:rFonts w:ascii="Calibri" w:hAnsi="Calibri" w:cs="Calibri" w:eastAsiaTheme="minorEastAsia"/>
+          <w:rFonts w:ascii="Calibri" w:eastAsiaTheme="minorEastAsia" w:hAnsi="Calibri" w:cs="Calibri"/>
           <w:smallCaps w:val="0"/>
           <w:noProof/>
           <w:sz w:val="24"/>
@@ -2913,7 +2913,7 @@
           <w:lang w:eastAsia="es-MX"/>
         </w:rPr>
       </w:pPr>
-      <w:hyperlink w:history="1" w:anchor="_Toc215156192">
+      <w:hyperlink w:anchor="_Toc215156192" w:history="1">
         <w:r>
           <w:rPr>
             <w:rStyle w:val="Hipervnculo"/>
@@ -2925,7 +2925,7 @@
         </w:r>
         <w:r>
           <w:rPr>
-            <w:rFonts w:ascii="Calibri" w:hAnsi="Calibri" w:cs="Calibri" w:eastAsiaTheme="minorEastAsia"/>
+            <w:rFonts w:ascii="Calibri" w:eastAsiaTheme="minorEastAsia" w:hAnsi="Calibri" w:cs="Calibri"/>
             <w:smallCaps w:val="0"/>
             <w:noProof/>
             <w:sz w:val="24"/>
@@ -3008,7 +3008,7 @@
           <w:tab w:val="right" w:leader="dot" w:pos="8828"/>
         </w:tabs>
         <w:rPr>
-          <w:rFonts w:ascii="Calibri" w:hAnsi="Calibri" w:cs="Calibri" w:eastAsiaTheme="minorEastAsia"/>
+          <w:rFonts w:ascii="Calibri" w:eastAsiaTheme="minorEastAsia" w:hAnsi="Calibri" w:cs="Calibri"/>
           <w:smallCaps w:val="0"/>
           <w:noProof/>
           <w:sz w:val="24"/>
@@ -3016,7 +3016,7 @@
           <w:lang w:eastAsia="es-MX"/>
         </w:rPr>
       </w:pPr>
-      <w:hyperlink w:history="1" w:anchor="_Toc215156193">
+      <w:hyperlink w:anchor="_Toc215156193" w:history="1">
         <w:r>
           <w:rPr>
             <w:rStyle w:val="Hipervnculo"/>
@@ -3028,7 +3028,7 @@
         </w:r>
         <w:r>
           <w:rPr>
-            <w:rFonts w:ascii="Calibri" w:hAnsi="Calibri" w:cs="Calibri" w:eastAsiaTheme="minorEastAsia"/>
+            <w:rFonts w:ascii="Calibri" w:eastAsiaTheme="minorEastAsia" w:hAnsi="Calibri" w:cs="Calibri"/>
             <w:smallCaps w:val="0"/>
             <w:noProof/>
             <w:sz w:val="24"/>
@@ -3111,7 +3111,7 @@
           <w:tab w:val="right" w:leader="dot" w:pos="8828"/>
         </w:tabs>
         <w:rPr>
-          <w:rFonts w:ascii="Calibri" w:hAnsi="Calibri" w:cs="Calibri" w:eastAsiaTheme="minorEastAsia"/>
+          <w:rFonts w:ascii="Calibri" w:eastAsiaTheme="minorEastAsia" w:hAnsi="Calibri" w:cs="Calibri"/>
           <w:smallCaps w:val="0"/>
           <w:noProof/>
           <w:sz w:val="24"/>
@@ -3119,7 +3119,7 @@
           <w:lang w:eastAsia="es-MX"/>
         </w:rPr>
       </w:pPr>
-      <w:hyperlink w:history="1" w:anchor="_Toc215156194">
+      <w:hyperlink w:anchor="_Toc215156194" w:history="1">
         <w:r>
           <w:rPr>
             <w:rStyle w:val="Hipervnculo"/>
@@ -3131,7 +3131,7 @@
         </w:r>
         <w:r>
           <w:rPr>
-            <w:rFonts w:ascii="Calibri" w:hAnsi="Calibri" w:cs="Calibri" w:eastAsiaTheme="minorEastAsia"/>
+            <w:rFonts w:ascii="Calibri" w:eastAsiaTheme="minorEastAsia" w:hAnsi="Calibri" w:cs="Calibri"/>
             <w:smallCaps w:val="0"/>
             <w:noProof/>
             <w:sz w:val="24"/>
@@ -3214,7 +3214,7 @@
           <w:tab w:val="right" w:leader="dot" w:pos="8828"/>
         </w:tabs>
         <w:rPr>
-          <w:rFonts w:ascii="Calibri" w:hAnsi="Calibri" w:cs="Calibri" w:eastAsiaTheme="minorEastAsia"/>
+          <w:rFonts w:ascii="Calibri" w:eastAsiaTheme="minorEastAsia" w:hAnsi="Calibri" w:cs="Calibri"/>
           <w:smallCaps w:val="0"/>
           <w:noProof/>
           <w:sz w:val="24"/>
@@ -3222,7 +3222,7 @@
           <w:lang w:eastAsia="es-MX"/>
         </w:rPr>
       </w:pPr>
-      <w:hyperlink w:history="1" w:anchor="_Toc215156195">
+      <w:hyperlink w:anchor="_Toc215156195" w:history="1">
         <w:r>
           <w:rPr>
             <w:rStyle w:val="Hipervnculo"/>
@@ -3234,7 +3234,7 @@
         </w:r>
         <w:r>
           <w:rPr>
-            <w:rFonts w:ascii="Calibri" w:hAnsi="Calibri" w:cs="Calibri" w:eastAsiaTheme="minorEastAsia"/>
+            <w:rFonts w:ascii="Calibri" w:eastAsiaTheme="minorEastAsia" w:hAnsi="Calibri" w:cs="Calibri"/>
             <w:smallCaps w:val="0"/>
             <w:noProof/>
             <w:sz w:val="24"/>
@@ -3317,7 +3317,7 @@
           <w:tab w:val="right" w:leader="dot" w:pos="8828"/>
         </w:tabs>
         <w:rPr>
-          <w:rFonts w:ascii="Calibri" w:hAnsi="Calibri" w:cs="Calibri" w:eastAsiaTheme="minorEastAsia"/>
+          <w:rFonts w:ascii="Calibri" w:eastAsiaTheme="minorEastAsia" w:hAnsi="Calibri" w:cs="Calibri"/>
           <w:smallCaps w:val="0"/>
           <w:noProof/>
           <w:sz w:val="24"/>
@@ -3325,7 +3325,7 @@
           <w:lang w:eastAsia="es-MX"/>
         </w:rPr>
       </w:pPr>
-      <w:hyperlink w:history="1" w:anchor="_Toc215156196">
+      <w:hyperlink w:anchor="_Toc215156196" w:history="1">
         <w:r>
           <w:rPr>
             <w:rStyle w:val="Hipervnculo"/>
@@ -3337,7 +3337,7 @@
         </w:r>
         <w:r>
           <w:rPr>
-            <w:rFonts w:ascii="Calibri" w:hAnsi="Calibri" w:cs="Calibri" w:eastAsiaTheme="minorEastAsia"/>
+            <w:rFonts w:ascii="Calibri" w:eastAsiaTheme="minorEastAsia" w:hAnsi="Calibri" w:cs="Calibri"/>
             <w:smallCaps w:val="0"/>
             <w:noProof/>
             <w:sz w:val="24"/>
@@ -3464,7 +3464,7 @@
           <w:lang w:val="es-ES_tradnl"/>
         </w:rPr>
       </w:pPr>
-      <w:bookmarkStart w:name="_Toc215156185" w:id="0"/>
+      <w:bookmarkStart w:id="0" w:name="_Toc215156185"/>
       <w:r>
         <w:rPr>
           <w:b/>
@@ -3483,60 +3483,34 @@
           <w:rFonts w:ascii="Calibri" w:hAnsi="Calibri" w:cs="Calibri"/>
           <w:color w:val="000000" w:themeColor="text1"/>
           <w:sz w:val="24"/>
-          <w:szCs w:val="24"/>
           <w:lang w:val="es-ES"/>
         </w:rPr>
       </w:pPr>
       <w:r>
         <w:rPr>
           <w:rFonts w:ascii="Calibri" w:hAnsi="Calibri" w:cs="Calibri"/>
-          <w:color w:val="000000" w:themeColor="text1" w:themeTint="FF" w:themeShade="FF"/>
+          <w:color w:val="000000" w:themeColor="text1"/>
           <w:sz w:val="24"/>
-          <w:szCs w:val="24"/>
           <w:lang w:val="es-ES"/>
         </w:rPr>
-        <w:t>El presente documento tiene como objetivo realizar un análisis de las relaciones jurídicas que mantiene</w:t>
+        <w:t xml:space="preserve">El presente documento tiene como objetivo realizar un análisis de las relaciones jurídicas que mantiene </w:t>
       </w:r>
       <w:r>
         <w:rPr>
           <w:rFonts w:ascii="Calibri" w:hAnsi="Calibri" w:cs="Calibri"/>
-          <w:color w:val="000000" w:themeColor="text1" w:themeTint="FF" w:themeShade="FF"/>
+          <w:b/>
+          <w:bCs/>
+          <w:color w:val="000000" w:themeColor="text1"/>
           <w:sz w:val="24"/>
-          <w:szCs w:val="24"/>
           <w:lang w:val="es-ES"/>
         </w:rPr>
-        <w:t xml:space="preserve"> </w:t>
+        <w:t>Grünenthal de México, S.A. de C.V.</w:t>
       </w:r>
       <w:r>
         <w:rPr>
           <w:rFonts w:ascii="Calibri" w:hAnsi="Calibri" w:cs="Calibri"/>
-          <w:b w:val="1"/>
-          <w:bCs w:val="1"/>
-          <w:color w:val="000000" w:themeColor="text1" w:themeTint="FF" w:themeShade="FF"/>
+          <w:color w:val="000000" w:themeColor="text1"/>
           <w:sz w:val="24"/>
-          <w:szCs w:val="24"/>
-          <w:lang w:val="es-ES"/>
-        </w:rPr>
-        <w:t>Grünenthal</w:t>
-      </w:r>
-      <w:r>
-        <w:rPr>
-          <w:rFonts w:ascii="Calibri" w:hAnsi="Calibri" w:cs="Calibri"/>
-          <w:b w:val="1"/>
-          <w:bCs w:val="1"/>
-          <w:color w:val="000000" w:themeColor="text1" w:themeTint="FF" w:themeShade="FF"/>
-          <w:sz w:val="24"/>
-          <w:szCs w:val="24"/>
-          <w:lang w:val="es-ES"/>
-        </w:rPr>
-        <w:t xml:space="preserve"> de México, S.A. de C.V.</w:t>
-      </w:r>
-      <w:r>
-        <w:rPr>
-          <w:rFonts w:ascii="Calibri" w:hAnsi="Calibri" w:cs="Calibri"/>
-          <w:color w:val="000000" w:themeColor="text1" w:themeTint="FF" w:themeShade="FF"/>
-          <w:sz w:val="24"/>
-          <w:szCs w:val="24"/>
           <w:lang w:val="es-ES"/>
         </w:rPr>
         <w:t xml:space="preserve"> (en adelante, </w:t>
@@ -3544,45 +3518,19 @@
       <w:r>
         <w:rPr>
           <w:rFonts w:ascii="Calibri" w:hAnsi="Calibri" w:cs="Calibri"/>
-          <w:b w:val="1"/>
-          <w:bCs w:val="1"/>
-          <w:color w:val="000000" w:themeColor="text1" w:themeTint="FF" w:themeShade="FF"/>
+          <w:b/>
+          <w:bCs/>
+          <w:color w:val="000000" w:themeColor="text1"/>
           <w:sz w:val="24"/>
-          <w:szCs w:val="24"/>
           <w:lang w:val="es-ES"/>
         </w:rPr>
-        <w:t>“</w:t>
+        <w:t xml:space="preserve">“Grünenthal” </w:t>
       </w:r>
       <w:r>
         <w:rPr>
           <w:rFonts w:ascii="Calibri" w:hAnsi="Calibri" w:cs="Calibri"/>
-          <w:b w:val="1"/>
-          <w:bCs w:val="1"/>
-          <w:color w:val="000000" w:themeColor="text1" w:themeTint="FF" w:themeShade="FF"/>
+          <w:color w:val="000000" w:themeColor="text1"/>
           <w:sz w:val="24"/>
-          <w:szCs w:val="24"/>
-          <w:lang w:val="es-ES"/>
-        </w:rPr>
-        <w:t>Grünenthal</w:t>
-      </w:r>
-      <w:r>
-        <w:rPr>
-          <w:rFonts w:ascii="Calibri" w:hAnsi="Calibri" w:cs="Calibri"/>
-          <w:b w:val="1"/>
-          <w:bCs w:val="1"/>
-          <w:color w:val="000000" w:themeColor="text1" w:themeTint="FF" w:themeShade="FF"/>
-          <w:sz w:val="24"/>
-          <w:szCs w:val="24"/>
-          <w:lang w:val="es-ES"/>
-        </w:rPr>
-        <w:t xml:space="preserve">” </w:t>
-      </w:r>
-      <w:r>
-        <w:rPr>
-          <w:rFonts w:ascii="Calibri" w:hAnsi="Calibri" w:cs="Calibri"/>
-          <w:color w:val="000000" w:themeColor="text1" w:themeTint="FF" w:themeShade="FF"/>
-          <w:sz w:val="24"/>
-          <w:szCs w:val="24"/>
           <w:lang w:val="es-ES"/>
         </w:rPr>
         <w:t xml:space="preserve">o </w:t>
@@ -3590,97 +3538,30 @@
       <w:r>
         <w:rPr>
           <w:rFonts w:ascii="Calibri" w:hAnsi="Calibri" w:cs="Calibri"/>
-          <w:b w:val="1"/>
-          <w:bCs w:val="1"/>
-          <w:color w:val="000000" w:themeColor="text1" w:themeTint="FF" w:themeShade="FF"/>
+          <w:b/>
+          <w:bCs/>
+          <w:color w:val="000000" w:themeColor="text1"/>
           <w:sz w:val="24"/>
-          <w:szCs w:val="24"/>
           <w:lang w:val="es-ES"/>
         </w:rPr>
-        <w:t>“</w:t>
+        <w:t>“GRT”</w:t>
       </w:r>
       <w:r>
         <w:rPr>
           <w:rFonts w:ascii="Calibri" w:hAnsi="Calibri" w:cs="Calibri"/>
-          <w:b w:val="1"/>
-          <w:bCs w:val="1"/>
-          <w:color w:val="000000" w:themeColor="text1" w:themeTint="FF" w:themeShade="FF"/>
+          <w:color w:val="000000" w:themeColor="text1"/>
           <w:sz w:val="24"/>
-          <w:szCs w:val="24"/>
           <w:lang w:val="es-ES"/>
         </w:rPr>
-        <w:t>GRT</w:t>
+        <w:t xml:space="preserve">) con terceros en materia de datos personales. Para ello, se revisaron todos los contratos que Grünenthal tiene firmado con terceros y también se revisaron las relaciones identificadas en las que no existe un contrato o un instrumento jurídico de por medio. </w:t>
       </w:r>
       <w:r>
         <w:rPr>
           <w:rFonts w:ascii="Calibri" w:hAnsi="Calibri" w:cs="Calibri"/>
-          <w:b w:val="1"/>
-          <w:bCs w:val="1"/>
-          <w:color w:val="000000" w:themeColor="text1" w:themeTint="FF" w:themeShade="FF"/>
+          <w:b/>
+          <w:bCs/>
+          <w:color w:val="000000" w:themeColor="text1"/>
           <w:sz w:val="24"/>
-          <w:szCs w:val="24"/>
-          <w:lang w:val="es-ES"/>
-        </w:rPr>
-        <w:t>”</w:t>
-      </w:r>
-      <w:r>
-        <w:rPr>
-          <w:rFonts w:ascii="Calibri" w:hAnsi="Calibri" w:cs="Calibri"/>
-          <w:color w:val="000000" w:themeColor="text1" w:themeTint="FF" w:themeShade="FF"/>
-          <w:sz w:val="24"/>
-          <w:szCs w:val="24"/>
-          <w:lang w:val="es-ES"/>
-        </w:rPr>
-        <w:t xml:space="preserve">) </w:t>
-      </w:r>
-      <w:r>
-        <w:rPr>
-          <w:rFonts w:ascii="Calibri" w:hAnsi="Calibri" w:cs="Calibri"/>
-          <w:color w:val="000000" w:themeColor="text1" w:themeTint="FF" w:themeShade="FF"/>
-          <w:sz w:val="24"/>
-          <w:szCs w:val="24"/>
-          <w:lang w:val="es-ES"/>
-        </w:rPr>
-        <w:t xml:space="preserve">con terceros en materia de datos personales. Para ello, se revisaron todos los contratos que </w:t>
-      </w:r>
-      <w:r>
-        <w:rPr>
-          <w:rFonts w:ascii="Calibri" w:hAnsi="Calibri" w:cs="Calibri"/>
-          <w:color w:val="000000" w:themeColor="text1" w:themeTint="FF" w:themeShade="FF"/>
-          <w:sz w:val="24"/>
-          <w:szCs w:val="24"/>
-          <w:lang w:val="es-ES"/>
-        </w:rPr>
-        <w:t>Grünenthal</w:t>
-      </w:r>
-      <w:r>
-        <w:rPr>
-          <w:rFonts w:ascii="Calibri" w:hAnsi="Calibri" w:cs="Calibri"/>
-          <w:color w:val="000000" w:themeColor="text1" w:themeTint="FF" w:themeShade="FF"/>
-          <w:sz w:val="24"/>
-          <w:szCs w:val="24"/>
-          <w:lang w:val="es-ES"/>
-        </w:rPr>
-        <w:t xml:space="preserve"> </w:t>
-      </w:r>
-      <w:r>
-        <w:rPr>
-          <w:rFonts w:ascii="Calibri" w:hAnsi="Calibri" w:cs="Calibri"/>
-          <w:color w:val="000000" w:themeColor="text1" w:themeTint="FF" w:themeShade="FF"/>
-          <w:sz w:val="24"/>
-          <w:szCs w:val="24"/>
-          <w:lang w:val="es-ES"/>
-        </w:rPr>
-        <w:t xml:space="preserve">tiene firmado con terceros y también se revisaron las relaciones identificadas en las que no existe un contrato o un instrumento jurídico de por medio. </w:t>
-      </w:r>
-      <w:r>
-        <w:rPr>
-          <w:rFonts w:ascii="Calibri" w:hAnsi="Calibri" w:cs="Calibri"/>
-          <w:b w:val="1"/>
-          <w:bCs w:val="1"/>
-          <w:color w:val="000000" w:themeColor="text1" w:themeTint="FF" w:themeShade="FF"/>
-          <w:sz w:val="24"/>
-          <w:szCs w:val="24"/>
           <w:lang w:val="es-ES"/>
         </w:rPr>
         <w:t xml:space="preserve"> </w:t>
@@ -3711,59 +3592,17 @@
           <w:rFonts w:ascii="Calibri" w:hAnsi="Calibri" w:cs="Calibri"/>
           <w:color w:val="000000" w:themeColor="text1"/>
           <w:sz w:val="24"/>
-          <w:szCs w:val="24"/>
           <w:lang w:val="es-ES"/>
         </w:rPr>
       </w:pPr>
       <w:r>
         <w:rPr>
           <w:rFonts w:ascii="Calibri" w:hAnsi="Calibri" w:cs="Calibri"/>
-          <w:color w:val="000000" w:themeColor="text1" w:themeTint="FF" w:themeShade="FF"/>
+          <w:color w:val="000000" w:themeColor="text1"/>
           <w:sz w:val="24"/>
-          <w:szCs w:val="24"/>
           <w:lang w:val="es-ES"/>
         </w:rPr>
-        <w:t xml:space="preserve">Es importante mencionar que, en cada una de las relaciones analizadas, se lleva a cabo una comunicación de datos personales, por lo cual será necesario que </w:t>
-      </w:r>
-      <w:r>
-        <w:rPr>
-          <w:rFonts w:ascii="Calibri" w:hAnsi="Calibri" w:cs="Calibri"/>
-          <w:color w:val="000000" w:themeColor="text1" w:themeTint="FF" w:themeShade="FF"/>
-          <w:sz w:val="24"/>
-          <w:szCs w:val="24"/>
-          <w:lang w:val="es-ES"/>
-        </w:rPr>
-        <w:t>Grünenthal</w:t>
-      </w:r>
-      <w:r>
-        <w:rPr>
-          <w:rFonts w:ascii="Calibri" w:hAnsi="Calibri" w:cs="Calibri"/>
-          <w:color w:val="000000" w:themeColor="text1" w:themeTint="FF" w:themeShade="FF"/>
-          <w:sz w:val="24"/>
-          <w:szCs w:val="24"/>
-          <w:lang w:val="es-ES"/>
-        </w:rPr>
-        <w:t xml:space="preserve"> celebre algún instrumento jurídico en el que regule la relación jurídica con el tercero donde se establezca las condiciones bajo las cuales serán tratados los datos personales de los que </w:t>
-      </w:r>
-      <w:r>
-        <w:rPr>
-          <w:rFonts w:ascii="Calibri" w:hAnsi="Calibri" w:cs="Calibri"/>
-          <w:color w:val="000000" w:themeColor="text1" w:themeTint="FF" w:themeShade="FF"/>
-          <w:sz w:val="24"/>
-          <w:szCs w:val="24"/>
-          <w:lang w:val="es-ES"/>
-        </w:rPr>
-        <w:t>Grünenthal</w:t>
-      </w:r>
-      <w:r>
-        <w:rPr>
-          <w:rFonts w:ascii="Calibri" w:hAnsi="Calibri" w:cs="Calibri"/>
-          <w:color w:val="000000" w:themeColor="text1" w:themeTint="FF" w:themeShade="FF"/>
-          <w:sz w:val="24"/>
-          <w:szCs w:val="24"/>
-          <w:lang w:val="es-ES"/>
-        </w:rPr>
-        <w:t xml:space="preserve"> es responsable. </w:t>
+        <w:t xml:space="preserve">Es importante mencionar que, en cada una de las relaciones analizadas, se lleva a cabo una comunicación de datos personales, por lo cual será necesario que Grünenthal celebre algún instrumento jurídico en el que regule la relación jurídica con el tercero donde se establezca las condiciones bajo las cuales serán tratados los datos personales de los que Grünenthal es responsable. </w:t>
       </w:r>
     </w:p>
     <w:p>
@@ -3772,39 +3611,17 @@
           <w:rFonts w:ascii="Calibri" w:hAnsi="Calibri" w:cs="Calibri"/>
           <w:color w:val="000000" w:themeColor="text1"/>
           <w:sz w:val="24"/>
-          <w:szCs w:val="24"/>
           <w:lang w:val="es-ES"/>
         </w:rPr>
       </w:pPr>
       <w:r>
         <w:rPr>
           <w:rFonts w:ascii="Calibri" w:hAnsi="Calibri" w:cs="Calibri"/>
-          <w:color w:val="000000" w:themeColor="text1" w:themeTint="FF" w:themeShade="FF"/>
+          <w:color w:val="000000" w:themeColor="text1"/>
           <w:sz w:val="24"/>
-          <w:szCs w:val="24"/>
           <w:lang w:val="es-ES"/>
         </w:rPr>
-        <w:t xml:space="preserve">Para efectos de corregir las deficiencias encontradas en las relaciones con terceros, remitimos al Manual de Relaciones con Terceros, donde se desarrolla con detalle el tipo de cláusula que </w:t>
-      </w:r>
-      <w:r>
-        <w:rPr>
-          <w:rFonts w:ascii="Calibri" w:hAnsi="Calibri" w:cs="Calibri"/>
-          <w:color w:val="000000" w:themeColor="text1" w:themeTint="FF" w:themeShade="FF"/>
-          <w:sz w:val="24"/>
-          <w:szCs w:val="24"/>
-          <w:lang w:val="es-ES"/>
-        </w:rPr>
-        <w:t>Grünenthal</w:t>
-      </w:r>
-      <w:r>
-        <w:rPr>
-          <w:rFonts w:ascii="Calibri" w:hAnsi="Calibri" w:cs="Calibri"/>
-          <w:color w:val="000000" w:themeColor="text1" w:themeTint="FF" w:themeShade="FF"/>
-          <w:sz w:val="24"/>
-          <w:szCs w:val="24"/>
-          <w:lang w:val="es-ES"/>
-        </w:rPr>
-        <w:t xml:space="preserve"> deberá firmar con el tercero para efectos de regular adecuadamente la comunicación de datos personales.</w:t>
+        <w:t>Para efectos de corregir las deficiencias encontradas en las relaciones con terceros, remitimos al Manual de Relaciones con Terceros, donde se desarrolla con detalle el tipo de cláusula que Grünenthal deberá firmar con el tercero para efectos de regular adecuadamente la comunicación de datos personales.</w:t>
       </w:r>
     </w:p>
     <w:p>
@@ -3848,145 +3665,23 @@
       <w:pPr>
         <w:rPr>
           <w:rFonts w:ascii="Calibri" w:hAnsi="Calibri" w:cs="Calibri"/>
-          <w:i w:val="1"/>
-          <w:iCs w:val="1"/>
+          <w:i/>
+          <w:iCs/>
           <w:color w:val="000000" w:themeColor="text1"/>
           <w:sz w:val="24"/>
-          <w:szCs w:val="24"/>
           <w:lang w:val="es-ES"/>
         </w:rPr>
       </w:pPr>
       <w:r>
         <w:rPr>
           <w:rFonts w:ascii="Calibri" w:hAnsi="Calibri" w:cs="Calibri"/>
-          <w:i w:val="1"/>
-          <w:iCs w:val="1"/>
-          <w:color w:val="000000" w:themeColor="text1" w:themeTint="FF" w:themeShade="FF"/>
+          <w:i/>
+          <w:iCs/>
+          <w:color w:val="000000" w:themeColor="text1"/>
           <w:sz w:val="24"/>
-          <w:szCs w:val="24"/>
           <w:lang w:val="es-ES"/>
         </w:rPr>
-        <w:t xml:space="preserve">En el presente Manual se realiza el análisis contractual </w:t>
-      </w:r>
-      <w:r>
-        <w:rPr>
-          <w:rFonts w:ascii="Calibri" w:hAnsi="Calibri" w:cs="Calibri"/>
-          <w:i w:val="1"/>
-          <w:iCs w:val="1"/>
-          <w:color w:val="000000" w:themeColor="text1" w:themeTint="FF" w:themeShade="FF"/>
-          <w:sz w:val="24"/>
-          <w:szCs w:val="24"/>
-          <w:lang w:val="es-ES"/>
-        </w:rPr>
-        <w:t>de acuerdo a</w:t>
-      </w:r>
-      <w:r>
-        <w:rPr>
-          <w:rFonts w:ascii="Calibri" w:hAnsi="Calibri" w:cs="Calibri"/>
-          <w:i w:val="1"/>
-          <w:iCs w:val="1"/>
-          <w:color w:val="000000" w:themeColor="text1" w:themeTint="FF" w:themeShade="FF"/>
-          <w:sz w:val="24"/>
-          <w:szCs w:val="24"/>
-          <w:lang w:val="es-ES"/>
-        </w:rPr>
-        <w:t xml:space="preserve"> la información disponible para La Firma, facilitada por</w:t>
-      </w:r>
-      <w:r>
-        <w:rPr>
-          <w:rFonts w:ascii="Calibri" w:hAnsi="Calibri" w:cs="Calibri"/>
-          <w:i w:val="1"/>
-          <w:iCs w:val="1"/>
-          <w:color w:val="000000" w:themeColor="text1" w:themeTint="FF" w:themeShade="FF"/>
-          <w:sz w:val="24"/>
-          <w:szCs w:val="24"/>
-          <w:lang w:val="es-ES"/>
-        </w:rPr>
-        <w:t xml:space="preserve"> </w:t>
-      </w:r>
-      <w:r>
-        <w:rPr>
-          <w:rFonts w:ascii="Calibri" w:hAnsi="Calibri" w:cs="Calibri"/>
-          <w:i w:val="1"/>
-          <w:iCs w:val="1"/>
-          <w:color w:val="000000" w:themeColor="text1" w:themeTint="FF" w:themeShade="FF"/>
-          <w:sz w:val="24"/>
-          <w:szCs w:val="24"/>
-          <w:lang w:val="es-ES"/>
-        </w:rPr>
-        <w:t>Grünenthal</w:t>
-      </w:r>
-      <w:r>
-        <w:rPr>
-          <w:rFonts w:ascii="Calibri" w:hAnsi="Calibri" w:cs="Calibri"/>
-          <w:i w:val="1"/>
-          <w:iCs w:val="1"/>
-          <w:color w:val="000000" w:themeColor="text1" w:themeTint="FF" w:themeShade="FF"/>
-          <w:sz w:val="24"/>
-          <w:szCs w:val="24"/>
-          <w:lang w:val="es-ES"/>
-        </w:rPr>
-        <w:t xml:space="preserve"> </w:t>
-      </w:r>
-      <w:r>
-        <w:rPr>
-          <w:rFonts w:ascii="Calibri" w:hAnsi="Calibri" w:cs="Calibri"/>
-          <w:i w:val="1"/>
-          <w:iCs w:val="1"/>
-          <w:color w:val="000000" w:themeColor="text1" w:themeTint="FF" w:themeShade="FF"/>
-          <w:sz w:val="24"/>
-          <w:szCs w:val="24"/>
-          <w:lang w:val="es-ES"/>
-        </w:rPr>
-        <w:t>a la fecha de elaboración del presente documento (</w:t>
-      </w:r>
-      <w:r>
-        <w:rPr>
-          <w:rFonts w:ascii="Calibri" w:hAnsi="Calibri" w:cs="Calibri"/>
-          <w:i w:val="1"/>
-          <w:iCs w:val="1"/>
-          <w:color w:val="000000" w:themeColor="text1" w:themeTint="FF" w:themeShade="FF"/>
-          <w:sz w:val="24"/>
-          <w:szCs w:val="24"/>
-          <w:lang w:val="es-ES"/>
-        </w:rPr>
-        <w:t>21 de octubre de 2025</w:t>
-      </w:r>
-      <w:r>
-        <w:rPr>
-          <w:rFonts w:ascii="Calibri" w:hAnsi="Calibri" w:cs="Calibri"/>
-          <w:i w:val="1"/>
-          <w:iCs w:val="1"/>
-          <w:color w:val="000000" w:themeColor="text1" w:themeTint="FF" w:themeShade="FF"/>
-          <w:sz w:val="24"/>
-          <w:szCs w:val="24"/>
-          <w:lang w:val="es-ES"/>
-        </w:rPr>
-        <w:t xml:space="preserve">). Por lo que no se podrá analizar en el presente Manual, la información de las áreas que aún no ha sido proporcionada por </w:t>
-      </w:r>
-      <w:r>
-        <w:rPr>
-          <w:rFonts w:ascii="Calibri" w:hAnsi="Calibri" w:cs="Calibri"/>
-          <w:i w:val="1"/>
-          <w:iCs w:val="1"/>
-          <w:color w:val="000000" w:themeColor="text1" w:themeTint="FF" w:themeShade="FF"/>
-          <w:sz w:val="24"/>
-          <w:szCs w:val="24"/>
-          <w:lang w:val="es-ES"/>
-        </w:rPr>
-        <w:t>Grünenthal</w:t>
-      </w:r>
-      <w:r>
-        <w:rPr>
-          <w:rFonts w:ascii="Calibri" w:hAnsi="Calibri" w:cs="Calibri"/>
-          <w:i w:val="1"/>
-          <w:iCs w:val="1"/>
-          <w:color w:val="000000" w:themeColor="text1" w:themeTint="FF" w:themeShade="FF"/>
-          <w:sz w:val="24"/>
-          <w:szCs w:val="24"/>
-          <w:lang w:val="es-ES"/>
-        </w:rPr>
-        <w:t xml:space="preserve">. </w:t>
+        <w:t xml:space="preserve">En el presente Manual se realiza el análisis contractual de acuerdo a la información disponible para La Firma, facilitada por Grünenthal a la fecha de elaboración del presente documento (21 de octubre de 2025). Por lo que no se podrá analizar en el presente Manual, la información de las áreas que aún no ha sido proporcionada por Grünenthal. </w:t>
       </w:r>
     </w:p>
     <w:p>
@@ -4035,7 +3730,14 @@
       <w:pPr>
         <w:pStyle w:val="Ttulo1"/>
         <w:rPr>
-          <w:lang w:val="es-ES_tradnl"/>
+          <w:lang w:val="es-ES"/>
+        </w:rPr>
+      </w:pPr>
+    </w:p>
+    <w:p>
+      <w:pPr>
+        <w:rPr>
+          <w:lang w:val="es-ES"/>
         </w:rPr>
       </w:pPr>
     </w:p>
@@ -4051,7 +3753,7 @@
           <w:lang w:val="es-ES_tradnl"/>
         </w:rPr>
       </w:pPr>
-      <w:bookmarkStart w:name="_Toc215156186" w:id="1"/>
+      <w:bookmarkStart w:id="1" w:name="_Toc215156186"/>
       <w:r>
         <w:rPr>
           <w:b/>
@@ -4059,7 +3761,6 @@
           <w:color w:val="000000" w:themeColor="text1"/>
           <w:lang w:val="es-ES_tradnl"/>
         </w:rPr>
-        <w:lastRenderedPageBreak/>
         <w:t xml:space="preserve">CONTROL DE </w:t>
       </w:r>
       <w:r>
@@ -4097,7 +3798,6 @@
           <w:rFonts w:ascii="Calibri" w:hAnsi="Calibri" w:cs="Calibri"/>
           <w:color w:val="4A4A4A"/>
           <w:sz w:val="24"/>
-          <w:szCs w:val="24"/>
           <w:lang w:val="es-ES"/>
         </w:rPr>
       </w:pPr>
@@ -4106,50 +3806,9 @@
           <w:rFonts w:ascii="Calibri" w:hAnsi="Calibri" w:cs="Calibri"/>
           <w:color w:val="4A4A4A"/>
           <w:sz w:val="24"/>
-          <w:szCs w:val="24"/>
           <w:lang w:val="es-ES"/>
         </w:rPr>
-        <w:t xml:space="preserve">Los contratos e instrumentos jurídicos analizados por parte </w:t>
-      </w:r>
-      <w:r>
-        <w:rPr>
-          <w:rFonts w:ascii="Calibri" w:hAnsi="Calibri" w:cs="Calibri"/>
-          <w:color w:val="4A4A4A"/>
-          <w:sz w:val="24"/>
-          <w:szCs w:val="24"/>
-          <w:lang w:val="es-ES"/>
-        </w:rPr>
-        <w:t>Davara</w:t>
-      </w:r>
-      <w:r>
-        <w:rPr>
-          <w:rFonts w:ascii="Calibri" w:hAnsi="Calibri" w:cs="Calibri"/>
-          <w:color w:val="4A4A4A"/>
-          <w:sz w:val="24"/>
-          <w:szCs w:val="24"/>
-          <w:lang w:val="es-ES"/>
-        </w:rPr>
-        <w:t xml:space="preserve"> Abogados a partir de la información entregada por </w:t>
-      </w:r>
-      <w:r>
-        <w:rPr>
-          <w:rFonts w:ascii="Calibri" w:hAnsi="Calibri" w:cs="Calibri"/>
-          <w:color w:val="4A4A4A"/>
-          <w:sz w:val="24"/>
-          <w:szCs w:val="24"/>
-          <w:lang w:val="es-ES"/>
-        </w:rPr>
-        <w:t>Grünenthal</w:t>
-      </w:r>
-      <w:r>
-        <w:rPr>
-          <w:rFonts w:ascii="Calibri" w:hAnsi="Calibri" w:cs="Calibri"/>
-          <w:color w:val="4A4A4A"/>
-          <w:sz w:val="24"/>
-          <w:szCs w:val="24"/>
-          <w:lang w:val="es-ES"/>
-        </w:rPr>
-        <w:t xml:space="preserve"> se resume en la siguiente tabla:</w:t>
+        <w:t>Los contratos e instrumentos jurídicos analizados por parte Davara Abogados a partir de la información entregada por Grünenthal se resume en la siguiente tabla:</w:t>
       </w:r>
     </w:p>
     <w:tbl>
@@ -4157,12 +3816,12 @@
         <w:tblStyle w:val="Tablaconcuadrcula"/>
         <w:tblW w:w="9475" w:type="dxa"/>
         <w:tblBorders>
-          <w:top w:val="single" w:color="000000" w:themeColor="text1" w:sz="18" w:space="0"/>
-          <w:left w:val="single" w:color="000000" w:themeColor="text1" w:sz="18" w:space="0"/>
-          <w:bottom w:val="single" w:color="000000" w:themeColor="text1" w:sz="18" w:space="0"/>
-          <w:right w:val="single" w:color="000000" w:themeColor="text1" w:sz="18" w:space="0"/>
-          <w:insideH w:val="single" w:color="000000" w:themeColor="text1" w:sz="18" w:space="0"/>
-          <w:insideV w:val="single" w:color="000000" w:themeColor="text1" w:sz="18" w:space="0"/>
+          <w:top w:val="single" w:sz="18" w:space="0" w:color="000000" w:themeColor="text1"/>
+          <w:left w:val="single" w:sz="18" w:space="0" w:color="000000" w:themeColor="text1"/>
+          <w:bottom w:val="single" w:sz="18" w:space="0" w:color="000000" w:themeColor="text1"/>
+          <w:right w:val="single" w:sz="18" w:space="0" w:color="000000" w:themeColor="text1"/>
+          <w:insideH w:val="single" w:sz="18" w:space="0" w:color="000000" w:themeColor="text1"/>
+          <w:insideV w:val="single" w:sz="18" w:space="0" w:color="000000" w:themeColor="text1"/>
         </w:tblBorders>
         <w:tblLook w:val="04A0" w:firstRow="1" w:lastRow="0" w:firstColumn="1" w:lastColumn="0" w:noHBand="0" w:noVBand="1"/>
       </w:tblPr>
@@ -4180,15 +3839,14 @@
             <w:tcW w:w="9475" w:type="dxa"/>
             <w:gridSpan w:val="3"/>
             <w:shd w:val="clear" w:color="auto" w:fill="20A961"/>
-            <w:tcMar/>
-          </w:tcPr>
-          <w:p>
-            <w:pPr>
-              <w:jc w:val="center"/>
-              <w:rPr>
-                <w:rFonts w:ascii="Calibri" w:hAnsi="Calibri" w:cs="Calibri"/>
-                <w:b w:val="1"/>
-                <w:bCs w:val="1"/>
+          </w:tcPr>
+          <w:p>
+            <w:pPr>
+              <w:jc w:val="center"/>
+              <w:rPr>
+                <w:rFonts w:ascii="Calibri" w:hAnsi="Calibri" w:cs="Calibri"/>
+                <w:b/>
+                <w:bCs/>
                 <w:color w:val="FFFFFF" w:themeColor="background1"/>
                 <w:bdr w:val="nil"/>
                 <w:lang w:val="es-ES" w:eastAsia="es-ES"/>
@@ -4197,57 +3855,13 @@
             <w:r>
               <w:rPr>
                 <w:rFonts w:ascii="Calibri" w:hAnsi="Calibri" w:cs="Calibri"/>
-                <w:b w:val="1"/>
-                <w:bCs w:val="1"/>
+                <w:b/>
+                <w:bCs/>
                 <w:color w:val="FFFFFF" w:themeColor="background1"/>
                 <w:bdr w:val="nil"/>
                 <w:lang w:val="es-ES" w:eastAsia="es-ES"/>
               </w:rPr>
-              <w:t xml:space="preserve">Contratos analizados por </w:t>
-            </w:r>
-            <w:r>
-              <w:rPr>
-                <w:rFonts w:ascii="Calibri" w:hAnsi="Calibri" w:cs="Calibri"/>
-                <w:b w:val="1"/>
-                <w:bCs w:val="1"/>
-                <w:color w:val="FFFFFF" w:themeColor="background1"/>
-                <w:bdr w:val="nil"/>
-                <w:lang w:val="es-ES" w:eastAsia="es-ES"/>
-              </w:rPr>
-              <w:t>Davara</w:t>
-            </w:r>
-            <w:r>
-              <w:rPr>
-                <w:rFonts w:ascii="Calibri" w:hAnsi="Calibri" w:cs="Calibri"/>
-                <w:b w:val="1"/>
-                <w:bCs w:val="1"/>
-                <w:color w:val="FFFFFF" w:themeColor="background1"/>
-                <w:bdr w:val="nil"/>
-                <w:lang w:val="es-ES" w:eastAsia="es-ES"/>
-              </w:rPr>
-              <w:t xml:space="preserve"> Abogado (Última Actualización 21 de </w:t>
-            </w:r>
-            <w:r>
-              <w:rPr>
-                <w:rFonts w:ascii="Calibri" w:hAnsi="Calibri" w:cs="Calibri"/>
-                <w:b w:val="1"/>
-                <w:bCs w:val="1"/>
-                <w:color w:val="FFFFFF" w:themeColor="background1"/>
-                <w:bdr w:val="nil"/>
-                <w:lang w:val="es-ES" w:eastAsia="es-ES"/>
-              </w:rPr>
-              <w:t xml:space="preserve">Octubre</w:t>
-            </w:r>
-            <w:r>
-              <w:rPr>
-                <w:rFonts w:ascii="Calibri" w:hAnsi="Calibri" w:cs="Calibri"/>
-                <w:b w:val="1"/>
-                <w:bCs w:val="1"/>
-                <w:color w:val="FFFFFF" w:themeColor="background1"/>
-                <w:bdr w:val="nil"/>
-                <w:lang w:val="es-ES" w:eastAsia="es-ES"/>
-              </w:rPr>
-              <w:t xml:space="preserve"> de 2025)</w:t>
+              <w:t>Contratos analizados por Davara Abogado (Última Actualización 21 de Octubre de 2025)</w:t>
             </w:r>
           </w:p>
         </w:tc>
@@ -4257,7 +3871,6 @@
           <w:tcPr>
             <w:tcW w:w="2987" w:type="dxa"/>
             <w:shd w:val="clear" w:color="auto" w:fill="FFFFFF" w:themeFill="background1"/>
-            <w:tcMar/>
           </w:tcPr>
           <w:p>
             <w:pPr>
@@ -4290,7 +3903,6 @@
           <w:tcPr>
             <w:tcW w:w="3344" w:type="dxa"/>
             <w:shd w:val="clear" w:color="auto" w:fill="FFFFFF" w:themeFill="background1"/>
-            <w:tcMar/>
           </w:tcPr>
           <w:p>
             <w:pPr>
@@ -4323,7 +3935,6 @@
           <w:tcPr>
             <w:tcW w:w="3144" w:type="dxa"/>
             <w:shd w:val="clear" w:color="auto" w:fill="FFFFFF" w:themeFill="background1"/>
-            <w:tcMar/>
           </w:tcPr>
           <w:p>
             <w:pPr>
@@ -4359,7 +3970,6 @@
             <w:tcW w:w="9475" w:type="dxa"/>
             <w:gridSpan w:val="3"/>
             <w:shd w:val="clear" w:color="auto" w:fill="20A961"/>
-            <w:tcMar/>
           </w:tcPr>
           <w:p>
             <w:pPr>
@@ -4394,7 +4004,6 @@
           <w:tcPr>
             <w:tcW w:w="2987" w:type="dxa"/>
             <w:shd w:val="clear" w:color="auto" w:fill="FFFFFF" w:themeFill="background1"/>
-            <w:tcMar/>
             <w:vAlign w:val="center"/>
           </w:tcPr>
           <w:p>
@@ -4434,27 +4043,7 @@
                 <w:szCs w:val="22"/>
                 <w:lang w:val="es-ES"/>
               </w:rPr>
-              <w:t>(</w:t>
-            </w:r>
-            <w:proofErr w:type="spellStart"/>
-            <w:r>
-              <w:rPr>
-                <w:rFonts w:ascii="Calibri" w:hAnsi="Calibri" w:cs="Calibri"/>
-                <w:color w:val="000000" w:themeColor="text1"/>
-                <w:szCs w:val="22"/>
-                <w:lang w:val="es-ES"/>
-              </w:rPr>
-              <w:t>Knobloch</w:t>
-            </w:r>
-            <w:proofErr w:type="spellEnd"/>
-            <w:r>
-              <w:rPr>
-                <w:rFonts w:ascii="Calibri" w:hAnsi="Calibri" w:cs="Calibri"/>
-                <w:color w:val="000000" w:themeColor="text1"/>
-                <w:szCs w:val="22"/>
-                <w:lang w:val="es-ES"/>
-              </w:rPr>
-              <w:t>)</w:t>
+              <w:t>(Knobloch)</w:t>
             </w:r>
           </w:p>
         </w:tc>
@@ -4462,7 +4051,6 @@
           <w:tcPr>
             <w:tcW w:w="3344" w:type="dxa"/>
             <w:shd w:val="clear" w:color="auto" w:fill="FFFFFF" w:themeFill="background1"/>
-            <w:tcMar/>
             <w:vAlign w:val="center"/>
           </w:tcPr>
           <w:p>
@@ -4491,7 +4079,6 @@
           <w:tcPr>
             <w:tcW w:w="3144" w:type="dxa"/>
             <w:shd w:val="clear" w:color="auto" w:fill="FFFFFF" w:themeFill="background1"/>
-            <w:tcMar/>
             <w:vAlign w:val="center"/>
           </w:tcPr>
           <w:p>
@@ -4542,7 +4129,6 @@
           <w:tcPr>
             <w:tcW w:w="2987" w:type="dxa"/>
             <w:shd w:val="clear" w:color="auto" w:fill="FFFFFF" w:themeFill="background1"/>
-            <w:tcMar/>
             <w:vAlign w:val="center"/>
           </w:tcPr>
           <w:p>
@@ -4557,7 +4143,7 @@
             </w:pPr>
             <w:r>
               <w:rPr>
-                <w:rFonts w:ascii="Calibri" w:hAnsi="Calibri" w:cs="Calibri" w:eastAsiaTheme="minorEastAsia"/>
+                <w:rFonts w:ascii="Calibri" w:eastAsiaTheme="minorEastAsia" w:hAnsi="Calibri" w:cs="Calibri"/>
                 <w:color w:val="000000" w:themeColor="text1"/>
                 <w:szCs w:val="22"/>
                 <w:lang w:val="es-ES_tradnl"/>
@@ -4570,7 +4156,6 @@
           <w:tcPr>
             <w:tcW w:w="3344" w:type="dxa"/>
             <w:shd w:val="clear" w:color="auto" w:fill="FFFFFF" w:themeFill="background1"/>
-            <w:tcMar/>
             <w:vAlign w:val="center"/>
           </w:tcPr>
           <w:p>
@@ -4600,7 +4185,6 @@
           <w:tcPr>
             <w:tcW w:w="3144" w:type="dxa"/>
             <w:shd w:val="clear" w:color="auto" w:fill="FFFFFF" w:themeFill="background1"/>
-            <w:tcMar/>
             <w:vAlign w:val="center"/>
           </w:tcPr>
           <w:p>
@@ -4630,14 +4214,13 @@
           <w:tcPr>
             <w:tcW w:w="2987" w:type="dxa"/>
             <w:shd w:val="clear" w:color="auto" w:fill="FFFFFF" w:themeFill="background1"/>
-            <w:tcMar/>
-            <w:vAlign w:val="center"/>
-          </w:tcPr>
-          <w:p>
-            <w:pPr>
-              <w:jc w:val="center"/>
-              <w:rPr>
-                <w:rFonts w:ascii="Calibri" w:hAnsi="Calibri" w:cs="Calibri" w:eastAsiaTheme="minorEastAsia"/>
+            <w:vAlign w:val="center"/>
+          </w:tcPr>
+          <w:p>
+            <w:pPr>
+              <w:jc w:val="center"/>
+              <w:rPr>
+                <w:rFonts w:ascii="Calibri" w:eastAsiaTheme="minorEastAsia" w:hAnsi="Calibri" w:cs="Calibri"/>
                 <w:color w:val="000000" w:themeColor="text1"/>
                 <w:szCs w:val="22"/>
                 <w:lang w:val="es-ES_tradnl"/>
@@ -4645,7 +4228,7 @@
             </w:pPr>
             <w:r>
               <w:rPr>
-                <w:rFonts w:ascii="Calibri" w:hAnsi="Calibri" w:cs="Calibri" w:eastAsiaTheme="minorEastAsia"/>
+                <w:rFonts w:ascii="Calibri" w:eastAsiaTheme="minorEastAsia" w:hAnsi="Calibri" w:cs="Calibri"/>
                 <w:color w:val="000000" w:themeColor="text1"/>
                 <w:szCs w:val="22"/>
                 <w:lang w:val="es-ES_tradnl"/>
@@ -4665,7 +4248,7 @@
             </w:pPr>
             <w:r>
               <w:rPr>
-                <w:rFonts w:ascii="Calibri" w:hAnsi="Calibri" w:cs="Calibri" w:eastAsiaTheme="minorEastAsia"/>
+                <w:rFonts w:ascii="Calibri" w:eastAsiaTheme="minorEastAsia" w:hAnsi="Calibri" w:cs="Calibri"/>
                 <w:color w:val="000000" w:themeColor="text1"/>
                 <w:szCs w:val="22"/>
                 <w:lang w:val="es-ES_tradnl"/>
@@ -4678,7 +4261,6 @@
           <w:tcPr>
             <w:tcW w:w="3344" w:type="dxa"/>
             <w:shd w:val="clear" w:color="auto" w:fill="FFFFFF" w:themeFill="background1"/>
-            <w:tcMar/>
             <w:vAlign w:val="center"/>
           </w:tcPr>
           <w:p>
@@ -4708,7 +4290,6 @@
           <w:tcPr>
             <w:tcW w:w="3144" w:type="dxa"/>
             <w:shd w:val="clear" w:color="auto" w:fill="FFFFFF" w:themeFill="background1"/>
-            <w:tcMar/>
             <w:vAlign w:val="center"/>
           </w:tcPr>
           <w:p>
@@ -4759,7 +4340,6 @@
           <w:tcPr>
             <w:tcW w:w="2987" w:type="dxa"/>
             <w:shd w:val="clear" w:color="auto" w:fill="FFFFFF" w:themeFill="background1"/>
-            <w:tcMar/>
             <w:vAlign w:val="center"/>
           </w:tcPr>
           <w:p>
@@ -4774,7 +4354,7 @@
             </w:pPr>
             <w:r>
               <w:rPr>
-                <w:rFonts w:ascii="Calibri" w:hAnsi="Calibri" w:cs="Calibri" w:eastAsiaTheme="minorEastAsia"/>
+                <w:rFonts w:ascii="Calibri" w:eastAsiaTheme="minorEastAsia" w:hAnsi="Calibri" w:cs="Calibri"/>
                 <w:color w:val="000000" w:themeColor="text1"/>
                 <w:sz w:val="20"/>
                 <w:szCs w:val="20"/>
@@ -4788,7 +4368,6 @@
           <w:tcPr>
             <w:tcW w:w="3344" w:type="dxa"/>
             <w:shd w:val="clear" w:color="auto" w:fill="FFFFFF" w:themeFill="background1"/>
-            <w:tcMar/>
             <w:vAlign w:val="center"/>
           </w:tcPr>
           <w:p>
@@ -4818,7 +4397,6 @@
           <w:tcPr>
             <w:tcW w:w="3144" w:type="dxa"/>
             <w:shd w:val="clear" w:color="auto" w:fill="FFFFFF" w:themeFill="background1"/>
-            <w:tcMar/>
             <w:vAlign w:val="center"/>
           </w:tcPr>
           <w:p>
@@ -4848,7 +4426,6 @@
           <w:tcPr>
             <w:tcW w:w="2987" w:type="dxa"/>
             <w:shd w:val="clear" w:color="auto" w:fill="FFFFFF" w:themeFill="background1"/>
-            <w:tcMar/>
             <w:vAlign w:val="center"/>
           </w:tcPr>
           <w:p>
@@ -4863,7 +4440,7 @@
             </w:pPr>
             <w:r>
               <w:rPr>
-                <w:rFonts w:ascii="Calibri" w:hAnsi="Calibri" w:cs="Calibri" w:eastAsiaTheme="minorEastAsia"/>
+                <w:rFonts w:ascii="Calibri" w:eastAsiaTheme="minorEastAsia" w:hAnsi="Calibri" w:cs="Calibri"/>
                 <w:color w:val="000000" w:themeColor="text1"/>
                 <w:sz w:val="20"/>
                 <w:szCs w:val="20"/>
@@ -4877,7 +4454,6 @@
           <w:tcPr>
             <w:tcW w:w="3344" w:type="dxa"/>
             <w:shd w:val="clear" w:color="auto" w:fill="FFFFFF" w:themeFill="background1"/>
-            <w:tcMar/>
             <w:vAlign w:val="center"/>
           </w:tcPr>
           <w:p>
@@ -4907,7 +4483,6 @@
           <w:tcPr>
             <w:tcW w:w="3144" w:type="dxa"/>
             <w:shd w:val="clear" w:color="auto" w:fill="FFFFFF" w:themeFill="background1"/>
-            <w:tcMar/>
             <w:vAlign w:val="center"/>
           </w:tcPr>
           <w:p>
@@ -4938,7 +4513,6 @@
             <w:tcW w:w="9475" w:type="dxa"/>
             <w:gridSpan w:val="3"/>
             <w:shd w:val="clear" w:color="auto" w:fill="20A961"/>
-            <w:tcMar/>
             <w:vAlign w:val="center"/>
           </w:tcPr>
           <w:p>
@@ -4971,7 +4545,6 @@
           <w:tcPr>
             <w:tcW w:w="2987" w:type="dxa"/>
             <w:shd w:val="clear" w:color="auto" w:fill="FFFFFF" w:themeFill="background1"/>
-            <w:tcMar/>
             <w:vAlign w:val="center"/>
           </w:tcPr>
           <w:p>
@@ -5019,7 +4592,6 @@
           <w:tcPr>
             <w:tcW w:w="3344" w:type="dxa"/>
             <w:shd w:val="clear" w:color="auto" w:fill="FFFFFF" w:themeFill="background1"/>
-            <w:tcMar/>
             <w:vAlign w:val="center"/>
           </w:tcPr>
           <w:p>
@@ -5049,7 +4621,6 @@
           <w:tcPr>
             <w:tcW w:w="3144" w:type="dxa"/>
             <w:shd w:val="clear" w:color="auto" w:fill="FFFFFF" w:themeFill="background1"/>
-            <w:tcMar/>
             <w:vAlign w:val="center"/>
           </w:tcPr>
           <w:p>
@@ -5080,7 +4651,6 @@
           <w:tcPr>
             <w:tcW w:w="2987" w:type="dxa"/>
             <w:shd w:val="clear" w:color="auto" w:fill="FFFFFF" w:themeFill="background1"/>
-            <w:tcMar/>
             <w:vAlign w:val="center"/>
           </w:tcPr>
           <w:p>
@@ -5110,7 +4680,6 @@
           <w:tcPr>
             <w:tcW w:w="3344" w:type="dxa"/>
             <w:shd w:val="clear" w:color="auto" w:fill="FFFFFF" w:themeFill="background1"/>
-            <w:tcMar/>
             <w:vAlign w:val="center"/>
           </w:tcPr>
           <w:p>
@@ -5140,7 +4709,6 @@
           <w:tcPr>
             <w:tcW w:w="3144" w:type="dxa"/>
             <w:shd w:val="clear" w:color="auto" w:fill="FFFFFF" w:themeFill="background1"/>
-            <w:tcMar/>
             <w:vAlign w:val="center"/>
           </w:tcPr>
           <w:p>
@@ -5172,7 +4740,6 @@
             <w:tcW w:w="9475" w:type="dxa"/>
             <w:gridSpan w:val="3"/>
             <w:shd w:val="clear" w:color="auto" w:fill="00A159"/>
-            <w:tcMar/>
             <w:vAlign w:val="center"/>
           </w:tcPr>
           <w:p>
@@ -5206,7 +4773,6 @@
           <w:tcPr>
             <w:tcW w:w="2987" w:type="dxa"/>
             <w:shd w:val="clear" w:color="auto" w:fill="FFFFFF" w:themeFill="background1"/>
-            <w:tcMar/>
             <w:vAlign w:val="center"/>
           </w:tcPr>
           <w:p>
@@ -5234,23 +4800,22 @@
           <w:tcPr>
             <w:tcW w:w="3344" w:type="dxa"/>
             <w:shd w:val="clear" w:color="auto" w:fill="FFFFFF" w:themeFill="background1"/>
-            <w:tcMar/>
-            <w:vAlign w:val="center"/>
-          </w:tcPr>
-          <w:p>
-            <w:pPr>
-              <w:jc w:val="center"/>
-              <w:rPr>
-                <w:rFonts w:ascii="Calibri" w:hAnsi="Calibri" w:cs="Calibri"/>
-                <w:color w:val="000000" w:themeColor="text1"/>
-                <w:sz w:val="20"/>
-                <w:szCs w:val="20"/>
-                <w:lang w:val="es-ES_tradnl"/>
-              </w:rPr>
-            </w:pPr>
-            <w:r>
-              <w:rPr>
-                <w:rFonts w:ascii="Calibri" w:hAnsi="Calibri" w:cs="Calibri" w:eastAsiaTheme="minorEastAsia"/>
+            <w:vAlign w:val="center"/>
+          </w:tcPr>
+          <w:p>
+            <w:pPr>
+              <w:jc w:val="center"/>
+              <w:rPr>
+                <w:rFonts w:ascii="Calibri" w:hAnsi="Calibri" w:cs="Calibri"/>
+                <w:color w:val="000000" w:themeColor="text1"/>
+                <w:sz w:val="20"/>
+                <w:szCs w:val="20"/>
+                <w:lang w:val="es-ES_tradnl"/>
+              </w:rPr>
+            </w:pPr>
+            <w:r>
+              <w:rPr>
+                <w:rFonts w:ascii="Calibri" w:eastAsiaTheme="minorEastAsia" w:hAnsi="Calibri" w:cs="Calibri"/>
                 <w:color w:val="000000" w:themeColor="text1"/>
                 <w:sz w:val="20"/>
                 <w:szCs w:val="20"/>
@@ -5260,7 +4825,7 @@
             </w:r>
             <w:r>
               <w:rPr>
-                <w:rFonts w:ascii="Calibri" w:hAnsi="Calibri" w:cs="Calibri" w:eastAsiaTheme="minorEastAsia"/>
+                <w:rFonts w:ascii="Calibri" w:eastAsiaTheme="minorEastAsia" w:hAnsi="Calibri" w:cs="Calibri"/>
                 <w:color w:val="000000" w:themeColor="text1"/>
                 <w:sz w:val="20"/>
                 <w:szCs w:val="20"/>
@@ -5273,7 +4838,6 @@
           <w:tcPr>
             <w:tcW w:w="3144" w:type="dxa"/>
             <w:shd w:val="clear" w:color="auto" w:fill="FFFFFF" w:themeFill="background1"/>
-            <w:tcMar/>
             <w:vAlign w:val="center"/>
           </w:tcPr>
           <w:p>
@@ -5303,7 +4867,6 @@
           <w:tcPr>
             <w:tcW w:w="2987" w:type="dxa"/>
             <w:shd w:val="clear" w:color="auto" w:fill="FFFFFF" w:themeFill="background1"/>
-            <w:tcMar/>
             <w:vAlign w:val="center"/>
           </w:tcPr>
           <w:p>
@@ -5332,23 +4895,22 @@
           <w:tcPr>
             <w:tcW w:w="3344" w:type="dxa"/>
             <w:shd w:val="clear" w:color="auto" w:fill="FFFFFF" w:themeFill="background1"/>
-            <w:tcMar/>
-            <w:vAlign w:val="center"/>
-          </w:tcPr>
-          <w:p>
-            <w:pPr>
-              <w:jc w:val="center"/>
-              <w:rPr>
-                <w:rFonts w:ascii="Calibri" w:hAnsi="Calibri" w:cs="Calibri"/>
-                <w:color w:val="000000" w:themeColor="text1"/>
-                <w:sz w:val="20"/>
-                <w:szCs w:val="20"/>
-                <w:lang w:val="es-ES_tradnl"/>
-              </w:rPr>
-            </w:pPr>
-            <w:r>
-              <w:rPr>
-                <w:rFonts w:ascii="Calibri" w:hAnsi="Calibri" w:eastAsia="Times New Roman" w:cs="Calibri"/>
+            <w:vAlign w:val="center"/>
+          </w:tcPr>
+          <w:p>
+            <w:pPr>
+              <w:jc w:val="center"/>
+              <w:rPr>
+                <w:rFonts w:ascii="Calibri" w:hAnsi="Calibri" w:cs="Calibri"/>
+                <w:color w:val="000000" w:themeColor="text1"/>
+                <w:sz w:val="20"/>
+                <w:szCs w:val="20"/>
+                <w:lang w:val="es-ES_tradnl"/>
+              </w:rPr>
+            </w:pPr>
+            <w:r>
+              <w:rPr>
+                <w:rFonts w:ascii="Calibri" w:eastAsia="Times New Roman" w:hAnsi="Calibri" w:cs="Calibri"/>
                 <w:color w:val="000000" w:themeColor="text1"/>
                 <w:kern w:val="0"/>
                 <w:sz w:val="20"/>
@@ -5364,7 +4926,6 @@
           <w:tcPr>
             <w:tcW w:w="3144" w:type="dxa"/>
             <w:shd w:val="clear" w:color="auto" w:fill="FFFFFF" w:themeFill="background1"/>
-            <w:tcMar/>
             <w:vAlign w:val="center"/>
           </w:tcPr>
           <w:p>
@@ -5394,7 +4955,6 @@
           <w:tcPr>
             <w:tcW w:w="2987" w:type="dxa"/>
             <w:shd w:val="clear" w:color="auto" w:fill="FFFFFF" w:themeFill="background1"/>
-            <w:tcMar/>
             <w:vAlign w:val="center"/>
           </w:tcPr>
           <w:p>
@@ -5423,23 +4983,22 @@
           <w:tcPr>
             <w:tcW w:w="3344" w:type="dxa"/>
             <w:shd w:val="clear" w:color="auto" w:fill="FFFFFF" w:themeFill="background1"/>
-            <w:tcMar/>
-            <w:vAlign w:val="center"/>
-          </w:tcPr>
-          <w:p>
-            <w:pPr>
-              <w:jc w:val="center"/>
-              <w:rPr>
-                <w:rFonts w:ascii="Calibri" w:hAnsi="Calibri" w:cs="Calibri"/>
-                <w:color w:val="000000" w:themeColor="text1"/>
-                <w:sz w:val="20"/>
-                <w:szCs w:val="20"/>
-                <w:lang w:val="es-ES_tradnl"/>
-              </w:rPr>
-            </w:pPr>
-            <w:r>
-              <w:rPr>
-                <w:rFonts w:ascii="Calibri" w:hAnsi="Calibri" w:eastAsia="Times New Roman" w:cs="Calibri"/>
+            <w:vAlign w:val="center"/>
+          </w:tcPr>
+          <w:p>
+            <w:pPr>
+              <w:jc w:val="center"/>
+              <w:rPr>
+                <w:rFonts w:ascii="Calibri" w:hAnsi="Calibri" w:cs="Calibri"/>
+                <w:color w:val="000000" w:themeColor="text1"/>
+                <w:sz w:val="20"/>
+                <w:szCs w:val="20"/>
+                <w:lang w:val="es-ES_tradnl"/>
+              </w:rPr>
+            </w:pPr>
+            <w:r>
+              <w:rPr>
+                <w:rFonts w:ascii="Calibri" w:eastAsia="Times New Roman" w:hAnsi="Calibri" w:cs="Calibri"/>
                 <w:color w:val="000000" w:themeColor="text1"/>
                 <w:kern w:val="0"/>
                 <w:sz w:val="20"/>
@@ -5455,7 +5014,6 @@
           <w:tcPr>
             <w:tcW w:w="3144" w:type="dxa"/>
             <w:shd w:val="clear" w:color="auto" w:fill="FFFFFF" w:themeFill="background1"/>
-            <w:tcMar/>
             <w:vAlign w:val="center"/>
           </w:tcPr>
           <w:p>
@@ -5486,7 +5044,6 @@
             <w:tcW w:w="9475" w:type="dxa"/>
             <w:gridSpan w:val="3"/>
             <w:shd w:val="clear" w:color="auto" w:fill="00A159"/>
-            <w:tcMar/>
             <w:vAlign w:val="center"/>
           </w:tcPr>
           <w:p>
@@ -5520,7 +5077,6 @@
           <w:tcPr>
             <w:tcW w:w="2987" w:type="dxa"/>
             <w:shd w:val="clear" w:color="auto" w:fill="FFFFFF" w:themeFill="background1"/>
-            <w:tcMar/>
             <w:vAlign w:val="center"/>
           </w:tcPr>
           <w:p>
@@ -5541,6 +5097,7 @@
                 <w:szCs w:val="20"/>
                 <w:lang w:val="en-US"/>
               </w:rPr>
+              <w:lastRenderedPageBreak/>
               <w:t>LEASEPLAN DE MÉXICO, S.A. DE C.V.</w:t>
             </w:r>
           </w:p>
@@ -5549,23 +5106,22 @@
           <w:tcPr>
             <w:tcW w:w="3344" w:type="dxa"/>
             <w:shd w:val="clear" w:color="auto" w:fill="FFFFFF" w:themeFill="background1"/>
-            <w:tcMar/>
-            <w:vAlign w:val="center"/>
-          </w:tcPr>
-          <w:p>
-            <w:pPr>
-              <w:jc w:val="center"/>
-              <w:rPr>
-                <w:rFonts w:ascii="Calibri" w:hAnsi="Calibri" w:cs="Calibri"/>
-                <w:color w:val="000000" w:themeColor="text1"/>
-                <w:sz w:val="20"/>
-                <w:szCs w:val="20"/>
-                <w:lang w:val="es-ES_tradnl"/>
-              </w:rPr>
-            </w:pPr>
-            <w:r>
-              <w:rPr>
-                <w:rFonts w:ascii="Calibri" w:hAnsi="Calibri" w:cs="Calibri" w:eastAsiaTheme="minorEastAsia"/>
+            <w:vAlign w:val="center"/>
+          </w:tcPr>
+          <w:p>
+            <w:pPr>
+              <w:jc w:val="center"/>
+              <w:rPr>
+                <w:rFonts w:ascii="Calibri" w:hAnsi="Calibri" w:cs="Calibri"/>
+                <w:color w:val="000000" w:themeColor="text1"/>
+                <w:sz w:val="20"/>
+                <w:szCs w:val="20"/>
+                <w:lang w:val="es-ES_tradnl"/>
+              </w:rPr>
+            </w:pPr>
+            <w:r>
+              <w:rPr>
+                <w:rFonts w:ascii="Calibri" w:eastAsiaTheme="minorEastAsia" w:hAnsi="Calibri" w:cs="Calibri"/>
                 <w:color w:val="000000" w:themeColor="text1"/>
                 <w:sz w:val="20"/>
                 <w:szCs w:val="20"/>
@@ -5579,7 +5135,6 @@
           <w:tcPr>
             <w:tcW w:w="3144" w:type="dxa"/>
             <w:shd w:val="clear" w:color="auto" w:fill="FFFFFF" w:themeFill="background1"/>
-            <w:tcMar/>
             <w:vAlign w:val="center"/>
           </w:tcPr>
           <w:p>
@@ -5645,7 +5200,6 @@
             <w:tcW w:w="9475" w:type="dxa"/>
             <w:gridSpan w:val="3"/>
             <w:shd w:val="clear" w:color="auto" w:fill="00A159"/>
-            <w:tcMar/>
             <w:vAlign w:val="center"/>
           </w:tcPr>
           <w:p>
@@ -5668,7 +5222,6 @@
                 <w:szCs w:val="20"/>
                 <w:lang w:val="es-ES"/>
               </w:rPr>
-              <w:lastRenderedPageBreak/>
               <w:t>HUMAN RESOURCES</w:t>
             </w:r>
           </w:p>
@@ -5679,7 +5232,6 @@
           <w:tcPr>
             <w:tcW w:w="2987" w:type="dxa"/>
             <w:shd w:val="clear" w:color="auto" w:fill="FFFFFF" w:themeFill="background1"/>
-            <w:tcMar/>
             <w:vAlign w:val="center"/>
           </w:tcPr>
           <w:p>
@@ -5708,7 +5260,6 @@
           <w:tcPr>
             <w:tcW w:w="3344" w:type="dxa"/>
             <w:shd w:val="clear" w:color="auto" w:fill="FFFFFF" w:themeFill="background1"/>
-            <w:tcMar/>
             <w:vAlign w:val="center"/>
           </w:tcPr>
           <w:p>
@@ -5738,7 +5289,6 @@
           <w:tcPr>
             <w:tcW w:w="3144" w:type="dxa"/>
             <w:shd w:val="clear" w:color="auto" w:fill="FFFFFF" w:themeFill="background1"/>
-            <w:tcMar/>
             <w:vAlign w:val="center"/>
           </w:tcPr>
           <w:p>
@@ -5792,7 +5342,6 @@
           <w:tcPr>
             <w:tcW w:w="2987" w:type="dxa"/>
             <w:shd w:val="clear" w:color="auto" w:fill="FFFFFF" w:themeFill="background1"/>
-            <w:tcMar/>
             <w:vAlign w:val="center"/>
           </w:tcPr>
           <w:p>
@@ -5820,7 +5369,6 @@
           <w:tcPr>
             <w:tcW w:w="3344" w:type="dxa"/>
             <w:shd w:val="clear" w:color="auto" w:fill="FFFFFF" w:themeFill="background1"/>
-            <w:tcMar/>
             <w:vAlign w:val="center"/>
           </w:tcPr>
           <w:p>
@@ -5850,7 +5398,6 @@
           <w:tcPr>
             <w:tcW w:w="3144" w:type="dxa"/>
             <w:shd w:val="clear" w:color="auto" w:fill="FFFFFF" w:themeFill="background1"/>
-            <w:tcMar/>
             <w:vAlign w:val="center"/>
           </w:tcPr>
           <w:p>
@@ -5881,7 +5428,6 @@
           <w:tcPr>
             <w:tcW w:w="2987" w:type="dxa"/>
             <w:shd w:val="clear" w:color="auto" w:fill="FFFFFF" w:themeFill="background1"/>
-            <w:tcMar/>
             <w:vAlign w:val="center"/>
           </w:tcPr>
           <w:p>
@@ -5910,7 +5456,6 @@
           <w:tcPr>
             <w:tcW w:w="3344" w:type="dxa"/>
             <w:shd w:val="clear" w:color="auto" w:fill="FFFFFF" w:themeFill="background1"/>
-            <w:tcMar/>
             <w:vAlign w:val="center"/>
           </w:tcPr>
           <w:p>
@@ -5952,7 +5497,6 @@
           <w:tcPr>
             <w:tcW w:w="3144" w:type="dxa"/>
             <w:shd w:val="clear" w:color="auto" w:fill="FFFFFF" w:themeFill="background1"/>
-            <w:tcMar/>
             <w:vAlign w:val="center"/>
           </w:tcPr>
           <w:p>
@@ -5984,7 +5528,6 @@
           <w:tcPr>
             <w:tcW w:w="2987" w:type="dxa"/>
             <w:shd w:val="clear" w:color="auto" w:fill="FFFFFF" w:themeFill="background1"/>
-            <w:tcMar/>
             <w:vAlign w:val="center"/>
           </w:tcPr>
           <w:p>
@@ -6013,7 +5556,6 @@
           <w:tcPr>
             <w:tcW w:w="3344" w:type="dxa"/>
             <w:shd w:val="clear" w:color="auto" w:fill="FFFFFF" w:themeFill="background1"/>
-            <w:tcMar/>
             <w:vAlign w:val="center"/>
           </w:tcPr>
           <w:p>
@@ -6043,7 +5585,6 @@
           <w:tcPr>
             <w:tcW w:w="3144" w:type="dxa"/>
             <w:shd w:val="clear" w:color="auto" w:fill="FFFFFF" w:themeFill="background1"/>
-            <w:tcMar/>
             <w:vAlign w:val="center"/>
           </w:tcPr>
           <w:p>
@@ -6097,7 +5638,6 @@
           <w:tcPr>
             <w:tcW w:w="2987" w:type="dxa"/>
             <w:shd w:val="clear" w:color="auto" w:fill="FFFFFF" w:themeFill="background1"/>
-            <w:tcMar/>
             <w:vAlign w:val="center"/>
           </w:tcPr>
           <w:p>
@@ -6126,7 +5666,6 @@
           <w:tcPr>
             <w:tcW w:w="3344" w:type="dxa"/>
             <w:shd w:val="clear" w:color="auto" w:fill="FFFFFF" w:themeFill="background1"/>
-            <w:tcMar/>
             <w:vAlign w:val="center"/>
           </w:tcPr>
           <w:p>
@@ -6156,7 +5695,6 @@
           <w:tcPr>
             <w:tcW w:w="3144" w:type="dxa"/>
             <w:shd w:val="clear" w:color="auto" w:fill="FFFFFF" w:themeFill="background1"/>
-            <w:tcMar/>
             <w:vAlign w:val="center"/>
           </w:tcPr>
           <w:p>
@@ -6188,7 +5726,6 @@
           <w:tcPr>
             <w:tcW w:w="2987" w:type="dxa"/>
             <w:shd w:val="clear" w:color="auto" w:fill="FFFFFF" w:themeFill="background1"/>
-            <w:tcMar/>
             <w:vAlign w:val="center"/>
           </w:tcPr>
           <w:p>
@@ -6217,7 +5754,6 @@
           <w:tcPr>
             <w:tcW w:w="3344" w:type="dxa"/>
             <w:shd w:val="clear" w:color="auto" w:fill="FFFFFF" w:themeFill="background1"/>
-            <w:tcMar/>
             <w:vAlign w:val="center"/>
           </w:tcPr>
           <w:p>
@@ -6247,7 +5783,6 @@
           <w:tcPr>
             <w:tcW w:w="3144" w:type="dxa"/>
             <w:shd w:val="clear" w:color="auto" w:fill="FFFFFF" w:themeFill="background1"/>
-            <w:tcMar/>
             <w:vAlign w:val="center"/>
           </w:tcPr>
           <w:p>
@@ -6279,7 +5814,6 @@
           <w:tcPr>
             <w:tcW w:w="2987" w:type="dxa"/>
             <w:shd w:val="clear" w:color="auto" w:fill="FFFFFF" w:themeFill="background1"/>
-            <w:tcMar/>
             <w:vAlign w:val="center"/>
           </w:tcPr>
           <w:p>
@@ -6308,7 +5842,6 @@
           <w:tcPr>
             <w:tcW w:w="3344" w:type="dxa"/>
             <w:shd w:val="clear" w:color="auto" w:fill="FFFFFF" w:themeFill="background1"/>
-            <w:tcMar/>
             <w:vAlign w:val="center"/>
           </w:tcPr>
           <w:p>
@@ -6338,7 +5871,6 @@
           <w:tcPr>
             <w:tcW w:w="3144" w:type="dxa"/>
             <w:shd w:val="clear" w:color="auto" w:fill="FFFFFF" w:themeFill="background1"/>
-            <w:tcMar/>
             <w:vAlign w:val="center"/>
           </w:tcPr>
           <w:p>
@@ -6370,7 +5902,6 @@
           <w:tcPr>
             <w:tcW w:w="2987" w:type="dxa"/>
             <w:shd w:val="clear" w:color="auto" w:fill="FFFFFF" w:themeFill="background1"/>
-            <w:tcMar/>
             <w:vAlign w:val="center"/>
           </w:tcPr>
           <w:p>
@@ -6419,7 +5950,6 @@
           <w:tcPr>
             <w:tcW w:w="3344" w:type="dxa"/>
             <w:shd w:val="clear" w:color="auto" w:fill="FFFFFF" w:themeFill="background1"/>
-            <w:tcMar/>
             <w:vAlign w:val="center"/>
           </w:tcPr>
           <w:p>
@@ -6449,7 +5979,6 @@
           <w:tcPr>
             <w:tcW w:w="3144" w:type="dxa"/>
             <w:shd w:val="clear" w:color="auto" w:fill="FFFFFF" w:themeFill="background1"/>
-            <w:tcMar/>
             <w:vAlign w:val="center"/>
           </w:tcPr>
           <w:p>
@@ -6481,7 +6010,6 @@
           <w:tcPr>
             <w:tcW w:w="2987" w:type="dxa"/>
             <w:shd w:val="clear" w:color="auto" w:fill="FFFFFF" w:themeFill="background1"/>
-            <w:tcMar/>
             <w:vAlign w:val="center"/>
           </w:tcPr>
           <w:p>
@@ -6509,7 +6037,6 @@
           <w:tcPr>
             <w:tcW w:w="3344" w:type="dxa"/>
             <w:shd w:val="clear" w:color="auto" w:fill="FFFFFF" w:themeFill="background1"/>
-            <w:tcMar/>
             <w:vAlign w:val="center"/>
           </w:tcPr>
           <w:p>
@@ -6539,7 +6066,6 @@
           <w:tcPr>
             <w:tcW w:w="3144" w:type="dxa"/>
             <w:shd w:val="clear" w:color="auto" w:fill="FFFFFF" w:themeFill="background1"/>
-            <w:tcMar/>
             <w:vAlign w:val="center"/>
           </w:tcPr>
           <w:p>
@@ -6571,7 +6097,6 @@
           <w:tcPr>
             <w:tcW w:w="2987" w:type="dxa"/>
             <w:shd w:val="clear" w:color="auto" w:fill="FFFFFF" w:themeFill="background1"/>
-            <w:tcMar/>
             <w:vAlign w:val="center"/>
           </w:tcPr>
           <w:p>
@@ -6599,7 +6124,6 @@
           <w:tcPr>
             <w:tcW w:w="3344" w:type="dxa"/>
             <w:shd w:val="clear" w:color="auto" w:fill="FFFFFF" w:themeFill="background1"/>
-            <w:tcMar/>
             <w:vAlign w:val="center"/>
           </w:tcPr>
           <w:p>
@@ -6629,7 +6153,6 @@
           <w:tcPr>
             <w:tcW w:w="3144" w:type="dxa"/>
             <w:shd w:val="clear" w:color="auto" w:fill="FFFFFF" w:themeFill="background1"/>
-            <w:tcMar/>
             <w:vAlign w:val="center"/>
           </w:tcPr>
           <w:p>
@@ -6661,7 +6184,6 @@
           <w:tcPr>
             <w:tcW w:w="2987" w:type="dxa"/>
             <w:shd w:val="clear" w:color="auto" w:fill="FFFFFF" w:themeFill="background1"/>
-            <w:tcMar/>
             <w:vAlign w:val="center"/>
           </w:tcPr>
           <w:p>
@@ -6689,7 +6211,6 @@
           <w:tcPr>
             <w:tcW w:w="3344" w:type="dxa"/>
             <w:shd w:val="clear" w:color="auto" w:fill="FFFFFF" w:themeFill="background1"/>
-            <w:tcMar/>
             <w:vAlign w:val="center"/>
           </w:tcPr>
           <w:p>
@@ -6741,7 +6262,6 @@
           <w:tcPr>
             <w:tcW w:w="3144" w:type="dxa"/>
             <w:shd w:val="clear" w:color="auto" w:fill="FFFFFF" w:themeFill="background1"/>
-            <w:tcMar/>
             <w:vAlign w:val="center"/>
           </w:tcPr>
           <w:p>
@@ -6773,7 +6293,6 @@
           <w:tcPr>
             <w:tcW w:w="2987" w:type="dxa"/>
             <w:shd w:val="clear" w:color="auto" w:fill="FFFFFF" w:themeFill="background1"/>
-            <w:tcMar/>
             <w:vAlign w:val="center"/>
           </w:tcPr>
           <w:p>
@@ -6801,7 +6320,6 @@
           <w:tcPr>
             <w:tcW w:w="3344" w:type="dxa"/>
             <w:shd w:val="clear" w:color="auto" w:fill="FFFFFF" w:themeFill="background1"/>
-            <w:tcMar/>
             <w:vAlign w:val="center"/>
           </w:tcPr>
           <w:p>
@@ -6853,7 +6371,6 @@
           <w:tcPr>
             <w:tcW w:w="3144" w:type="dxa"/>
             <w:shd w:val="clear" w:color="auto" w:fill="FFFFFF" w:themeFill="background1"/>
-            <w:tcMar/>
             <w:vAlign w:val="center"/>
           </w:tcPr>
           <w:p>
@@ -6885,7 +6402,6 @@
           <w:tcPr>
             <w:tcW w:w="2987" w:type="dxa"/>
             <w:shd w:val="clear" w:color="auto" w:fill="FFFFFF" w:themeFill="background1"/>
-            <w:tcMar/>
             <w:vAlign w:val="center"/>
           </w:tcPr>
           <w:p>
@@ -6913,7 +6429,6 @@
           <w:tcPr>
             <w:tcW w:w="3344" w:type="dxa"/>
             <w:shd w:val="clear" w:color="auto" w:fill="FFFFFF" w:themeFill="background1"/>
-            <w:tcMar/>
             <w:vAlign w:val="center"/>
           </w:tcPr>
           <w:p>
@@ -6943,7 +6458,6 @@
           <w:tcPr>
             <w:tcW w:w="3144" w:type="dxa"/>
             <w:shd w:val="clear" w:color="auto" w:fill="FFFFFF" w:themeFill="background1"/>
-            <w:tcMar/>
             <w:vAlign w:val="center"/>
           </w:tcPr>
           <w:p>
@@ -6975,26 +6489,26 @@
           <w:tcPr>
             <w:tcW w:w="2987" w:type="dxa"/>
             <w:shd w:val="clear" w:color="auto" w:fill="FFFFFF" w:themeFill="background1"/>
-            <w:tcMar/>
-            <w:vAlign w:val="center"/>
-          </w:tcPr>
-          <w:p>
-            <w:pPr>
-              <w:jc w:val="center"/>
-              <w:rPr>
-                <w:rFonts w:ascii="Calibri" w:hAnsi="Calibri" w:cs="Calibri"/>
-                <w:color w:val="000000" w:themeColor="text1"/>
-                <w:sz w:val="20"/>
-                <w:szCs w:val="20"/>
-              </w:rPr>
-            </w:pPr>
-            <w:r>
-              <w:rPr>
-                <w:rFonts w:ascii="Calibri" w:hAnsi="Calibri" w:cs="Calibri"/>
-                <w:color w:val="000000" w:themeColor="text1"/>
-                <w:sz w:val="20"/>
-                <w:szCs w:val="20"/>
-              </w:rPr>
+            <w:vAlign w:val="center"/>
+          </w:tcPr>
+          <w:p>
+            <w:pPr>
+              <w:jc w:val="center"/>
+              <w:rPr>
+                <w:rFonts w:ascii="Calibri" w:hAnsi="Calibri" w:cs="Calibri"/>
+                <w:color w:val="000000" w:themeColor="text1"/>
+                <w:sz w:val="20"/>
+                <w:szCs w:val="20"/>
+              </w:rPr>
+            </w:pPr>
+            <w:r>
+              <w:rPr>
+                <w:rFonts w:ascii="Calibri" w:hAnsi="Calibri" w:cs="Calibri"/>
+                <w:color w:val="000000" w:themeColor="text1"/>
+                <w:sz w:val="20"/>
+                <w:szCs w:val="20"/>
+              </w:rPr>
+              <w:lastRenderedPageBreak/>
               <w:t>(Empleado tiempo determinado)</w:t>
             </w:r>
           </w:p>
@@ -7003,7 +6517,6 @@
           <w:tcPr>
             <w:tcW w:w="3344" w:type="dxa"/>
             <w:shd w:val="clear" w:color="auto" w:fill="FFFFFF" w:themeFill="background1"/>
-            <w:tcMar/>
             <w:vAlign w:val="center"/>
           </w:tcPr>
           <w:p>
@@ -7033,7 +6546,6 @@
           <w:tcPr>
             <w:tcW w:w="3144" w:type="dxa"/>
             <w:shd w:val="clear" w:color="auto" w:fill="FFFFFF" w:themeFill="background1"/>
-            <w:tcMar/>
             <w:vAlign w:val="center"/>
           </w:tcPr>
           <w:p>
@@ -7065,27 +6577,25 @@
           <w:tcPr>
             <w:tcW w:w="2987" w:type="dxa"/>
             <w:shd w:val="clear" w:color="auto" w:fill="FFFFFF" w:themeFill="background1"/>
-            <w:tcMar/>
-            <w:vAlign w:val="center"/>
-          </w:tcPr>
-          <w:p>
-            <w:pPr>
-              <w:jc w:val="center"/>
-              <w:rPr>
-                <w:rFonts w:ascii="Calibri" w:hAnsi="Calibri" w:cs="Calibri"/>
-                <w:color w:val="000000" w:themeColor="text1"/>
-                <w:sz w:val="20"/>
-                <w:szCs w:val="20"/>
-              </w:rPr>
-            </w:pPr>
-            <w:r>
-              <w:rPr>
-                <w:rFonts w:ascii="Calibri" w:hAnsi="Calibri" w:cs="Calibri"/>
-                <w:color w:val="000000" w:themeColor="text1"/>
-                <w:sz w:val="20"/>
-                <w:szCs w:val="20"/>
-              </w:rPr>
-              <w:lastRenderedPageBreak/>
+            <w:vAlign w:val="center"/>
+          </w:tcPr>
+          <w:p>
+            <w:pPr>
+              <w:jc w:val="center"/>
+              <w:rPr>
+                <w:rFonts w:ascii="Calibri" w:hAnsi="Calibri" w:cs="Calibri"/>
+                <w:color w:val="000000" w:themeColor="text1"/>
+                <w:sz w:val="20"/>
+                <w:szCs w:val="20"/>
+              </w:rPr>
+            </w:pPr>
+            <w:r>
+              <w:rPr>
+                <w:rFonts w:ascii="Calibri" w:hAnsi="Calibri" w:cs="Calibri"/>
+                <w:color w:val="000000" w:themeColor="text1"/>
+                <w:sz w:val="20"/>
+                <w:szCs w:val="20"/>
+              </w:rPr>
               <w:t>(Empleado tiempo indeterminado)</w:t>
             </w:r>
           </w:p>
@@ -7094,7 +6604,6 @@
           <w:tcPr>
             <w:tcW w:w="3344" w:type="dxa"/>
             <w:shd w:val="clear" w:color="auto" w:fill="FFFFFF" w:themeFill="background1"/>
-            <w:tcMar/>
             <w:vAlign w:val="center"/>
           </w:tcPr>
           <w:p>
@@ -7124,7 +6633,6 @@
           <w:tcPr>
             <w:tcW w:w="3144" w:type="dxa"/>
             <w:shd w:val="clear" w:color="auto" w:fill="FFFFFF" w:themeFill="background1"/>
-            <w:tcMar/>
             <w:vAlign w:val="center"/>
           </w:tcPr>
           <w:p>
@@ -7157,7 +6665,6 @@
             <w:tcW w:w="9475" w:type="dxa"/>
             <w:gridSpan w:val="3"/>
             <w:shd w:val="clear" w:color="auto" w:fill="00A159"/>
-            <w:tcMar/>
             <w:vAlign w:val="center"/>
           </w:tcPr>
           <w:p>
@@ -7193,7 +6700,6 @@
           <w:tcPr>
             <w:tcW w:w="2987" w:type="dxa"/>
             <w:shd w:val="clear" w:color="auto" w:fill="FFFFFF" w:themeFill="background1"/>
-            <w:tcMar/>
             <w:vAlign w:val="center"/>
           </w:tcPr>
           <w:p>
@@ -7221,7 +6727,6 @@
           <w:tcPr>
             <w:tcW w:w="3344" w:type="dxa"/>
             <w:shd w:val="clear" w:color="auto" w:fill="FFFFFF" w:themeFill="background1"/>
-            <w:tcMar/>
             <w:vAlign w:val="center"/>
           </w:tcPr>
           <w:p>
@@ -7250,7 +6755,6 @@
           <w:tcPr>
             <w:tcW w:w="3144" w:type="dxa"/>
             <w:shd w:val="clear" w:color="auto" w:fill="FFFFFF" w:themeFill="background1"/>
-            <w:tcMar/>
             <w:vAlign w:val="center"/>
           </w:tcPr>
           <w:p>
@@ -7283,7 +6787,6 @@
             <w:tcW w:w="9475" w:type="dxa"/>
             <w:gridSpan w:val="3"/>
             <w:shd w:val="clear" w:color="auto" w:fill="00A159"/>
-            <w:tcMar/>
             <w:vAlign w:val="center"/>
           </w:tcPr>
           <w:p>
@@ -7319,7 +6822,6 @@
           <w:tcPr>
             <w:tcW w:w="2987" w:type="dxa"/>
             <w:shd w:val="clear" w:color="auto" w:fill="FFFFFF" w:themeFill="background1"/>
-            <w:tcMar/>
             <w:vAlign w:val="center"/>
           </w:tcPr>
           <w:p>
@@ -7348,28 +6850,27 @@
           <w:tcPr>
             <w:tcW w:w="3344" w:type="dxa"/>
             <w:shd w:val="clear" w:color="auto" w:fill="FFFFFF" w:themeFill="background1"/>
-            <w:tcMar/>
-            <w:vAlign w:val="center"/>
-          </w:tcPr>
-          <w:p>
-            <w:pPr>
-              <w:jc w:val="center"/>
-              <w:rPr>
-                <w:rFonts w:ascii="Calibri" w:hAnsi="Calibri" w:cs="Calibri"/>
-                <w:color w:val="000000" w:themeColor="text1"/>
-                <w:sz w:val="20"/>
-                <w:szCs w:val="20"/>
-                <w:lang w:val="es-ES"/>
-              </w:rPr>
-            </w:pPr>
-            <w:r>
-              <w:rPr>
-                <w:rFonts w:ascii="Calibri" w:hAnsi="Calibri" w:cs="Calibri"/>
-                <w:color w:val="000000" w:themeColor="text1"/>
-                <w:sz w:val="20"/>
-                <w:szCs w:val="20"/>
-              </w:rPr>
-              <w:t xml:space="preserve">Contrato de Patricinio </w:t>
+            <w:vAlign w:val="center"/>
+          </w:tcPr>
+          <w:p>
+            <w:pPr>
+              <w:jc w:val="center"/>
+              <w:rPr>
+                <w:rFonts w:ascii="Calibri" w:hAnsi="Calibri" w:cs="Calibri"/>
+                <w:color w:val="000000" w:themeColor="text1"/>
+                <w:sz w:val="20"/>
+                <w:szCs w:val="20"/>
+                <w:lang w:val="es-ES"/>
+              </w:rPr>
+            </w:pPr>
+            <w:r>
+              <w:rPr>
+                <w:rFonts w:ascii="Calibri" w:hAnsi="Calibri" w:cs="Calibri"/>
+                <w:color w:val="000000" w:themeColor="text1"/>
+                <w:sz w:val="20"/>
+                <w:szCs w:val="20"/>
+              </w:rPr>
+              <w:t xml:space="preserve">Contrato de Patrocinio </w:t>
             </w:r>
           </w:p>
         </w:tc>
@@ -7377,7 +6878,6 @@
           <w:tcPr>
             <w:tcW w:w="3144" w:type="dxa"/>
             <w:shd w:val="clear" w:color="auto" w:fill="FFFFFF" w:themeFill="background1"/>
-            <w:tcMar/>
             <w:vAlign w:val="center"/>
           </w:tcPr>
           <w:p>
@@ -7410,7 +6910,6 @@
             <w:tcW w:w="9475" w:type="dxa"/>
             <w:gridSpan w:val="3"/>
             <w:shd w:val="clear" w:color="auto" w:fill="00A159"/>
-            <w:tcMar/>
             <w:vAlign w:val="center"/>
           </w:tcPr>
           <w:p>
@@ -7446,7 +6945,6 @@
           <w:tcPr>
             <w:tcW w:w="2987" w:type="dxa"/>
             <w:shd w:val="clear" w:color="auto" w:fill="FFFFFF" w:themeFill="background1"/>
-            <w:tcMar/>
             <w:vAlign w:val="center"/>
           </w:tcPr>
           <w:p>
@@ -7487,7 +6985,6 @@
           <w:tcPr>
             <w:tcW w:w="3344" w:type="dxa"/>
             <w:shd w:val="clear" w:color="auto" w:fill="FFFFFF" w:themeFill="background1"/>
-            <w:tcMar/>
             <w:vAlign w:val="center"/>
           </w:tcPr>
           <w:p>
@@ -7517,7 +7014,6 @@
           <w:tcPr>
             <w:tcW w:w="3144" w:type="dxa"/>
             <w:shd w:val="clear" w:color="auto" w:fill="FFFFFF" w:themeFill="background1"/>
-            <w:tcMar/>
             <w:vAlign w:val="center"/>
           </w:tcPr>
           <w:p>
@@ -7550,7 +7046,6 @@
             <w:tcW w:w="9475" w:type="dxa"/>
             <w:gridSpan w:val="3"/>
             <w:shd w:val="clear" w:color="auto" w:fill="00A159"/>
-            <w:tcMar/>
             <w:vAlign w:val="center"/>
           </w:tcPr>
           <w:p>
@@ -7583,7 +7078,6 @@
           <w:tcPr>
             <w:tcW w:w="2987" w:type="dxa"/>
             <w:shd w:val="clear" w:color="auto" w:fill="FFFFFF" w:themeFill="background1"/>
-            <w:tcMar/>
             <w:vAlign w:val="center"/>
           </w:tcPr>
           <w:p>
@@ -7612,7 +7106,6 @@
           <w:tcPr>
             <w:tcW w:w="3344" w:type="dxa"/>
             <w:shd w:val="clear" w:color="auto" w:fill="FFFFFF" w:themeFill="background1"/>
-            <w:tcMar/>
             <w:vAlign w:val="center"/>
           </w:tcPr>
           <w:p>
@@ -7642,7 +7135,6 @@
           <w:tcPr>
             <w:tcW w:w="3144" w:type="dxa"/>
             <w:shd w:val="clear" w:color="auto" w:fill="FFFFFF" w:themeFill="background1"/>
-            <w:tcMar/>
             <w:vAlign w:val="center"/>
           </w:tcPr>
           <w:p>
@@ -7675,7 +7167,6 @@
           <w:tcPr>
             <w:tcW w:w="2987" w:type="dxa"/>
             <w:shd w:val="clear" w:color="auto" w:fill="FFFFFF" w:themeFill="background1"/>
-            <w:tcMar/>
             <w:vAlign w:val="center"/>
           </w:tcPr>
           <w:p>
@@ -7704,7 +7195,6 @@
           <w:tcPr>
             <w:tcW w:w="3344" w:type="dxa"/>
             <w:shd w:val="clear" w:color="auto" w:fill="FFFFFF" w:themeFill="background1"/>
-            <w:tcMar/>
             <w:vAlign w:val="center"/>
           </w:tcPr>
           <w:p>
@@ -7734,7 +7224,6 @@
           <w:tcPr>
             <w:tcW w:w="3144" w:type="dxa"/>
             <w:shd w:val="clear" w:color="auto" w:fill="FFFFFF" w:themeFill="background1"/>
-            <w:tcMar/>
             <w:vAlign w:val="center"/>
           </w:tcPr>
           <w:p>
@@ -7767,7 +7256,6 @@
           <w:tcPr>
             <w:tcW w:w="2987" w:type="dxa"/>
             <w:shd w:val="clear" w:color="auto" w:fill="FFFFFF" w:themeFill="background1"/>
-            <w:tcMar/>
             <w:vAlign w:val="center"/>
           </w:tcPr>
           <w:p>
@@ -7796,7 +7284,6 @@
           <w:tcPr>
             <w:tcW w:w="3344" w:type="dxa"/>
             <w:shd w:val="clear" w:color="auto" w:fill="FFFFFF" w:themeFill="background1"/>
-            <w:tcMar/>
             <w:vAlign w:val="center"/>
           </w:tcPr>
           <w:p>
@@ -7826,7 +7313,6 @@
           <w:tcPr>
             <w:tcW w:w="3144" w:type="dxa"/>
             <w:shd w:val="clear" w:color="auto" w:fill="FFFFFF" w:themeFill="background1"/>
-            <w:tcMar/>
             <w:vAlign w:val="center"/>
           </w:tcPr>
           <w:p>
@@ -7859,7 +7345,6 @@
           <w:tcPr>
             <w:tcW w:w="2987" w:type="dxa"/>
             <w:shd w:val="clear" w:color="auto" w:fill="FFFFFF" w:themeFill="background1"/>
-            <w:tcMar/>
             <w:vAlign w:val="center"/>
           </w:tcPr>
           <w:p>
@@ -7888,7 +7373,6 @@
           <w:tcPr>
             <w:tcW w:w="3344" w:type="dxa"/>
             <w:shd w:val="clear" w:color="auto" w:fill="FFFFFF" w:themeFill="background1"/>
-            <w:tcMar/>
             <w:vAlign w:val="center"/>
           </w:tcPr>
           <w:p>
@@ -7918,7 +7402,6 @@
           <w:tcPr>
             <w:tcW w:w="3144" w:type="dxa"/>
             <w:shd w:val="clear" w:color="auto" w:fill="FFFFFF" w:themeFill="background1"/>
-            <w:tcMar/>
             <w:vAlign w:val="center"/>
           </w:tcPr>
           <w:p>
@@ -7951,7 +7434,6 @@
           <w:tcPr>
             <w:tcW w:w="2987" w:type="dxa"/>
             <w:shd w:val="clear" w:color="auto" w:fill="FFFFFF" w:themeFill="background1"/>
-            <w:tcMar/>
             <w:vAlign w:val="center"/>
           </w:tcPr>
           <w:p>
@@ -7980,7 +7462,6 @@
           <w:tcPr>
             <w:tcW w:w="3344" w:type="dxa"/>
             <w:shd w:val="clear" w:color="auto" w:fill="FFFFFF" w:themeFill="background1"/>
-            <w:tcMar/>
             <w:vAlign w:val="center"/>
           </w:tcPr>
           <w:p>
@@ -8010,7 +7491,6 @@
           <w:tcPr>
             <w:tcW w:w="3144" w:type="dxa"/>
             <w:shd w:val="clear" w:color="auto" w:fill="FFFFFF" w:themeFill="background1"/>
-            <w:tcMar/>
             <w:vAlign w:val="center"/>
           </w:tcPr>
           <w:p>
@@ -8068,7 +7548,7 @@
           <w:lang w:val="es-ES_tradnl"/>
         </w:rPr>
       </w:pPr>
-      <w:bookmarkStart w:name="_Toc215156187" w:id="2"/>
+      <w:bookmarkStart w:id="2" w:name="_Toc215156187"/>
       <w:r>
         <w:rPr>
           <w:lang w:val="es-ES_tradnl"/>
@@ -8144,7 +7624,7 @@
           <w:lang w:val="es-ES_tradnl" w:eastAsia="zh-CN"/>
         </w:rPr>
       </w:pPr>
-      <w:bookmarkStart w:name="_Toc215156188" w:id="3"/>
+      <w:bookmarkStart w:id="3" w:name="_Toc215156188"/>
       <w:r>
         <w:rPr>
           <w:color w:val="4A4A4A"/>
@@ -8162,12 +7642,12 @@
         <w:tblW w:w="10292" w:type="dxa"/>
         <w:jc w:val="center"/>
         <w:tblBorders>
-          <w:top w:val="single" w:color="000000" w:themeColor="text1" w:sz="18" w:space="0"/>
-          <w:left w:val="single" w:color="000000" w:themeColor="text1" w:sz="18" w:space="0"/>
-          <w:bottom w:val="single" w:color="000000" w:themeColor="text1" w:sz="18" w:space="0"/>
-          <w:right w:val="single" w:color="000000" w:themeColor="text1" w:sz="18" w:space="0"/>
-          <w:insideH w:val="single" w:color="000000" w:themeColor="text1" w:sz="18" w:space="0"/>
-          <w:insideV w:val="single" w:color="000000" w:themeColor="text1" w:sz="18" w:space="0"/>
+          <w:top w:val="single" w:sz="18" w:space="0" w:color="000000" w:themeColor="text1"/>
+          <w:left w:val="single" w:sz="18" w:space="0" w:color="000000" w:themeColor="text1"/>
+          <w:bottom w:val="single" w:sz="18" w:space="0" w:color="000000" w:themeColor="text1"/>
+          <w:right w:val="single" w:sz="18" w:space="0" w:color="000000" w:themeColor="text1"/>
+          <w:insideH w:val="single" w:sz="18" w:space="0" w:color="000000" w:themeColor="text1"/>
+          <w:insideV w:val="single" w:sz="18" w:space="0" w:color="000000" w:themeColor="text1"/>
         </w:tblBorders>
         <w:tblLook w:val="04A0" w:firstRow="1" w:lastRow="0" w:firstColumn="1" w:lastColumn="0" w:noHBand="0" w:noVBand="1"/>
       </w:tblPr>
@@ -8189,7 +7669,6 @@
             <w:tcW w:w="10292" w:type="dxa"/>
             <w:gridSpan w:val="6"/>
             <w:shd w:val="clear" w:color="auto" w:fill="000000" w:themeFill="text1"/>
-            <w:tcMar/>
             <w:vAlign w:val="center"/>
           </w:tcPr>
           <w:p>
@@ -8227,7 +7706,6 @@
           <w:tcPr>
             <w:tcW w:w="1883" w:type="dxa"/>
             <w:shd w:val="clear" w:color="auto" w:fill="00A059"/>
-            <w:tcMar/>
             <w:vAlign w:val="center"/>
           </w:tcPr>
           <w:p>
@@ -8257,7 +7735,6 @@
           <w:tcPr>
             <w:tcW w:w="1682" w:type="dxa"/>
             <w:shd w:val="clear" w:color="auto" w:fill="00A059"/>
-            <w:tcMar/>
             <w:vAlign w:val="center"/>
           </w:tcPr>
           <w:p>
@@ -8287,7 +7764,6 @@
           <w:tcPr>
             <w:tcW w:w="1492" w:type="dxa"/>
             <w:shd w:val="clear" w:color="auto" w:fill="00A059"/>
-            <w:tcMar/>
             <w:vAlign w:val="center"/>
           </w:tcPr>
           <w:p>
@@ -8317,7 +7793,6 @@
           <w:tcPr>
             <w:tcW w:w="1708" w:type="dxa"/>
             <w:shd w:val="clear" w:color="auto" w:fill="00A059"/>
-            <w:tcMar/>
             <w:vAlign w:val="center"/>
           </w:tcPr>
           <w:p>
@@ -8347,7 +7822,6 @@
           <w:tcPr>
             <w:tcW w:w="1241" w:type="dxa"/>
             <w:shd w:val="clear" w:color="auto" w:fill="00A059"/>
-            <w:tcMar/>
             <w:vAlign w:val="center"/>
           </w:tcPr>
           <w:p>
@@ -8377,7 +7851,6 @@
           <w:tcPr>
             <w:tcW w:w="2286" w:type="dxa"/>
             <w:shd w:val="clear" w:color="auto" w:fill="00A059"/>
-            <w:tcMar/>
             <w:vAlign w:val="center"/>
           </w:tcPr>
           <w:p>
@@ -8414,7 +7887,6 @@
             <w:tcW w:w="10292" w:type="dxa"/>
             <w:gridSpan w:val="6"/>
             <w:shd w:val="clear" w:color="auto" w:fill="00A059"/>
-            <w:tcMar/>
             <w:vAlign w:val="center"/>
           </w:tcPr>
           <w:p>
@@ -8454,7 +7926,6 @@
           <w:tcPr>
             <w:tcW w:w="1883" w:type="dxa"/>
             <w:shd w:val="clear" w:color="auto" w:fill="A6A6A6" w:themeFill="background1" w:themeFillShade="A6"/>
-            <w:tcMar/>
             <w:vAlign w:val="center"/>
           </w:tcPr>
           <w:p>
@@ -8506,40 +7977,13 @@
                 <w:szCs w:val="20"/>
                 <w:lang w:val="es-ES"/>
               </w:rPr>
-              <w:t>(</w:t>
-            </w:r>
-            <w:proofErr w:type="spellStart"/>
-            <w:r>
-              <w:rPr>
-                <w:rFonts w:ascii="Calibri" w:hAnsi="Calibri" w:cs="Calibri"/>
-                <w:b/>
-                <w:bCs/>
-                <w:color w:val="FFFFFF" w:themeColor="background1"/>
-                <w:sz w:val="20"/>
-                <w:szCs w:val="20"/>
-                <w:lang w:val="es-ES"/>
-              </w:rPr>
-              <w:t>Knobloch</w:t>
-            </w:r>
-            <w:proofErr w:type="spellEnd"/>
-            <w:r>
-              <w:rPr>
-                <w:rFonts w:ascii="Calibri" w:hAnsi="Calibri" w:cs="Calibri"/>
-                <w:b/>
-                <w:bCs/>
-                <w:color w:val="FFFFFF" w:themeColor="background1"/>
-                <w:sz w:val="20"/>
-                <w:szCs w:val="20"/>
-                <w:lang w:val="es-ES"/>
-              </w:rPr>
-              <w:t>)</w:t>
+              <w:t>(Knobloch)</w:t>
             </w:r>
           </w:p>
         </w:tc>
         <w:tc>
           <w:tcPr>
             <w:tcW w:w="1682" w:type="dxa"/>
-            <w:tcMar/>
             <w:vAlign w:val="center"/>
           </w:tcPr>
           <w:p>
@@ -8568,56 +8012,34 @@
         <w:tc>
           <w:tcPr>
             <w:tcW w:w="1492" w:type="dxa"/>
-            <w:tcMar/>
-            <w:vAlign w:val="center"/>
-          </w:tcPr>
-          <w:p>
-            <w:pPr>
-              <w:jc w:val="center"/>
-              <w:rPr>
-                <w:rFonts w:ascii="Calibri" w:hAnsi="Calibri" w:cs="Calibri"/>
-                <w:color w:val="000000" w:themeColor="text1"/>
-                <w:sz w:val="20"/>
-                <w:szCs w:val="20"/>
-                <w:lang w:val="es-ES"/>
-              </w:rPr>
-            </w:pPr>
-            <w:r>
-              <w:rPr>
-                <w:rFonts w:ascii="Calibri" w:hAnsi="Calibri" w:cs="Calibri"/>
-                <w:color w:val="000000" w:themeColor="text1" w:themeTint="FF" w:themeShade="FF"/>
-                <w:sz w:val="20"/>
-                <w:szCs w:val="20"/>
-                <w:lang w:val="es-ES"/>
-              </w:rPr>
-              <w:t xml:space="preserve">Transferencia (GRT como </w:t>
-            </w:r>
-            <w:r>
-              <w:rPr>
-                <w:rFonts w:ascii="Calibri" w:hAnsi="Calibri" w:cs="Calibri"/>
-                <w:color w:val="000000" w:themeColor="text1" w:themeTint="FF" w:themeShade="FF"/>
-                <w:sz w:val="20"/>
-                <w:szCs w:val="20"/>
-                <w:lang w:val="es-ES"/>
-              </w:rPr>
-              <w:t>Responsable</w:t>
-            </w:r>
-            <w:r>
-              <w:rPr>
-                <w:rFonts w:ascii="Calibri" w:hAnsi="Calibri" w:cs="Calibri"/>
-                <w:color w:val="000000" w:themeColor="text1" w:themeTint="FF" w:themeShade="FF"/>
-                <w:sz w:val="20"/>
-                <w:szCs w:val="20"/>
-                <w:lang w:val="es-ES"/>
-              </w:rPr>
-              <w:t xml:space="preserve"> Receptor) </w:t>
+            <w:vAlign w:val="center"/>
+          </w:tcPr>
+          <w:p>
+            <w:pPr>
+              <w:jc w:val="center"/>
+              <w:rPr>
+                <w:rFonts w:ascii="Calibri" w:hAnsi="Calibri" w:cs="Calibri"/>
+                <w:color w:val="000000" w:themeColor="text1"/>
+                <w:sz w:val="20"/>
+                <w:szCs w:val="20"/>
+                <w:lang w:val="es-ES"/>
+              </w:rPr>
+            </w:pPr>
+            <w:r>
+              <w:rPr>
+                <w:rFonts w:ascii="Calibri" w:hAnsi="Calibri" w:cs="Calibri"/>
+                <w:color w:val="000000" w:themeColor="text1"/>
+                <w:sz w:val="20"/>
+                <w:szCs w:val="20"/>
+                <w:lang w:val="es-ES"/>
+              </w:rPr>
+              <w:t xml:space="preserve">Transferencia (GRT como Responsable Receptor) </w:t>
             </w:r>
           </w:p>
         </w:tc>
         <w:tc>
           <w:tcPr>
             <w:tcW w:w="1708" w:type="dxa"/>
-            <w:tcMar/>
             <w:vAlign w:val="center"/>
           </w:tcPr>
           <w:p>
@@ -8658,7 +8080,6 @@
         <w:tc>
           <w:tcPr>
             <w:tcW w:w="1241" w:type="dxa"/>
-            <w:tcMar/>
             <w:vAlign w:val="center"/>
           </w:tcPr>
           <w:p>
@@ -8687,7 +8108,6 @@
         <w:tc>
           <w:tcPr>
             <w:tcW w:w="2286" w:type="dxa"/>
-            <w:tcMar/>
             <w:vAlign w:val="center"/>
           </w:tcPr>
           <w:p>
@@ -8738,7 +8158,7 @@
             <w:r>
               <w:rPr>
                 <w:rFonts w:ascii="Calibri" w:hAnsi="Calibri" w:cs="Calibri"/>
-                <w:color w:val="000000" w:themeColor="text1" w:themeTint="FF" w:themeShade="FF"/>
+                <w:color w:val="000000" w:themeColor="text1"/>
                 <w:sz w:val="20"/>
                 <w:szCs w:val="20"/>
                 <w:lang w:val="es-ES"/>
@@ -8748,9 +8168,9 @@
             <w:r>
               <w:rPr>
                 <w:rFonts w:ascii="Calibri" w:hAnsi="Calibri" w:cs="Calibri"/>
-                <w:b w:val="1"/>
-                <w:bCs w:val="1"/>
-                <w:color w:val="000000" w:themeColor="text1" w:themeTint="FF" w:themeShade="FF"/>
+                <w:b/>
+                <w:bCs/>
+                <w:color w:val="000000" w:themeColor="text1"/>
                 <w:sz w:val="20"/>
                 <w:szCs w:val="20"/>
                 <w:lang w:val="es-ES"/>
@@ -8760,7 +8180,7 @@
             <w:r>
               <w:rPr>
                 <w:rFonts w:ascii="Calibri" w:hAnsi="Calibri" w:cs="Calibri"/>
-                <w:color w:val="000000" w:themeColor="text1" w:themeTint="FF" w:themeShade="FF"/>
+                <w:color w:val="000000" w:themeColor="text1"/>
                 <w:sz w:val="20"/>
                 <w:szCs w:val="20"/>
                 <w:lang w:val="es-ES"/>
@@ -8770,9 +8190,9 @@
             <w:r>
               <w:rPr>
                 <w:rFonts w:ascii="Calibri" w:hAnsi="Calibri" w:cs="Calibri"/>
-                <w:b w:val="1"/>
-                <w:bCs w:val="1"/>
-                <w:color w:val="000000" w:themeColor="text1" w:themeTint="FF" w:themeShade="FF"/>
+                <w:b/>
+                <w:bCs/>
+                <w:color w:val="000000" w:themeColor="text1"/>
                 <w:sz w:val="20"/>
                 <w:szCs w:val="20"/>
                 <w:lang w:val="es-ES"/>
@@ -8782,7 +8202,7 @@
             <w:r>
               <w:rPr>
                 <w:rFonts w:ascii="Calibri" w:hAnsi="Calibri" w:cs="Calibri"/>
-                <w:color w:val="000000" w:themeColor="text1" w:themeTint="FF" w:themeShade="FF"/>
+                <w:color w:val="000000" w:themeColor="text1"/>
                 <w:sz w:val="20"/>
                 <w:szCs w:val="20"/>
                 <w:lang w:val="es-ES"/>
@@ -8792,9 +8212,9 @@
             <w:r>
               <w:rPr>
                 <w:rFonts w:ascii="Calibri" w:hAnsi="Calibri" w:cs="Calibri"/>
-                <w:b w:val="1"/>
-                <w:bCs w:val="1"/>
-                <w:color w:val="000000" w:themeColor="text1" w:themeTint="FF" w:themeShade="FF"/>
+                <w:b/>
+                <w:bCs/>
+                <w:color w:val="000000" w:themeColor="text1"/>
                 <w:sz w:val="20"/>
                 <w:szCs w:val="20"/>
                 <w:lang w:val="es-ES"/>
@@ -8804,32 +8224,12 @@
             <w:r>
               <w:rPr>
                 <w:rFonts w:ascii="Calibri" w:hAnsi="Calibri" w:cs="Calibri"/>
-                <w:color w:val="000000" w:themeColor="text1" w:themeTint="FF" w:themeShade="FF"/>
-                <w:sz w:val="20"/>
-                <w:szCs w:val="20"/>
-                <w:lang w:val="es-ES"/>
-              </w:rPr>
-              <w:t xml:space="preserve"> del mismo donde el </w:t>
-            </w:r>
-            <w:r>
-              <w:rPr>
-                <w:rFonts w:ascii="Calibri" w:hAnsi="Calibri" w:cs="Calibri"/>
-                <w:color w:val="000000" w:themeColor="text1" w:themeTint="FF" w:themeShade="FF"/>
-                <w:sz w:val="20"/>
-                <w:szCs w:val="20"/>
-                <w:lang w:val="es-ES"/>
-              </w:rPr>
-              <w:t>Responsable</w:t>
-            </w:r>
-            <w:r>
-              <w:rPr>
-                <w:rFonts w:ascii="Calibri" w:hAnsi="Calibri" w:cs="Calibri"/>
-                <w:color w:val="000000" w:themeColor="text1" w:themeTint="FF" w:themeShade="FF"/>
-                <w:sz w:val="20"/>
-                <w:szCs w:val="20"/>
-                <w:lang w:val="es-ES"/>
-              </w:rPr>
-              <w:t xml:space="preserve"> Receptor garantiza la legalidad de la transferencia de datos personales. </w:t>
+                <w:color w:val="000000" w:themeColor="text1"/>
+                <w:sz w:val="20"/>
+                <w:szCs w:val="20"/>
+                <w:lang w:val="es-ES"/>
+              </w:rPr>
+              <w:t xml:space="preserve"> del mismo donde el Responsable Receptor garantiza la legalidad de la transferencia de datos personales. </w:t>
             </w:r>
           </w:p>
         </w:tc>
@@ -8843,25 +8243,24 @@
           <w:tcPr>
             <w:tcW w:w="1883" w:type="dxa"/>
             <w:shd w:val="clear" w:color="auto" w:fill="A6A6A6" w:themeFill="background1" w:themeFillShade="A6"/>
-            <w:tcMar/>
-            <w:vAlign w:val="center"/>
-          </w:tcPr>
-          <w:p>
-            <w:pPr>
-              <w:jc w:val="center"/>
-              <w:rPr>
-                <w:rFonts w:ascii="Calibri" w:hAnsi="Calibri" w:cs="Calibri" w:eastAsiaTheme="minorEastAsia"/>
-                <w:b/>
-                <w:bCs/>
-                <w:color w:val="FFFFFF" w:themeColor="background1"/>
-                <w:sz w:val="20"/>
-                <w:szCs w:val="20"/>
-                <w:lang w:val="es-ES_tradnl"/>
-              </w:rPr>
-            </w:pPr>
-            <w:r>
-              <w:rPr>
-                <w:rFonts w:ascii="Calibri" w:hAnsi="Calibri" w:cs="Calibri" w:eastAsiaTheme="minorEastAsia"/>
+            <w:vAlign w:val="center"/>
+          </w:tcPr>
+          <w:p>
+            <w:pPr>
+              <w:jc w:val="center"/>
+              <w:rPr>
+                <w:rFonts w:ascii="Calibri" w:eastAsiaTheme="minorEastAsia" w:hAnsi="Calibri" w:cs="Calibri"/>
+                <w:b/>
+                <w:bCs/>
+                <w:color w:val="FFFFFF" w:themeColor="background1"/>
+                <w:sz w:val="20"/>
+                <w:szCs w:val="20"/>
+                <w:lang w:val="es-ES_tradnl"/>
+              </w:rPr>
+            </w:pPr>
+            <w:r>
+              <w:rPr>
+                <w:rFonts w:ascii="Calibri" w:eastAsiaTheme="minorEastAsia" w:hAnsi="Calibri" w:cs="Calibri"/>
                 <w:b/>
                 <w:bCs/>
                 <w:color w:val="FFFFFF" w:themeColor="background1"/>
@@ -8873,7 +8272,7 @@
             </w:r>
             <w:r>
               <w:rPr>
-                <w:rFonts w:ascii="Calibri" w:hAnsi="Calibri" w:cs="Calibri" w:eastAsiaTheme="minorEastAsia"/>
+                <w:rFonts w:ascii="Calibri" w:eastAsiaTheme="minorEastAsia" w:hAnsi="Calibri" w:cs="Calibri"/>
                 <w:b/>
                 <w:bCs/>
                 <w:color w:val="FFFFFF" w:themeColor="background1"/>
@@ -8885,7 +8284,7 @@
             </w:r>
             <w:r>
               <w:rPr>
-                <w:rFonts w:ascii="Calibri" w:hAnsi="Calibri" w:cs="Calibri" w:eastAsiaTheme="minorEastAsia"/>
+                <w:rFonts w:ascii="Calibri" w:eastAsiaTheme="minorEastAsia" w:hAnsi="Calibri" w:cs="Calibri"/>
                 <w:b/>
                 <w:bCs/>
                 <w:color w:val="FFFFFF" w:themeColor="background1"/>
@@ -8900,7 +8299,6 @@
         <w:tc>
           <w:tcPr>
             <w:tcW w:w="1682" w:type="dxa"/>
-            <w:tcMar/>
             <w:vAlign w:val="center"/>
           </w:tcPr>
           <w:p>
@@ -8940,7 +8338,6 @@
         <w:tc>
           <w:tcPr>
             <w:tcW w:w="1492" w:type="dxa"/>
-            <w:tcMar/>
             <w:vAlign w:val="center"/>
           </w:tcPr>
           <w:p>
@@ -8969,7 +8366,6 @@
         <w:tc>
           <w:tcPr>
             <w:tcW w:w="1708" w:type="dxa"/>
-            <w:tcMar/>
             <w:vAlign w:val="center"/>
           </w:tcPr>
           <w:p>
@@ -9020,7 +8416,6 @@
         <w:tc>
           <w:tcPr>
             <w:tcW w:w="1241" w:type="dxa"/>
-            <w:tcMar/>
             <w:vAlign w:val="center"/>
           </w:tcPr>
           <w:p>
@@ -9049,40 +8444,39 @@
         <w:tc>
           <w:tcPr>
             <w:tcW w:w="2286" w:type="dxa"/>
-            <w:tcMar/>
-            <w:vAlign w:val="center"/>
-          </w:tcPr>
-          <w:p>
-            <w:pPr>
-              <w:jc w:val="center"/>
-              <w:rPr>
-                <w:rFonts w:ascii="Calibri" w:hAnsi="Calibri" w:cs="Calibri"/>
-                <w:color w:val="000000" w:themeColor="text1"/>
-                <w:sz w:val="20"/>
-                <w:szCs w:val="20"/>
-                <w:lang w:val="es-ES_tradnl"/>
-              </w:rPr>
-            </w:pPr>
-            <w:r>
-              <w:rPr>
-                <w:rFonts w:ascii="Calibri" w:hAnsi="Calibri" w:cs="Calibri"/>
-                <w:color w:val="000000" w:themeColor="text1"/>
-                <w:sz w:val="20"/>
-                <w:szCs w:val="20"/>
-                <w:lang w:val="es-ES_tradnl"/>
-              </w:rPr>
-              <w:t>Las cláusulas no cumplen con los requisitos de la LFPDPPP y su Reglamento.</w:t>
-            </w:r>
-          </w:p>
-          <w:p>
-            <w:pPr>
-              <w:jc w:val="center"/>
-              <w:rPr>
-                <w:rFonts w:ascii="Calibri" w:hAnsi="Calibri" w:cs="Calibri"/>
-                <w:color w:val="000000" w:themeColor="text1"/>
-                <w:sz w:val="20"/>
-                <w:szCs w:val="20"/>
-                <w:lang w:val="es-ES_tradnl"/>
+            <w:vAlign w:val="center"/>
+          </w:tcPr>
+          <w:p>
+            <w:pPr>
+              <w:jc w:val="center"/>
+              <w:rPr>
+                <w:rFonts w:ascii="Calibri" w:hAnsi="Calibri" w:cs="Calibri"/>
+                <w:color w:val="000000" w:themeColor="text1"/>
+                <w:sz w:val="20"/>
+                <w:szCs w:val="20"/>
+                <w:lang w:val="es-ES"/>
+              </w:rPr>
+            </w:pPr>
+            <w:r>
+              <w:rPr>
+                <w:rFonts w:ascii="Calibri" w:hAnsi="Calibri" w:cs="Calibri"/>
+                <w:color w:val="000000" w:themeColor="text1"/>
+                <w:sz w:val="20"/>
+                <w:szCs w:val="20"/>
+                <w:lang w:val="es-ES"/>
+              </w:rPr>
+              <w:t xml:space="preserve">Las cláusulas no cumplen con los requisitos de la LFPDPPP. </w:t>
+            </w:r>
+          </w:p>
+          <w:p>
+            <w:pPr>
+              <w:jc w:val="center"/>
+              <w:rPr>
+                <w:rFonts w:ascii="Calibri" w:hAnsi="Calibri" w:cs="Calibri"/>
+                <w:color w:val="000000" w:themeColor="text1"/>
+                <w:sz w:val="20"/>
+                <w:szCs w:val="20"/>
+                <w:lang w:val="es-ES"/>
               </w:rPr>
             </w:pPr>
           </w:p>
@@ -9185,24 +8579,23 @@
           <w:tcPr>
             <w:tcW w:w="1883" w:type="dxa"/>
             <w:shd w:val="clear" w:color="auto" w:fill="A6A6A6" w:themeFill="background1" w:themeFillShade="A6"/>
-            <w:tcMar/>
-            <w:vAlign w:val="center"/>
-          </w:tcPr>
-          <w:p>
-            <w:pPr>
-              <w:rPr>
-                <w:rFonts w:ascii="Calibri" w:hAnsi="Calibri" w:cs="Calibri" w:eastAsiaTheme="minorEastAsia"/>
-                <w:b/>
-                <w:bCs/>
-                <w:color w:val="FFFFFF" w:themeColor="background1"/>
-                <w:sz w:val="20"/>
-                <w:szCs w:val="20"/>
-                <w:lang w:val="es-ES_tradnl"/>
-              </w:rPr>
-            </w:pPr>
-            <w:r>
-              <w:rPr>
-                <w:rFonts w:ascii="Calibri" w:hAnsi="Calibri" w:cs="Calibri" w:eastAsiaTheme="minorEastAsia"/>
+            <w:vAlign w:val="center"/>
+          </w:tcPr>
+          <w:p>
+            <w:pPr>
+              <w:rPr>
+                <w:rFonts w:ascii="Calibri" w:eastAsiaTheme="minorEastAsia" w:hAnsi="Calibri" w:cs="Calibri"/>
+                <w:b/>
+                <w:bCs/>
+                <w:color w:val="FFFFFF" w:themeColor="background1"/>
+                <w:sz w:val="20"/>
+                <w:szCs w:val="20"/>
+                <w:lang w:val="es-ES_tradnl"/>
+              </w:rPr>
+            </w:pPr>
+            <w:r>
+              <w:rPr>
+                <w:rFonts w:ascii="Calibri" w:eastAsiaTheme="minorEastAsia" w:hAnsi="Calibri" w:cs="Calibri"/>
                 <w:b/>
                 <w:bCs/>
                 <w:color w:val="FFFFFF" w:themeColor="background1"/>
@@ -9217,18 +8610,18 @@
             <w:pPr>
               <w:jc w:val="center"/>
               <w:rPr>
-                <w:rFonts w:ascii="Calibri" w:hAnsi="Calibri" w:cs="Calibri" w:eastAsiaTheme="minorEastAsia"/>
-                <w:b/>
-                <w:bCs/>
-                <w:color w:val="FFFFFF" w:themeColor="background1"/>
-                <w:sz w:val="20"/>
-                <w:szCs w:val="20"/>
-                <w:lang w:val="es-ES_tradnl"/>
-              </w:rPr>
-            </w:pPr>
-            <w:r>
-              <w:rPr>
-                <w:rFonts w:ascii="Calibri" w:hAnsi="Calibri" w:cs="Calibri" w:eastAsiaTheme="minorEastAsia"/>
+                <w:rFonts w:ascii="Calibri" w:eastAsiaTheme="minorEastAsia" w:hAnsi="Calibri" w:cs="Calibri"/>
+                <w:b/>
+                <w:bCs/>
+                <w:color w:val="FFFFFF" w:themeColor="background1"/>
+                <w:sz w:val="20"/>
+                <w:szCs w:val="20"/>
+                <w:lang w:val="es-ES_tradnl"/>
+              </w:rPr>
+            </w:pPr>
+            <w:r>
+              <w:rPr>
+                <w:rFonts w:ascii="Calibri" w:eastAsiaTheme="minorEastAsia" w:hAnsi="Calibri" w:cs="Calibri"/>
                 <w:b/>
                 <w:bCs/>
                 <w:color w:val="FFFFFF" w:themeColor="background1"/>
@@ -9243,32 +8636,32 @@
             <w:pPr>
               <w:jc w:val="center"/>
               <w:rPr>
-                <w:rFonts w:ascii="Calibri" w:hAnsi="Calibri" w:cs="Calibri" w:eastAsiaTheme="minorEastAsia"/>
-                <w:b/>
-                <w:bCs/>
-                <w:color w:val="FFFFFF" w:themeColor="background1"/>
-                <w:sz w:val="20"/>
-                <w:szCs w:val="20"/>
-                <w:lang w:val="es-ES_tradnl"/>
-              </w:rPr>
-            </w:pPr>
-          </w:p>
-          <w:p>
-            <w:pPr>
-              <w:jc w:val="center"/>
-              <w:rPr>
-                <w:rFonts w:ascii="Calibri" w:hAnsi="Calibri" w:cs="Calibri" w:eastAsiaTheme="minorEastAsia"/>
-                <w:b/>
-                <w:bCs/>
-                <w:color w:val="FFFFFF" w:themeColor="background1"/>
-                <w:sz w:val="20"/>
-                <w:szCs w:val="20"/>
-                <w:lang w:val="es-ES_tradnl"/>
-              </w:rPr>
-            </w:pPr>
-            <w:r>
-              <w:rPr>
-                <w:rFonts w:ascii="Calibri" w:hAnsi="Calibri" w:cs="Calibri" w:eastAsiaTheme="minorEastAsia"/>
+                <w:rFonts w:ascii="Calibri" w:eastAsiaTheme="minorEastAsia" w:hAnsi="Calibri" w:cs="Calibri"/>
+                <w:b/>
+                <w:bCs/>
+                <w:color w:val="FFFFFF" w:themeColor="background1"/>
+                <w:sz w:val="20"/>
+                <w:szCs w:val="20"/>
+                <w:lang w:val="es-ES_tradnl"/>
+              </w:rPr>
+            </w:pPr>
+          </w:p>
+          <w:p>
+            <w:pPr>
+              <w:jc w:val="center"/>
+              <w:rPr>
+                <w:rFonts w:ascii="Calibri" w:eastAsiaTheme="minorEastAsia" w:hAnsi="Calibri" w:cs="Calibri"/>
+                <w:b/>
+                <w:bCs/>
+                <w:color w:val="FFFFFF" w:themeColor="background1"/>
+                <w:sz w:val="20"/>
+                <w:szCs w:val="20"/>
+                <w:lang w:val="es-ES_tradnl"/>
+              </w:rPr>
+            </w:pPr>
+            <w:r>
+              <w:rPr>
+                <w:rFonts w:ascii="Calibri" w:eastAsiaTheme="minorEastAsia" w:hAnsi="Calibri" w:cs="Calibri"/>
                 <w:b/>
                 <w:bCs/>
                 <w:color w:val="FFFFFF" w:themeColor="background1"/>
@@ -9283,7 +8676,6 @@
         <w:tc>
           <w:tcPr>
             <w:tcW w:w="1682" w:type="dxa"/>
-            <w:tcMar/>
             <w:vAlign w:val="center"/>
           </w:tcPr>
           <w:p>
@@ -9324,7 +8716,6 @@
         <w:tc>
           <w:tcPr>
             <w:tcW w:w="1492" w:type="dxa"/>
-            <w:tcMar/>
             <w:vAlign w:val="center"/>
           </w:tcPr>
           <w:p>
@@ -9376,49 +8767,18 @@
             <w:r>
               <w:rPr>
                 <w:rFonts w:ascii="Calibri" w:hAnsi="Calibri" w:cs="Calibri"/>
-                <w:color w:val="000000" w:themeColor="text1" w:themeTint="FF" w:themeShade="FF"/>
-                <w:sz w:val="20"/>
-                <w:szCs w:val="20"/>
-                <w:lang w:val="es-ES"/>
-              </w:rPr>
-              <w:t xml:space="preserve">(GRT como </w:t>
-            </w:r>
-            <w:r>
-              <w:rPr>
-                <w:rFonts w:ascii="Calibri" w:hAnsi="Calibri" w:cs="Calibri"/>
-                <w:color w:val="000000" w:themeColor="text1" w:themeTint="FF" w:themeShade="FF"/>
-                <w:sz w:val="20"/>
-                <w:szCs w:val="20"/>
-                <w:lang w:val="es-ES"/>
-              </w:rPr>
-              <w:t>Responsable</w:t>
-            </w:r>
-            <w:r>
-              <w:rPr>
-                <w:rFonts w:ascii="Calibri" w:hAnsi="Calibri" w:cs="Calibri"/>
-                <w:color w:val="000000" w:themeColor="text1" w:themeTint="FF" w:themeShade="FF"/>
-                <w:sz w:val="20"/>
-                <w:szCs w:val="20"/>
-                <w:lang w:val="es-ES"/>
-              </w:rPr>
-              <w:t xml:space="preserve"> Receptor) </w:t>
-            </w:r>
-            <w:r>
-              <w:rPr>
-                <w:rFonts w:ascii="Calibri" w:hAnsi="Calibri" w:cs="Calibri"/>
-                <w:color w:val="000000" w:themeColor="text1" w:themeTint="FF" w:themeShade="FF"/>
-                <w:sz w:val="20"/>
-                <w:szCs w:val="20"/>
-                <w:lang w:val="es-ES"/>
-              </w:rPr>
-              <w:t xml:space="preserve"> </w:t>
+                <w:color w:val="000000" w:themeColor="text1"/>
+                <w:sz w:val="20"/>
+                <w:szCs w:val="20"/>
+                <w:lang w:val="es-ES"/>
+              </w:rPr>
+              <w:t xml:space="preserve">(GRT como Responsable Receptor)  </w:t>
             </w:r>
           </w:p>
         </w:tc>
         <w:tc>
           <w:tcPr>
             <w:tcW w:w="1708" w:type="dxa"/>
-            <w:tcMar/>
             <w:vAlign w:val="center"/>
           </w:tcPr>
           <w:p>
@@ -9457,7 +8817,6 @@
         <w:tc>
           <w:tcPr>
             <w:tcW w:w="1241" w:type="dxa"/>
-            <w:tcMar/>
             <w:vAlign w:val="center"/>
           </w:tcPr>
           <w:p>
@@ -9486,7 +8845,6 @@
         <w:tc>
           <w:tcPr>
             <w:tcW w:w="2286" w:type="dxa"/>
-            <w:tcMar/>
             <w:vAlign w:val="center"/>
           </w:tcPr>
           <w:p>
@@ -9537,19 +8895,20 @@
             <w:r>
               <w:rPr>
                 <w:rFonts w:ascii="Calibri" w:hAnsi="Calibri" w:cs="Calibri"/>
-                <w:color w:val="000000" w:themeColor="text1" w:themeTint="FF" w:themeShade="FF"/>
-                <w:sz w:val="20"/>
-                <w:szCs w:val="20"/>
-                <w:lang w:val="es-ES"/>
-              </w:rPr>
+                <w:color w:val="000000" w:themeColor="text1"/>
+                <w:sz w:val="20"/>
+                <w:szCs w:val="20"/>
+                <w:lang w:val="es-ES"/>
+              </w:rPr>
+              <w:lastRenderedPageBreak/>
               <w:t xml:space="preserve">En su lugar, se sugiere emplear la cláusula </w:t>
             </w:r>
             <w:r>
               <w:rPr>
                 <w:rFonts w:ascii="Calibri" w:hAnsi="Calibri" w:cs="Calibri"/>
-                <w:b w:val="1"/>
-                <w:bCs w:val="1"/>
-                <w:color w:val="000000" w:themeColor="text1" w:themeTint="FF" w:themeShade="FF"/>
+                <w:b/>
+                <w:bCs/>
+                <w:color w:val="000000" w:themeColor="text1"/>
                 <w:sz w:val="20"/>
                 <w:szCs w:val="20"/>
                 <w:lang w:val="es-ES"/>
@@ -9559,7 +8918,7 @@
             <w:r>
               <w:rPr>
                 <w:rFonts w:ascii="Calibri" w:hAnsi="Calibri" w:cs="Calibri"/>
-                <w:color w:val="000000" w:themeColor="text1" w:themeTint="FF" w:themeShade="FF"/>
+                <w:color w:val="000000" w:themeColor="text1"/>
                 <w:sz w:val="20"/>
                 <w:szCs w:val="20"/>
                 <w:lang w:val="es-ES"/>
@@ -9569,9 +8928,9 @@
             <w:r>
               <w:rPr>
                 <w:rFonts w:ascii="Calibri" w:hAnsi="Calibri" w:cs="Calibri"/>
-                <w:b w:val="1"/>
-                <w:bCs w:val="1"/>
-                <w:color w:val="000000" w:themeColor="text1" w:themeTint="FF" w:themeShade="FF"/>
+                <w:b/>
+                <w:bCs/>
+                <w:color w:val="000000" w:themeColor="text1"/>
                 <w:sz w:val="20"/>
                 <w:szCs w:val="20"/>
                 <w:lang w:val="es-ES"/>
@@ -9581,7 +8940,7 @@
             <w:r>
               <w:rPr>
                 <w:rFonts w:ascii="Calibri" w:hAnsi="Calibri" w:cs="Calibri"/>
-                <w:color w:val="000000" w:themeColor="text1" w:themeTint="FF" w:themeShade="FF"/>
+                <w:color w:val="000000" w:themeColor="text1"/>
                 <w:sz w:val="20"/>
                 <w:szCs w:val="20"/>
                 <w:lang w:val="es-ES"/>
@@ -9591,9 +8950,9 @@
             <w:r>
               <w:rPr>
                 <w:rFonts w:ascii="Calibri" w:hAnsi="Calibri" w:cs="Calibri"/>
-                <w:b w:val="1"/>
-                <w:bCs w:val="1"/>
-                <w:color w:val="000000" w:themeColor="text1" w:themeTint="FF" w:themeShade="FF"/>
+                <w:b/>
+                <w:bCs/>
+                <w:color w:val="000000" w:themeColor="text1"/>
                 <w:sz w:val="20"/>
                 <w:szCs w:val="20"/>
                 <w:lang w:val="es-ES"/>
@@ -9603,32 +8962,12 @@
             <w:r>
               <w:rPr>
                 <w:rFonts w:ascii="Calibri" w:hAnsi="Calibri" w:cs="Calibri"/>
-                <w:color w:val="000000" w:themeColor="text1" w:themeTint="FF" w:themeShade="FF"/>
-                <w:sz w:val="20"/>
-                <w:szCs w:val="20"/>
-                <w:lang w:val="es-ES"/>
-              </w:rPr>
-              <w:t xml:space="preserve"> del mismo donde el </w:t>
-            </w:r>
-            <w:r>
-              <w:rPr>
-                <w:rFonts w:ascii="Calibri" w:hAnsi="Calibri" w:cs="Calibri"/>
-                <w:color w:val="000000" w:themeColor="text1" w:themeTint="FF" w:themeShade="FF"/>
-                <w:sz w:val="20"/>
-                <w:szCs w:val="20"/>
-                <w:lang w:val="es-ES"/>
-              </w:rPr>
-              <w:t>Responsable</w:t>
-            </w:r>
-            <w:r>
-              <w:rPr>
-                <w:rFonts w:ascii="Calibri" w:hAnsi="Calibri" w:cs="Calibri"/>
-                <w:color w:val="000000" w:themeColor="text1" w:themeTint="FF" w:themeShade="FF"/>
-                <w:sz w:val="20"/>
-                <w:szCs w:val="20"/>
-                <w:lang w:val="es-ES"/>
-              </w:rPr>
-              <w:t xml:space="preserve"> Receptor garantiza la legalidad de la transferencia de datos personales.</w:t>
+                <w:color w:val="000000" w:themeColor="text1"/>
+                <w:sz w:val="20"/>
+                <w:szCs w:val="20"/>
+                <w:lang w:val="es-ES"/>
+              </w:rPr>
+              <w:t xml:space="preserve"> del mismo donde el Responsable Receptor garantiza la legalidad de la transferencia de datos personales.</w:t>
             </w:r>
           </w:p>
         </w:tc>
@@ -9642,25 +8981,24 @@
           <w:tcPr>
             <w:tcW w:w="1883" w:type="dxa"/>
             <w:shd w:val="clear" w:color="auto" w:fill="A6A6A6" w:themeFill="background1" w:themeFillShade="A6"/>
-            <w:tcMar/>
-            <w:vAlign w:val="center"/>
-          </w:tcPr>
-          <w:p>
-            <w:pPr>
-              <w:jc w:val="center"/>
-              <w:rPr>
-                <w:rFonts w:ascii="Calibri" w:hAnsi="Calibri" w:cs="Calibri" w:eastAsiaTheme="minorEastAsia"/>
-                <w:b/>
-                <w:bCs/>
-                <w:color w:val="FFFFFF" w:themeColor="background1"/>
-                <w:sz w:val="20"/>
-                <w:szCs w:val="20"/>
-                <w:lang w:val="es-ES_tradnl"/>
-              </w:rPr>
-            </w:pPr>
-            <w:r>
-              <w:rPr>
-                <w:rFonts w:ascii="Calibri" w:hAnsi="Calibri" w:cs="Calibri" w:eastAsiaTheme="minorEastAsia"/>
+            <w:vAlign w:val="center"/>
+          </w:tcPr>
+          <w:p>
+            <w:pPr>
+              <w:jc w:val="center"/>
+              <w:rPr>
+                <w:rFonts w:ascii="Calibri" w:eastAsiaTheme="minorEastAsia" w:hAnsi="Calibri" w:cs="Calibri"/>
+                <w:b/>
+                <w:bCs/>
+                <w:color w:val="FFFFFF" w:themeColor="background1"/>
+                <w:sz w:val="20"/>
+                <w:szCs w:val="20"/>
+                <w:lang w:val="es-ES_tradnl"/>
+              </w:rPr>
+            </w:pPr>
+            <w:r>
+              <w:rPr>
+                <w:rFonts w:ascii="Calibri" w:eastAsiaTheme="minorEastAsia" w:hAnsi="Calibri" w:cs="Calibri"/>
                 <w:b/>
                 <w:bCs/>
                 <w:color w:val="FFFFFF" w:themeColor="background1"/>
@@ -9676,7 +9014,6 @@
         <w:tc>
           <w:tcPr>
             <w:tcW w:w="1682" w:type="dxa"/>
-            <w:tcMar/>
             <w:vAlign w:val="center"/>
           </w:tcPr>
           <w:p>
@@ -9715,7 +9052,6 @@
         <w:tc>
           <w:tcPr>
             <w:tcW w:w="1492" w:type="dxa"/>
-            <w:tcMar/>
             <w:vAlign w:val="center"/>
           </w:tcPr>
           <w:p>
@@ -9744,7 +9080,6 @@
         <w:tc>
           <w:tcPr>
             <w:tcW w:w="1708" w:type="dxa"/>
-            <w:tcMar/>
             <w:vAlign w:val="center"/>
           </w:tcPr>
           <w:p>
@@ -9773,7 +9108,6 @@
         <w:tc>
           <w:tcPr>
             <w:tcW w:w="1241" w:type="dxa"/>
-            <w:tcMar/>
             <w:vAlign w:val="center"/>
           </w:tcPr>
           <w:p>
@@ -9802,7 +9136,6 @@
         <w:tc>
           <w:tcPr>
             <w:tcW w:w="2286" w:type="dxa"/>
-            <w:tcMar/>
             <w:vAlign w:val="center"/>
           </w:tcPr>
           <w:p>
@@ -9838,25 +9171,24 @@
           <w:tcPr>
             <w:tcW w:w="1883" w:type="dxa"/>
             <w:shd w:val="clear" w:color="auto" w:fill="A6A6A6" w:themeFill="background1" w:themeFillShade="A6"/>
-            <w:tcMar/>
-            <w:vAlign w:val="center"/>
-          </w:tcPr>
-          <w:p>
-            <w:pPr>
-              <w:jc w:val="center"/>
-              <w:rPr>
-                <w:rFonts w:ascii="Calibri" w:hAnsi="Calibri" w:cs="Calibri" w:eastAsiaTheme="minorEastAsia"/>
-                <w:b/>
-                <w:bCs/>
-                <w:color w:val="FFFFFF" w:themeColor="background1"/>
-                <w:sz w:val="20"/>
-                <w:szCs w:val="20"/>
-                <w:lang w:val="es-ES_tradnl"/>
-              </w:rPr>
-            </w:pPr>
-            <w:r>
-              <w:rPr>
-                <w:rFonts w:ascii="Calibri" w:hAnsi="Calibri" w:cs="Calibri" w:eastAsiaTheme="minorEastAsia"/>
+            <w:vAlign w:val="center"/>
+          </w:tcPr>
+          <w:p>
+            <w:pPr>
+              <w:jc w:val="center"/>
+              <w:rPr>
+                <w:rFonts w:ascii="Calibri" w:eastAsiaTheme="minorEastAsia" w:hAnsi="Calibri" w:cs="Calibri"/>
+                <w:b/>
+                <w:bCs/>
+                <w:color w:val="FFFFFF" w:themeColor="background1"/>
+                <w:sz w:val="20"/>
+                <w:szCs w:val="20"/>
+                <w:lang w:val="es-ES_tradnl"/>
+              </w:rPr>
+            </w:pPr>
+            <w:r>
+              <w:rPr>
+                <w:rFonts w:ascii="Calibri" w:eastAsiaTheme="minorEastAsia" w:hAnsi="Calibri" w:cs="Calibri"/>
                 <w:b/>
                 <w:bCs/>
                 <w:color w:val="FFFFFF" w:themeColor="background1"/>
@@ -9868,7 +9200,7 @@
             </w:r>
             <w:r>
               <w:rPr>
-                <w:rFonts w:ascii="Calibri" w:hAnsi="Calibri" w:cs="Calibri" w:eastAsiaTheme="minorEastAsia"/>
+                <w:rFonts w:ascii="Calibri" w:eastAsiaTheme="minorEastAsia" w:hAnsi="Calibri" w:cs="Calibri"/>
                 <w:b/>
                 <w:bCs/>
                 <w:color w:val="FFFFFF" w:themeColor="background1"/>
@@ -9883,7 +9215,6 @@
         <w:tc>
           <w:tcPr>
             <w:tcW w:w="1682" w:type="dxa"/>
-            <w:tcMar/>
             <w:vAlign w:val="center"/>
           </w:tcPr>
           <w:p>
@@ -9912,7 +9243,6 @@
         <w:tc>
           <w:tcPr>
             <w:tcW w:w="1492" w:type="dxa"/>
-            <w:tcMar/>
             <w:vAlign w:val="center"/>
           </w:tcPr>
           <w:p>
@@ -9953,213 +9283,62 @@
         <w:tc>
           <w:tcPr>
             <w:tcW w:w="1708" w:type="dxa"/>
-            <w:tcMar/>
-            <w:vAlign w:val="center"/>
-          </w:tcPr>
-          <w:p>
-            <w:pPr>
-              <w:jc w:val="center"/>
-              <w:rPr>
-                <w:rFonts w:ascii="Calibri" w:hAnsi="Calibri" w:cs="Calibri"/>
-                <w:color w:val="000000" w:themeColor="text1"/>
-                <w:sz w:val="20"/>
-                <w:szCs w:val="20"/>
-                <w:lang w:val="es-ES"/>
-              </w:rPr>
-            </w:pPr>
-            <w:r>
-              <w:rPr>
-                <w:rFonts w:ascii="Calibri" w:hAnsi="Calibri" w:cs="Calibri"/>
-                <w:color w:val="000000" w:themeColor="text1" w:themeTint="FF" w:themeShade="FF"/>
-                <w:sz w:val="20"/>
-                <w:szCs w:val="20"/>
-                <w:lang w:val="es-ES"/>
-              </w:rPr>
-              <w:t xml:space="preserve">(1) </w:t>
-            </w:r>
-            <w:r>
-              <w:rPr>
-                <w:rFonts w:ascii="Calibri" w:hAnsi="Calibri" w:cs="Calibri"/>
-                <w:color w:val="000000" w:themeColor="text1" w:themeTint="FF" w:themeShade="FF"/>
-                <w:sz w:val="20"/>
-                <w:szCs w:val="20"/>
-                <w:lang w:val="es-ES"/>
-              </w:rPr>
-              <w:t>Addendum</w:t>
-            </w:r>
-            <w:r>
-              <w:rPr>
-                <w:rFonts w:ascii="Calibri" w:hAnsi="Calibri" w:cs="Calibri"/>
-                <w:color w:val="000000" w:themeColor="text1" w:themeTint="FF" w:themeShade="FF"/>
-                <w:sz w:val="20"/>
-                <w:szCs w:val="20"/>
-                <w:lang w:val="es-ES"/>
-              </w:rPr>
-              <w:t xml:space="preserve"> </w:t>
-            </w:r>
-            <w:r>
-              <w:rPr>
-                <w:rFonts w:ascii="Calibri" w:hAnsi="Calibri" w:cs="Calibri"/>
-                <w:color w:val="000000" w:themeColor="text1" w:themeTint="FF" w:themeShade="FF"/>
-                <w:sz w:val="20"/>
-                <w:szCs w:val="20"/>
-                <w:lang w:val="es-ES"/>
-              </w:rPr>
-              <w:t>to</w:t>
-            </w:r>
-            <w:r>
-              <w:rPr>
-                <w:rFonts w:ascii="Calibri" w:hAnsi="Calibri" w:cs="Calibri"/>
-                <w:color w:val="000000" w:themeColor="text1" w:themeTint="FF" w:themeShade="FF"/>
-                <w:sz w:val="20"/>
-                <w:szCs w:val="20"/>
-                <w:lang w:val="es-ES"/>
-              </w:rPr>
-              <w:t xml:space="preserve"> MSA.</w:t>
-            </w:r>
-          </w:p>
-          <w:p>
-            <w:pPr>
-              <w:jc w:val="center"/>
-              <w:rPr>
-                <w:rFonts w:ascii="Calibri" w:hAnsi="Calibri" w:cs="Calibri"/>
-                <w:color w:val="000000" w:themeColor="text1"/>
-                <w:sz w:val="20"/>
-                <w:szCs w:val="20"/>
-                <w:lang w:val="es-ES_tradnl"/>
-              </w:rPr>
-            </w:pPr>
-          </w:p>
-          <w:p>
-            <w:pPr>
-              <w:jc w:val="center"/>
-              <w:rPr>
-                <w:rFonts w:ascii="Calibri" w:hAnsi="Calibri" w:cs="Calibri"/>
-                <w:color w:val="000000" w:themeColor="text1"/>
-                <w:sz w:val="20"/>
-                <w:szCs w:val="20"/>
-                <w:lang w:val="es-ES"/>
-              </w:rPr>
-            </w:pPr>
-            <w:r>
-              <w:rPr>
-                <w:rFonts w:ascii="Calibri" w:hAnsi="Calibri" w:cs="Calibri"/>
-                <w:color w:val="000000" w:themeColor="text1" w:themeTint="FF" w:themeShade="FF"/>
-                <w:sz w:val="20"/>
-                <w:szCs w:val="20"/>
-                <w:lang w:val="es-ES"/>
-              </w:rPr>
-              <w:t xml:space="preserve">(2) </w:t>
-            </w:r>
-            <w:r>
-              <w:rPr>
-                <w:rFonts w:ascii="Calibri" w:hAnsi="Calibri" w:cs="Calibri"/>
-                <w:color w:val="000000" w:themeColor="text1" w:themeTint="FF" w:themeShade="FF"/>
-                <w:sz w:val="20"/>
-                <w:szCs w:val="20"/>
-                <w:lang w:val="es-ES"/>
-              </w:rPr>
-              <w:t>Addendum</w:t>
-            </w:r>
-            <w:r>
-              <w:rPr>
-                <w:rFonts w:ascii="Calibri" w:hAnsi="Calibri" w:cs="Calibri"/>
-                <w:color w:val="000000" w:themeColor="text1" w:themeTint="FF" w:themeShade="FF"/>
-                <w:sz w:val="20"/>
-                <w:szCs w:val="20"/>
-                <w:lang w:val="es-ES"/>
-              </w:rPr>
-              <w:t xml:space="preserve"> </w:t>
-            </w:r>
-            <w:r>
-              <w:rPr>
-                <w:rFonts w:ascii="Calibri" w:hAnsi="Calibri" w:cs="Calibri"/>
-                <w:color w:val="000000" w:themeColor="text1" w:themeTint="FF" w:themeShade="FF"/>
-                <w:sz w:val="20"/>
-                <w:szCs w:val="20"/>
-                <w:lang w:val="es-ES"/>
-              </w:rPr>
-              <w:t>to</w:t>
-            </w:r>
-            <w:r>
-              <w:rPr>
-                <w:rFonts w:ascii="Calibri" w:hAnsi="Calibri" w:cs="Calibri"/>
-                <w:color w:val="000000" w:themeColor="text1" w:themeTint="FF" w:themeShade="FF"/>
-                <w:sz w:val="20"/>
-                <w:szCs w:val="20"/>
-                <w:lang w:val="es-ES"/>
-              </w:rPr>
-              <w:t xml:space="preserve"> MSA </w:t>
-            </w:r>
-            <w:r>
-              <w:rPr>
-                <w:rFonts w:ascii="Calibri" w:hAnsi="Calibri" w:cs="Calibri"/>
-                <w:color w:val="000000" w:themeColor="text1" w:themeTint="FF" w:themeShade="FF"/>
-                <w:sz w:val="20"/>
-                <w:szCs w:val="20"/>
-                <w:lang w:val="es-ES"/>
-              </w:rPr>
-              <w:t>for</w:t>
-            </w:r>
-            <w:r>
-              <w:rPr>
-                <w:rFonts w:ascii="Calibri" w:hAnsi="Calibri" w:cs="Calibri"/>
-                <w:color w:val="000000" w:themeColor="text1" w:themeTint="FF" w:themeShade="FF"/>
-                <w:sz w:val="20"/>
-                <w:szCs w:val="20"/>
-                <w:lang w:val="es-ES"/>
-              </w:rPr>
-              <w:t xml:space="preserve"> </w:t>
-            </w:r>
-            <w:r>
-              <w:rPr>
-                <w:rFonts w:ascii="Calibri" w:hAnsi="Calibri" w:cs="Calibri"/>
-                <w:color w:val="000000" w:themeColor="text1" w:themeTint="FF" w:themeShade="FF"/>
-                <w:sz w:val="20"/>
-                <w:szCs w:val="20"/>
-                <w:lang w:val="es-ES"/>
-              </w:rPr>
-              <w:t>MyVeeva</w:t>
-            </w:r>
-            <w:r>
-              <w:rPr>
-                <w:rFonts w:ascii="Calibri" w:hAnsi="Calibri" w:cs="Calibri"/>
-                <w:color w:val="000000" w:themeColor="text1" w:themeTint="FF" w:themeShade="FF"/>
-                <w:sz w:val="20"/>
-                <w:szCs w:val="20"/>
-                <w:lang w:val="es-ES"/>
-              </w:rPr>
-              <w:t xml:space="preserve"> </w:t>
-            </w:r>
-            <w:r>
-              <w:rPr>
-                <w:rFonts w:ascii="Calibri" w:hAnsi="Calibri" w:cs="Calibri"/>
-                <w:color w:val="000000" w:themeColor="text1" w:themeTint="FF" w:themeShade="FF"/>
-                <w:sz w:val="20"/>
-                <w:szCs w:val="20"/>
-                <w:lang w:val="es-ES"/>
-              </w:rPr>
-              <w:t>for</w:t>
-            </w:r>
-            <w:r>
-              <w:rPr>
-                <w:rFonts w:ascii="Calibri" w:hAnsi="Calibri" w:cs="Calibri"/>
-                <w:color w:val="000000" w:themeColor="text1" w:themeTint="FF" w:themeShade="FF"/>
-                <w:sz w:val="20"/>
-                <w:szCs w:val="20"/>
-                <w:lang w:val="es-ES"/>
-              </w:rPr>
-              <w:t xml:space="preserve"> </w:t>
-            </w:r>
-            <w:r>
-              <w:rPr>
-                <w:rFonts w:ascii="Calibri" w:hAnsi="Calibri" w:cs="Calibri"/>
-                <w:color w:val="000000" w:themeColor="text1" w:themeTint="FF" w:themeShade="FF"/>
-                <w:sz w:val="20"/>
-                <w:szCs w:val="20"/>
-                <w:lang w:val="es-ES"/>
-              </w:rPr>
-              <w:t>Doctors</w:t>
+            <w:vAlign w:val="center"/>
+          </w:tcPr>
+          <w:p>
+            <w:pPr>
+              <w:jc w:val="center"/>
+              <w:rPr>
+                <w:rFonts w:ascii="Calibri" w:hAnsi="Calibri" w:cs="Calibri"/>
+                <w:color w:val="000000" w:themeColor="text1"/>
+                <w:sz w:val="20"/>
+                <w:szCs w:val="20"/>
+                <w:lang w:val="es-ES"/>
+              </w:rPr>
+            </w:pPr>
+            <w:r>
+              <w:rPr>
+                <w:rFonts w:ascii="Calibri" w:hAnsi="Calibri" w:cs="Calibri"/>
+                <w:color w:val="000000" w:themeColor="text1"/>
+                <w:sz w:val="20"/>
+                <w:szCs w:val="20"/>
+                <w:lang w:val="es-ES"/>
+              </w:rPr>
+              <w:t>(1) Addendum to MSA.</w:t>
+            </w:r>
+          </w:p>
+          <w:p>
+            <w:pPr>
+              <w:jc w:val="center"/>
+              <w:rPr>
+                <w:rFonts w:ascii="Calibri" w:hAnsi="Calibri" w:cs="Calibri"/>
+                <w:color w:val="000000" w:themeColor="text1"/>
+                <w:sz w:val="20"/>
+                <w:szCs w:val="20"/>
+                <w:lang w:val="es-ES_tradnl"/>
+              </w:rPr>
+            </w:pPr>
+          </w:p>
+          <w:p>
+            <w:pPr>
+              <w:jc w:val="center"/>
+              <w:rPr>
+                <w:rFonts w:ascii="Calibri" w:hAnsi="Calibri" w:cs="Calibri"/>
+                <w:color w:val="000000" w:themeColor="text1"/>
+                <w:sz w:val="20"/>
+                <w:szCs w:val="20"/>
+                <w:lang w:val="es-ES"/>
+              </w:rPr>
+            </w:pPr>
+            <w:r>
+              <w:rPr>
+                <w:rFonts w:ascii="Calibri" w:hAnsi="Calibri" w:cs="Calibri"/>
+                <w:color w:val="000000" w:themeColor="text1"/>
+                <w:sz w:val="20"/>
+                <w:szCs w:val="20"/>
+                <w:lang w:val="es-ES"/>
+              </w:rPr>
+              <w:t>(2) Addendum to MSA for MyVeeva for Doctors</w:t>
             </w:r>
           </w:p>
           <w:p>
@@ -10190,7 +9369,6 @@
         <w:tc>
           <w:tcPr>
             <w:tcW w:w="1241" w:type="dxa"/>
-            <w:tcMar/>
             <w:vAlign w:val="center"/>
           </w:tcPr>
           <w:p>
@@ -10219,7 +9397,6 @@
         <w:tc>
           <w:tcPr>
             <w:tcW w:w="2286" w:type="dxa"/>
-            <w:tcMar/>
             <w:vAlign w:val="center"/>
           </w:tcPr>
           <w:p>
@@ -10377,7 +9554,7 @@
           <w:lang w:val="es-ES_tradnl" w:eastAsia="zh-CN"/>
         </w:rPr>
       </w:pPr>
-      <w:bookmarkStart w:name="_Toc215156189" w:id="4"/>
+      <w:bookmarkStart w:id="4" w:name="_Toc215156189"/>
       <w:r>
         <w:rPr>
           <w:color w:val="4A4A4A"/>
@@ -10396,12 +9573,12 @@
         <w:tblW w:w="10292" w:type="dxa"/>
         <w:jc w:val="center"/>
         <w:tblBorders>
-          <w:top w:val="single" w:color="000000" w:themeColor="text1" w:sz="18" w:space="0"/>
-          <w:left w:val="single" w:color="000000" w:themeColor="text1" w:sz="18" w:space="0"/>
-          <w:bottom w:val="single" w:color="000000" w:themeColor="text1" w:sz="18" w:space="0"/>
-          <w:right w:val="single" w:color="000000" w:themeColor="text1" w:sz="18" w:space="0"/>
-          <w:insideH w:val="single" w:color="000000" w:themeColor="text1" w:sz="18" w:space="0"/>
-          <w:insideV w:val="single" w:color="000000" w:themeColor="text1" w:sz="18" w:space="0"/>
+          <w:top w:val="single" w:sz="18" w:space="0" w:color="000000" w:themeColor="text1"/>
+          <w:left w:val="single" w:sz="18" w:space="0" w:color="000000" w:themeColor="text1"/>
+          <w:bottom w:val="single" w:sz="18" w:space="0" w:color="000000" w:themeColor="text1"/>
+          <w:right w:val="single" w:sz="18" w:space="0" w:color="000000" w:themeColor="text1"/>
+          <w:insideH w:val="single" w:sz="18" w:space="0" w:color="000000" w:themeColor="text1"/>
+          <w:insideV w:val="single" w:sz="18" w:space="0" w:color="000000" w:themeColor="text1"/>
         </w:tblBorders>
         <w:tblLook w:val="04A0" w:firstRow="1" w:lastRow="0" w:firstColumn="1" w:lastColumn="0" w:noHBand="0" w:noVBand="1"/>
       </w:tblPr>
@@ -11305,7 +10482,7 @@
                 <w:szCs w:val="20"/>
                 <w:lang w:val="es-ES"/>
               </w:rPr>
-              <w:t>La cláusula si cumplen con los requisitos de la LFPDPPP y su Reglamento.</w:t>
+              <w:t xml:space="preserve">La cláusula si cumplen con los requisitos de la LFPDPPP. </w:t>
             </w:r>
           </w:p>
         </w:tc>
@@ -11327,7 +10504,7 @@
           <w:lang w:val="es-ES" w:eastAsia="zh-CN"/>
         </w:rPr>
       </w:pPr>
-      <w:bookmarkStart w:name="_Toc215156190" w:id="5"/>
+      <w:bookmarkStart w:id="5" w:name="_Toc215156190"/>
       <w:r>
         <w:rPr>
           <w:color w:val="4A4A4A"/>
@@ -11346,12 +10523,12 @@
         <w:tblW w:w="8975" w:type="dxa"/>
         <w:jc w:val="center"/>
         <w:tblBorders>
-          <w:top w:val="single" w:color="000000" w:themeColor="text1" w:sz="18" w:space="0"/>
-          <w:left w:val="single" w:color="000000" w:themeColor="text1" w:sz="18" w:space="0"/>
-          <w:bottom w:val="single" w:color="000000" w:themeColor="text1" w:sz="18" w:space="0"/>
-          <w:right w:val="single" w:color="000000" w:themeColor="text1" w:sz="18" w:space="0"/>
-          <w:insideH w:val="single" w:color="000000" w:themeColor="text1" w:sz="18" w:space="0"/>
-          <w:insideV w:val="single" w:color="000000" w:themeColor="text1" w:sz="18" w:space="0"/>
+          <w:top w:val="single" w:sz="18" w:space="0" w:color="000000" w:themeColor="text1"/>
+          <w:left w:val="single" w:sz="18" w:space="0" w:color="000000" w:themeColor="text1"/>
+          <w:bottom w:val="single" w:sz="18" w:space="0" w:color="000000" w:themeColor="text1"/>
+          <w:right w:val="single" w:sz="18" w:space="0" w:color="000000" w:themeColor="text1"/>
+          <w:insideH w:val="single" w:sz="18" w:space="0" w:color="000000" w:themeColor="text1"/>
+          <w:insideV w:val="single" w:sz="18" w:space="0" w:color="000000" w:themeColor="text1"/>
         </w:tblBorders>
         <w:tblLook w:val="04A0" w:firstRow="1" w:lastRow="0" w:firstColumn="1" w:lastColumn="0" w:noHBand="0" w:noVBand="1"/>
       </w:tblPr>
@@ -11628,7 +10805,7 @@
           <w:tcPr>
             <w:tcW w:w="1566" w:type="dxa"/>
             <w:tcBorders>
-              <w:bottom w:val="thinThickSmallGap" w:color="000000" w:sz="12" w:space="0"/>
+              <w:bottom w:val="thinThickSmallGap" w:sz="12" w:space="0" w:color="000000"/>
             </w:tcBorders>
             <w:shd w:val="clear" w:color="auto" w:fill="A6A6A6" w:themeFill="background1" w:themeFillShade="A6"/>
             <w:vAlign w:val="center"/>
@@ -11662,7 +10839,7 @@
           <w:tcPr>
             <w:tcW w:w="1607" w:type="dxa"/>
             <w:tcBorders>
-              <w:bottom w:val="thinThickSmallGap" w:color="000000" w:sz="12" w:space="0"/>
+              <w:bottom w:val="thinThickSmallGap" w:sz="12" w:space="0" w:color="000000"/>
             </w:tcBorders>
             <w:vAlign w:val="center"/>
           </w:tcPr>
@@ -11670,14 +10847,14 @@
             <w:pPr>
               <w:jc w:val="center"/>
               <w:rPr>
-                <w:rFonts w:ascii="Calibri" w:hAnsi="Calibri" w:cs="Calibri" w:eastAsiaTheme="minorEastAsia"/>
-                <w:sz w:val="20"/>
-                <w:szCs w:val="20"/>
-              </w:rPr>
-            </w:pPr>
-            <w:r>
-              <w:rPr>
-                <w:rFonts w:ascii="Calibri" w:hAnsi="Calibri" w:cs="Calibri" w:eastAsiaTheme="minorEastAsia"/>
+                <w:rFonts w:ascii="Calibri" w:eastAsiaTheme="minorEastAsia" w:hAnsi="Calibri" w:cs="Calibri"/>
+                <w:sz w:val="20"/>
+                <w:szCs w:val="20"/>
+              </w:rPr>
+            </w:pPr>
+            <w:r>
+              <w:rPr>
+                <w:rFonts w:ascii="Calibri" w:eastAsiaTheme="minorEastAsia" w:hAnsi="Calibri" w:cs="Calibri"/>
                 <w:color w:val="4A4A4A"/>
                 <w:sz w:val="20"/>
                 <w:szCs w:val="20"/>
@@ -11687,7 +10864,7 @@
             </w:r>
             <w:r>
               <w:rPr>
-                <w:rFonts w:ascii="Calibri" w:hAnsi="Calibri" w:cs="Calibri" w:eastAsiaTheme="minorEastAsia"/>
+                <w:rFonts w:ascii="Calibri" w:eastAsiaTheme="minorEastAsia" w:hAnsi="Calibri" w:cs="Calibri"/>
                 <w:sz w:val="20"/>
                 <w:szCs w:val="20"/>
               </w:rPr>
@@ -11699,7 +10876,7 @@
           <w:tcPr>
             <w:tcW w:w="1545" w:type="dxa"/>
             <w:tcBorders>
-              <w:bottom w:val="thinThickSmallGap" w:color="000000" w:sz="12" w:space="0"/>
+              <w:bottom w:val="thinThickSmallGap" w:sz="12" w:space="0" w:color="000000"/>
             </w:tcBorders>
             <w:vAlign w:val="center"/>
           </w:tcPr>
@@ -11730,7 +10907,7 @@
           <w:tcPr>
             <w:tcW w:w="1286" w:type="dxa"/>
             <w:tcBorders>
-              <w:bottom w:val="thinThickSmallGap" w:color="000000" w:sz="12" w:space="0"/>
+              <w:bottom w:val="thinThickSmallGap" w:sz="12" w:space="0" w:color="000000"/>
             </w:tcBorders>
             <w:vAlign w:val="center"/>
           </w:tcPr>
@@ -11781,7 +10958,7 @@
           <w:tcPr>
             <w:tcW w:w="1102" w:type="dxa"/>
             <w:tcBorders>
-              <w:bottom w:val="thinThickSmallGap" w:color="000000" w:sz="12" w:space="0"/>
+              <w:bottom w:val="thinThickSmallGap" w:sz="12" w:space="0" w:color="000000"/>
             </w:tcBorders>
             <w:vAlign w:val="center"/>
           </w:tcPr>
@@ -11822,7 +10999,7 @@
           <w:tcPr>
             <w:tcW w:w="1869" w:type="dxa"/>
             <w:tcBorders>
-              <w:bottom w:val="thinThickSmallGap" w:color="000000" w:sz="12" w:space="0"/>
+              <w:bottom w:val="thinThickSmallGap" w:sz="12" w:space="0" w:color="000000"/>
             </w:tcBorders>
             <w:vAlign w:val="center"/>
           </w:tcPr>
@@ -11987,7 +11164,7 @@
             <w:pPr>
               <w:jc w:val="center"/>
               <w:rPr>
-                <w:rFonts w:ascii="Calibri" w:hAnsi="Calibri" w:eastAsia="Times New Roman" w:cs="Calibri"/>
+                <w:rFonts w:ascii="Calibri" w:eastAsia="Times New Roman" w:hAnsi="Calibri" w:cs="Calibri"/>
                 <w:kern w:val="0"/>
                 <w:sz w:val="20"/>
                 <w:szCs w:val="20"/>
@@ -11997,7 +11174,7 @@
             </w:pPr>
             <w:r>
               <w:rPr>
-                <w:rFonts w:ascii="Calibri" w:hAnsi="Calibri" w:eastAsia="Times New Roman" w:cs="Calibri"/>
+                <w:rFonts w:ascii="Calibri" w:eastAsia="Times New Roman" w:hAnsi="Calibri" w:cs="Calibri"/>
                 <w:kern w:val="0"/>
                 <w:sz w:val="20"/>
                 <w:szCs w:val="20"/>
@@ -12008,7 +11185,7 @@
             </w:r>
             <w:r>
               <w:rPr>
-                <w:rFonts w:ascii="Calibri" w:hAnsi="Calibri" w:eastAsia="Times New Roman" w:cs="Calibri"/>
+                <w:rFonts w:ascii="Calibri" w:eastAsia="Times New Roman" w:hAnsi="Calibri" w:cs="Calibri"/>
                 <w:kern w:val="0"/>
                 <w:sz w:val="20"/>
                 <w:szCs w:val="20"/>
@@ -12055,7 +11232,7 @@
             <w:pPr>
               <w:jc w:val="center"/>
               <w:rPr>
-                <w:rFonts w:ascii="Calibri" w:hAnsi="Calibri" w:eastAsia="Times New Roman" w:cs="Calibri"/>
+                <w:rFonts w:ascii="Calibri" w:eastAsia="Times New Roman" w:hAnsi="Calibri" w:cs="Calibri"/>
                 <w:kern w:val="0"/>
                 <w:sz w:val="20"/>
                 <w:szCs w:val="20"/>
@@ -12087,7 +11264,7 @@
             </w:r>
             <w:r>
               <w:rPr>
-                <w:rFonts w:ascii="Calibri" w:hAnsi="Calibri" w:eastAsia="Times New Roman" w:cs="Calibri"/>
+                <w:rFonts w:ascii="Calibri" w:eastAsia="Times New Roman" w:hAnsi="Calibri" w:cs="Calibri"/>
                 <w:kern w:val="0"/>
                 <w:sz w:val="20"/>
                 <w:szCs w:val="20"/>
@@ -12098,7 +11275,7 @@
             </w:r>
             <w:r>
               <w:rPr>
-                <w:rFonts w:ascii="Calibri" w:hAnsi="Calibri" w:eastAsia="Times New Roman" w:cs="Calibri"/>
+                <w:rFonts w:ascii="Calibri" w:eastAsia="Times New Roman" w:hAnsi="Calibri" w:cs="Calibri"/>
                 <w:kern w:val="0"/>
                 <w:sz w:val="20"/>
                 <w:szCs w:val="20"/>
@@ -12195,7 +11372,7 @@
               <w:textAlignment w:val="baseline"/>
               <w:rPr>
                 <w:rStyle w:val="eop"/>
-                <w:rFonts w:ascii="Calibri" w:hAnsi="Calibri" w:cs="Calibri" w:eastAsiaTheme="majorEastAsia"/>
+                <w:rFonts w:ascii="Calibri" w:eastAsiaTheme="majorEastAsia" w:hAnsi="Calibri" w:cs="Calibri"/>
                 <w:color w:val="4A4A4A"/>
                 <w:sz w:val="20"/>
                 <w:szCs w:val="20"/>
@@ -12267,7 +11444,7 @@
           <w:tcPr>
             <w:tcW w:w="1566" w:type="dxa"/>
             <w:tcBorders>
-              <w:bottom w:val="thinThickSmallGap" w:color="000000" w:sz="12" w:space="0"/>
+              <w:bottom w:val="thinThickSmallGap" w:sz="12" w:space="0" w:color="000000"/>
             </w:tcBorders>
             <w:shd w:val="clear" w:color="auto" w:fill="A6A6A6" w:themeFill="background1" w:themeFillShade="A6"/>
             <w:vAlign w:val="center"/>
@@ -12303,7 +11480,7 @@
           <w:tcPr>
             <w:tcW w:w="1607" w:type="dxa"/>
             <w:tcBorders>
-              <w:bottom w:val="thinThickSmallGap" w:color="000000" w:sz="12" w:space="0"/>
+              <w:bottom w:val="thinThickSmallGap" w:sz="12" w:space="0" w:color="000000"/>
             </w:tcBorders>
             <w:vAlign w:val="center"/>
           </w:tcPr>
@@ -12311,7 +11488,7 @@
             <w:pPr>
               <w:jc w:val="center"/>
               <w:rPr>
-                <w:rFonts w:ascii="Calibri" w:hAnsi="Calibri" w:eastAsia="Times New Roman" w:cs="Calibri"/>
+                <w:rFonts w:ascii="Calibri" w:eastAsia="Times New Roman" w:hAnsi="Calibri" w:cs="Calibri"/>
                 <w:kern w:val="0"/>
                 <w:sz w:val="20"/>
                 <w:szCs w:val="20"/>
@@ -12321,7 +11498,7 @@
             </w:pPr>
             <w:r>
               <w:rPr>
-                <w:rFonts w:ascii="Calibri" w:hAnsi="Calibri" w:eastAsia="Times New Roman" w:cs="Calibri"/>
+                <w:rFonts w:ascii="Calibri" w:eastAsia="Times New Roman" w:hAnsi="Calibri" w:cs="Calibri"/>
                 <w:kern w:val="0"/>
                 <w:sz w:val="20"/>
                 <w:szCs w:val="20"/>
@@ -12332,7 +11509,7 @@
             </w:r>
             <w:r>
               <w:rPr>
-                <w:rFonts w:ascii="Calibri" w:hAnsi="Calibri" w:eastAsia="Times New Roman" w:cs="Calibri"/>
+                <w:rFonts w:ascii="Calibri" w:eastAsia="Times New Roman" w:hAnsi="Calibri" w:cs="Calibri"/>
                 <w:kern w:val="0"/>
                 <w:sz w:val="20"/>
                 <w:szCs w:val="20"/>
@@ -12348,7 +11525,7 @@
           <w:tcPr>
             <w:tcW w:w="1545" w:type="dxa"/>
             <w:tcBorders>
-              <w:bottom w:val="thinThickSmallGap" w:color="000000" w:sz="12" w:space="0"/>
+              <w:bottom w:val="thinThickSmallGap" w:sz="12" w:space="0" w:color="000000"/>
             </w:tcBorders>
             <w:vAlign w:val="center"/>
           </w:tcPr>
@@ -12379,7 +11556,7 @@
           <w:tcPr>
             <w:tcW w:w="1286" w:type="dxa"/>
             <w:tcBorders>
-              <w:bottom w:val="thinThickSmallGap" w:color="000000" w:sz="12" w:space="0"/>
+              <w:bottom w:val="thinThickSmallGap" w:sz="12" w:space="0" w:color="000000"/>
             </w:tcBorders>
             <w:vAlign w:val="center"/>
           </w:tcPr>
@@ -12387,7 +11564,7 @@
             <w:pPr>
               <w:jc w:val="center"/>
               <w:rPr>
-                <w:rFonts w:ascii="Calibri" w:hAnsi="Calibri" w:eastAsia="Times New Roman" w:cs="Calibri"/>
+                <w:rFonts w:ascii="Calibri" w:eastAsia="Times New Roman" w:hAnsi="Calibri" w:cs="Calibri"/>
                 <w:kern w:val="0"/>
                 <w:sz w:val="20"/>
                 <w:szCs w:val="20"/>
@@ -12419,7 +11596,7 @@
             </w:r>
             <w:r>
               <w:rPr>
-                <w:rFonts w:ascii="Calibri" w:hAnsi="Calibri" w:eastAsia="Times New Roman" w:cs="Calibri"/>
+                <w:rFonts w:ascii="Calibri" w:eastAsia="Times New Roman" w:hAnsi="Calibri" w:cs="Calibri"/>
                 <w:kern w:val="0"/>
                 <w:sz w:val="20"/>
                 <w:szCs w:val="20"/>
@@ -12430,7 +11607,7 @@
             </w:r>
             <w:r>
               <w:rPr>
-                <w:rFonts w:ascii="Calibri" w:hAnsi="Calibri" w:eastAsia="Times New Roman" w:cs="Calibri"/>
+                <w:rFonts w:ascii="Calibri" w:eastAsia="Times New Roman" w:hAnsi="Calibri" w:cs="Calibri"/>
                 <w:kern w:val="0"/>
                 <w:sz w:val="20"/>
                 <w:szCs w:val="20"/>
@@ -12446,7 +11623,7 @@
           <w:tcPr>
             <w:tcW w:w="1102" w:type="dxa"/>
             <w:tcBorders>
-              <w:bottom w:val="thinThickSmallGap" w:color="000000" w:sz="12" w:space="0"/>
+              <w:bottom w:val="thinThickSmallGap" w:sz="12" w:space="0" w:color="000000"/>
             </w:tcBorders>
             <w:vAlign w:val="center"/>
           </w:tcPr>
@@ -12488,7 +11665,7 @@
           <w:tcPr>
             <w:tcW w:w="1869" w:type="dxa"/>
             <w:tcBorders>
-              <w:bottom w:val="thinThickSmallGap" w:color="000000" w:sz="12" w:space="0"/>
+              <w:bottom w:val="thinThickSmallGap" w:sz="12" w:space="0" w:color="000000"/>
             </w:tcBorders>
             <w:vAlign w:val="center"/>
           </w:tcPr>
@@ -12645,7 +11822,7 @@
           <w:lang w:val="es-ES" w:eastAsia="zh-CN"/>
         </w:rPr>
       </w:pPr>
-      <w:bookmarkStart w:name="_Toc215156191" w:id="6"/>
+      <w:bookmarkStart w:id="6" w:name="_Toc215156191"/>
       <w:r>
         <w:rPr>
           <w:color w:val="4A4A4A"/>
@@ -12673,12 +11850,12 @@
         <w:tblW w:w="9333" w:type="dxa"/>
         <w:jc w:val="center"/>
         <w:tblBorders>
-          <w:top w:val="single" w:color="000000" w:themeColor="text1" w:sz="18" w:space="0"/>
-          <w:left w:val="single" w:color="000000" w:themeColor="text1" w:sz="18" w:space="0"/>
-          <w:bottom w:val="single" w:color="000000" w:themeColor="text1" w:sz="18" w:space="0"/>
-          <w:right w:val="single" w:color="000000" w:themeColor="text1" w:sz="18" w:space="0"/>
-          <w:insideH w:val="single" w:color="000000" w:themeColor="text1" w:sz="18" w:space="0"/>
-          <w:insideV w:val="single" w:color="000000" w:themeColor="text1" w:sz="18" w:space="0"/>
+          <w:top w:val="single" w:sz="18" w:space="0" w:color="000000" w:themeColor="text1"/>
+          <w:left w:val="single" w:sz="18" w:space="0" w:color="000000" w:themeColor="text1"/>
+          <w:bottom w:val="single" w:sz="18" w:space="0" w:color="000000" w:themeColor="text1"/>
+          <w:right w:val="single" w:sz="18" w:space="0" w:color="000000" w:themeColor="text1"/>
+          <w:insideH w:val="single" w:sz="18" w:space="0" w:color="000000" w:themeColor="text1"/>
+          <w:insideV w:val="single" w:sz="18" w:space="0" w:color="000000" w:themeColor="text1"/>
         </w:tblBorders>
         <w:tblLook w:val="04A0" w:firstRow="1" w:lastRow="0" w:firstColumn="1" w:lastColumn="0" w:noHBand="0" w:noVBand="1"/>
       </w:tblPr>
@@ -12700,7 +11877,6 @@
             <w:tcW w:w="9333" w:type="dxa"/>
             <w:gridSpan w:val="6"/>
             <w:shd w:val="clear" w:color="auto" w:fill="000000" w:themeFill="text1"/>
-            <w:tcMar/>
             <w:vAlign w:val="center"/>
           </w:tcPr>
           <w:p>
@@ -12740,7 +11916,6 @@
           <w:tcPr>
             <w:tcW w:w="1709" w:type="dxa"/>
             <w:shd w:val="clear" w:color="auto" w:fill="00A059"/>
-            <w:tcMar/>
             <w:vAlign w:val="center"/>
           </w:tcPr>
           <w:p>
@@ -12774,7 +11949,6 @@
           <w:tcPr>
             <w:tcW w:w="1555" w:type="dxa"/>
             <w:shd w:val="clear" w:color="auto" w:fill="00A059"/>
-            <w:tcMar/>
             <w:vAlign w:val="center"/>
           </w:tcPr>
           <w:p>
@@ -12808,7 +11982,6 @@
           <w:tcPr>
             <w:tcW w:w="1479" w:type="dxa"/>
             <w:shd w:val="clear" w:color="auto" w:fill="00A059"/>
-            <w:tcMar/>
             <w:vAlign w:val="center"/>
           </w:tcPr>
           <w:p>
@@ -12842,7 +12015,6 @@
           <w:tcPr>
             <w:tcW w:w="1521" w:type="dxa"/>
             <w:shd w:val="clear" w:color="auto" w:fill="00A059"/>
-            <w:tcMar/>
             <w:vAlign w:val="center"/>
           </w:tcPr>
           <w:p>
@@ -12876,7 +12048,6 @@
           <w:tcPr>
             <w:tcW w:w="1407" w:type="dxa"/>
             <w:shd w:val="clear" w:color="auto" w:fill="00A059"/>
-            <w:tcMar/>
             <w:vAlign w:val="center"/>
           </w:tcPr>
           <w:p>
@@ -12910,7 +12081,6 @@
           <w:tcPr>
             <w:tcW w:w="1662" w:type="dxa"/>
             <w:shd w:val="clear" w:color="auto" w:fill="00A059"/>
-            <w:tcMar/>
             <w:vAlign w:val="center"/>
           </w:tcPr>
           <w:p>
@@ -12951,7 +12121,6 @@
             <w:tcW w:w="9333" w:type="dxa"/>
             <w:gridSpan w:val="6"/>
             <w:shd w:val="clear" w:color="auto" w:fill="00A059"/>
-            <w:tcMar/>
             <w:vAlign w:val="center"/>
           </w:tcPr>
           <w:p>
@@ -12990,17 +12159,16 @@
           <w:tcPr>
             <w:tcW w:w="1709" w:type="dxa"/>
             <w:shd w:val="clear" w:color="auto" w:fill="A6A6A6" w:themeFill="background1" w:themeFillShade="A6"/>
-            <w:tcMar/>
-            <w:vAlign w:val="center"/>
-          </w:tcPr>
-          <w:p>
-            <w:pPr>
-              <w:jc w:val="center"/>
-              <w:rPr>
-                <w:rFonts w:ascii="Calibri" w:hAnsi="Calibri" w:cs="Calibri"/>
-                <w:b/>
-                <w:bCs/>
-                <w:color w:val="000000" w:themeColor="text1"/>
+            <w:vAlign w:val="center"/>
+          </w:tcPr>
+          <w:p>
+            <w:pPr>
+              <w:jc w:val="center"/>
+              <w:rPr>
+                <w:rFonts w:ascii="Calibri" w:hAnsi="Calibri" w:cs="Calibri"/>
+                <w:b/>
+                <w:bCs/>
+                <w:color w:val="FFFFFF" w:themeColor="background1"/>
                 <w:sz w:val="20"/>
                 <w:szCs w:val="20"/>
                 <w:lang w:val="en-US"/>
@@ -13008,10 +12176,10 @@
             </w:pPr>
             <w:r>
               <w:rPr>
-                <w:rFonts w:ascii="Calibri" w:hAnsi="Calibri" w:cs="Calibri"/>
-                <w:b/>
-                <w:bCs/>
-                <w:color w:val="000000" w:themeColor="text1"/>
+                <w:rFonts w:asciiTheme="minorHAnsi" w:eastAsiaTheme="minorEastAsia" w:hAnsiTheme="minorHAnsi"/>
+                <w:b/>
+                <w:bCs/>
+                <w:color w:val="FFFFFF" w:themeColor="background1"/>
                 <w:sz w:val="20"/>
                 <w:szCs w:val="20"/>
                 <w:lang w:val="en-US"/>
@@ -13023,23 +12191,22 @@
         <w:tc>
           <w:tcPr>
             <w:tcW w:w="1555" w:type="dxa"/>
-            <w:tcMar/>
-            <w:vAlign w:val="center"/>
-          </w:tcPr>
-          <w:p>
-            <w:pPr>
-              <w:jc w:val="center"/>
-              <w:rPr>
-                <w:rFonts w:ascii="Calibri" w:hAnsi="Calibri" w:cs="Calibri" w:eastAsiaTheme="minorEastAsia"/>
-                <w:color w:val="000000" w:themeColor="text1"/>
-                <w:sz w:val="20"/>
-                <w:szCs w:val="20"/>
-                <w:lang w:val="es-ES"/>
-              </w:rPr>
-            </w:pPr>
-            <w:r>
-              <w:rPr>
-                <w:rFonts w:ascii="Calibri" w:hAnsi="Calibri" w:cs="Calibri" w:eastAsiaTheme="minorEastAsia"/>
+            <w:vAlign w:val="center"/>
+          </w:tcPr>
+          <w:p>
+            <w:pPr>
+              <w:jc w:val="center"/>
+              <w:rPr>
+                <w:rFonts w:ascii="Calibri" w:eastAsiaTheme="minorEastAsia" w:hAnsi="Calibri" w:cs="Calibri"/>
+                <w:color w:val="000000" w:themeColor="text1"/>
+                <w:sz w:val="20"/>
+                <w:szCs w:val="20"/>
+                <w:lang w:val="es-ES"/>
+              </w:rPr>
+            </w:pPr>
+            <w:r>
+              <w:rPr>
+                <w:rFonts w:ascii="Calibri" w:eastAsiaTheme="minorEastAsia" w:hAnsi="Calibri" w:cs="Calibri"/>
                 <w:color w:val="000000" w:themeColor="text1"/>
                 <w:sz w:val="20"/>
                 <w:szCs w:val="20"/>
@@ -13049,7 +12216,7 @@
             </w:r>
             <w:r>
               <w:rPr>
-                <w:rFonts w:ascii="Calibri" w:hAnsi="Calibri" w:cs="Calibri" w:eastAsiaTheme="minorEastAsia"/>
+                <w:rFonts w:ascii="Calibri" w:eastAsiaTheme="minorEastAsia" w:hAnsi="Calibri" w:cs="Calibri"/>
                 <w:color w:val="000000" w:themeColor="text1"/>
                 <w:sz w:val="20"/>
                 <w:szCs w:val="20"/>
@@ -13059,7 +12226,7 @@
             </w:r>
             <w:r>
               <w:rPr>
-                <w:rFonts w:ascii="Calibri" w:hAnsi="Calibri" w:cs="Calibri" w:eastAsiaTheme="minorEastAsia"/>
+                <w:rFonts w:ascii="Calibri" w:eastAsiaTheme="minorEastAsia" w:hAnsi="Calibri" w:cs="Calibri"/>
                 <w:color w:val="000000" w:themeColor="text1"/>
                 <w:sz w:val="20"/>
                 <w:szCs w:val="20"/>
@@ -13072,7 +12239,6 @@
         <w:tc>
           <w:tcPr>
             <w:tcW w:w="1479" w:type="dxa"/>
-            <w:tcMar/>
             <w:vAlign w:val="center"/>
           </w:tcPr>
           <w:p>
@@ -13245,7 +12411,6 @@
         <w:tc>
           <w:tcPr>
             <w:tcW w:w="1521" w:type="dxa"/>
-            <w:tcMar/>
             <w:vAlign w:val="center"/>
           </w:tcPr>
           <w:p>
@@ -13274,7 +12439,6 @@
         <w:tc>
           <w:tcPr>
             <w:tcW w:w="1407" w:type="dxa"/>
-            <w:tcMar/>
             <w:vAlign w:val="center"/>
           </w:tcPr>
           <w:p>
@@ -13314,7 +12478,6 @@
         <w:tc>
           <w:tcPr>
             <w:tcW w:w="1662" w:type="dxa"/>
-            <w:tcMar/>
             <w:vAlign w:val="center"/>
           </w:tcPr>
           <w:p>
@@ -13458,7 +12621,7 @@
             <w:r>
               <w:rPr>
                 <w:rFonts w:ascii="Calibri" w:hAnsi="Calibri" w:cs="Calibri"/>
-                <w:color w:val="000000" w:themeColor="text1" w:themeTint="FF" w:themeShade="FF"/>
+                <w:color w:val="000000" w:themeColor="text1"/>
                 <w:sz w:val="20"/>
                 <w:szCs w:val="20"/>
                 <w:lang w:val="es-ES"/>
@@ -13468,43 +12631,19 @@
             <w:r>
               <w:rPr>
                 <w:rFonts w:ascii="Calibri" w:hAnsi="Calibri" w:cs="Calibri"/>
-                <w:i w:val="1"/>
-                <w:iCs w:val="1"/>
-                <w:color w:val="000000" w:themeColor="text1" w:themeTint="FF" w:themeShade="FF"/>
-                <w:sz w:val="20"/>
-                <w:szCs w:val="20"/>
-                <w:lang w:val="es-ES"/>
-              </w:rPr>
-              <w:t xml:space="preserve">Derecho de </w:t>
-            </w:r>
-            <w:r>
-              <w:rPr>
-                <w:rFonts w:ascii="Calibri" w:hAnsi="Calibri" w:cs="Calibri"/>
-                <w:i w:val="1"/>
-                <w:iCs w:val="1"/>
-                <w:color w:val="000000" w:themeColor="text1" w:themeTint="FF" w:themeShade="FF"/>
-                <w:sz w:val="20"/>
-                <w:szCs w:val="20"/>
-                <w:lang w:val="es-ES"/>
-              </w:rPr>
-              <w:t>Adquisión</w:t>
-            </w:r>
-            <w:r>
-              <w:rPr>
-                <w:rFonts w:ascii="Calibri" w:hAnsi="Calibri" w:cs="Calibri"/>
-                <w:i w:val="1"/>
-                <w:iCs w:val="1"/>
-                <w:color w:val="000000" w:themeColor="text1" w:themeTint="FF" w:themeShade="FF"/>
-                <w:sz w:val="20"/>
-                <w:szCs w:val="20"/>
-                <w:lang w:val="es-ES"/>
-              </w:rPr>
-              <w:t xml:space="preserve">, </w:t>
-            </w:r>
-            <w:r>
-              <w:rPr>
-                <w:rFonts w:ascii="Calibri" w:hAnsi="Calibri" w:cs="Calibri"/>
-                <w:color w:val="000000" w:themeColor="text1" w:themeTint="FF" w:themeShade="FF"/>
+                <w:i/>
+                <w:iCs/>
+                <w:color w:val="000000" w:themeColor="text1"/>
+                <w:sz w:val="20"/>
+                <w:szCs w:val="20"/>
+                <w:lang w:val="es-ES"/>
+              </w:rPr>
+              <w:t xml:space="preserve">Derecho de Adquisión, </w:t>
+            </w:r>
+            <w:r>
+              <w:rPr>
+                <w:rFonts w:ascii="Calibri" w:hAnsi="Calibri" w:cs="Calibri"/>
+                <w:color w:val="000000" w:themeColor="text1"/>
                 <w:sz w:val="20"/>
                 <w:szCs w:val="20"/>
                 <w:lang w:val="es-ES"/>
@@ -13635,7 +12774,7 @@
           <w:lang w:val="es-ES" w:eastAsia="zh-CN"/>
         </w:rPr>
       </w:pPr>
-      <w:bookmarkStart w:name="_Toc215156192" w:id="7"/>
+      <w:bookmarkStart w:id="7" w:name="_Toc215156192"/>
       <w:r>
         <w:rPr>
           <w:color w:val="4A4A4A"/>
@@ -13663,12 +12802,12 @@
         <w:tblW w:w="10343" w:type="dxa"/>
         <w:jc w:val="center"/>
         <w:tblBorders>
-          <w:top w:val="single" w:color="000000" w:themeColor="text1" w:sz="18" w:space="0"/>
-          <w:left w:val="single" w:color="000000" w:themeColor="text1" w:sz="18" w:space="0"/>
-          <w:bottom w:val="single" w:color="000000" w:themeColor="text1" w:sz="18" w:space="0"/>
-          <w:right w:val="single" w:color="000000" w:themeColor="text1" w:sz="18" w:space="0"/>
-          <w:insideH w:val="single" w:color="000000" w:themeColor="text1" w:sz="18" w:space="0"/>
-          <w:insideV w:val="single" w:color="000000" w:themeColor="text1" w:sz="18" w:space="0"/>
+          <w:top w:val="single" w:sz="18" w:space="0" w:color="000000" w:themeColor="text1"/>
+          <w:left w:val="single" w:sz="18" w:space="0" w:color="000000" w:themeColor="text1"/>
+          <w:bottom w:val="single" w:sz="18" w:space="0" w:color="000000" w:themeColor="text1"/>
+          <w:right w:val="single" w:sz="18" w:space="0" w:color="000000" w:themeColor="text1"/>
+          <w:insideH w:val="single" w:sz="18" w:space="0" w:color="000000" w:themeColor="text1"/>
+          <w:insideV w:val="single" w:sz="18" w:space="0" w:color="000000" w:themeColor="text1"/>
         </w:tblBorders>
         <w:tblLook w:val="04A0" w:firstRow="1" w:lastRow="0" w:firstColumn="1" w:lastColumn="0" w:noHBand="0" w:noVBand="1"/>
       </w:tblPr>
@@ -13683,13 +12822,13 @@
       <w:tr>
         <w:trPr>
           <w:trHeight w:val="198"/>
+          <w:jc w:val="center"/>
         </w:trPr>
         <w:tc>
           <w:tcPr>
             <w:tcW w:w="10343" w:type="dxa"/>
             <w:gridSpan w:val="6"/>
             <w:shd w:val="clear" w:color="auto" w:fill="000000" w:themeFill="text1"/>
-            <w:tcMar/>
             <w:vAlign w:val="center"/>
           </w:tcPr>
           <w:p>
@@ -13747,12 +12886,12 @@
       <w:tr>
         <w:trPr>
           <w:trHeight w:val="775"/>
+          <w:jc w:val="center"/>
         </w:trPr>
         <w:tc>
           <w:tcPr>
             <w:tcW w:w="2053" w:type="dxa"/>
             <w:shd w:val="clear" w:color="auto" w:fill="00A159"/>
-            <w:tcMar/>
             <w:vAlign w:val="center"/>
           </w:tcPr>
           <w:p>
@@ -13782,7 +12921,6 @@
           <w:tcPr>
             <w:tcW w:w="1692" w:type="dxa"/>
             <w:shd w:val="clear" w:color="auto" w:fill="00A159"/>
-            <w:tcMar/>
             <w:vAlign w:val="center"/>
           </w:tcPr>
           <w:p>
@@ -13812,7 +12950,6 @@
           <w:tcPr>
             <w:tcW w:w="1509" w:type="dxa"/>
             <w:shd w:val="clear" w:color="auto" w:fill="00A159"/>
-            <w:tcMar/>
             <w:vAlign w:val="center"/>
           </w:tcPr>
           <w:p>
@@ -13842,7 +12979,6 @@
           <w:tcPr>
             <w:tcW w:w="2364" w:type="dxa"/>
             <w:shd w:val="clear" w:color="auto" w:fill="00A159"/>
-            <w:tcMar/>
             <w:vAlign w:val="center"/>
           </w:tcPr>
           <w:p>
@@ -13872,7 +13008,6 @@
           <w:tcPr>
             <w:tcW w:w="1120" w:type="dxa"/>
             <w:shd w:val="clear" w:color="auto" w:fill="00A159"/>
-            <w:tcMar/>
             <w:vAlign w:val="center"/>
           </w:tcPr>
           <w:p>
@@ -13902,7 +13037,6 @@
           <w:tcPr>
             <w:tcW w:w="1605" w:type="dxa"/>
             <w:shd w:val="clear" w:color="auto" w:fill="00A159"/>
-            <w:tcMar/>
             <w:vAlign w:val="center"/>
           </w:tcPr>
           <w:p>
@@ -13932,13 +13066,13 @@
       <w:tr>
         <w:trPr>
           <w:trHeight w:val="267"/>
+          <w:jc w:val="center"/>
         </w:trPr>
         <w:tc>
           <w:tcPr>
             <w:tcW w:w="10343" w:type="dxa"/>
             <w:gridSpan w:val="6"/>
             <w:shd w:val="clear" w:color="auto" w:fill="00A159"/>
-            <w:tcMar/>
             <w:vAlign w:val="center"/>
           </w:tcPr>
           <w:p>
@@ -13969,12 +13103,12 @@
       <w:tr>
         <w:trPr>
           <w:trHeight w:val="716"/>
+          <w:jc w:val="center"/>
         </w:trPr>
         <w:tc>
           <w:tcPr>
             <w:tcW w:w="2053" w:type="dxa"/>
             <w:shd w:val="clear" w:color="auto" w:fill="A6A6A6" w:themeFill="background1" w:themeFillShade="A6"/>
-            <w:tcMar/>
             <w:vAlign w:val="center"/>
           </w:tcPr>
           <w:p>
@@ -14005,7 +13139,6 @@
         <w:tc>
           <w:tcPr>
             <w:tcW w:w="1692" w:type="dxa"/>
-            <w:tcMar/>
             <w:vAlign w:val="center"/>
           </w:tcPr>
           <w:p>
@@ -14034,7 +13167,6 @@
         <w:tc>
           <w:tcPr>
             <w:tcW w:w="1509" w:type="dxa"/>
-            <w:tcMar/>
             <w:vAlign w:val="center"/>
           </w:tcPr>
           <w:p>
@@ -14107,7 +13239,6 @@
         <w:tc>
           <w:tcPr>
             <w:tcW w:w="2364" w:type="dxa"/>
-            <w:tcMar/>
             <w:vAlign w:val="center"/>
           </w:tcPr>
           <w:p>
@@ -14136,7 +13267,6 @@
         <w:tc>
           <w:tcPr>
             <w:tcW w:w="1120" w:type="dxa"/>
-            <w:tcMar/>
             <w:vAlign w:val="center"/>
           </w:tcPr>
           <w:p>
@@ -14165,7 +13295,6 @@
         <w:tc>
           <w:tcPr>
             <w:tcW w:w="1605" w:type="dxa"/>
-            <w:tcMar/>
             <w:vAlign w:val="center"/>
           </w:tcPr>
           <w:p>
@@ -14353,12 +13482,12 @@
       <w:tr>
         <w:trPr>
           <w:trHeight w:val="716"/>
+          <w:jc w:val="center"/>
         </w:trPr>
         <w:tc>
           <w:tcPr>
             <w:tcW w:w="2053" w:type="dxa"/>
             <w:shd w:val="clear" w:color="auto" w:fill="A6A6A6" w:themeFill="background1" w:themeFillShade="A6"/>
-            <w:tcMar/>
             <w:vAlign w:val="center"/>
           </w:tcPr>
           <w:p>
@@ -14402,7 +13531,6 @@
         <w:tc>
           <w:tcPr>
             <w:tcW w:w="1692" w:type="dxa"/>
-            <w:tcMar/>
             <w:vAlign w:val="center"/>
           </w:tcPr>
           <w:p>
@@ -14461,7 +13589,6 @@
         <w:tc>
           <w:tcPr>
             <w:tcW w:w="1509" w:type="dxa"/>
-            <w:tcMar/>
             <w:vAlign w:val="center"/>
           </w:tcPr>
           <w:p>
@@ -14488,7 +13615,6 @@
         <w:tc>
           <w:tcPr>
             <w:tcW w:w="2364" w:type="dxa"/>
-            <w:tcMar/>
             <w:vAlign w:val="center"/>
           </w:tcPr>
           <w:p>
@@ -14516,7 +13642,6 @@
         <w:tc>
           <w:tcPr>
             <w:tcW w:w="1120" w:type="dxa"/>
-            <w:tcMar/>
             <w:vAlign w:val="center"/>
           </w:tcPr>
           <w:p>
@@ -14555,7 +13680,6 @@
         <w:tc>
           <w:tcPr>
             <w:tcW w:w="1605" w:type="dxa"/>
-            <w:tcMar/>
             <w:vAlign w:val="center"/>
           </w:tcPr>
           <w:p>
@@ -14708,12 +13832,12 @@
       <w:tr>
         <w:trPr>
           <w:trHeight w:val="716"/>
+          <w:jc w:val="center"/>
         </w:trPr>
         <w:tc>
           <w:tcPr>
             <w:tcW w:w="2053" w:type="dxa"/>
             <w:shd w:val="clear" w:color="auto" w:fill="A6A6A6" w:themeFill="background1" w:themeFillShade="A6"/>
-            <w:tcMar/>
             <w:vAlign w:val="center"/>
           </w:tcPr>
           <w:p>
@@ -14745,7 +13869,6 @@
         <w:tc>
           <w:tcPr>
             <w:tcW w:w="1692" w:type="dxa"/>
-            <w:tcMar/>
             <w:vAlign w:val="center"/>
           </w:tcPr>
           <w:p>
@@ -14786,7 +13909,6 @@
         <w:tc>
           <w:tcPr>
             <w:tcW w:w="1509" w:type="dxa"/>
-            <w:tcMar/>
             <w:vAlign w:val="center"/>
           </w:tcPr>
           <w:p>
@@ -14814,7 +13936,6 @@
         <w:tc>
           <w:tcPr>
             <w:tcW w:w="2364" w:type="dxa"/>
-            <w:tcMar/>
             <w:vAlign w:val="center"/>
           </w:tcPr>
           <w:p>
@@ -14852,7 +13973,7 @@
             </w:r>
             <w:r>
               <w:rPr>
-                <w:rFonts w:ascii="Calibri" w:hAnsi="Calibri" w:eastAsia="Times New Roman" w:cs="Calibri"/>
+                <w:rFonts w:ascii="Calibri" w:eastAsia="Times New Roman" w:hAnsi="Calibri" w:cs="Calibri"/>
                 <w:color w:val="000000" w:themeColor="text1"/>
                 <w:kern w:val="0"/>
                 <w:sz w:val="20"/>
@@ -14867,7 +13988,6 @@
         <w:tc>
           <w:tcPr>
             <w:tcW w:w="1120" w:type="dxa"/>
-            <w:tcMar/>
             <w:vAlign w:val="center"/>
           </w:tcPr>
           <w:p>
@@ -14907,7 +14027,6 @@
         <w:tc>
           <w:tcPr>
             <w:tcW w:w="1605" w:type="dxa"/>
-            <w:tcMar/>
             <w:vAlign w:val="center"/>
           </w:tcPr>
           <w:p>
@@ -15015,12 +14134,12 @@
       <w:tr>
         <w:trPr>
           <w:trHeight w:val="716"/>
+          <w:jc w:val="center"/>
         </w:trPr>
         <w:tc>
           <w:tcPr>
             <w:tcW w:w="2053" w:type="dxa"/>
             <w:shd w:val="clear" w:color="auto" w:fill="A6A6A6" w:themeFill="background1" w:themeFillShade="A6"/>
-            <w:tcMar/>
             <w:vAlign w:val="center"/>
           </w:tcPr>
           <w:p>
@@ -15051,7 +14170,6 @@
         <w:tc>
           <w:tcPr>
             <w:tcW w:w="1692" w:type="dxa"/>
-            <w:tcMar/>
             <w:vAlign w:val="center"/>
           </w:tcPr>
           <w:p>
@@ -15080,7 +14198,6 @@
         <w:tc>
           <w:tcPr>
             <w:tcW w:w="1509" w:type="dxa"/>
-            <w:tcMar/>
             <w:vAlign w:val="center"/>
           </w:tcPr>
           <w:p>
@@ -15143,7 +14260,6 @@
         <w:tc>
           <w:tcPr>
             <w:tcW w:w="2364" w:type="dxa"/>
-            <w:tcMar/>
             <w:vAlign w:val="center"/>
           </w:tcPr>
           <w:p>
@@ -15169,7 +14285,6 @@
         <w:tc>
           <w:tcPr>
             <w:tcW w:w="1120" w:type="dxa"/>
-            <w:tcMar/>
             <w:vAlign w:val="center"/>
           </w:tcPr>
           <w:p>
@@ -15198,7 +14313,6 @@
         <w:tc>
           <w:tcPr>
             <w:tcW w:w="1605" w:type="dxa"/>
-            <w:tcMar/>
             <w:vAlign w:val="center"/>
           </w:tcPr>
           <w:p>
@@ -15476,12 +14590,12 @@
       <w:tr>
         <w:trPr>
           <w:trHeight w:val="716"/>
+          <w:jc w:val="center"/>
         </w:trPr>
         <w:tc>
           <w:tcPr>
             <w:tcW w:w="2053" w:type="dxa"/>
             <w:shd w:val="clear" w:color="auto" w:fill="A6A6A6" w:themeFill="background1" w:themeFillShade="A6"/>
-            <w:tcMar/>
             <w:vAlign w:val="center"/>
           </w:tcPr>
           <w:p>
@@ -15513,7 +14627,6 @@
         <w:tc>
           <w:tcPr>
             <w:tcW w:w="1692" w:type="dxa"/>
-            <w:tcMar/>
             <w:vAlign w:val="center"/>
           </w:tcPr>
           <w:p>
@@ -15542,7 +14655,6 @@
         <w:tc>
           <w:tcPr>
             <w:tcW w:w="1509" w:type="dxa"/>
-            <w:tcMar/>
             <w:vAlign w:val="center"/>
           </w:tcPr>
           <w:p>
@@ -15571,7 +14683,6 @@
         <w:tc>
           <w:tcPr>
             <w:tcW w:w="2364" w:type="dxa"/>
-            <w:tcMar/>
             <w:vAlign w:val="center"/>
           </w:tcPr>
           <w:p>
@@ -15597,7 +14708,6 @@
         <w:tc>
           <w:tcPr>
             <w:tcW w:w="1120" w:type="dxa"/>
-            <w:tcMar/>
             <w:vAlign w:val="center"/>
           </w:tcPr>
           <w:p>
@@ -15626,7 +14736,6 @@
         <w:tc>
           <w:tcPr>
             <w:tcW w:w="1605" w:type="dxa"/>
-            <w:tcMar/>
             <w:vAlign w:val="center"/>
           </w:tcPr>
           <w:p>
@@ -15756,12 +14865,12 @@
       <w:tr>
         <w:trPr>
           <w:trHeight w:val="716"/>
+          <w:jc w:val="center"/>
         </w:trPr>
         <w:tc>
           <w:tcPr>
             <w:tcW w:w="2053" w:type="dxa"/>
             <w:shd w:val="clear" w:color="auto" w:fill="A6A6A6" w:themeFill="background1" w:themeFillShade="A6"/>
-            <w:tcMar/>
             <w:vAlign w:val="center"/>
           </w:tcPr>
           <w:p>
@@ -15792,7 +14901,6 @@
         <w:tc>
           <w:tcPr>
             <w:tcW w:w="1692" w:type="dxa"/>
-            <w:tcMar/>
             <w:vAlign w:val="center"/>
           </w:tcPr>
           <w:p>
@@ -15821,7 +14929,6 @@
         <w:tc>
           <w:tcPr>
             <w:tcW w:w="1509" w:type="dxa"/>
-            <w:tcMar/>
             <w:vAlign w:val="center"/>
           </w:tcPr>
           <w:p>
@@ -15850,7 +14957,6 @@
         <w:tc>
           <w:tcPr>
             <w:tcW w:w="2364" w:type="dxa"/>
-            <w:tcMar/>
             <w:vAlign w:val="center"/>
           </w:tcPr>
           <w:p>
@@ -15934,7 +15040,6 @@
         <w:tc>
           <w:tcPr>
             <w:tcW w:w="1120" w:type="dxa"/>
-            <w:tcMar/>
             <w:vAlign w:val="center"/>
           </w:tcPr>
           <w:p>
@@ -15963,88 +15068,38 @@
         <w:tc>
           <w:tcPr>
             <w:tcW w:w="1605" w:type="dxa"/>
-            <w:tcMar/>
-            <w:vAlign w:val="center"/>
-          </w:tcPr>
-          <w:p>
-            <w:pPr>
-              <w:jc w:val="center"/>
-              <w:rPr>
-                <w:rFonts w:ascii="Calibri" w:hAnsi="Calibri" w:cs="Calibri"/>
-                <w:color w:val="000000" w:themeColor="text1"/>
-                <w:sz w:val="20"/>
-                <w:szCs w:val="20"/>
-                <w:lang w:val="es-ES"/>
-              </w:rPr>
-            </w:pPr>
-            <w:r>
-              <w:rPr>
-                <w:rFonts w:ascii="Calibri" w:hAnsi="Calibri" w:cs="Calibri"/>
-                <w:color w:val="000000" w:themeColor="text1" w:themeTint="FF" w:themeShade="FF"/>
-                <w:sz w:val="20"/>
-                <w:szCs w:val="20"/>
-                <w:lang w:val="es-ES"/>
-              </w:rPr>
-              <w:t xml:space="preserve">La cláusula y anexo establecen que la comunicación de datos es una remisión, lo cual es incorrecto, ya que al ofrecer servicios Telemedicina y otros servicios </w:t>
-            </w:r>
-            <w:r>
-              <w:rPr>
-                <w:rFonts w:ascii="Calibri" w:hAnsi="Calibri" w:cs="Calibri"/>
-                <w:color w:val="000000" w:themeColor="text1" w:themeTint="FF" w:themeShade="FF"/>
-                <w:sz w:val="20"/>
-                <w:szCs w:val="20"/>
-                <w:lang w:val="es-ES"/>
-              </w:rPr>
-              <w:t>independientes y</w:t>
-            </w:r>
-            <w:r>
-              <w:rPr>
-                <w:rFonts w:ascii="Calibri" w:hAnsi="Calibri" w:cs="Calibri"/>
-                <w:color w:val="000000" w:themeColor="text1" w:themeTint="FF" w:themeShade="FF"/>
-                <w:sz w:val="20"/>
-                <w:szCs w:val="20"/>
-                <w:lang w:val="es-ES"/>
-              </w:rPr>
-              <w:t xml:space="preserve"> ajenos a </w:t>
-            </w:r>
-            <w:r>
-              <w:rPr>
-                <w:rFonts w:ascii="Calibri" w:hAnsi="Calibri" w:cs="Calibri"/>
-                <w:color w:val="000000" w:themeColor="text1" w:themeTint="FF" w:themeShade="FF"/>
-                <w:sz w:val="20"/>
-                <w:szCs w:val="20"/>
-                <w:lang w:val="es-ES"/>
-              </w:rPr>
-              <w:t>Grünenthal</w:t>
-            </w:r>
-            <w:r>
-              <w:rPr>
-                <w:rFonts w:ascii="Calibri" w:hAnsi="Calibri" w:cs="Calibri"/>
-                <w:color w:val="000000" w:themeColor="text1" w:themeTint="FF" w:themeShade="FF"/>
-                <w:sz w:val="20"/>
-                <w:szCs w:val="20"/>
-                <w:lang w:val="es-ES"/>
-              </w:rPr>
-              <w:t xml:space="preserve"> </w:t>
-            </w:r>
-            <w:r>
-              <w:rPr>
-                <w:rFonts w:ascii="Calibri" w:hAnsi="Calibri" w:cs="Calibri"/>
-                <w:color w:val="000000" w:themeColor="text1" w:themeTint="FF" w:themeShade="FF"/>
-                <w:sz w:val="20"/>
-                <w:szCs w:val="20"/>
-                <w:lang w:val="es-ES"/>
-              </w:rPr>
-              <w:t xml:space="preserve">se debe de </w:t>
-            </w:r>
-            <w:r>
-              <w:rPr>
-                <w:rFonts w:ascii="Calibri" w:hAnsi="Calibri" w:cs="Calibri"/>
-                <w:color w:val="000000" w:themeColor="text1" w:themeTint="FF" w:themeShade="FF"/>
-                <w:sz w:val="20"/>
-                <w:szCs w:val="20"/>
-                <w:lang w:val="es-ES"/>
-              </w:rPr>
+            <w:vAlign w:val="center"/>
+          </w:tcPr>
+          <w:p>
+            <w:pPr>
+              <w:jc w:val="center"/>
+              <w:rPr>
+                <w:rFonts w:ascii="Calibri" w:hAnsi="Calibri" w:cs="Calibri"/>
+                <w:color w:val="000000" w:themeColor="text1"/>
+                <w:sz w:val="20"/>
+                <w:szCs w:val="20"/>
+                <w:lang w:val="es-ES"/>
+              </w:rPr>
+            </w:pPr>
+            <w:r>
+              <w:rPr>
+                <w:rFonts w:ascii="Calibri" w:hAnsi="Calibri" w:cs="Calibri"/>
+                <w:color w:val="000000" w:themeColor="text1"/>
+                <w:sz w:val="20"/>
+                <w:szCs w:val="20"/>
+                <w:lang w:val="es-ES"/>
+              </w:rPr>
+              <w:t xml:space="preserve">La cláusula y anexo establecen que la comunicación de datos es una remisión, lo cual es incorrecto, ya que al ofrecer servicios Telemedicina y otros servicios independientes y ajenos a Grünenthal se debe de </w:t>
+            </w:r>
+            <w:r>
+              <w:rPr>
+                <w:rFonts w:ascii="Calibri" w:hAnsi="Calibri" w:cs="Calibri"/>
+                <w:color w:val="000000" w:themeColor="text1"/>
+                <w:sz w:val="20"/>
+                <w:szCs w:val="20"/>
+                <w:lang w:val="es-ES"/>
+              </w:rPr>
+              <w:lastRenderedPageBreak/>
               <w:t xml:space="preserve">considerar como una transferencia de datos personales. </w:t>
             </w:r>
           </w:p>
@@ -16153,12 +15208,12 @@
       <w:tr>
         <w:trPr>
           <w:trHeight w:val="716"/>
+          <w:jc w:val="center"/>
         </w:trPr>
         <w:tc>
           <w:tcPr>
             <w:tcW w:w="2053" w:type="dxa"/>
             <w:shd w:val="clear" w:color="auto" w:fill="A6A6A6" w:themeFill="background1" w:themeFillShade="A6"/>
-            <w:tcMar/>
             <w:vAlign w:val="center"/>
           </w:tcPr>
           <w:p>
@@ -16190,7 +15245,6 @@
         <w:tc>
           <w:tcPr>
             <w:tcW w:w="1692" w:type="dxa"/>
-            <w:tcMar/>
             <w:vAlign w:val="center"/>
           </w:tcPr>
           <w:p>
@@ -16219,7 +15273,6 @@
         <w:tc>
           <w:tcPr>
             <w:tcW w:w="1509" w:type="dxa"/>
-            <w:tcMar/>
             <w:vAlign w:val="center"/>
           </w:tcPr>
           <w:p>
@@ -16248,7 +15301,6 @@
         <w:tc>
           <w:tcPr>
             <w:tcW w:w="2364" w:type="dxa"/>
-            <w:tcMar/>
             <w:vAlign w:val="center"/>
           </w:tcPr>
           <w:p>
@@ -16303,7 +15355,6 @@
         <w:tc>
           <w:tcPr>
             <w:tcW w:w="1120" w:type="dxa"/>
-            <w:tcMar/>
             <w:vAlign w:val="center"/>
           </w:tcPr>
           <w:p>
@@ -16332,7 +15383,6 @@
         <w:tc>
           <w:tcPr>
             <w:tcW w:w="1605" w:type="dxa"/>
-            <w:tcMar/>
             <w:vAlign w:val="center"/>
           </w:tcPr>
           <w:p>
@@ -16362,12 +15412,12 @@
       <w:tr>
         <w:trPr>
           <w:trHeight w:val="716"/>
+          <w:jc w:val="center"/>
         </w:trPr>
         <w:tc>
           <w:tcPr>
             <w:tcW w:w="2053" w:type="dxa"/>
             <w:shd w:val="clear" w:color="auto" w:fill="A6A6A6" w:themeFill="background1" w:themeFillShade="A6"/>
-            <w:tcMar/>
             <w:vAlign w:val="center"/>
           </w:tcPr>
           <w:p>
@@ -16422,7 +15472,6 @@
         <w:tc>
           <w:tcPr>
             <w:tcW w:w="1692" w:type="dxa"/>
-            <w:tcMar/>
             <w:vAlign w:val="center"/>
           </w:tcPr>
           <w:p>
@@ -16451,7 +15500,6 @@
         <w:tc>
           <w:tcPr>
             <w:tcW w:w="1509" w:type="dxa"/>
-            <w:tcMar/>
             <w:vAlign w:val="center"/>
           </w:tcPr>
           <w:p>
@@ -16480,7 +15528,6 @@
         <w:tc>
           <w:tcPr>
             <w:tcW w:w="2364" w:type="dxa"/>
-            <w:tcMar/>
             <w:vAlign w:val="center"/>
           </w:tcPr>
           <w:p>
@@ -16506,7 +15553,6 @@
         <w:tc>
           <w:tcPr>
             <w:tcW w:w="1120" w:type="dxa"/>
-            <w:tcMar/>
             <w:vAlign w:val="center"/>
           </w:tcPr>
           <w:p>
@@ -16535,85 +15581,74 @@
         <w:tc>
           <w:tcPr>
             <w:tcW w:w="1605" w:type="dxa"/>
-            <w:tcMar/>
-            <w:vAlign w:val="center"/>
-          </w:tcPr>
-          <w:p>
-            <w:pPr>
-              <w:jc w:val="center"/>
-              <w:rPr>
-                <w:rFonts w:ascii="Calibri" w:hAnsi="Calibri" w:cs="Calibri"/>
-                <w:color w:val="000000" w:themeColor="text1"/>
-                <w:sz w:val="20"/>
-                <w:szCs w:val="20"/>
-                <w:lang w:val="es-ES_tradnl"/>
-              </w:rPr>
-            </w:pPr>
-            <w:r>
-              <w:rPr>
-                <w:rFonts w:ascii="Calibri" w:hAnsi="Calibri" w:cs="Calibri"/>
-                <w:color w:val="000000" w:themeColor="text1"/>
-                <w:sz w:val="20"/>
-                <w:szCs w:val="20"/>
-                <w:lang w:val="es-ES_tradnl"/>
-              </w:rPr>
-              <w:t xml:space="preserve">La cláusula y anexo establecen que la comunicación de datos es una remisión, lo cual es incorrecto, ya que al tener que cumplir obligaciones en materia de prevención de lavado de dinero de manera independiente a GRT se deberá de establecer como transferencia de </w:t>
-            </w:r>
-            <w:r>
-              <w:rPr>
-                <w:rFonts w:ascii="Calibri" w:hAnsi="Calibri" w:cs="Calibri"/>
+            <w:vAlign w:val="center"/>
+          </w:tcPr>
+          <w:p>
+            <w:pPr>
+              <w:jc w:val="center"/>
+              <w:rPr>
+                <w:rFonts w:ascii="Calibri" w:hAnsi="Calibri" w:cs="Calibri"/>
+                <w:color w:val="000000" w:themeColor="text1"/>
+                <w:sz w:val="20"/>
+                <w:szCs w:val="20"/>
+                <w:lang w:val="es-ES_tradnl"/>
+              </w:rPr>
+            </w:pPr>
+            <w:r>
+              <w:rPr>
+                <w:rFonts w:ascii="Calibri" w:hAnsi="Calibri" w:cs="Calibri"/>
+                <w:color w:val="000000" w:themeColor="text1"/>
+                <w:sz w:val="20"/>
+                <w:szCs w:val="20"/>
+                <w:lang w:val="es-ES_tradnl"/>
+              </w:rPr>
+              <w:t xml:space="preserve">La cláusula y anexo establecen que la comunicación de datos es una remisión, lo cual es incorrecto, ya que al tener que cumplir obligaciones en materia de prevención de lavado de dinero de manera independiente a GRT se deberá de establecer como transferencia de datos personales. </w:t>
+            </w:r>
+          </w:p>
+          <w:p>
+            <w:pPr>
+              <w:jc w:val="center"/>
+              <w:rPr>
+                <w:rFonts w:ascii="Calibri" w:hAnsi="Calibri" w:cs="Calibri"/>
+                <w:color w:val="000000" w:themeColor="text1"/>
+                <w:sz w:val="20"/>
+                <w:szCs w:val="20"/>
+                <w:lang w:val="es-ES_tradnl"/>
+              </w:rPr>
+            </w:pPr>
+          </w:p>
+          <w:p>
+            <w:pPr>
+              <w:jc w:val="center"/>
+              <w:rPr>
+                <w:rFonts w:ascii="Calibri" w:hAnsi="Calibri" w:cs="Calibri"/>
+                <w:color w:val="000000" w:themeColor="text1"/>
+                <w:sz w:val="20"/>
+                <w:szCs w:val="20"/>
+                <w:lang w:val="es-ES"/>
+              </w:rPr>
+            </w:pPr>
+            <w:r>
+              <w:rPr>
+                <w:rFonts w:ascii="Calibri" w:hAnsi="Calibri" w:cs="Calibri"/>
+                <w:color w:val="000000" w:themeColor="text1"/>
+                <w:sz w:val="20"/>
+                <w:szCs w:val="20"/>
+                <w:lang w:val="es-ES_tradnl"/>
+              </w:rPr>
+              <w:t xml:space="preserve">Se sugiere emplear la </w:t>
+            </w:r>
+            <w:r>
+              <w:rPr>
+                <w:rFonts w:ascii="Calibri" w:hAnsi="Calibri" w:cs="Calibri"/>
+                <w:b/>
+                <w:bCs/>
                 <w:color w:val="000000" w:themeColor="text1"/>
                 <w:sz w:val="20"/>
                 <w:szCs w:val="20"/>
                 <w:lang w:val="es-ES_tradnl"/>
               </w:rPr>
               <w:lastRenderedPageBreak/>
-              <w:t xml:space="preserve">datos personales. </w:t>
-            </w:r>
-          </w:p>
-          <w:p>
-            <w:pPr>
-              <w:jc w:val="center"/>
-              <w:rPr>
-                <w:rFonts w:ascii="Calibri" w:hAnsi="Calibri" w:cs="Calibri"/>
-                <w:color w:val="000000" w:themeColor="text1"/>
-                <w:sz w:val="20"/>
-                <w:szCs w:val="20"/>
-                <w:lang w:val="es-ES_tradnl"/>
-              </w:rPr>
-            </w:pPr>
-          </w:p>
-          <w:p>
-            <w:pPr>
-              <w:jc w:val="center"/>
-              <w:rPr>
-                <w:rFonts w:ascii="Calibri" w:hAnsi="Calibri" w:cs="Calibri"/>
-                <w:color w:val="000000" w:themeColor="text1"/>
-                <w:sz w:val="20"/>
-                <w:szCs w:val="20"/>
-                <w:lang w:val="es-ES"/>
-              </w:rPr>
-            </w:pPr>
-            <w:r>
-              <w:rPr>
-                <w:rFonts w:ascii="Calibri" w:hAnsi="Calibri" w:cs="Calibri"/>
-                <w:color w:val="000000" w:themeColor="text1"/>
-                <w:sz w:val="20"/>
-                <w:szCs w:val="20"/>
-                <w:lang w:val="es-ES_tradnl"/>
-              </w:rPr>
-              <w:t xml:space="preserve">Se sugiere emplear la </w:t>
-            </w:r>
-            <w:r>
-              <w:rPr>
-                <w:rFonts w:ascii="Calibri" w:hAnsi="Calibri" w:cs="Calibri"/>
-                <w:b/>
-                <w:bCs/>
-                <w:color w:val="000000" w:themeColor="text1"/>
-                <w:sz w:val="20"/>
-                <w:szCs w:val="20"/>
-                <w:lang w:val="es-ES_tradnl"/>
-              </w:rPr>
               <w:t>cláusula C2</w:t>
             </w:r>
             <w:r>
@@ -16676,12 +15711,12 @@
       <w:tr>
         <w:trPr>
           <w:trHeight w:val="716"/>
+          <w:jc w:val="center"/>
         </w:trPr>
         <w:tc>
           <w:tcPr>
             <w:tcW w:w="2053" w:type="dxa"/>
             <w:shd w:val="clear" w:color="auto" w:fill="A6A6A6" w:themeFill="background1" w:themeFillShade="A6"/>
-            <w:tcMar/>
             <w:vAlign w:val="center"/>
           </w:tcPr>
           <w:p>
@@ -16689,7 +15724,7 @@
               <w:pStyle w:val="NormalWeb"/>
               <w:jc w:val="center"/>
               <w:rPr>
-                <w:rFonts w:ascii="Calibri" w:hAnsi="Calibri" w:cs="Calibri" w:eastAsiaTheme="minorHAnsi"/>
+                <w:rFonts w:ascii="Calibri" w:eastAsiaTheme="minorHAnsi" w:hAnsi="Calibri" w:cs="Calibri"/>
                 <w:b/>
                 <w:bCs/>
                 <w:color w:val="FFFFFF" w:themeColor="background1"/>
@@ -16702,7 +15737,7 @@
             </w:pPr>
             <w:r>
               <w:rPr>
-                <w:rFonts w:ascii="Calibri" w:hAnsi="Calibri" w:cs="Calibri" w:eastAsiaTheme="minorHAnsi"/>
+                <w:rFonts w:ascii="Calibri" w:eastAsiaTheme="minorHAnsi" w:hAnsi="Calibri" w:cs="Calibri"/>
                 <w:b/>
                 <w:bCs/>
                 <w:color w:val="FFFFFF" w:themeColor="background1"/>
@@ -16720,7 +15755,6 @@
         <w:tc>
           <w:tcPr>
             <w:tcW w:w="1692" w:type="dxa"/>
-            <w:tcMar/>
             <w:vAlign w:val="center"/>
           </w:tcPr>
           <w:p>
@@ -16749,7 +15783,6 @@
         <w:tc>
           <w:tcPr>
             <w:tcW w:w="1509" w:type="dxa"/>
-            <w:tcMar/>
             <w:vAlign w:val="center"/>
           </w:tcPr>
           <w:p>
@@ -16778,7 +15811,6 @@
         <w:tc>
           <w:tcPr>
             <w:tcW w:w="2364" w:type="dxa"/>
-            <w:tcMar/>
             <w:vAlign w:val="center"/>
           </w:tcPr>
           <w:p>
@@ -16804,7 +15836,6 @@
         <w:tc>
           <w:tcPr>
             <w:tcW w:w="1120" w:type="dxa"/>
-            <w:tcMar/>
             <w:vAlign w:val="center"/>
           </w:tcPr>
           <w:p>
@@ -16833,7 +15864,6 @@
         <w:tc>
           <w:tcPr>
             <w:tcW w:w="1605" w:type="dxa"/>
-            <w:tcMar/>
             <w:vAlign w:val="center"/>
           </w:tcPr>
           <w:p>
@@ -16963,12 +15993,12 @@
       <w:tr>
         <w:trPr>
           <w:trHeight w:val="716"/>
+          <w:jc w:val="center"/>
         </w:trPr>
         <w:tc>
           <w:tcPr>
             <w:tcW w:w="2053" w:type="dxa"/>
             <w:shd w:val="clear" w:color="auto" w:fill="A6A6A6" w:themeFill="background1" w:themeFillShade="A6"/>
-            <w:tcMar/>
             <w:vAlign w:val="center"/>
           </w:tcPr>
           <w:p>
@@ -16999,7 +16029,6 @@
         <w:tc>
           <w:tcPr>
             <w:tcW w:w="1692" w:type="dxa"/>
-            <w:tcMar/>
             <w:vAlign w:val="center"/>
           </w:tcPr>
           <w:p>
@@ -17028,7 +16057,6 @@
         <w:tc>
           <w:tcPr>
             <w:tcW w:w="1509" w:type="dxa"/>
-            <w:tcMar/>
             <w:vAlign w:val="center"/>
           </w:tcPr>
           <w:p>
@@ -17057,7 +16085,6 @@
         <w:tc>
           <w:tcPr>
             <w:tcW w:w="2364" w:type="dxa"/>
-            <w:tcMar/>
             <w:vAlign w:val="center"/>
           </w:tcPr>
           <w:p>
@@ -17098,7 +16125,6 @@
         <w:tc>
           <w:tcPr>
             <w:tcW w:w="1120" w:type="dxa"/>
-            <w:tcMar/>
             <w:vAlign w:val="center"/>
           </w:tcPr>
           <w:p>
@@ -17127,7 +16153,6 @@
         <w:tc>
           <w:tcPr>
             <w:tcW w:w="1605" w:type="dxa"/>
-            <w:tcMar/>
             <w:vAlign w:val="center"/>
           </w:tcPr>
           <w:p>
@@ -17249,7 +16274,7 @@
                 <w:szCs w:val="20"/>
                 <w:lang w:val="es-ES_tradnl"/>
               </w:rPr>
-              <w:t xml:space="preserve"> del </w:t>
+              <w:t xml:space="preserve"> del mismo donde se establece la relación entre las partes y sus </w:t>
             </w:r>
             <w:r>
               <w:rPr>
@@ -17260,7 +16285,7 @@
                 <w:lang w:val="es-ES_tradnl"/>
               </w:rPr>
               <w:lastRenderedPageBreak/>
-              <w:t xml:space="preserve">mismo donde se establece la relación entre las partes y sus obligaciones respectivas.  </w:t>
+              <w:t xml:space="preserve">obligaciones respectivas.  </w:t>
             </w:r>
           </w:p>
         </w:tc>
@@ -17268,12 +16293,12 @@
       <w:tr>
         <w:trPr>
           <w:trHeight w:val="716"/>
+          <w:jc w:val="center"/>
         </w:trPr>
         <w:tc>
           <w:tcPr>
             <w:tcW w:w="2053" w:type="dxa"/>
             <w:shd w:val="clear" w:color="auto" w:fill="A6A6A6" w:themeFill="background1" w:themeFillShade="A6"/>
-            <w:tcMar/>
             <w:vAlign w:val="center"/>
           </w:tcPr>
           <w:p>
@@ -17281,7 +16306,7 @@
               <w:pStyle w:val="NormalWeb"/>
               <w:jc w:val="center"/>
               <w:rPr>
-                <w:rFonts w:ascii="Calibri" w:hAnsi="Calibri" w:cs="Calibri" w:eastAsiaTheme="minorHAnsi"/>
+                <w:rFonts w:ascii="Calibri" w:eastAsiaTheme="minorHAnsi" w:hAnsi="Calibri" w:cs="Calibri"/>
                 <w:b/>
                 <w:bCs/>
                 <w:color w:val="FFFFFF" w:themeColor="background1"/>
@@ -17294,7 +16319,7 @@
             </w:pPr>
             <w:r>
               <w:rPr>
-                <w:rFonts w:ascii="Calibri" w:hAnsi="Calibri" w:cs="Calibri" w:eastAsiaTheme="minorHAnsi"/>
+                <w:rFonts w:ascii="Calibri" w:eastAsiaTheme="minorHAnsi" w:hAnsi="Calibri" w:cs="Calibri"/>
                 <w:b/>
                 <w:bCs/>
                 <w:color w:val="FFFFFF" w:themeColor="background1"/>
@@ -17312,7 +16337,6 @@
         <w:tc>
           <w:tcPr>
             <w:tcW w:w="1692" w:type="dxa"/>
-            <w:tcMar/>
             <w:vAlign w:val="center"/>
           </w:tcPr>
           <w:p>
@@ -17373,7 +16397,6 @@
         <w:tc>
           <w:tcPr>
             <w:tcW w:w="1509" w:type="dxa"/>
-            <w:tcMar/>
             <w:vAlign w:val="center"/>
           </w:tcPr>
           <w:p>
@@ -17402,14 +16425,13 @@
         <w:tc>
           <w:tcPr>
             <w:tcW w:w="2364" w:type="dxa"/>
-            <w:tcMar/>
             <w:vAlign w:val="center"/>
           </w:tcPr>
           <w:p>
             <w:pPr>
               <w:pStyle w:val="NormalWeb"/>
               <w:rPr>
-                <w:rFonts w:ascii="Calibri" w:hAnsi="Calibri" w:cs="Calibri" w:eastAsiaTheme="minorHAnsi"/>
+                <w:rFonts w:ascii="Calibri" w:eastAsiaTheme="minorHAnsi" w:hAnsi="Calibri" w:cs="Calibri"/>
                 <w:color w:val="000000" w:themeColor="text1"/>
                 <w:kern w:val="2"/>
                 <w:sz w:val="20"/>
@@ -17420,7 +16442,7 @@
             </w:pPr>
             <w:r>
               <w:rPr>
-                <w:rFonts w:ascii="Calibri" w:hAnsi="Calibri" w:cs="Calibri" w:eastAsiaTheme="minorHAnsi"/>
+                <w:rFonts w:ascii="Calibri" w:eastAsiaTheme="minorHAnsi" w:hAnsi="Calibri" w:cs="Calibri"/>
                 <w:color w:val="000000" w:themeColor="text1"/>
                 <w:kern w:val="2"/>
                 <w:sz w:val="20"/>
@@ -17445,7 +16467,6 @@
         <w:tc>
           <w:tcPr>
             <w:tcW w:w="1120" w:type="dxa"/>
-            <w:tcMar/>
             <w:vAlign w:val="center"/>
           </w:tcPr>
           <w:p>
@@ -17474,7 +16495,6 @@
         <w:tc>
           <w:tcPr>
             <w:tcW w:w="1605" w:type="dxa"/>
-            <w:tcMar/>
             <w:vAlign w:val="center"/>
           </w:tcPr>
           <w:p>
@@ -17604,12 +16624,12 @@
       <w:tr>
         <w:trPr>
           <w:trHeight w:val="716"/>
+          <w:jc w:val="center"/>
         </w:trPr>
         <w:tc>
           <w:tcPr>
             <w:tcW w:w="2053" w:type="dxa"/>
             <w:shd w:val="clear" w:color="auto" w:fill="A6A6A6" w:themeFill="background1" w:themeFillShade="A6"/>
-            <w:tcMar/>
             <w:vAlign w:val="center"/>
           </w:tcPr>
           <w:p>
@@ -17617,7 +16637,7 @@
               <w:pStyle w:val="NormalWeb"/>
               <w:jc w:val="center"/>
               <w:rPr>
-                <w:rFonts w:ascii="Calibri" w:hAnsi="Calibri" w:cs="Calibri" w:eastAsiaTheme="minorHAnsi"/>
+                <w:rFonts w:ascii="Calibri" w:eastAsiaTheme="minorHAnsi" w:hAnsi="Calibri" w:cs="Calibri"/>
                 <w:b/>
                 <w:bCs/>
                 <w:color w:val="FFFFFF" w:themeColor="background1"/>
@@ -17630,7 +16650,7 @@
             </w:pPr>
             <w:r>
               <w:rPr>
-                <w:rFonts w:ascii="Calibri" w:hAnsi="Calibri" w:cs="Calibri" w:eastAsiaTheme="minorHAnsi"/>
+                <w:rFonts w:ascii="Calibri" w:eastAsiaTheme="minorHAnsi" w:hAnsi="Calibri" w:cs="Calibri"/>
                 <w:b/>
                 <w:bCs/>
                 <w:color w:val="FFFFFF" w:themeColor="background1"/>
@@ -17647,7 +16667,6 @@
         <w:tc>
           <w:tcPr>
             <w:tcW w:w="1692" w:type="dxa"/>
-            <w:tcMar/>
             <w:vAlign w:val="center"/>
           </w:tcPr>
           <w:p>
@@ -17698,7 +16717,6 @@
         <w:tc>
           <w:tcPr>
             <w:tcW w:w="1509" w:type="dxa"/>
-            <w:tcMar/>
             <w:vAlign w:val="center"/>
           </w:tcPr>
           <w:p>
@@ -17727,14 +16745,13 @@
         <w:tc>
           <w:tcPr>
             <w:tcW w:w="2364" w:type="dxa"/>
-            <w:tcMar/>
             <w:vAlign w:val="center"/>
           </w:tcPr>
           <w:p>
             <w:pPr>
               <w:pStyle w:val="NormalWeb"/>
               <w:rPr>
-                <w:rFonts w:ascii="Calibri" w:hAnsi="Calibri" w:cs="Calibri" w:eastAsiaTheme="minorHAnsi"/>
+                <w:rFonts w:ascii="Calibri" w:eastAsiaTheme="minorHAnsi" w:hAnsi="Calibri" w:cs="Calibri"/>
                 <w:color w:val="000000" w:themeColor="text1"/>
                 <w:kern w:val="2"/>
                 <w:sz w:val="20"/>
@@ -17745,7 +16762,7 @@
             </w:pPr>
             <w:r>
               <w:rPr>
-                <w:rFonts w:ascii="Calibri" w:hAnsi="Calibri" w:cs="Calibri" w:eastAsiaTheme="minorHAnsi"/>
+                <w:rFonts w:ascii="Calibri" w:eastAsiaTheme="minorHAnsi" w:hAnsi="Calibri" w:cs="Calibri"/>
                 <w:color w:val="000000" w:themeColor="text1"/>
                 <w:kern w:val="2"/>
                 <w:sz w:val="20"/>
@@ -17760,7 +16777,6 @@
         <w:tc>
           <w:tcPr>
             <w:tcW w:w="1120" w:type="dxa"/>
-            <w:tcMar/>
             <w:vAlign w:val="center"/>
           </w:tcPr>
           <w:p>
@@ -17789,7 +16805,6 @@
         <w:tc>
           <w:tcPr>
             <w:tcW w:w="1605" w:type="dxa"/>
-            <w:tcMar/>
             <w:vAlign w:val="center"/>
           </w:tcPr>
           <w:p>
@@ -17897,12 +16912,12 @@
       <w:tr>
         <w:trPr>
           <w:trHeight w:val="716"/>
+          <w:jc w:val="center"/>
         </w:trPr>
         <w:tc>
           <w:tcPr>
             <w:tcW w:w="2053" w:type="dxa"/>
             <w:shd w:val="clear" w:color="auto" w:fill="A6A6A6" w:themeFill="background1" w:themeFillShade="A6"/>
-            <w:tcMar/>
             <w:vAlign w:val="center"/>
           </w:tcPr>
           <w:p>
@@ -17910,7 +16925,7 @@
               <w:pStyle w:val="NormalWeb"/>
               <w:jc w:val="center"/>
               <w:rPr>
-                <w:rFonts w:ascii="Calibri" w:hAnsi="Calibri" w:cs="Calibri" w:eastAsiaTheme="minorHAnsi"/>
+                <w:rFonts w:ascii="Calibri" w:eastAsiaTheme="minorHAnsi" w:hAnsi="Calibri" w:cs="Calibri"/>
                 <w:b/>
                 <w:bCs/>
                 <w:color w:val="FFFFFF" w:themeColor="background1"/>
@@ -17923,7 +16938,7 @@
             </w:pPr>
             <w:r>
               <w:rPr>
-                <w:rFonts w:ascii="Calibri" w:hAnsi="Calibri" w:cs="Calibri" w:eastAsiaTheme="minorHAnsi"/>
+                <w:rFonts w:ascii="Calibri" w:eastAsiaTheme="minorHAnsi" w:hAnsi="Calibri" w:cs="Calibri"/>
                 <w:b/>
                 <w:bCs/>
                 <w:color w:val="FFFFFF" w:themeColor="background1"/>
@@ -17940,7 +16955,6 @@
         <w:tc>
           <w:tcPr>
             <w:tcW w:w="1692" w:type="dxa"/>
-            <w:tcMar/>
             <w:vAlign w:val="center"/>
           </w:tcPr>
           <w:p>
@@ -17969,7 +16983,6 @@
         <w:tc>
           <w:tcPr>
             <w:tcW w:w="1509" w:type="dxa"/>
-            <w:tcMar/>
             <w:vAlign w:val="center"/>
           </w:tcPr>
           <w:p>
@@ -17998,14 +17011,13 @@
         <w:tc>
           <w:tcPr>
             <w:tcW w:w="2364" w:type="dxa"/>
-            <w:tcMar/>
             <w:vAlign w:val="center"/>
           </w:tcPr>
           <w:p>
             <w:pPr>
               <w:pStyle w:val="NormalWeb"/>
               <w:rPr>
-                <w:rFonts w:ascii="Calibri" w:hAnsi="Calibri" w:cs="Calibri" w:eastAsiaTheme="minorHAnsi"/>
+                <w:rFonts w:ascii="Calibri" w:eastAsiaTheme="minorHAnsi" w:hAnsi="Calibri" w:cs="Calibri"/>
                 <w:color w:val="000000" w:themeColor="text1"/>
                 <w:kern w:val="2"/>
                 <w:sz w:val="20"/>
@@ -18016,7 +17028,7 @@
             </w:pPr>
             <w:r>
               <w:rPr>
-                <w:rFonts w:ascii="Calibri" w:hAnsi="Calibri" w:cs="Calibri" w:eastAsiaTheme="minorHAnsi"/>
+                <w:rFonts w:ascii="Calibri" w:eastAsiaTheme="minorHAnsi" w:hAnsi="Calibri" w:cs="Calibri"/>
                 <w:color w:val="000000" w:themeColor="text1"/>
                 <w:kern w:val="2"/>
                 <w:sz w:val="20"/>
@@ -18031,7 +17043,6 @@
         <w:tc>
           <w:tcPr>
             <w:tcW w:w="1120" w:type="dxa"/>
-            <w:tcMar/>
             <w:vAlign w:val="center"/>
           </w:tcPr>
           <w:p>
@@ -18060,7 +17071,6 @@
         <w:tc>
           <w:tcPr>
             <w:tcW w:w="1605" w:type="dxa"/>
-            <w:tcMar/>
             <w:vAlign w:val="center"/>
           </w:tcPr>
           <w:p>
@@ -18128,18 +17138,28 @@
                 <w:szCs w:val="20"/>
                 <w:lang w:val="es-ES_tradnl"/>
               </w:rPr>
+              <w:t>cláusula C1</w:t>
+            </w:r>
+            <w:r>
+              <w:rPr>
+                <w:rFonts w:ascii="Calibri" w:hAnsi="Calibri" w:cs="Calibri"/>
+                <w:color w:val="000000" w:themeColor="text1"/>
+                <w:sz w:val="20"/>
+                <w:szCs w:val="20"/>
+                <w:lang w:val="es-ES_tradnl"/>
+              </w:rPr>
+              <w:t xml:space="preserve"> del Manual de Relaciones con </w:t>
+            </w:r>
+            <w:r>
+              <w:rPr>
+                <w:rFonts w:ascii="Calibri" w:hAnsi="Calibri" w:cs="Calibri"/>
+                <w:color w:val="000000" w:themeColor="text1"/>
+                <w:sz w:val="20"/>
+                <w:szCs w:val="20"/>
+                <w:lang w:val="es-ES_tradnl"/>
+              </w:rPr>
               <w:lastRenderedPageBreak/>
-              <w:t>cláusula C1</w:t>
-            </w:r>
-            <w:r>
-              <w:rPr>
-                <w:rFonts w:ascii="Calibri" w:hAnsi="Calibri" w:cs="Calibri"/>
-                <w:color w:val="000000" w:themeColor="text1"/>
-                <w:sz w:val="20"/>
-                <w:szCs w:val="20"/>
-                <w:lang w:val="es-ES_tradnl"/>
-              </w:rPr>
-              <w:t xml:space="preserve"> del Manual de Relaciones con Terceros y/o en su caso, los </w:t>
+              <w:t xml:space="preserve">Terceros y/o en su caso, los </w:t>
             </w:r>
             <w:r>
               <w:rPr>
@@ -18169,12 +17189,12 @@
       <w:tr>
         <w:trPr>
           <w:trHeight w:val="716"/>
+          <w:jc w:val="center"/>
         </w:trPr>
         <w:tc>
           <w:tcPr>
             <w:tcW w:w="2053" w:type="dxa"/>
             <w:shd w:val="clear" w:color="auto" w:fill="A6A6A6" w:themeFill="background1" w:themeFillShade="A6"/>
-            <w:tcMar/>
             <w:vAlign w:val="center"/>
           </w:tcPr>
           <w:p>
@@ -18182,7 +17202,7 @@
               <w:pStyle w:val="NormalWeb"/>
               <w:jc w:val="center"/>
               <w:rPr>
-                <w:rFonts w:ascii="Calibri" w:hAnsi="Calibri" w:cs="Calibri" w:eastAsiaTheme="minorHAnsi"/>
+                <w:rFonts w:ascii="Calibri" w:eastAsiaTheme="minorHAnsi" w:hAnsi="Calibri" w:cs="Calibri"/>
                 <w:b/>
                 <w:bCs/>
                 <w:color w:val="FFFFFF" w:themeColor="background1"/>
@@ -18195,7 +17215,7 @@
             </w:pPr>
             <w:r>
               <w:rPr>
-                <w:rFonts w:ascii="Calibri" w:hAnsi="Calibri" w:cs="Calibri" w:eastAsiaTheme="minorHAnsi"/>
+                <w:rFonts w:ascii="Calibri" w:eastAsiaTheme="minorHAnsi" w:hAnsi="Calibri" w:cs="Calibri"/>
                 <w:b/>
                 <w:bCs/>
                 <w:color w:val="FFFFFF" w:themeColor="background1"/>
@@ -18213,7 +17233,6 @@
         <w:tc>
           <w:tcPr>
             <w:tcW w:w="1692" w:type="dxa"/>
-            <w:tcMar/>
             <w:vAlign w:val="center"/>
           </w:tcPr>
           <w:p>
@@ -18242,7 +17261,6 @@
         <w:tc>
           <w:tcPr>
             <w:tcW w:w="1509" w:type="dxa"/>
-            <w:tcMar/>
             <w:vAlign w:val="center"/>
           </w:tcPr>
           <w:p>
@@ -18271,14 +17289,13 @@
         <w:tc>
           <w:tcPr>
             <w:tcW w:w="2364" w:type="dxa"/>
-            <w:tcMar/>
             <w:vAlign w:val="center"/>
           </w:tcPr>
           <w:p>
             <w:pPr>
               <w:pStyle w:val="NormalWeb"/>
               <w:rPr>
-                <w:rFonts w:ascii="Calibri" w:hAnsi="Calibri" w:cs="Calibri" w:eastAsiaTheme="minorHAnsi"/>
+                <w:rFonts w:ascii="Calibri" w:eastAsiaTheme="minorHAnsi" w:hAnsi="Calibri" w:cs="Calibri"/>
                 <w:color w:val="000000" w:themeColor="text1"/>
                 <w:kern w:val="2"/>
                 <w:sz w:val="20"/>
@@ -18289,7 +17306,7 @@
             </w:pPr>
             <w:r>
               <w:rPr>
-                <w:rFonts w:ascii="Calibri" w:hAnsi="Calibri" w:cs="Calibri" w:eastAsiaTheme="minorHAnsi"/>
+                <w:rFonts w:ascii="Calibri" w:eastAsiaTheme="minorHAnsi" w:hAnsi="Calibri" w:cs="Calibri"/>
                 <w:color w:val="000000" w:themeColor="text1"/>
                 <w:kern w:val="2"/>
                 <w:sz w:val="20"/>
@@ -18304,7 +17321,7 @@
             <w:pPr>
               <w:pStyle w:val="NormalWeb"/>
               <w:rPr>
-                <w:rFonts w:ascii="Calibri" w:hAnsi="Calibri" w:cs="Calibri" w:eastAsiaTheme="minorHAnsi"/>
+                <w:rFonts w:ascii="Calibri" w:eastAsiaTheme="minorHAnsi" w:hAnsi="Calibri" w:cs="Calibri"/>
                 <w:color w:val="000000" w:themeColor="text1"/>
                 <w:kern w:val="2"/>
                 <w:sz w:val="20"/>
@@ -18315,7 +17332,7 @@
             </w:pPr>
             <w:r>
               <w:rPr>
-                <w:rFonts w:ascii="Calibri" w:hAnsi="Calibri" w:cs="Calibri" w:eastAsiaTheme="minorHAnsi"/>
+                <w:rFonts w:ascii="Calibri" w:eastAsiaTheme="minorHAnsi" w:hAnsi="Calibri" w:cs="Calibri"/>
                 <w:color w:val="000000" w:themeColor="text1"/>
                 <w:kern w:val="2"/>
                 <w:sz w:val="20"/>
@@ -18330,7 +17347,6 @@
         <w:tc>
           <w:tcPr>
             <w:tcW w:w="1120" w:type="dxa"/>
-            <w:tcMar/>
             <w:vAlign w:val="center"/>
           </w:tcPr>
           <w:p>
@@ -18359,7 +17375,6 @@
         <w:tc>
           <w:tcPr>
             <w:tcW w:w="1605" w:type="dxa"/>
-            <w:tcMar/>
             <w:vAlign w:val="center"/>
           </w:tcPr>
           <w:p>
@@ -18411,12 +17426,12 @@
       <w:tr>
         <w:trPr>
           <w:trHeight w:val="716"/>
+          <w:jc w:val="center"/>
         </w:trPr>
         <w:tc>
           <w:tcPr>
             <w:tcW w:w="2053" w:type="dxa"/>
             <w:shd w:val="clear" w:color="auto" w:fill="A6A6A6" w:themeFill="background1" w:themeFillShade="A6"/>
-            <w:tcMar/>
             <w:vAlign w:val="center"/>
           </w:tcPr>
           <w:p>
@@ -18424,7 +17439,7 @@
               <w:pStyle w:val="NormalWeb"/>
               <w:jc w:val="center"/>
               <w:rPr>
-                <w:rFonts w:ascii="Calibri" w:hAnsi="Calibri" w:cs="Calibri" w:eastAsiaTheme="minorHAnsi"/>
+                <w:rFonts w:ascii="Calibri" w:eastAsiaTheme="minorHAnsi" w:hAnsi="Calibri" w:cs="Calibri"/>
                 <w:b/>
                 <w:bCs/>
                 <w:color w:val="FFFFFF" w:themeColor="background1"/>
@@ -18437,7 +17452,7 @@
             </w:pPr>
             <w:r>
               <w:rPr>
-                <w:rFonts w:ascii="Calibri" w:hAnsi="Calibri" w:cs="Calibri" w:eastAsiaTheme="minorHAnsi"/>
+                <w:rFonts w:ascii="Calibri" w:eastAsiaTheme="minorHAnsi" w:hAnsi="Calibri" w:cs="Calibri"/>
                 <w:b/>
                 <w:bCs/>
                 <w:color w:val="FFFFFF" w:themeColor="background1"/>
@@ -18454,7 +17469,6 @@
         <w:tc>
           <w:tcPr>
             <w:tcW w:w="1692" w:type="dxa"/>
-            <w:tcMar/>
             <w:vAlign w:val="center"/>
           </w:tcPr>
           <w:p>
@@ -18483,7 +17497,6 @@
         <w:tc>
           <w:tcPr>
             <w:tcW w:w="1509" w:type="dxa"/>
-            <w:tcMar/>
             <w:vAlign w:val="center"/>
           </w:tcPr>
           <w:p>
@@ -18512,14 +17525,13 @@
         <w:tc>
           <w:tcPr>
             <w:tcW w:w="2364" w:type="dxa"/>
-            <w:tcMar/>
             <w:vAlign w:val="center"/>
           </w:tcPr>
           <w:p>
             <w:pPr>
               <w:pStyle w:val="NormalWeb"/>
               <w:rPr>
-                <w:rFonts w:ascii="Calibri" w:hAnsi="Calibri" w:cs="Calibri" w:eastAsiaTheme="minorHAnsi"/>
+                <w:rFonts w:ascii="Calibri" w:eastAsiaTheme="minorHAnsi" w:hAnsi="Calibri" w:cs="Calibri"/>
                 <w:color w:val="000000" w:themeColor="text1"/>
                 <w:kern w:val="2"/>
                 <w:sz w:val="20"/>
@@ -18530,7 +17542,7 @@
             </w:pPr>
             <w:r>
               <w:rPr>
-                <w:rFonts w:ascii="Calibri" w:hAnsi="Calibri" w:cs="Calibri" w:eastAsiaTheme="minorHAnsi"/>
+                <w:rFonts w:ascii="Calibri" w:eastAsiaTheme="minorHAnsi" w:hAnsi="Calibri" w:cs="Calibri"/>
                 <w:color w:val="000000" w:themeColor="text1"/>
                 <w:kern w:val="2"/>
                 <w:sz w:val="20"/>
@@ -18545,7 +17557,7 @@
             <w:pPr>
               <w:pStyle w:val="NormalWeb"/>
               <w:rPr>
-                <w:rFonts w:ascii="Calibri" w:hAnsi="Calibri" w:cs="Calibri" w:eastAsiaTheme="minorHAnsi"/>
+                <w:rFonts w:ascii="Calibri" w:eastAsiaTheme="minorHAnsi" w:hAnsi="Calibri" w:cs="Calibri"/>
                 <w:color w:val="000000" w:themeColor="text1"/>
                 <w:kern w:val="2"/>
                 <w:sz w:val="20"/>
@@ -18556,7 +17568,7 @@
             </w:pPr>
             <w:r>
               <w:rPr>
-                <w:rFonts w:ascii="Calibri" w:hAnsi="Calibri" w:cs="Calibri" w:eastAsiaTheme="minorHAnsi"/>
+                <w:rFonts w:ascii="Calibri" w:eastAsiaTheme="minorHAnsi" w:hAnsi="Calibri" w:cs="Calibri"/>
                 <w:color w:val="000000" w:themeColor="text1"/>
                 <w:kern w:val="2"/>
                 <w:sz w:val="20"/>
@@ -18571,7 +17583,6 @@
         <w:tc>
           <w:tcPr>
             <w:tcW w:w="1120" w:type="dxa"/>
-            <w:tcMar/>
             <w:vAlign w:val="center"/>
           </w:tcPr>
           <w:p>
@@ -18600,7 +17611,6 @@
         <w:tc>
           <w:tcPr>
             <w:tcW w:w="1605" w:type="dxa"/>
-            <w:tcMar/>
             <w:vAlign w:val="center"/>
           </w:tcPr>
           <w:p>
@@ -18686,7 +17696,7 @@
           <w:lang w:val="es-ES" w:eastAsia="zh-CN"/>
         </w:rPr>
       </w:pPr>
-      <w:bookmarkStart w:name="_Toc215156193" w:id="8"/>
+      <w:bookmarkStart w:id="8" w:name="_Toc215156193"/>
       <w:r>
         <w:rPr>
           <w:color w:val="4A4A4A"/>
@@ -18704,12 +17714,12 @@
         <w:tblW w:w="10183" w:type="dxa"/>
         <w:jc w:val="center"/>
         <w:tblBorders>
-          <w:top w:val="single" w:color="000000" w:themeColor="text1" w:sz="18" w:space="0"/>
-          <w:left w:val="single" w:color="000000" w:themeColor="text1" w:sz="18" w:space="0"/>
-          <w:bottom w:val="single" w:color="000000" w:themeColor="text1" w:sz="18" w:space="0"/>
-          <w:right w:val="single" w:color="000000" w:themeColor="text1" w:sz="18" w:space="0"/>
-          <w:insideH w:val="single" w:color="000000" w:themeColor="text1" w:sz="18" w:space="0"/>
-          <w:insideV w:val="single" w:color="000000" w:themeColor="text1" w:sz="18" w:space="0"/>
+          <w:top w:val="single" w:sz="18" w:space="0" w:color="000000" w:themeColor="text1"/>
+          <w:left w:val="single" w:sz="18" w:space="0" w:color="000000" w:themeColor="text1"/>
+          <w:bottom w:val="single" w:sz="18" w:space="0" w:color="000000" w:themeColor="text1"/>
+          <w:right w:val="single" w:sz="18" w:space="0" w:color="000000" w:themeColor="text1"/>
+          <w:insideH w:val="single" w:sz="18" w:space="0" w:color="000000" w:themeColor="text1"/>
+          <w:insideV w:val="single" w:sz="18" w:space="0" w:color="000000" w:themeColor="text1"/>
         </w:tblBorders>
         <w:tblLook w:val="04A0" w:firstRow="1" w:lastRow="0" w:firstColumn="1" w:lastColumn="0" w:noHBand="0" w:noVBand="1"/>
       </w:tblPr>
@@ -19271,7 +18281,7 @@
           <w:lang w:val="es-ES" w:eastAsia="zh-CN"/>
         </w:rPr>
       </w:pPr>
-      <w:bookmarkStart w:name="_Toc215156194" w:id="9"/>
+      <w:bookmarkStart w:id="9" w:name="_Toc215156194"/>
       <w:r>
         <w:rPr>
           <w:color w:val="4A4A4A"/>
@@ -19290,12 +18300,12 @@
         <w:tblW w:w="9758" w:type="dxa"/>
         <w:jc w:val="center"/>
         <w:tblBorders>
-          <w:top w:val="single" w:color="000000" w:themeColor="text1" w:sz="18" w:space="0"/>
-          <w:left w:val="single" w:color="000000" w:themeColor="text1" w:sz="18" w:space="0"/>
-          <w:bottom w:val="single" w:color="000000" w:themeColor="text1" w:sz="18" w:space="0"/>
-          <w:right w:val="single" w:color="000000" w:themeColor="text1" w:sz="18" w:space="0"/>
-          <w:insideH w:val="single" w:color="000000" w:themeColor="text1" w:sz="18" w:space="0"/>
-          <w:insideV w:val="single" w:color="000000" w:themeColor="text1" w:sz="18" w:space="0"/>
+          <w:top w:val="single" w:sz="18" w:space="0" w:color="000000" w:themeColor="text1"/>
+          <w:left w:val="single" w:sz="18" w:space="0" w:color="000000" w:themeColor="text1"/>
+          <w:bottom w:val="single" w:sz="18" w:space="0" w:color="000000" w:themeColor="text1"/>
+          <w:right w:val="single" w:sz="18" w:space="0" w:color="000000" w:themeColor="text1"/>
+          <w:insideH w:val="single" w:sz="18" w:space="0" w:color="000000" w:themeColor="text1"/>
+          <w:insideV w:val="single" w:sz="18" w:space="0" w:color="000000" w:themeColor="text1"/>
         </w:tblBorders>
         <w:tblLook w:val="04A0" w:firstRow="1" w:lastRow="0" w:firstColumn="1" w:lastColumn="0" w:noHBand="0" w:noVBand="1"/>
       </w:tblPr>
@@ -19697,7 +18707,7 @@
             </w:pPr>
             <w:r>
               <w:rPr>
-                <w:rFonts w:ascii="Calibri" w:hAnsi="Calibri" w:cs="Calibri" w:eastAsiaTheme="minorHAnsi"/>
+                <w:rFonts w:ascii="Calibri" w:eastAsiaTheme="minorHAnsi" w:hAnsi="Calibri" w:cs="Calibri"/>
                 <w:color w:val="000000" w:themeColor="text1"/>
                 <w:kern w:val="2"/>
                 <w:sz w:val="20"/>
@@ -19709,7 +18719,7 @@
             </w:r>
             <w:r>
               <w:rPr>
-                <w:rFonts w:ascii="Calibri" w:hAnsi="Calibri" w:cs="Calibri" w:eastAsiaTheme="minorHAnsi"/>
+                <w:rFonts w:ascii="Calibri" w:eastAsiaTheme="minorHAnsi" w:hAnsi="Calibri" w:cs="Calibri"/>
                 <w:color w:val="000000" w:themeColor="text1"/>
                 <w:sz w:val="20"/>
                 <w:szCs w:val="20"/>
@@ -19916,7 +18926,7 @@
           <w:lang w:eastAsia="zh-CN"/>
         </w:rPr>
       </w:pPr>
-      <w:bookmarkStart w:name="_Toc215156195" w:id="10"/>
+      <w:bookmarkStart w:id="10" w:name="_Toc215156195"/>
       <w:r>
         <w:rPr>
           <w:sz w:val="28"/>
@@ -19934,12 +18944,12 @@
         <w:tblW w:w="10343" w:type="dxa"/>
         <w:jc w:val="center"/>
         <w:tblBorders>
-          <w:top w:val="single" w:color="000000" w:themeColor="text1" w:sz="18" w:space="0"/>
-          <w:left w:val="single" w:color="000000" w:themeColor="text1" w:sz="18" w:space="0"/>
-          <w:bottom w:val="single" w:color="000000" w:themeColor="text1" w:sz="18" w:space="0"/>
-          <w:right w:val="single" w:color="000000" w:themeColor="text1" w:sz="18" w:space="0"/>
-          <w:insideH w:val="single" w:color="000000" w:themeColor="text1" w:sz="18" w:space="0"/>
-          <w:insideV w:val="single" w:color="000000" w:themeColor="text1" w:sz="18" w:space="0"/>
+          <w:top w:val="single" w:sz="18" w:space="0" w:color="000000" w:themeColor="text1"/>
+          <w:left w:val="single" w:sz="18" w:space="0" w:color="000000" w:themeColor="text1"/>
+          <w:bottom w:val="single" w:sz="18" w:space="0" w:color="000000" w:themeColor="text1"/>
+          <w:right w:val="single" w:sz="18" w:space="0" w:color="000000" w:themeColor="text1"/>
+          <w:insideH w:val="single" w:sz="18" w:space="0" w:color="000000" w:themeColor="text1"/>
+          <w:insideV w:val="single" w:sz="18" w:space="0" w:color="000000" w:themeColor="text1"/>
         </w:tblBorders>
         <w:tblLook w:val="04A0" w:firstRow="1" w:lastRow="0" w:firstColumn="1" w:lastColumn="0" w:noHBand="0" w:noVBand="1"/>
       </w:tblPr>
@@ -20402,18 +19412,18 @@
                 <w:color w:val="000000" w:themeColor="text1"/>
                 <w:sz w:val="20"/>
                 <w:szCs w:val="20"/>
-                <w:lang w:val="es-ES_tradnl"/>
-              </w:rPr>
-            </w:pPr>
-            <w:r>
-              <w:rPr>
-                <w:rFonts w:ascii="Calibri" w:hAnsi="Calibri" w:cs="Calibri"/>
-                <w:color w:val="000000" w:themeColor="text1"/>
-                <w:sz w:val="20"/>
-                <w:szCs w:val="20"/>
-                <w:lang w:val="es-ES_tradnl"/>
-              </w:rPr>
-              <w:t>Sí cumple.</w:t>
+                <w:lang w:val="es-ES"/>
+              </w:rPr>
+            </w:pPr>
+            <w:r>
+              <w:rPr>
+                <w:rFonts w:ascii="Calibri" w:hAnsi="Calibri" w:cs="Calibri"/>
+                <w:color w:val="000000" w:themeColor="text1"/>
+                <w:sz w:val="20"/>
+                <w:szCs w:val="20"/>
+                <w:lang w:val="es-ES"/>
+              </w:rPr>
+              <w:t>No cumple.</w:t>
             </w:r>
           </w:p>
         </w:tc>
@@ -20430,18 +19440,58 @@
                 <w:color w:val="000000" w:themeColor="text1"/>
                 <w:sz w:val="20"/>
                 <w:szCs w:val="20"/>
-                <w:lang w:val="es-ES_tradnl"/>
-              </w:rPr>
-            </w:pPr>
-            <w:r>
-              <w:rPr>
-                <w:rFonts w:ascii="Calibri" w:hAnsi="Calibri" w:cs="Calibri"/>
-                <w:color w:val="000000" w:themeColor="text1"/>
-                <w:sz w:val="20"/>
-                <w:szCs w:val="20"/>
-                <w:lang w:val="es-ES_tradnl"/>
-              </w:rPr>
-              <w:t xml:space="preserve">La cláusula no cumple con los requisitos de la LFPDPPP. </w:t>
+                <w:lang w:val="es-ES"/>
+              </w:rPr>
+            </w:pPr>
+            <w:r>
+              <w:rPr>
+                <w:rFonts w:ascii="Calibri" w:hAnsi="Calibri" w:cs="Calibri"/>
+                <w:color w:val="000000" w:themeColor="text1"/>
+                <w:sz w:val="20"/>
+                <w:szCs w:val="20"/>
+                <w:lang w:val="es-ES"/>
+              </w:rPr>
+              <w:t xml:space="preserve">La cláusula </w:t>
+            </w:r>
+            <w:r>
+              <w:rPr>
+                <w:rFonts w:ascii="Calibri" w:hAnsi="Calibri" w:cs="Calibri"/>
+                <w:color w:val="000000" w:themeColor="text1"/>
+                <w:sz w:val="20"/>
+                <w:szCs w:val="20"/>
+                <w:lang w:val="es-ES"/>
+              </w:rPr>
+              <w:t xml:space="preserve">no </w:t>
+            </w:r>
+            <w:r>
+              <w:rPr>
+                <w:rFonts w:ascii="Calibri" w:hAnsi="Calibri" w:cs="Calibri"/>
+                <w:color w:val="000000" w:themeColor="text1"/>
+                <w:sz w:val="20"/>
+                <w:szCs w:val="20"/>
+                <w:lang w:val="es-ES"/>
+              </w:rPr>
+              <w:t>cumple</w:t>
+            </w:r>
+            <w:r>
+              <w:rPr>
+                <w:rFonts w:ascii="Calibri" w:hAnsi="Calibri" w:cs="Calibri"/>
+                <w:color w:val="000000" w:themeColor="text1"/>
+                <w:sz w:val="20"/>
+                <w:szCs w:val="20"/>
+                <w:lang w:val="es-ES"/>
+              </w:rPr>
+              <w:t xml:space="preserve"> </w:t>
+            </w:r>
+            <w:r>
+              <w:rPr>
+                <w:rFonts w:ascii="Calibri" w:hAnsi="Calibri" w:cs="Calibri"/>
+                <w:color w:val="000000" w:themeColor="text1"/>
+                <w:sz w:val="20"/>
+                <w:szCs w:val="20"/>
+                <w:lang w:val="es-ES"/>
+              </w:rPr>
+              <w:t xml:space="preserve"> con los requisitos de la LFPDPPP. </w:t>
             </w:r>
           </w:p>
           <w:p>
@@ -20527,7 +19577,7 @@
           <w:lang w:eastAsia="zh-CN"/>
         </w:rPr>
       </w:pPr>
-      <w:bookmarkStart w:name="_Toc215156196" w:id="11"/>
+      <w:bookmarkStart w:id="11" w:name="_Toc215156196"/>
       <w:r>
         <w:rPr>
           <w:sz w:val="28"/>
@@ -20545,12 +19595,12 @@
         <w:tblW w:w="10343" w:type="dxa"/>
         <w:jc w:val="center"/>
         <w:tblBorders>
-          <w:top w:val="single" w:color="000000" w:themeColor="text1" w:sz="18" w:space="0"/>
-          <w:left w:val="single" w:color="000000" w:themeColor="text1" w:sz="18" w:space="0"/>
-          <w:bottom w:val="single" w:color="000000" w:themeColor="text1" w:sz="18" w:space="0"/>
-          <w:right w:val="single" w:color="000000" w:themeColor="text1" w:sz="18" w:space="0"/>
-          <w:insideH w:val="single" w:color="000000" w:themeColor="text1" w:sz="18" w:space="0"/>
-          <w:insideV w:val="single" w:color="000000" w:themeColor="text1" w:sz="18" w:space="0"/>
+          <w:top w:val="single" w:sz="18" w:space="0" w:color="000000" w:themeColor="text1"/>
+          <w:left w:val="single" w:sz="18" w:space="0" w:color="000000" w:themeColor="text1"/>
+          <w:bottom w:val="single" w:sz="18" w:space="0" w:color="000000" w:themeColor="text1"/>
+          <w:right w:val="single" w:sz="18" w:space="0" w:color="000000" w:themeColor="text1"/>
+          <w:insideH w:val="single" w:sz="18" w:space="0" w:color="000000" w:themeColor="text1"/>
+          <w:insideV w:val="single" w:sz="18" w:space="0" w:color="000000" w:themeColor="text1"/>
         </w:tblBorders>
         <w:tblLook w:val="04A0" w:firstRow="1" w:lastRow="0" w:firstColumn="1" w:lastColumn="0" w:noHBand="0" w:noVBand="1"/>
       </w:tblPr>
@@ -20572,7 +19622,6 @@
             <w:tcW w:w="10343" w:type="dxa"/>
             <w:gridSpan w:val="6"/>
             <w:shd w:val="clear" w:color="auto" w:fill="000000" w:themeFill="text1"/>
-            <w:tcMar/>
             <w:vAlign w:val="center"/>
           </w:tcPr>
           <w:p>
@@ -20610,7 +19659,6 @@
           <w:tcPr>
             <w:tcW w:w="1909" w:type="dxa"/>
             <w:shd w:val="clear" w:color="auto" w:fill="00A159"/>
-            <w:tcMar/>
             <w:vAlign w:val="center"/>
           </w:tcPr>
           <w:p>
@@ -20640,7 +19688,6 @@
           <w:tcPr>
             <w:tcW w:w="1595" w:type="dxa"/>
             <w:shd w:val="clear" w:color="auto" w:fill="00A159"/>
-            <w:tcMar/>
             <w:vAlign w:val="center"/>
           </w:tcPr>
           <w:p>
@@ -20670,7 +19717,6 @@
           <w:tcPr>
             <w:tcW w:w="1453" w:type="dxa"/>
             <w:shd w:val="clear" w:color="auto" w:fill="00A159"/>
-            <w:tcMar/>
             <w:vAlign w:val="center"/>
           </w:tcPr>
           <w:p>
@@ -20700,7 +19746,6 @@
           <w:tcPr>
             <w:tcW w:w="2095" w:type="dxa"/>
             <w:shd w:val="clear" w:color="auto" w:fill="00A159"/>
-            <w:tcMar/>
             <w:vAlign w:val="center"/>
           </w:tcPr>
           <w:p>
@@ -20730,7 +19775,6 @@
           <w:tcPr>
             <w:tcW w:w="1418" w:type="dxa"/>
             <w:shd w:val="clear" w:color="auto" w:fill="00A159"/>
-            <w:tcMar/>
             <w:vAlign w:val="center"/>
           </w:tcPr>
           <w:p>
@@ -20760,7 +19804,6 @@
           <w:tcPr>
             <w:tcW w:w="1873" w:type="dxa"/>
             <w:shd w:val="clear" w:color="auto" w:fill="00A159"/>
-            <w:tcMar/>
             <w:vAlign w:val="center"/>
           </w:tcPr>
           <w:p>
@@ -20797,7 +19840,6 @@
             <w:tcW w:w="10343" w:type="dxa"/>
             <w:gridSpan w:val="6"/>
             <w:shd w:val="clear" w:color="auto" w:fill="00A159"/>
-            <w:tcMar/>
             <w:vAlign w:val="center"/>
           </w:tcPr>
           <w:p>
@@ -20837,7 +19879,6 @@
           <w:tcPr>
             <w:tcW w:w="1909" w:type="dxa"/>
             <w:shd w:val="clear" w:color="auto" w:fill="A6A6A6" w:themeFill="background1" w:themeFillShade="A6"/>
-            <w:tcMar/>
             <w:vAlign w:val="center"/>
           </w:tcPr>
           <w:p>
@@ -20870,7 +19911,6 @@
         <w:tc>
           <w:tcPr>
             <w:tcW w:w="1595" w:type="dxa"/>
-            <w:tcMar/>
             <w:vAlign w:val="center"/>
           </w:tcPr>
           <w:p>
@@ -20899,7 +19939,6 @@
         <w:tc>
           <w:tcPr>
             <w:tcW w:w="1453" w:type="dxa"/>
-            <w:tcMar/>
             <w:vAlign w:val="center"/>
           </w:tcPr>
           <w:p>
@@ -20930,7 +19969,6 @@
         <w:tc>
           <w:tcPr>
             <w:tcW w:w="2095" w:type="dxa"/>
-            <w:tcMar/>
             <w:vAlign w:val="center"/>
           </w:tcPr>
           <w:p>
@@ -20959,7 +19997,6 @@
         <w:tc>
           <w:tcPr>
             <w:tcW w:w="1418" w:type="dxa"/>
-            <w:tcMar/>
             <w:vAlign w:val="center"/>
           </w:tcPr>
           <w:p>
@@ -20988,7 +20025,6 @@
         <w:tc>
           <w:tcPr>
             <w:tcW w:w="1873" w:type="dxa"/>
-            <w:tcMar/>
             <w:vAlign w:val="center"/>
           </w:tcPr>
           <w:p>
@@ -21024,7 +20060,6 @@
           <w:tcPr>
             <w:tcW w:w="1909" w:type="dxa"/>
             <w:shd w:val="clear" w:color="auto" w:fill="A6A6A6" w:themeFill="background1" w:themeFillShade="A6"/>
-            <w:tcMar/>
             <w:vAlign w:val="center"/>
           </w:tcPr>
           <w:p>
@@ -21057,7 +20092,6 @@
         <w:tc>
           <w:tcPr>
             <w:tcW w:w="1595" w:type="dxa"/>
-            <w:tcMar/>
             <w:vAlign w:val="center"/>
           </w:tcPr>
           <w:p>
@@ -21096,7 +20130,6 @@
         <w:tc>
           <w:tcPr>
             <w:tcW w:w="1453" w:type="dxa"/>
-            <w:tcMar/>
             <w:vAlign w:val="center"/>
           </w:tcPr>
           <w:p>
@@ -21127,7 +20160,6 @@
         <w:tc>
           <w:tcPr>
             <w:tcW w:w="2095" w:type="dxa"/>
-            <w:tcMar/>
             <w:vAlign w:val="center"/>
           </w:tcPr>
           <w:p>
@@ -21174,7 +20206,6 @@
         <w:tc>
           <w:tcPr>
             <w:tcW w:w="1418" w:type="dxa"/>
-            <w:tcMar/>
             <w:vAlign w:val="center"/>
           </w:tcPr>
           <w:p>
@@ -21203,7 +20234,6 @@
         <w:tc>
           <w:tcPr>
             <w:tcW w:w="1873" w:type="dxa"/>
-            <w:tcMar/>
             <w:vAlign w:val="center"/>
           </w:tcPr>
           <w:p>
@@ -21239,7 +20269,6 @@
           <w:tcPr>
             <w:tcW w:w="1909" w:type="dxa"/>
             <w:shd w:val="clear" w:color="auto" w:fill="A6A6A6" w:themeFill="background1" w:themeFillShade="A6"/>
-            <w:tcMar/>
             <w:vAlign w:val="center"/>
           </w:tcPr>
           <w:p>
@@ -21272,7 +20301,6 @@
         <w:tc>
           <w:tcPr>
             <w:tcW w:w="1595" w:type="dxa"/>
-            <w:tcMar/>
             <w:vAlign w:val="center"/>
           </w:tcPr>
           <w:p>
@@ -21301,7 +20329,6 @@
         <w:tc>
           <w:tcPr>
             <w:tcW w:w="1453" w:type="dxa"/>
-            <w:tcMar/>
             <w:vAlign w:val="center"/>
           </w:tcPr>
           <w:p>
@@ -21332,7 +20359,6 @@
         <w:tc>
           <w:tcPr>
             <w:tcW w:w="2095" w:type="dxa"/>
-            <w:tcMar/>
             <w:vAlign w:val="center"/>
           </w:tcPr>
           <w:p>
@@ -21361,7 +20387,6 @@
         <w:tc>
           <w:tcPr>
             <w:tcW w:w="1418" w:type="dxa"/>
-            <w:tcMar/>
             <w:vAlign w:val="center"/>
           </w:tcPr>
           <w:p>
@@ -21390,7 +20415,6 @@
         <w:tc>
           <w:tcPr>
             <w:tcW w:w="1873" w:type="dxa"/>
-            <w:tcMar/>
             <w:vAlign w:val="center"/>
           </w:tcPr>
           <w:p>
@@ -21426,7 +20450,6 @@
           <w:tcPr>
             <w:tcW w:w="1909" w:type="dxa"/>
             <w:shd w:val="clear" w:color="auto" w:fill="A6A6A6" w:themeFill="background1" w:themeFillShade="A6"/>
-            <w:tcMar/>
             <w:vAlign w:val="center"/>
           </w:tcPr>
           <w:p>
@@ -21459,7 +20482,6 @@
         <w:tc>
           <w:tcPr>
             <w:tcW w:w="1595" w:type="dxa"/>
-            <w:tcMar/>
             <w:vAlign w:val="center"/>
           </w:tcPr>
           <w:p>
@@ -21508,7 +20530,6 @@
         <w:tc>
           <w:tcPr>
             <w:tcW w:w="1453" w:type="dxa"/>
-            <w:tcMar/>
             <w:vAlign w:val="center"/>
           </w:tcPr>
           <w:p>
@@ -21539,7 +20560,6 @@
         <w:tc>
           <w:tcPr>
             <w:tcW w:w="2095" w:type="dxa"/>
-            <w:tcMar/>
             <w:vAlign w:val="center"/>
           </w:tcPr>
           <w:p>
@@ -21568,7 +20588,6 @@
         <w:tc>
           <w:tcPr>
             <w:tcW w:w="1418" w:type="dxa"/>
-            <w:tcMar/>
             <w:vAlign w:val="center"/>
           </w:tcPr>
           <w:p>
@@ -21597,7 +20616,6 @@
         <w:tc>
           <w:tcPr>
             <w:tcW w:w="1873" w:type="dxa"/>
-            <w:tcMar/>
             <w:vAlign w:val="center"/>
           </w:tcPr>
           <w:p>
@@ -21633,7 +20651,6 @@
           <w:tcPr>
             <w:tcW w:w="1909" w:type="dxa"/>
             <w:shd w:val="clear" w:color="auto" w:fill="A6A6A6" w:themeFill="background1" w:themeFillShade="A6"/>
-            <w:tcMar/>
             <w:vAlign w:val="center"/>
           </w:tcPr>
           <w:p>
@@ -21666,7 +20683,6 @@
         <w:tc>
           <w:tcPr>
             <w:tcW w:w="1595" w:type="dxa"/>
-            <w:tcMar/>
             <w:vAlign w:val="center"/>
           </w:tcPr>
           <w:p>
@@ -21695,7 +20711,6 @@
         <w:tc>
           <w:tcPr>
             <w:tcW w:w="1453" w:type="dxa"/>
-            <w:tcMar/>
             <w:vAlign w:val="center"/>
           </w:tcPr>
           <w:p>
@@ -21726,86 +20741,34 @@
         <w:tc>
           <w:tcPr>
             <w:tcW w:w="2095" w:type="dxa"/>
-            <w:tcMar/>
-            <w:vAlign w:val="center"/>
-          </w:tcPr>
-          <w:p>
-            <w:pPr>
-              <w:jc w:val="center"/>
-              <w:rPr>
-                <w:rFonts w:ascii="Calibri" w:hAnsi="Calibri" w:cs="Calibri"/>
-                <w:color w:val="000000" w:themeColor="text1"/>
-                <w:sz w:val="20"/>
-                <w:szCs w:val="20"/>
-                <w:lang w:val="es-ES"/>
-              </w:rPr>
-            </w:pPr>
-            <w:r>
-              <w:rPr>
-                <w:rFonts w:ascii="Calibri" w:hAnsi="Calibri" w:cs="Calibri"/>
-                <w:color w:val="000000" w:themeColor="text1" w:themeTint="FF" w:themeShade="FF"/>
-                <w:sz w:val="20"/>
-                <w:szCs w:val="20"/>
-                <w:lang w:val="es-ES"/>
-              </w:rPr>
-              <w:t xml:space="preserve">(1) </w:t>
-            </w:r>
-            <w:r>
-              <w:rPr>
-                <w:rFonts w:ascii="Calibri" w:hAnsi="Calibri" w:cs="Calibri"/>
-                <w:color w:val="000000" w:themeColor="text1" w:themeTint="FF" w:themeShade="FF"/>
-                <w:sz w:val="20"/>
-                <w:szCs w:val="20"/>
-                <w:lang w:val="es-ES"/>
-              </w:rPr>
-              <w:t>Agreement</w:t>
-            </w:r>
-            <w:r>
-              <w:rPr>
-                <w:rFonts w:ascii="Calibri" w:hAnsi="Calibri" w:cs="Calibri"/>
-                <w:color w:val="000000" w:themeColor="text1" w:themeTint="FF" w:themeShade="FF"/>
-                <w:sz w:val="20"/>
-                <w:szCs w:val="20"/>
-                <w:lang w:val="es-ES"/>
-              </w:rPr>
-              <w:t xml:space="preserve"> </w:t>
-            </w:r>
-            <w:r>
-              <w:rPr>
-                <w:rFonts w:ascii="Calibri" w:hAnsi="Calibri" w:cs="Calibri"/>
-                <w:color w:val="000000" w:themeColor="text1" w:themeTint="FF" w:themeShade="FF"/>
-                <w:sz w:val="20"/>
-                <w:szCs w:val="20"/>
-                <w:lang w:val="es-ES"/>
-              </w:rPr>
-              <w:t>on</w:t>
-            </w:r>
-            <w:r>
-              <w:rPr>
-                <w:rFonts w:ascii="Calibri" w:hAnsi="Calibri" w:cs="Calibri"/>
-                <w:color w:val="000000" w:themeColor="text1" w:themeTint="FF" w:themeShade="FF"/>
-                <w:sz w:val="20"/>
-                <w:szCs w:val="20"/>
-                <w:lang w:val="es-ES"/>
-              </w:rPr>
-              <w:t xml:space="preserve"> Data </w:t>
-            </w:r>
-            <w:r>
-              <w:rPr>
-                <w:rFonts w:ascii="Calibri" w:hAnsi="Calibri" w:cs="Calibri"/>
-                <w:color w:val="000000" w:themeColor="text1" w:themeTint="FF" w:themeShade="FF"/>
-                <w:sz w:val="20"/>
-                <w:szCs w:val="20"/>
-                <w:lang w:val="es-ES"/>
-              </w:rPr>
-              <w:t>Protection</w:t>
+            <w:vAlign w:val="center"/>
+          </w:tcPr>
+          <w:p>
+            <w:pPr>
+              <w:jc w:val="center"/>
+              <w:rPr>
+                <w:rFonts w:ascii="Calibri" w:hAnsi="Calibri" w:cs="Calibri"/>
+                <w:color w:val="000000" w:themeColor="text1"/>
+                <w:sz w:val="20"/>
+                <w:szCs w:val="20"/>
+                <w:lang w:val="es-ES"/>
+              </w:rPr>
+            </w:pPr>
+            <w:r>
+              <w:rPr>
+                <w:rFonts w:ascii="Calibri" w:hAnsi="Calibri" w:cs="Calibri"/>
+                <w:color w:val="000000" w:themeColor="text1"/>
+                <w:sz w:val="20"/>
+                <w:szCs w:val="20"/>
+                <w:lang w:val="es-ES"/>
+              </w:rPr>
+              <w:t>(1) Agreement on Data Protection</w:t>
             </w:r>
           </w:p>
         </w:tc>
         <w:tc>
           <w:tcPr>
             <w:tcW w:w="1418" w:type="dxa"/>
-            <w:tcMar/>
             <w:vAlign w:val="center"/>
           </w:tcPr>
           <w:p>
@@ -21834,7 +20797,6 @@
         <w:tc>
           <w:tcPr>
             <w:tcW w:w="1873" w:type="dxa"/>
-            <w:tcMar/>
             <w:vAlign w:val="center"/>
           </w:tcPr>
           <w:p>
@@ -21882,7 +20844,7 @@
       <w:footerReference w:type="default" r:id="rId14"/>
       <w:headerReference w:type="first" r:id="rId15"/>
       <w:footerReference w:type="first" r:id="rId16"/>
-      <w:pgSz w:w="12240" w:h="15840" w:orient="portrait"/>
+      <w:pgSz w:w="12240" w:h="15840"/>
       <w:pgMar w:top="1417" w:right="1701" w:bottom="1417" w:left="1701" w:header="708" w:footer="708" w:gutter="0"/>
       <w:cols w:space="708"/>
       <w:titlePg/>
@@ -21939,7 +20901,7 @@
     </w:pPr>
     <w:r>
       <w:rPr>
-        <w:rFonts w:ascii="Calibri" w:hAnsi="Calibri" w:eastAsia="Calibri" w:cs="Calibri"/>
+        <w:rFonts w:ascii="Calibri" w:eastAsia="Calibri" w:hAnsi="Calibri" w:cs="Calibri"/>
         <w:color w:val="4A4A4A"/>
         <w:sz w:val="24"/>
       </w:rPr>
@@ -21947,7 +20909,7 @@
     </w:r>
     <w:r>
       <w:rPr>
-        <w:rFonts w:ascii="Calibri" w:hAnsi="Calibri" w:eastAsia="Calibri" w:cs="Calibri"/>
+        <w:rFonts w:ascii="Calibri" w:eastAsia="Calibri" w:hAnsi="Calibri" w:cs="Calibri"/>
         <w:color w:val="4A4A4A"/>
         <w:sz w:val="24"/>
       </w:rPr>
@@ -21961,7 +20923,7 @@
     </w:r>
     <w:r>
       <w:rPr>
-        <w:rFonts w:ascii="Calibri" w:hAnsi="Calibri" w:eastAsia="Calibri" w:cs="Calibri"/>
+        <w:rFonts w:ascii="Calibri" w:eastAsia="Calibri" w:hAnsi="Calibri" w:cs="Calibri"/>
         <w:color w:val="4A4A4A"/>
         <w:sz w:val="24"/>
       </w:rPr>
@@ -21987,7 +20949,7 @@
     </w:r>
     <w:r>
       <w:rPr>
-        <w:rFonts w:ascii="Calibri" w:hAnsi="Calibri" w:eastAsia="Calibri" w:cs="Calibri"/>
+        <w:rFonts w:ascii="Calibri" w:eastAsia="Calibri" w:hAnsi="Calibri" w:cs="Calibri"/>
         <w:color w:val="4A4A4A"/>
         <w:sz w:val="24"/>
       </w:rPr>
@@ -22001,7 +20963,7 @@
     </w:r>
     <w:r>
       <w:rPr>
-        <w:rFonts w:ascii="Calibri" w:hAnsi="Calibri" w:eastAsia="Calibri" w:cs="Calibri"/>
+        <w:rFonts w:ascii="Calibri" w:eastAsia="Calibri" w:hAnsi="Calibri" w:cs="Calibri"/>
         <w:color w:val="4A4A4A"/>
         <w:sz w:val="24"/>
       </w:rPr>
@@ -22027,7 +20989,7 @@
     </w:r>
     <w:r>
       <w:rPr>
-        <w:rFonts w:ascii="Calibri" w:hAnsi="Calibri" w:eastAsia="Calibri" w:cs="Calibri"/>
+        <w:rFonts w:ascii="Calibri" w:eastAsia="Calibri" w:hAnsi="Calibri" w:cs="Calibri"/>
         <w:color w:val="4A4A4A"/>
         <w:sz w:val="24"/>
       </w:rPr>
@@ -22986,7 +21948,7 @@
   <w:docDefaults>
     <w:rPrDefault>
       <w:rPr>
-        <w:rFonts w:asciiTheme="minorHAnsi" w:hAnsiTheme="minorHAnsi" w:eastAsiaTheme="minorHAnsi" w:cstheme="minorBidi"/>
+        <w:rFonts w:asciiTheme="minorHAnsi" w:eastAsiaTheme="minorHAnsi" w:hAnsiTheme="minorHAnsi" w:cstheme="minorBidi"/>
         <w:kern w:val="2"/>
         <w:sz w:val="24"/>
         <w:szCs w:val="24"/>
@@ -23003,14 +21965,14 @@
   <w:latentStyles w:defLockedState="0" w:defUIPriority="99" w:defSemiHidden="0" w:defUnhideWhenUsed="0" w:defQFormat="0" w:count="376">
     <w:lsdException w:name="Normal" w:uiPriority="0" w:qFormat="1"/>
     <w:lsdException w:name="heading 1" w:uiPriority="9" w:qFormat="1"/>
-    <w:lsdException w:name="heading 2" w:uiPriority="9" w:semiHidden="1" w:unhideWhenUsed="1" w:qFormat="1"/>
-    <w:lsdException w:name="heading 3" w:uiPriority="9" w:semiHidden="1" w:unhideWhenUsed="1" w:qFormat="1"/>
-    <w:lsdException w:name="heading 4" w:uiPriority="9" w:semiHidden="1" w:unhideWhenUsed="1" w:qFormat="1"/>
-    <w:lsdException w:name="heading 5" w:uiPriority="9" w:semiHidden="1" w:unhideWhenUsed="1" w:qFormat="1"/>
-    <w:lsdException w:name="heading 6" w:uiPriority="9" w:semiHidden="1" w:unhideWhenUsed="1" w:qFormat="1"/>
-    <w:lsdException w:name="heading 7" w:uiPriority="9" w:semiHidden="1" w:unhideWhenUsed="1" w:qFormat="1"/>
-    <w:lsdException w:name="heading 8" w:uiPriority="9" w:semiHidden="1" w:unhideWhenUsed="1" w:qFormat="1"/>
-    <w:lsdException w:name="heading 9" w:uiPriority="9" w:semiHidden="1" w:unhideWhenUsed="1" w:qFormat="1"/>
+    <w:lsdException w:name="heading 2" w:semiHidden="1" w:uiPriority="9" w:unhideWhenUsed="1" w:qFormat="1"/>
+    <w:lsdException w:name="heading 3" w:semiHidden="1" w:uiPriority="9" w:unhideWhenUsed="1" w:qFormat="1"/>
+    <w:lsdException w:name="heading 4" w:semiHidden="1" w:uiPriority="9" w:unhideWhenUsed="1" w:qFormat="1"/>
+    <w:lsdException w:name="heading 5" w:semiHidden="1" w:uiPriority="9" w:unhideWhenUsed="1" w:qFormat="1"/>
+    <w:lsdException w:name="heading 6" w:semiHidden="1" w:uiPriority="9" w:unhideWhenUsed="1" w:qFormat="1"/>
+    <w:lsdException w:name="heading 7" w:semiHidden="1" w:uiPriority="9" w:unhideWhenUsed="1" w:qFormat="1"/>
+    <w:lsdException w:name="heading 8" w:semiHidden="1" w:uiPriority="9" w:unhideWhenUsed="1" w:qFormat="1"/>
+    <w:lsdException w:name="heading 9" w:semiHidden="1" w:uiPriority="9" w:unhideWhenUsed="1" w:qFormat="1"/>
     <w:lsdException w:name="index 1" w:semiHidden="1" w:unhideWhenUsed="1"/>
     <w:lsdException w:name="index 2" w:semiHidden="1" w:unhideWhenUsed="1"/>
     <w:lsdException w:name="index 3" w:semiHidden="1" w:unhideWhenUsed="1"/>
@@ -23020,22 +21982,22 @@
     <w:lsdException w:name="index 7" w:semiHidden="1" w:unhideWhenUsed="1"/>
     <w:lsdException w:name="index 8" w:semiHidden="1" w:unhideWhenUsed="1"/>
     <w:lsdException w:name="index 9" w:semiHidden="1" w:unhideWhenUsed="1"/>
-    <w:lsdException w:name="toc 1" w:uiPriority="39" w:semiHidden="1" w:unhideWhenUsed="1"/>
-    <w:lsdException w:name="toc 2" w:uiPriority="39" w:semiHidden="1" w:unhideWhenUsed="1"/>
-    <w:lsdException w:name="toc 3" w:uiPriority="39" w:semiHidden="1" w:unhideWhenUsed="1"/>
-    <w:lsdException w:name="toc 4" w:uiPriority="39" w:semiHidden="1" w:unhideWhenUsed="1"/>
-    <w:lsdException w:name="toc 5" w:uiPriority="39" w:semiHidden="1" w:unhideWhenUsed="1"/>
-    <w:lsdException w:name="toc 6" w:uiPriority="39" w:semiHidden="1" w:unhideWhenUsed="1"/>
-    <w:lsdException w:name="toc 7" w:uiPriority="39" w:semiHidden="1" w:unhideWhenUsed="1"/>
-    <w:lsdException w:name="toc 8" w:uiPriority="39" w:semiHidden="1" w:unhideWhenUsed="1"/>
-    <w:lsdException w:name="toc 9" w:uiPriority="39" w:semiHidden="1" w:unhideWhenUsed="1"/>
+    <w:lsdException w:name="toc 1" w:semiHidden="1" w:uiPriority="39" w:unhideWhenUsed="1"/>
+    <w:lsdException w:name="toc 2" w:semiHidden="1" w:uiPriority="39" w:unhideWhenUsed="1"/>
+    <w:lsdException w:name="toc 3" w:semiHidden="1" w:uiPriority="39" w:unhideWhenUsed="1"/>
+    <w:lsdException w:name="toc 4" w:semiHidden="1" w:uiPriority="39" w:unhideWhenUsed="1"/>
+    <w:lsdException w:name="toc 5" w:semiHidden="1" w:uiPriority="39" w:unhideWhenUsed="1"/>
+    <w:lsdException w:name="toc 6" w:semiHidden="1" w:uiPriority="39" w:unhideWhenUsed="1"/>
+    <w:lsdException w:name="toc 7" w:semiHidden="1" w:uiPriority="39" w:unhideWhenUsed="1"/>
+    <w:lsdException w:name="toc 8" w:semiHidden="1" w:uiPriority="39" w:unhideWhenUsed="1"/>
+    <w:lsdException w:name="toc 9" w:semiHidden="1" w:uiPriority="39" w:unhideWhenUsed="1"/>
     <w:lsdException w:name="Normal Indent" w:semiHidden="1" w:unhideWhenUsed="1"/>
     <w:lsdException w:name="footnote text" w:semiHidden="1" w:unhideWhenUsed="1"/>
     <w:lsdException w:name="annotation text" w:semiHidden="1" w:unhideWhenUsed="1"/>
     <w:lsdException w:name="header" w:semiHidden="1" w:unhideWhenUsed="1"/>
     <w:lsdException w:name="footer" w:semiHidden="1" w:unhideWhenUsed="1"/>
     <w:lsdException w:name="index heading" w:semiHidden="1" w:unhideWhenUsed="1"/>
-    <w:lsdException w:name="caption" w:uiPriority="35" w:semiHidden="1" w:unhideWhenUsed="1" w:qFormat="1"/>
+    <w:lsdException w:name="caption" w:semiHidden="1" w:uiPriority="35" w:unhideWhenUsed="1" w:qFormat="1"/>
     <w:lsdException w:name="table of figures" w:semiHidden="1" w:unhideWhenUsed="1"/>
     <w:lsdException w:name="envelope address" w:semiHidden="1" w:unhideWhenUsed="1"/>
     <w:lsdException w:name="envelope return" w:semiHidden="1" w:unhideWhenUsed="1"/>
@@ -23066,7 +22028,7 @@
     <w:lsdException w:name="Title" w:uiPriority="10" w:qFormat="1"/>
     <w:lsdException w:name="Closing" w:semiHidden="1" w:unhideWhenUsed="1"/>
     <w:lsdException w:name="Signature" w:semiHidden="1" w:unhideWhenUsed="1"/>
-    <w:lsdException w:name="Default Paragraph Font" w:uiPriority="1" w:semiHidden="1" w:unhideWhenUsed="1"/>
+    <w:lsdException w:name="Default Paragraph Font" w:semiHidden="1" w:uiPriority="1" w:unhideWhenUsed="1"/>
     <w:lsdException w:name="Body Text" w:semiHidden="1" w:unhideWhenUsed="1"/>
     <w:lsdException w:name="Body Text Indent" w:semiHidden="1" w:unhideWhenUsed="1"/>
     <w:lsdException w:name="List Continue" w:semiHidden="1" w:unhideWhenUsed="1"/>
@@ -23266,8 +22228,8 @@
     <w:lsdException w:name="Subtle Reference" w:uiPriority="31" w:qFormat="1"/>
     <w:lsdException w:name="Intense Reference" w:uiPriority="32" w:qFormat="1"/>
     <w:lsdException w:name="Book Title" w:uiPriority="33" w:qFormat="1"/>
-    <w:lsdException w:name="Bibliography" w:uiPriority="37" w:semiHidden="1" w:unhideWhenUsed="1"/>
-    <w:lsdException w:name="TOC Heading" w:uiPriority="39" w:semiHidden="1" w:unhideWhenUsed="1" w:qFormat="1"/>
+    <w:lsdException w:name="Bibliography" w:semiHidden="1" w:uiPriority="37" w:unhideWhenUsed="1"/>
+    <w:lsdException w:name="TOC Heading" w:semiHidden="1" w:uiPriority="39" w:unhideWhenUsed="1" w:qFormat="1"/>
     <w:lsdException w:name="Plain Table 1" w:uiPriority="41"/>
     <w:lsdException w:name="Plain Table 2" w:uiPriority="42"/>
     <w:lsdException w:name="Plain Table 3" w:uiPriority="43"/>
@@ -23378,7 +22340,7 @@
     <w:lsdException w:name="Unresolved Mention" w:semiHidden="1" w:unhideWhenUsed="1"/>
     <w:lsdException w:name="Smart Link" w:semiHidden="1" w:unhideWhenUsed="1"/>
   </w:latentStyles>
-  <w:style w:type="paragraph" w:styleId="Normal" w:default="1">
+  <w:style w:type="paragraph" w:default="1" w:styleId="Normal">
     <w:name w:val="Normal"/>
     <w:aliases w:val="Davara"/>
     <w:qFormat/>
@@ -23453,7 +22415,7 @@
       <w:outlineLvl w:val="2"/>
     </w:pPr>
     <w:rPr>
-      <w:rFonts w:asciiTheme="minorHAnsi" w:hAnsiTheme="minorHAnsi" w:eastAsiaTheme="majorEastAsia" w:cstheme="majorBidi"/>
+      <w:rFonts w:asciiTheme="minorHAnsi" w:eastAsiaTheme="majorEastAsia" w:hAnsiTheme="minorHAnsi" w:cstheme="majorBidi"/>
       <w:color w:val="0F4761" w:themeColor="accent1" w:themeShade="BF"/>
       <w:sz w:val="28"/>
       <w:szCs w:val="28"/>
@@ -23476,7 +22438,7 @@
       <w:outlineLvl w:val="3"/>
     </w:pPr>
     <w:rPr>
-      <w:rFonts w:asciiTheme="minorHAnsi" w:hAnsiTheme="minorHAnsi" w:eastAsiaTheme="majorEastAsia" w:cstheme="majorBidi"/>
+      <w:rFonts w:asciiTheme="minorHAnsi" w:eastAsiaTheme="majorEastAsia" w:hAnsiTheme="minorHAnsi" w:cstheme="majorBidi"/>
       <w:i/>
       <w:iCs/>
       <w:color w:val="0F4761" w:themeColor="accent1" w:themeShade="BF"/>
@@ -23499,7 +22461,7 @@
       <w:outlineLvl w:val="4"/>
     </w:pPr>
     <w:rPr>
-      <w:rFonts w:asciiTheme="minorHAnsi" w:hAnsiTheme="minorHAnsi" w:eastAsiaTheme="majorEastAsia" w:cstheme="majorBidi"/>
+      <w:rFonts w:asciiTheme="minorHAnsi" w:eastAsiaTheme="majorEastAsia" w:hAnsiTheme="minorHAnsi" w:cstheme="majorBidi"/>
       <w:color w:val="0F4761" w:themeColor="accent1" w:themeShade="BF"/>
     </w:rPr>
   </w:style>
@@ -23520,7 +22482,7 @@
       <w:outlineLvl w:val="5"/>
     </w:pPr>
     <w:rPr>
-      <w:rFonts w:asciiTheme="minorHAnsi" w:hAnsiTheme="minorHAnsi" w:eastAsiaTheme="majorEastAsia" w:cstheme="majorBidi"/>
+      <w:rFonts w:asciiTheme="minorHAnsi" w:eastAsiaTheme="majorEastAsia" w:hAnsiTheme="minorHAnsi" w:cstheme="majorBidi"/>
       <w:i/>
       <w:iCs/>
       <w:color w:val="595959" w:themeColor="text1" w:themeTint="A6"/>
@@ -23543,7 +22505,7 @@
       <w:outlineLvl w:val="6"/>
     </w:pPr>
     <w:rPr>
-      <w:rFonts w:asciiTheme="minorHAnsi" w:hAnsiTheme="minorHAnsi" w:eastAsiaTheme="majorEastAsia" w:cstheme="majorBidi"/>
+      <w:rFonts w:asciiTheme="minorHAnsi" w:eastAsiaTheme="majorEastAsia" w:hAnsiTheme="minorHAnsi" w:cstheme="majorBidi"/>
       <w:color w:val="595959" w:themeColor="text1" w:themeTint="A6"/>
     </w:rPr>
   </w:style>
@@ -23564,7 +22526,7 @@
       <w:outlineLvl w:val="7"/>
     </w:pPr>
     <w:rPr>
-      <w:rFonts w:asciiTheme="minorHAnsi" w:hAnsiTheme="minorHAnsi" w:eastAsiaTheme="majorEastAsia" w:cstheme="majorBidi"/>
+      <w:rFonts w:asciiTheme="minorHAnsi" w:eastAsiaTheme="majorEastAsia" w:hAnsiTheme="minorHAnsi" w:cstheme="majorBidi"/>
       <w:i/>
       <w:iCs/>
       <w:color w:val="272727" w:themeColor="text1" w:themeTint="D8"/>
@@ -23587,17 +22549,17 @@
       <w:outlineLvl w:val="8"/>
     </w:pPr>
     <w:rPr>
-      <w:rFonts w:asciiTheme="minorHAnsi" w:hAnsiTheme="minorHAnsi" w:eastAsiaTheme="majorEastAsia" w:cstheme="majorBidi"/>
+      <w:rFonts w:asciiTheme="minorHAnsi" w:eastAsiaTheme="majorEastAsia" w:hAnsiTheme="minorHAnsi" w:cstheme="majorBidi"/>
       <w:color w:val="272727" w:themeColor="text1" w:themeTint="D8"/>
     </w:rPr>
   </w:style>
-  <w:style w:type="character" w:styleId="Fuentedeprrafopredeter" w:default="1">
+  <w:style w:type="character" w:default="1" w:styleId="Fuentedeprrafopredeter">
     <w:name w:val="Default Paragraph Font"/>
     <w:uiPriority w:val="1"/>
     <w:semiHidden/>
     <w:unhideWhenUsed/>
   </w:style>
-  <w:style w:type="table" w:styleId="Tablanormal" w:default="1">
+  <w:style w:type="table" w:default="1" w:styleId="Tablanormal">
     <w:name w:val="Normal Table"/>
     <w:uiPriority w:val="99"/>
     <w:semiHidden/>
@@ -23612,13 +22574,13 @@
       </w:tblCellMar>
     </w:tblPr>
   </w:style>
-  <w:style w:type="numbering" w:styleId="Sinlista" w:default="1">
+  <w:style w:type="numbering" w:default="1" w:styleId="Sinlista">
     <w:name w:val="No List"/>
     <w:uiPriority w:val="99"/>
     <w:semiHidden/>
     <w:unhideWhenUsed/>
   </w:style>
-  <w:style w:type="character" w:styleId="Ttulo1Car" w:customStyle="1">
+  <w:style w:type="character" w:customStyle="1" w:styleId="Ttulo1Car">
     <w:name w:val="Título 1 Car"/>
     <w:basedOn w:val="Fuentedeprrafopredeter"/>
     <w:link w:val="Ttulo1"/>
@@ -23632,7 +22594,7 @@
       <w:lang w:val="en-US"/>
     </w:rPr>
   </w:style>
-  <w:style w:type="character" w:styleId="Ttulo2Car" w:customStyle="1">
+  <w:style w:type="character" w:customStyle="1" w:styleId="Ttulo2Car">
     <w:name w:val="Título 2 Car"/>
     <w:basedOn w:val="Fuentedeprrafopredeter"/>
     <w:link w:val="Ttulo2"/>
@@ -23646,7 +22608,7 @@
       <w:lang w:val="en-US"/>
     </w:rPr>
   </w:style>
-  <w:style w:type="character" w:styleId="Ttulo3Car" w:customStyle="1">
+  <w:style w:type="character" w:customStyle="1" w:styleId="Ttulo3Car">
     <w:name w:val="Título 3 Car"/>
     <w:basedOn w:val="Fuentedeprrafopredeter"/>
     <w:link w:val="Ttulo3"/>
@@ -23660,7 +22622,7 @@
       <w:szCs w:val="28"/>
     </w:rPr>
   </w:style>
-  <w:style w:type="character" w:styleId="Ttulo4Car" w:customStyle="1">
+  <w:style w:type="character" w:customStyle="1" w:styleId="Ttulo4Car">
     <w:name w:val="Título 4 Car"/>
     <w:basedOn w:val="Fuentedeprrafopredeter"/>
     <w:link w:val="Ttulo4"/>
@@ -23675,7 +22637,7 @@
       <w:sz w:val="22"/>
     </w:rPr>
   </w:style>
-  <w:style w:type="character" w:styleId="Ttulo5Car" w:customStyle="1">
+  <w:style w:type="character" w:customStyle="1" w:styleId="Ttulo5Car">
     <w:name w:val="Título 5 Car"/>
     <w:basedOn w:val="Fuentedeprrafopredeter"/>
     <w:link w:val="Ttulo5"/>
@@ -23688,7 +22650,7 @@
       <w:sz w:val="22"/>
     </w:rPr>
   </w:style>
-  <w:style w:type="character" w:styleId="Ttulo6Car" w:customStyle="1">
+  <w:style w:type="character" w:customStyle="1" w:styleId="Ttulo6Car">
     <w:name w:val="Título 6 Car"/>
     <w:basedOn w:val="Fuentedeprrafopredeter"/>
     <w:link w:val="Ttulo6"/>
@@ -23703,7 +22665,7 @@
       <w:sz w:val="22"/>
     </w:rPr>
   </w:style>
-  <w:style w:type="character" w:styleId="Ttulo7Car" w:customStyle="1">
+  <w:style w:type="character" w:customStyle="1" w:styleId="Ttulo7Car">
     <w:name w:val="Título 7 Car"/>
     <w:basedOn w:val="Fuentedeprrafopredeter"/>
     <w:link w:val="Ttulo7"/>
@@ -23716,7 +22678,7 @@
       <w:sz w:val="22"/>
     </w:rPr>
   </w:style>
-  <w:style w:type="character" w:styleId="Ttulo8Car" w:customStyle="1">
+  <w:style w:type="character" w:customStyle="1" w:styleId="Ttulo8Car">
     <w:name w:val="Título 8 Car"/>
     <w:basedOn w:val="Fuentedeprrafopredeter"/>
     <w:link w:val="Ttulo8"/>
@@ -23731,7 +22693,7 @@
       <w:sz w:val="22"/>
     </w:rPr>
   </w:style>
-  <w:style w:type="character" w:styleId="Ttulo9Car" w:customStyle="1">
+  <w:style w:type="character" w:customStyle="1" w:styleId="Ttulo9Car">
     <w:name w:val="Título 9 Car"/>
     <w:basedOn w:val="Fuentedeprrafopredeter"/>
     <w:link w:val="Ttulo9"/>
@@ -23757,21 +22719,21 @@
       <w:contextualSpacing/>
     </w:pPr>
     <w:rPr>
-      <w:rFonts w:asciiTheme="majorHAnsi" w:hAnsiTheme="majorHAnsi" w:eastAsiaTheme="majorEastAsia" w:cstheme="majorBidi"/>
+      <w:rFonts w:asciiTheme="majorHAnsi" w:eastAsiaTheme="majorEastAsia" w:hAnsiTheme="majorHAnsi" w:cstheme="majorBidi"/>
       <w:spacing w:val="-10"/>
       <w:kern w:val="28"/>
       <w:sz w:val="56"/>
       <w:szCs w:val="56"/>
     </w:rPr>
   </w:style>
-  <w:style w:type="character" w:styleId="TtuloCar" w:customStyle="1">
+  <w:style w:type="character" w:customStyle="1" w:styleId="TtuloCar">
     <w:name w:val="Título Car"/>
     <w:basedOn w:val="Fuentedeprrafopredeter"/>
     <w:link w:val="Ttulo"/>
     <w:uiPriority w:val="10"/>
     <w:rsid w:val="00AF3AAE"/>
     <w:rPr>
-      <w:rFonts w:asciiTheme="majorHAnsi" w:hAnsiTheme="majorHAnsi" w:eastAsiaTheme="majorEastAsia" w:cstheme="majorBidi"/>
+      <w:rFonts w:asciiTheme="majorHAnsi" w:eastAsiaTheme="majorEastAsia" w:hAnsiTheme="majorHAnsi" w:cstheme="majorBidi"/>
       <w:spacing w:val="-10"/>
       <w:kern w:val="28"/>
       <w:sz w:val="56"/>
@@ -23792,14 +22754,14 @@
       </w:numPr>
     </w:pPr>
     <w:rPr>
-      <w:rFonts w:asciiTheme="minorHAnsi" w:hAnsiTheme="minorHAnsi" w:eastAsiaTheme="majorEastAsia" w:cstheme="majorBidi"/>
+      <w:rFonts w:asciiTheme="minorHAnsi" w:eastAsiaTheme="majorEastAsia" w:hAnsiTheme="minorHAnsi" w:cstheme="majorBidi"/>
       <w:color w:val="595959" w:themeColor="text1" w:themeTint="A6"/>
       <w:spacing w:val="15"/>
       <w:sz w:val="28"/>
       <w:szCs w:val="28"/>
     </w:rPr>
   </w:style>
-  <w:style w:type="character" w:styleId="SubttuloCar" w:customStyle="1">
+  <w:style w:type="character" w:customStyle="1" w:styleId="SubttuloCar">
     <w:name w:val="Subtítulo Car"/>
     <w:basedOn w:val="Fuentedeprrafopredeter"/>
     <w:link w:val="Subttulo"/>
@@ -23831,7 +22793,7 @@
       <w:color w:val="404040" w:themeColor="text1" w:themeTint="BF"/>
     </w:rPr>
   </w:style>
-  <w:style w:type="character" w:styleId="CitaCar" w:customStyle="1">
+  <w:style w:type="character" w:customStyle="1" w:styleId="CitaCar">
     <w:name w:val="Cita Car"/>
     <w:basedOn w:val="Fuentedeprrafopredeter"/>
     <w:link w:val="Cita"/>
@@ -23880,8 +22842,8 @@
     <w:rsid w:val="00AF3AAE"/>
     <w:pPr>
       <w:pBdr>
-        <w:top w:val="single" w:color="0F4761" w:themeColor="accent1" w:themeShade="BF" w:sz="4" w:space="10"/>
-        <w:bottom w:val="single" w:color="0F4761" w:themeColor="accent1" w:themeShade="BF" w:sz="4" w:space="10"/>
+        <w:top w:val="single" w:sz="4" w:space="10" w:color="0F4761" w:themeColor="accent1" w:themeShade="BF"/>
+        <w:bottom w:val="single" w:sz="4" w:space="10" w:color="0F4761" w:themeColor="accent1" w:themeShade="BF"/>
       </w:pBdr>
       <w:spacing w:before="360" w:after="360"/>
       <w:ind w:left="864" w:right="864"/>
@@ -23893,7 +22855,7 @@
       <w:color w:val="0F4761" w:themeColor="accent1" w:themeShade="BF"/>
     </w:rPr>
   </w:style>
-  <w:style w:type="character" w:styleId="CitadestacadaCar" w:customStyle="1">
+  <w:style w:type="character" w:customStyle="1" w:styleId="CitadestacadaCar">
     <w:name w:val="Cita destacada Car"/>
     <w:basedOn w:val="Fuentedeprrafopredeter"/>
     <w:link w:val="Citadestacada"/>
@@ -23936,7 +22898,7 @@
       <w:spacing w:after="0"/>
     </w:pPr>
   </w:style>
-  <w:style w:type="character" w:styleId="EncabezadoCar" w:customStyle="1">
+  <w:style w:type="character" w:customStyle="1" w:styleId="EncabezadoCar">
     <w:name w:val="Encabezado Car"/>
     <w:basedOn w:val="Fuentedeprrafopredeter"/>
     <w:link w:val="Encabezado"/>
@@ -23962,7 +22924,7 @@
       <w:spacing w:after="0"/>
     </w:pPr>
   </w:style>
-  <w:style w:type="character" w:styleId="PiedepginaCar" w:customStyle="1">
+  <w:style w:type="character" w:customStyle="1" w:styleId="PiedepginaCar">
     <w:name w:val="Pie de página Car"/>
     <w:basedOn w:val="Fuentedeprrafopredeter"/>
     <w:link w:val="Piedepgina"/>
@@ -23982,12 +22944,12 @@
     </w:pPr>
     <w:tblPr>
       <w:tblBorders>
-        <w:top w:val="single" w:color="auto" w:sz="4" w:space="0"/>
-        <w:left w:val="single" w:color="auto" w:sz="4" w:space="0"/>
-        <w:bottom w:val="single" w:color="auto" w:sz="4" w:space="0"/>
-        <w:right w:val="single" w:color="auto" w:sz="4" w:space="0"/>
-        <w:insideH w:val="single" w:color="auto" w:sz="4" w:space="0"/>
-        <w:insideV w:val="single" w:color="auto" w:sz="4" w:space="0"/>
+        <w:top w:val="single" w:sz="4" w:space="0" w:color="auto"/>
+        <w:left w:val="single" w:sz="4" w:space="0" w:color="auto"/>
+        <w:bottom w:val="single" w:sz="4" w:space="0" w:color="auto"/>
+        <w:right w:val="single" w:sz="4" w:space="0" w:color="auto"/>
+        <w:insideH w:val="single" w:sz="4" w:space="0" w:color="auto"/>
+        <w:insideV w:val="single" w:sz="4" w:space="0" w:color="auto"/>
       </w:tblBorders>
     </w:tblPr>
   </w:style>
@@ -24003,7 +22965,7 @@
       <w:szCs w:val="16"/>
     </w:rPr>
   </w:style>
-  <w:style w:type="table" w:styleId="Tablaconcuadrcula1" w:customStyle="1">
+  <w:style w:type="table" w:customStyle="1" w:styleId="Tablaconcuadrcula1">
     <w:name w:val="Tabla con cuadrícula1"/>
     <w:basedOn w:val="Tablanormal"/>
     <w:next w:val="Tablaconcuadrcula"/>
@@ -24018,16 +22980,16 @@
     </w:rPr>
     <w:tblPr>
       <w:tblBorders>
-        <w:top w:val="single" w:color="auto" w:sz="4" w:space="0"/>
-        <w:left w:val="single" w:color="auto" w:sz="4" w:space="0"/>
-        <w:bottom w:val="single" w:color="auto" w:sz="4" w:space="0"/>
-        <w:right w:val="single" w:color="auto" w:sz="4" w:space="0"/>
-        <w:insideH w:val="single" w:color="auto" w:sz="4" w:space="0"/>
-        <w:insideV w:val="single" w:color="auto" w:sz="4" w:space="0"/>
+        <w:top w:val="single" w:sz="4" w:space="0" w:color="auto"/>
+        <w:left w:val="single" w:sz="4" w:space="0" w:color="auto"/>
+        <w:bottom w:val="single" w:sz="4" w:space="0" w:color="auto"/>
+        <w:right w:val="single" w:sz="4" w:space="0" w:color="auto"/>
+        <w:insideH w:val="single" w:sz="4" w:space="0" w:color="auto"/>
+        <w:insideV w:val="single" w:sz="4" w:space="0" w:color="auto"/>
       </w:tblBorders>
     </w:tblPr>
   </w:style>
-  <w:style w:type="table" w:styleId="Tablaconcuadrcula2" w:customStyle="1">
+  <w:style w:type="table" w:customStyle="1" w:styleId="Tablaconcuadrcula2">
     <w:name w:val="Tabla con cuadrícula2"/>
     <w:basedOn w:val="Tablanormal"/>
     <w:next w:val="Tablaconcuadrcula"/>
@@ -24042,12 +23004,12 @@
     </w:rPr>
     <w:tblPr>
       <w:tblBorders>
-        <w:top w:val="single" w:color="auto" w:sz="4" w:space="0"/>
-        <w:left w:val="single" w:color="auto" w:sz="4" w:space="0"/>
-        <w:bottom w:val="single" w:color="auto" w:sz="4" w:space="0"/>
-        <w:right w:val="single" w:color="auto" w:sz="4" w:space="0"/>
-        <w:insideH w:val="single" w:color="auto" w:sz="4" w:space="0"/>
-        <w:insideV w:val="single" w:color="auto" w:sz="4" w:space="0"/>
+        <w:top w:val="single" w:sz="4" w:space="0" w:color="auto"/>
+        <w:left w:val="single" w:sz="4" w:space="0" w:color="auto"/>
+        <w:bottom w:val="single" w:sz="4" w:space="0" w:color="auto"/>
+        <w:right w:val="single" w:sz="4" w:space="0" w:color="auto"/>
+        <w:insideH w:val="single" w:sz="4" w:space="0" w:color="auto"/>
+        <w:insideV w:val="single" w:sz="4" w:space="0" w:color="auto"/>
       </w:tblBorders>
     </w:tblPr>
   </w:style>
@@ -24115,7 +23077,7 @@
       <w:szCs w:val="20"/>
     </w:rPr>
   </w:style>
-  <w:style w:type="character" w:styleId="TextocomentarioCar" w:customStyle="1">
+  <w:style w:type="character" w:customStyle="1" w:styleId="TextocomentarioCar">
     <w:name w:val="Texto comentario Car"/>
     <w:basedOn w:val="Fuentedeprrafopredeter"/>
     <w:link w:val="Textocomentario"/>
@@ -24141,7 +23103,7 @@
       <w:bCs/>
     </w:rPr>
   </w:style>
-  <w:style w:type="character" w:styleId="AsuntodelcomentarioCar" w:customStyle="1">
+  <w:style w:type="character" w:customStyle="1" w:styleId="AsuntodelcomentarioCar">
     <w:name w:val="Asunto del comentario Car"/>
     <w:basedOn w:val="TextocomentarioCar"/>
     <w:link w:val="Asuntodelcomentario"/>
@@ -24302,14 +23264,14 @@
       <w:jc w:val="left"/>
     </w:pPr>
     <w:rPr>
-      <w:rFonts w:ascii="Times New Roman" w:hAnsi="Times New Roman" w:eastAsia="Times New Roman" w:cs="Times New Roman"/>
+      <w:rFonts w:ascii="Times New Roman" w:eastAsia="Times New Roman" w:hAnsi="Times New Roman" w:cs="Times New Roman"/>
       <w:kern w:val="0"/>
       <w:sz w:val="24"/>
       <w:lang w:eastAsia="zh-CN"/>
       <w14:ligatures w14:val="none"/>
     </w:rPr>
   </w:style>
-  <w:style w:type="character" w:styleId="PrrafodelistaCar" w:customStyle="1">
+  <w:style w:type="character" w:customStyle="1" w:styleId="PrrafodelistaCar">
     <w:name w:val="Párrafo de lista Car"/>
     <w:aliases w:val="lp1 Car,List Paragraph1 Car,Bullet List Car,FooterText Car,numbered Car,Paragraphe de liste1 Car,Bulletr List Paragraph Car,列出段落 Car,列出段落1 Car,List Paragraph2 Car,List Paragraph21 Car,Listeafsnit1 Car,Parágrafo da Lista1 Car"/>
     <w:link w:val="Prrafodelista"/>
@@ -24321,7 +23283,7 @@
       <w:sz w:val="22"/>
     </w:rPr>
   </w:style>
-  <w:style w:type="character" w:styleId="Textoennegrita">
+  <w:style w:type="character" w:styleId="Fuerte">
     <w:name w:val="Strong"/>
     <w:basedOn w:val="Fuentedeprrafopredeter"/>
     <w:uiPriority w:val="22"/>
@@ -24332,17 +23294,17 @@
       <w:bCs/>
     </w:rPr>
   </w:style>
-  <w:style w:type="character" w:styleId="normaltextrun" w:customStyle="1">
+  <w:style w:type="character" w:customStyle="1" w:styleId="normaltextrun">
     <w:name w:val="normaltextrun"/>
     <w:basedOn w:val="Fuentedeprrafopredeter"/>
     <w:rsid w:val="003B049F"/>
   </w:style>
-  <w:style w:type="character" w:styleId="eop" w:customStyle="1">
+  <w:style w:type="character" w:customStyle="1" w:styleId="eop">
     <w:name w:val="eop"/>
     <w:basedOn w:val="Fuentedeprrafopredeter"/>
     <w:rsid w:val="003B049F"/>
   </w:style>
-  <w:style w:type="paragraph" w:styleId="paragraph" w:customStyle="1">
+  <w:style w:type="paragraph" w:customStyle="1" w:styleId="paragraph">
     <w:name w:val="paragraph"/>
     <w:basedOn w:val="Normal"/>
     <w:rsid w:val="003B049F"/>
@@ -24351,7 +23313,7 @@
       <w:jc w:val="left"/>
     </w:pPr>
     <w:rPr>
-      <w:rFonts w:ascii="Times New Roman" w:hAnsi="Times New Roman" w:eastAsia="Times New Roman" w:cs="Times New Roman"/>
+      <w:rFonts w:ascii="Times New Roman" w:eastAsia="Times New Roman" w:hAnsi="Times New Roman" w:cs="Times New Roman"/>
       <w:kern w:val="0"/>
       <w:sz w:val="24"/>
       <w:lang w:eastAsia="es-MX"/>
@@ -24362,7 +23324,7 @@
 </file>
 
 <file path=word/theme/theme1.xml><?xml version="1.0" encoding="utf-8"?>
-<a:theme xmlns:a="http://schemas.openxmlformats.org/drawingml/2006/main" xmlns:thm15="http://schemas.microsoft.com/office/thememl/2012/main" name="Tema de Office">
+<a:theme xmlns:a="http://schemas.openxmlformats.org/drawingml/2006/main" name="Tema de Office">
   <a:themeElements>
     <a:clrScheme name="Office">
       <a:dk1>
@@ -24657,30 +23619,6 @@
 </file>
 
 <file path=customXml/item1.xml><?xml version="1.0" encoding="utf-8"?>
-<p:properties xmlns:p="http://schemas.microsoft.com/office/2006/metadata/properties" xmlns:xsi="http://www.w3.org/2001/XMLSchema-instance" xmlns:pc="http://schemas.microsoft.com/office/infopath/2007/PartnerControls">
-  <documentManagement>
-    <lcf76f155ced4ddcb4097134ff3c332f xmlns="6ed2871a-fb85-490f-96d6-5efc24751d30">
-      <Terms xmlns="http://schemas.microsoft.com/office/infopath/2007/PartnerControls"/>
-    </lcf76f155ced4ddcb4097134ff3c332f>
-    <TaxCatchAll xmlns="0dbddcdf-89e9-4140-9b8d-dbfabb47f1e9" xsi:nil="true"/>
-  </documentManagement>
-</p:properties>
-</file>
-
-<file path=customXml/item2.xml><?xml version="1.0" encoding="utf-8"?>
-<b:Sources xmlns:b="http://schemas.openxmlformats.org/officeDocument/2006/bibliography" xmlns="http://schemas.openxmlformats.org/officeDocument/2006/bibliography" SelectedStyle="/APASixthEditionOfficeOnline.xsl" StyleName="APA" Version="6"/>
-</file>
-
-<file path=customXml/item3.xml><?xml version="1.0" encoding="utf-8"?>
-<?mso-contentType ?>
-<FormTemplates xmlns="http://schemas.microsoft.com/sharepoint/v3/contenttype/forms">
-  <Display>DocumentLibraryForm</Display>
-  <Edit>DocumentLibraryForm</Edit>
-  <New>DocumentLibraryForm</New>
-</FormTemplates>
-</file>
-
-<file path=customXml/item4.xml><?xml version="1.0" encoding="utf-8"?>
 <ct:contentTypeSchema xmlns:ct="http://schemas.microsoft.com/office/2006/metadata/contentType" xmlns:ma="http://schemas.microsoft.com/office/2006/metadata/properties/metaAttributes" ct:_="" ma:_="" ma:contentTypeName="Documento" ma:contentTypeID="0x010100EE0CF48B78E0254885E55935F2018255" ma:contentTypeVersion="12" ma:contentTypeDescription="Crear nuevo documento." ma:contentTypeScope="" ma:versionID="d4e26e7c8965213af1eb0bb4b99b56fb">
   <xsd:schema xmlns:xsd="http://www.w3.org/2001/XMLSchema" xmlns:xs="http://www.w3.org/2001/XMLSchema" xmlns:p="http://schemas.microsoft.com/office/2006/metadata/properties" xmlns:ns2="6ed2871a-fb85-490f-96d6-5efc24751d30" xmlns:ns3="0dbddcdf-89e9-4140-9b8d-dbfabb47f1e9" targetNamespace="http://schemas.microsoft.com/office/2006/metadata/properties" ma:root="true" ma:fieldsID="2deae8d961f0c34310364e0acc8e8d48" ns2:_="" ns3:_="">
     <xsd:import namespace="6ed2871a-fb85-490f-96d6-5efc24751d30"/>
@@ -24881,34 +23819,31 @@
 </ct:contentTypeSchema>
 </file>
 
-<file path=customXml/itemProps1.xml><?xml version="1.0" encoding="utf-8"?>
-<ds:datastoreItem xmlns:ds="http://schemas.openxmlformats.org/officeDocument/2006/customXml" ds:itemID="{5D1E2FE9-7812-437C-A9F1-244BC5FCCC33}">
-  <ds:schemaRefs>
-    <ds:schemaRef ds:uri="http://schemas.microsoft.com/office/2006/metadata/properties"/>
-    <ds:schemaRef ds:uri="http://schemas.microsoft.com/office/infopath/2007/PartnerControls"/>
-    <ds:schemaRef ds:uri="6ed2871a-fb85-490f-96d6-5efc24751d30"/>
-    <ds:schemaRef ds:uri="0dbddcdf-89e9-4140-9b8d-dbfabb47f1e9"/>
-  </ds:schemaRefs>
-</ds:datastoreItem>
+<file path=customXml/item2.xml><?xml version="1.0" encoding="utf-8"?>
+<?mso-contentType ?>
+<FormTemplates xmlns="http://schemas.microsoft.com/sharepoint/v3/contenttype/forms">
+  <Display>DocumentLibraryForm</Display>
+  <Edit>DocumentLibraryForm</Edit>
+  <New>DocumentLibraryForm</New>
+</FormTemplates>
 </file>
 
-<file path=customXml/itemProps2.xml><?xml version="1.0" encoding="utf-8"?>
-<ds:datastoreItem xmlns:ds="http://schemas.openxmlformats.org/officeDocument/2006/customXml" ds:itemID="{DA285533-3A1A-2446-8130-75FABB62DCC8}">
-  <ds:schemaRefs>
-    <ds:schemaRef ds:uri="http://schemas.openxmlformats.org/officeDocument/2006/bibliography"/>
-  </ds:schemaRefs>
-</ds:datastoreItem>
+<file path=customXml/item3.xml><?xml version="1.0" encoding="utf-8"?>
+<b:Sources xmlns:b="http://schemas.openxmlformats.org/officeDocument/2006/bibliography" xmlns="http://schemas.openxmlformats.org/officeDocument/2006/bibliography" SelectedStyle="/APASixthEditionOfficeOnline.xsl" StyleName="APA" Version="6"/>
 </file>
 
-<file path=customXml/itemProps3.xml><?xml version="1.0" encoding="utf-8"?>
-<ds:datastoreItem xmlns:ds="http://schemas.openxmlformats.org/officeDocument/2006/customXml" ds:itemID="{2B96AB21-B603-4F01-A91B-9DE6CC710E18}">
-  <ds:schemaRefs>
-    <ds:schemaRef ds:uri="http://schemas.microsoft.com/sharepoint/v3/contenttype/forms"/>
-  </ds:schemaRefs>
-</ds:datastoreItem>
+<file path=customXml/item4.xml><?xml version="1.0" encoding="utf-8"?>
+<p:properties xmlns:p="http://schemas.microsoft.com/office/2006/metadata/properties" xmlns:xsi="http://www.w3.org/2001/XMLSchema-instance" xmlns:pc="http://schemas.microsoft.com/office/infopath/2007/PartnerControls">
+  <documentManagement>
+    <lcf76f155ced4ddcb4097134ff3c332f xmlns="6ed2871a-fb85-490f-96d6-5efc24751d30">
+      <Terms xmlns="http://schemas.microsoft.com/office/infopath/2007/PartnerControls"/>
+    </lcf76f155ced4ddcb4097134ff3c332f>
+    <TaxCatchAll xmlns="0dbddcdf-89e9-4140-9b8d-dbfabb47f1e9" xsi:nil="true"/>
+  </documentManagement>
+</p:properties>
 </file>
 
-<file path=customXml/itemProps4.xml><?xml version="1.0" encoding="utf-8"?>
+<file path=customXml/itemProps1.xml><?xml version="1.0" encoding="utf-8"?>
 <ds:datastoreItem xmlns:ds="http://schemas.openxmlformats.org/officeDocument/2006/customXml" ds:itemID="{696BD704-88A4-469C-8D1C-1FC2119F6682}">
   <ds:schemaRefs>
     <ds:schemaRef ds:uri="http://schemas.microsoft.com/office/2006/metadata/contentType"/>
@@ -24925,4 +23860,31 @@
     <ds:schemaRef ds:uri="http://schemas.microsoft.com/internal/obd"/>
   </ds:schemaRefs>
 </ds:datastoreItem>
+</file>
+
+<file path=customXml/itemProps2.xml><?xml version="1.0" encoding="utf-8"?>
+<ds:datastoreItem xmlns:ds="http://schemas.openxmlformats.org/officeDocument/2006/customXml" ds:itemID="{2B96AB21-B603-4F01-A91B-9DE6CC710E18}">
+  <ds:schemaRefs>
+    <ds:schemaRef ds:uri="http://schemas.microsoft.com/sharepoint/v3/contenttype/forms"/>
+  </ds:schemaRefs>
+</ds:datastoreItem>
+</file>
+
+<file path=customXml/itemProps3.xml><?xml version="1.0" encoding="utf-8"?>
+<ds:datastoreItem xmlns:ds="http://schemas.openxmlformats.org/officeDocument/2006/customXml" ds:itemID="{DA285533-3A1A-2446-8130-75FABB62DCC8}">
+  <ds:schemaRefs>
+    <ds:schemaRef ds:uri="http://schemas.openxmlformats.org/officeDocument/2006/bibliography"/>
+  </ds:schemaRefs>
+</ds:datastoreItem>
+</file>
+
+<file path=customXml/itemProps4.xml><?xml version="1.0" encoding="utf-8"?>
+<ds:datastoreItem xmlns:ds="http://schemas.openxmlformats.org/officeDocument/2006/customXml" ds:itemID="{5D1E2FE9-7812-437C-A9F1-244BC5FCCC33}">
+  <ds:schemaRefs>
+    <ds:schemaRef ds:uri="http://schemas.microsoft.com/office/2006/metadata/properties"/>
+    <ds:schemaRef ds:uri="http://schemas.microsoft.com/office/infopath/2007/PartnerControls"/>
+    <ds:schemaRef ds:uri="6ed2871a-fb85-490f-96d6-5efc24751d30"/>
+    <ds:schemaRef ds:uri="0dbddcdf-89e9-4140-9b8d-dbfabb47f1e9"/>
+  </ds:schemaRefs>
+</ds:datastoreItem>
 </file>
--- a/app/public/client/grunenthal/third-party-contracts/analisisderelacionesgrunenthal.docx
+++ b/app/public/client/grunenthal/third-party-contracts/analisisderelacionesgrunenthal.docx
@@ -1,6 +1,6 @@
 
 <file path=word/document.xml><?xml version="1.0" encoding="utf-8"?>
-<w:document xmlns:wpc="http://schemas.microsoft.com/office/word/2010/wordprocessingCanvas" xmlns:cx="http://schemas.microsoft.com/office/drawing/2014/chartex" xmlns:cx1="http://schemas.microsoft.com/office/drawing/2015/9/8/chartex" xmlns:cx2="http://schemas.microsoft.com/office/drawing/2015/10/21/chartex" xmlns:cx3="http://schemas.microsoft.com/office/drawing/2016/5/9/chartex" xmlns:cx4="http://schemas.microsoft.com/office/drawing/2016/5/10/chartex" xmlns:cx5="http://schemas.microsoft.com/office/drawing/2016/5/11/chartex" xmlns:cx6="http://schemas.microsoft.com/office/drawing/2016/5/12/chartex" xmlns:cx7="http://schemas.microsoft.com/office/drawing/2016/5/13/chartex" xmlns:cx8="http://schemas.microsoft.com/office/drawing/2016/5/14/chartex" xmlns:mc="http://schemas.openxmlformats.org/markup-compatibility/2006" xmlns:aink="http://schemas.microsoft.com/office/drawing/2016/ink" xmlns:am3d="http://schemas.microsoft.com/office/drawing/2017/model3d" xmlns:o="urn:schemas-microsoft-com:office:office" xmlns:oel="http://schemas.microsoft.com/office/2019/extlst" xmlns:r="http://schemas.openxmlformats.org/officeDocument/2006/relationships" xmlns:m="http://schemas.openxmlformats.org/officeDocument/2006/math" xmlns:v="urn:schemas-microsoft-com:vml" xmlns:wp14="http://schemas.microsoft.com/office/word/2010/wordprocessingDrawing" xmlns:wp="http://schemas.openxmlformats.org/drawingml/2006/wordprocessingDrawing" xmlns:w10="urn:schemas-microsoft-com:office:word" xmlns:w="http://schemas.openxmlformats.org/wordprocessingml/2006/main" xmlns:w14="http://schemas.microsoft.com/office/word/2010/wordml" xmlns:w15="http://schemas.microsoft.com/office/word/2012/wordml" xmlns:w16cex="http://schemas.microsoft.com/office/word/2018/wordml/cex" xmlns:w16cid="http://schemas.microsoft.com/office/word/2016/wordml/cid" xmlns:w16="http://schemas.microsoft.com/office/word/2018/wordml" xmlns:w16du="http://schemas.microsoft.com/office/word/2023/wordml/word16du" xmlns:w16sdtdh="http://schemas.microsoft.com/office/word/2020/wordml/sdtdatahash" xmlns:w16sdtfl="http://schemas.microsoft.com/office/word/2024/wordml/sdtformatlock" xmlns:w16se="http://schemas.microsoft.com/office/word/2015/wordml/symex" xmlns:wpg="http://schemas.microsoft.com/office/word/2010/wordprocessingGroup" xmlns:wpi="http://schemas.microsoft.com/office/word/2010/wordprocessingInk" xmlns:wne="http://schemas.microsoft.com/office/word/2006/wordml" xmlns:wps="http://schemas.microsoft.com/office/word/2010/wordprocessingShape" mc:Ignorable="w14 w15 w16se w16cid w16 w16cex w16sdtdh w16sdtfl w16du wp14">
+<w:document xmlns:wpc="http://schemas.microsoft.com/office/word/2010/wordprocessingCanvas" xmlns:cx="http://schemas.microsoft.com/office/drawing/2014/chartex" xmlns:cx1="http://schemas.microsoft.com/office/drawing/2015/9/8/chartex" xmlns:cx2="http://schemas.microsoft.com/office/drawing/2015/10/21/chartex" xmlns:cx3="http://schemas.microsoft.com/office/drawing/2016/5/9/chartex" xmlns:cx4="http://schemas.microsoft.com/office/drawing/2016/5/10/chartex" xmlns:cx5="http://schemas.microsoft.com/office/drawing/2016/5/11/chartex" xmlns:cx6="http://schemas.microsoft.com/office/drawing/2016/5/12/chartex" xmlns:cx7="http://schemas.microsoft.com/office/drawing/2016/5/13/chartex" xmlns:cx8="http://schemas.microsoft.com/office/drawing/2016/5/14/chartex" xmlns:mc="http://schemas.openxmlformats.org/markup-compatibility/2006" xmlns:m="http://schemas.openxmlformats.org/officeDocument/2006/math" xmlns:aink="http://schemas.microsoft.com/office/drawing/2016/ink" xmlns:am3d="http://schemas.microsoft.com/office/drawing/2017/model3d" xmlns:oel="http://schemas.microsoft.com/office/2019/extlst" xmlns:r="http://schemas.openxmlformats.org/officeDocument/2006/relationships" xmlns:wp14="http://schemas.microsoft.com/office/word/2010/wordprocessingDrawing" xmlns:wp="http://schemas.openxmlformats.org/drawingml/2006/wordprocessingDrawing" xmlns:wpg="http://schemas.microsoft.com/office/word/2010/wordprocessingGroup" xmlns:wpi="http://schemas.microsoft.com/office/word/2010/wordprocessingInk" xmlns:wps="http://schemas.microsoft.com/office/word/2010/wordprocessingShape" xmlns:o="urn:schemas-microsoft-com:office:office" xmlns:v="urn:schemas-microsoft-com:vml" xmlns:w10="urn:schemas-microsoft-com:office:word" xmlns:w="http://schemas.openxmlformats.org/wordprocessingml/2006/main" xmlns:w14="http://schemas.microsoft.com/office/word/2010/wordml" xmlns:w15="http://schemas.microsoft.com/office/word/2012/wordml" xmlns:w16cex="http://schemas.microsoft.com/office/word/2018/wordml/cex" xmlns:w16cid="http://schemas.microsoft.com/office/word/2016/wordml/cid" xmlns:w16="http://schemas.microsoft.com/office/word/2018/wordml" xmlns:w16sdtdh="http://schemas.microsoft.com/office/word/2020/wordml/sdtdatahash" xmlns:w16sdtfl="http://schemas.microsoft.com/office/word/2024/wordml/sdtformatlock" xmlns:w16se="http://schemas.microsoft.com/office/word/2015/wordml/symex" xmlns:w16du="http://schemas.microsoft.com/office/word/2023/wordml/word16du" xmlns:wne="http://schemas.microsoft.com/office/word/2006/wordml" mc:Ignorable="w14 w15 w16se w16cid w16 w16cex w16sdtdh w16sdtfl w16du wp14">
   <w:body>
     <w:p>
       <w:pPr>
@@ -690,7 +690,7 @@
           <w:noProof/>
         </w:rPr>
         <w:drawing>
-          <wp:anchor distT="0" distB="0" distL="114300" distR="114300" simplePos="0" relativeHeight="251659264" behindDoc="0" locked="0" layoutInCell="1" allowOverlap="1" wp14:anchorId="2F849ABF" wp14:editId="2D6EB215">
+          <wp:anchor distT="0" distB="0" distL="114300" distR="114300" simplePos="0" relativeHeight="251659264" behindDoc="0" locked="0" layoutInCell="1" allowOverlap="1" wp14:anchorId="2F849ABF" wp14:editId="715CC156">
             <wp:simplePos x="0" y="0"/>
             <wp:positionH relativeFrom="column">
               <wp:posOffset>3299791</wp:posOffset>
@@ -7518,6 +7518,298 @@
           </w:p>
         </w:tc>
       </w:tr>
+      <w:tr>
+        <w:tc>
+          <w:tcPr>
+            <w:tcW w:w="2987" w:type="dxa"/>
+            <w:shd w:val="clear" w:color="auto" w:fill="FFFFFF" w:themeFill="background1"/>
+            <w:vAlign w:val="center"/>
+          </w:tcPr>
+          <w:p>
+            <w:pPr>
+              <w:jc w:val="center"/>
+              <w:rPr>
+                <w:rFonts w:ascii="Calibri" w:hAnsi="Calibri" w:cs="Calibri"/>
+                <w:color w:val="000000" w:themeColor="text1"/>
+                <w:sz w:val="20"/>
+                <w:szCs w:val="20"/>
+                <w:lang w:val="en-US"/>
+              </w:rPr>
+            </w:pPr>
+            <w:r>
+              <w:rPr>
+                <w:rFonts w:ascii="Calibri" w:hAnsi="Calibri" w:cs="Calibri"/>
+                <w:color w:val="000000" w:themeColor="text1"/>
+                <w:sz w:val="20"/>
+                <w:szCs w:val="20"/>
+                <w:lang w:val="en-US"/>
+              </w:rPr>
+              <w:t>VIMEO</w:t>
+            </w:r>
+          </w:p>
+        </w:tc>
+        <w:tc>
+          <w:tcPr>
+            <w:tcW w:w="3344" w:type="dxa"/>
+            <w:shd w:val="clear" w:color="auto" w:fill="FFFFFF" w:themeFill="background1"/>
+            <w:vAlign w:val="center"/>
+          </w:tcPr>
+          <w:p>
+            <w:pPr>
+              <w:jc w:val="center"/>
+              <w:rPr>
+                <w:rFonts w:ascii="Calibri" w:hAnsi="Calibri" w:cs="Calibri"/>
+                <w:color w:val="000000" w:themeColor="text1"/>
+                <w:sz w:val="20"/>
+                <w:szCs w:val="20"/>
+                <w:lang w:val="es-ES_tradnl"/>
+              </w:rPr>
+            </w:pPr>
+            <w:r>
+              <w:rPr>
+                <w:rFonts w:ascii="Calibri" w:hAnsi="Calibri" w:cs="Calibri"/>
+                <w:color w:val="000000" w:themeColor="text1"/>
+                <w:sz w:val="20"/>
+                <w:szCs w:val="20"/>
+                <w:lang w:val="es-ES"/>
+              </w:rPr>
+              <w:t>Términos de Uso de plataforma para la creación y divulgación de videos</w:t>
+            </w:r>
+          </w:p>
+        </w:tc>
+        <w:tc>
+          <w:tcPr>
+            <w:tcW w:w="3144" w:type="dxa"/>
+            <w:shd w:val="clear" w:color="auto" w:fill="FFFFFF" w:themeFill="background1"/>
+            <w:vAlign w:val="center"/>
+          </w:tcPr>
+          <w:p>
+            <w:pPr>
+              <w:jc w:val="center"/>
+              <w:rPr>
+                <w:rFonts w:ascii="Calibri" w:hAnsi="Calibri" w:cs="Calibri"/>
+                <w:bCs/>
+                <w:color w:val="000000" w:themeColor="text1"/>
+                <w:sz w:val="20"/>
+                <w:szCs w:val="20"/>
+                <w:lang w:val="es-ES_tradnl"/>
+              </w:rPr>
+            </w:pPr>
+            <w:r>
+              <w:rPr>
+                <w:rFonts w:ascii="Calibri" w:hAnsi="Calibri" w:cs="Calibri"/>
+                <w:color w:val="000000" w:themeColor="text1"/>
+                <w:sz w:val="20"/>
+                <w:szCs w:val="20"/>
+                <w:lang w:val="es-ES"/>
+              </w:rPr>
+              <w:t>Transferencia</w:t>
+            </w:r>
+          </w:p>
+        </w:tc>
+      </w:tr>
+      <w:tr>
+        <w:tc>
+          <w:tcPr>
+            <w:tcW w:w="2987" w:type="dxa"/>
+            <w:shd w:val="clear" w:color="auto" w:fill="FFFFFF" w:themeFill="background1"/>
+            <w:vAlign w:val="center"/>
+          </w:tcPr>
+          <w:p>
+            <w:pPr>
+              <w:jc w:val="center"/>
+              <w:rPr>
+                <w:rFonts w:ascii="Calibri" w:hAnsi="Calibri" w:cs="Calibri"/>
+                <w:color w:val="000000" w:themeColor="text1"/>
+                <w:sz w:val="20"/>
+                <w:szCs w:val="20"/>
+                <w:lang w:val="en-US"/>
+              </w:rPr>
+            </w:pPr>
+            <w:r>
+              <w:rPr>
+                <w:rFonts w:ascii="Calibri" w:hAnsi="Calibri" w:cs="Calibri"/>
+                <w:color w:val="000000" w:themeColor="text1"/>
+                <w:sz w:val="20"/>
+                <w:szCs w:val="20"/>
+                <w:lang w:val="en-US"/>
+              </w:rPr>
+              <w:t>GPTW Deutschland GmbH</w:t>
+            </w:r>
+          </w:p>
+        </w:tc>
+        <w:tc>
+          <w:tcPr>
+            <w:tcW w:w="3344" w:type="dxa"/>
+            <w:shd w:val="clear" w:color="auto" w:fill="FFFFFF" w:themeFill="background1"/>
+            <w:vAlign w:val="center"/>
+          </w:tcPr>
+          <w:p>
+            <w:pPr>
+              <w:jc w:val="center"/>
+              <w:rPr>
+                <w:rFonts w:ascii="Calibri" w:hAnsi="Calibri" w:cs="Calibri"/>
+                <w:color w:val="000000" w:themeColor="text1"/>
+                <w:sz w:val="20"/>
+                <w:szCs w:val="20"/>
+                <w:lang w:val="es-ES_tradnl"/>
+              </w:rPr>
+            </w:pPr>
+            <w:r>
+              <w:rPr>
+                <w:rFonts w:ascii="Calibri" w:hAnsi="Calibri" w:cs="Calibri"/>
+                <w:color w:val="000000" w:themeColor="text1"/>
+                <w:sz w:val="20"/>
+                <w:szCs w:val="20"/>
+                <w:lang w:val="es-ES"/>
+              </w:rPr>
+              <w:t xml:space="preserve">Contrato de servicios para la certificación como Great Place </w:t>
+            </w:r>
+            <w:proofErr w:type="spellStart"/>
+            <w:r>
+              <w:rPr>
+                <w:rFonts w:ascii="Calibri" w:hAnsi="Calibri" w:cs="Calibri"/>
+                <w:color w:val="000000" w:themeColor="text1"/>
+                <w:sz w:val="20"/>
+                <w:szCs w:val="20"/>
+                <w:lang w:val="es-ES"/>
+              </w:rPr>
+              <w:t>To</w:t>
+            </w:r>
+            <w:proofErr w:type="spellEnd"/>
+            <w:r>
+              <w:rPr>
+                <w:rFonts w:ascii="Calibri" w:hAnsi="Calibri" w:cs="Calibri"/>
+                <w:color w:val="000000" w:themeColor="text1"/>
+                <w:sz w:val="20"/>
+                <w:szCs w:val="20"/>
+                <w:lang w:val="es-ES"/>
+              </w:rPr>
+              <w:t xml:space="preserve"> Work </w:t>
+            </w:r>
+          </w:p>
+        </w:tc>
+        <w:tc>
+          <w:tcPr>
+            <w:tcW w:w="3144" w:type="dxa"/>
+            <w:shd w:val="clear" w:color="auto" w:fill="FFFFFF" w:themeFill="background1"/>
+            <w:vAlign w:val="center"/>
+          </w:tcPr>
+          <w:p>
+            <w:pPr>
+              <w:jc w:val="center"/>
+              <w:rPr>
+                <w:rFonts w:ascii="Calibri" w:hAnsi="Calibri" w:cs="Calibri"/>
+                <w:bCs/>
+                <w:color w:val="000000" w:themeColor="text1"/>
+                <w:sz w:val="20"/>
+                <w:szCs w:val="20"/>
+                <w:lang w:val="es-ES_tradnl"/>
+              </w:rPr>
+            </w:pPr>
+            <w:r>
+              <w:rPr>
+                <w:rFonts w:ascii="Calibri" w:hAnsi="Calibri" w:cs="Calibri"/>
+                <w:color w:val="000000" w:themeColor="text1"/>
+                <w:sz w:val="20"/>
+                <w:szCs w:val="20"/>
+                <w:lang w:val="es-ES"/>
+              </w:rPr>
+              <w:t>Transferencias</w:t>
+            </w:r>
+          </w:p>
+        </w:tc>
+      </w:tr>
+      <w:tr>
+        <w:tc>
+          <w:tcPr>
+            <w:tcW w:w="2987" w:type="dxa"/>
+            <w:shd w:val="clear" w:color="auto" w:fill="FFFFFF" w:themeFill="background1"/>
+            <w:vAlign w:val="center"/>
+          </w:tcPr>
+          <w:p>
+            <w:pPr>
+              <w:jc w:val="center"/>
+              <w:rPr>
+                <w:rFonts w:ascii="Calibri" w:hAnsi="Calibri" w:cs="Calibri"/>
+                <w:color w:val="000000" w:themeColor="text1"/>
+                <w:sz w:val="20"/>
+                <w:szCs w:val="20"/>
+                <w:lang w:val="en-US"/>
+              </w:rPr>
+            </w:pPr>
+            <w:r>
+              <w:rPr>
+                <w:rFonts w:ascii="Calibri" w:hAnsi="Calibri" w:cs="Calibri"/>
+                <w:color w:val="000000" w:themeColor="text1"/>
+                <w:sz w:val="20"/>
+                <w:szCs w:val="20"/>
+                <w:lang w:val="en-US"/>
+              </w:rPr>
+              <w:t xml:space="preserve">MASTER CONTROL INC. </w:t>
+            </w:r>
+          </w:p>
+        </w:tc>
+        <w:tc>
+          <w:tcPr>
+            <w:tcW w:w="3344" w:type="dxa"/>
+            <w:shd w:val="clear" w:color="auto" w:fill="FFFFFF" w:themeFill="background1"/>
+            <w:vAlign w:val="center"/>
+          </w:tcPr>
+          <w:p>
+            <w:pPr>
+              <w:jc w:val="center"/>
+              <w:rPr>
+                <w:rFonts w:ascii="Calibri" w:hAnsi="Calibri" w:cs="Calibri"/>
+                <w:color w:val="000000" w:themeColor="text1"/>
+                <w:sz w:val="20"/>
+                <w:szCs w:val="20"/>
+                <w:lang w:val="es-ES_tradnl"/>
+              </w:rPr>
+            </w:pPr>
+            <w:r>
+              <w:rPr>
+                <w:rFonts w:ascii="Calibri" w:hAnsi="Calibri" w:cs="Calibri"/>
+                <w:color w:val="000000" w:themeColor="text1"/>
+                <w:sz w:val="20"/>
+                <w:szCs w:val="20"/>
+                <w:lang w:val="es-ES"/>
+              </w:rPr>
+              <w:t xml:space="preserve">Contrato de licencia de uso de software y prestación de servicios de capacitación. </w:t>
+            </w:r>
+          </w:p>
+        </w:tc>
+        <w:tc>
+          <w:tcPr>
+            <w:tcW w:w="3144" w:type="dxa"/>
+            <w:shd w:val="clear" w:color="auto" w:fill="FFFFFF" w:themeFill="background1"/>
+            <w:vAlign w:val="center"/>
+          </w:tcPr>
+          <w:p>
+            <w:pPr>
+              <w:jc w:val="center"/>
+              <w:rPr>
+                <w:rFonts w:ascii="Calibri" w:hAnsi="Calibri" w:cs="Calibri"/>
+                <w:bCs/>
+                <w:color w:val="000000" w:themeColor="text1"/>
+                <w:sz w:val="20"/>
+                <w:szCs w:val="20"/>
+                <w:lang w:val="es-ES_tradnl"/>
+              </w:rPr>
+            </w:pPr>
+            <w:r>
+              <w:rPr>
+                <w:rFonts w:ascii="Calibri" w:hAnsi="Calibri" w:cs="Calibri"/>
+                <w:color w:val="000000" w:themeColor="text1"/>
+                <w:sz w:val="20"/>
+                <w:szCs w:val="20"/>
+                <w:lang w:val="es-ES"/>
+              </w:rPr>
+              <w:t>Remisión</w:t>
+            </w:r>
+          </w:p>
+        </w:tc>
+      </w:tr>
     </w:tbl>
     <w:p>
       <w:pPr>
@@ -15393,18 +15685,18 @@
                 <w:color w:val="000000" w:themeColor="text1"/>
                 <w:sz w:val="20"/>
                 <w:szCs w:val="20"/>
-                <w:lang w:val="es-ES_tradnl"/>
-              </w:rPr>
-            </w:pPr>
-            <w:r>
-              <w:rPr>
-                <w:rFonts w:ascii="Calibri" w:hAnsi="Calibri" w:cs="Calibri"/>
-                <w:color w:val="000000" w:themeColor="text1"/>
-                <w:sz w:val="20"/>
-                <w:szCs w:val="20"/>
-                <w:lang w:val="es-ES"/>
-              </w:rPr>
-              <w:t>La cláusula si cumplen con los requisitos de la LFPDPPP y su Reglamento.</w:t>
+                <w:lang w:val="es-ES"/>
+              </w:rPr>
+            </w:pPr>
+            <w:r>
+              <w:rPr>
+                <w:rFonts w:ascii="Calibri" w:hAnsi="Calibri" w:cs="Calibri"/>
+                <w:color w:val="000000" w:themeColor="text1"/>
+                <w:sz w:val="20"/>
+                <w:szCs w:val="20"/>
+                <w:lang w:val="es-ES"/>
+              </w:rPr>
+              <w:t xml:space="preserve">La cláusula si cumplen con los requisitos de la LFPDPPP. </w:t>
             </w:r>
           </w:p>
         </w:tc>
@@ -16102,7 +16394,7 @@
               <w:pStyle w:val="Prrafodelista"/>
               <w:numPr>
                 <w:ilvl w:val="0"/>
-                <w:numId w:val="8"/>
+                <w:numId w:val="10"/>
               </w:numPr>
               <w:rPr>
                 <w:rFonts w:ascii="Calibri" w:hAnsi="Calibri" w:cs="Calibri"/>
@@ -19451,47 +19743,7 @@
                 <w:szCs w:val="20"/>
                 <w:lang w:val="es-ES"/>
               </w:rPr>
-              <w:t xml:space="preserve">La cláusula </w:t>
-            </w:r>
-            <w:r>
-              <w:rPr>
-                <w:rFonts w:ascii="Calibri" w:hAnsi="Calibri" w:cs="Calibri"/>
-                <w:color w:val="000000" w:themeColor="text1"/>
-                <w:sz w:val="20"/>
-                <w:szCs w:val="20"/>
-                <w:lang w:val="es-ES"/>
-              </w:rPr>
-              <w:t xml:space="preserve">no </w:t>
-            </w:r>
-            <w:r>
-              <w:rPr>
-                <w:rFonts w:ascii="Calibri" w:hAnsi="Calibri" w:cs="Calibri"/>
-                <w:color w:val="000000" w:themeColor="text1"/>
-                <w:sz w:val="20"/>
-                <w:szCs w:val="20"/>
-                <w:lang w:val="es-ES"/>
-              </w:rPr>
-              <w:t>cumple</w:t>
-            </w:r>
-            <w:r>
-              <w:rPr>
-                <w:rFonts w:ascii="Calibri" w:hAnsi="Calibri" w:cs="Calibri"/>
-                <w:color w:val="000000" w:themeColor="text1"/>
-                <w:sz w:val="20"/>
-                <w:szCs w:val="20"/>
-                <w:lang w:val="es-ES"/>
-              </w:rPr>
-              <w:t xml:space="preserve"> </w:t>
-            </w:r>
-            <w:r>
-              <w:rPr>
-                <w:rFonts w:ascii="Calibri" w:hAnsi="Calibri" w:cs="Calibri"/>
-                <w:color w:val="000000" w:themeColor="text1"/>
-                <w:sz w:val="20"/>
-                <w:szCs w:val="20"/>
-                <w:lang w:val="es-ES"/>
-              </w:rPr>
-              <w:t xml:space="preserve"> con los requisitos de la LFPDPPP. </w:t>
+              <w:t xml:space="preserve">La cláusula no cumple con los requisitos de la LFPDPPP. </w:t>
             </w:r>
           </w:p>
           <w:p>
@@ -19605,12 +19857,12 @@
         <w:tblLook w:val="04A0" w:firstRow="1" w:lastRow="0" w:firstColumn="1" w:lastColumn="0" w:noHBand="0" w:noVBand="1"/>
       </w:tblPr>
       <w:tblGrid>
-        <w:gridCol w:w="1909"/>
-        <w:gridCol w:w="1595"/>
-        <w:gridCol w:w="1453"/>
-        <w:gridCol w:w="2095"/>
-        <w:gridCol w:w="1418"/>
-        <w:gridCol w:w="1873"/>
+        <w:gridCol w:w="1796"/>
+        <w:gridCol w:w="1496"/>
+        <w:gridCol w:w="1429"/>
+        <w:gridCol w:w="2587"/>
+        <w:gridCol w:w="1294"/>
+        <w:gridCol w:w="1741"/>
       </w:tblGrid>
       <w:tr>
         <w:trPr>
@@ -19657,7 +19909,7 @@
         </w:trPr>
         <w:tc>
           <w:tcPr>
-            <w:tcW w:w="1909" w:type="dxa"/>
+            <w:tcW w:w="1796" w:type="dxa"/>
             <w:shd w:val="clear" w:color="auto" w:fill="00A159"/>
             <w:vAlign w:val="center"/>
           </w:tcPr>
@@ -19686,7 +19938,7 @@
         </w:tc>
         <w:tc>
           <w:tcPr>
-            <w:tcW w:w="1595" w:type="dxa"/>
+            <w:tcW w:w="1496" w:type="dxa"/>
             <w:shd w:val="clear" w:color="auto" w:fill="00A159"/>
             <w:vAlign w:val="center"/>
           </w:tcPr>
@@ -19715,7 +19967,7 @@
         </w:tc>
         <w:tc>
           <w:tcPr>
-            <w:tcW w:w="1453" w:type="dxa"/>
+            <w:tcW w:w="1429" w:type="dxa"/>
             <w:shd w:val="clear" w:color="auto" w:fill="00A159"/>
             <w:vAlign w:val="center"/>
           </w:tcPr>
@@ -19744,7 +19996,7 @@
         </w:tc>
         <w:tc>
           <w:tcPr>
-            <w:tcW w:w="2095" w:type="dxa"/>
+            <w:tcW w:w="2587" w:type="dxa"/>
             <w:shd w:val="clear" w:color="auto" w:fill="00A159"/>
             <w:vAlign w:val="center"/>
           </w:tcPr>
@@ -19773,7 +20025,7 @@
         </w:tc>
         <w:tc>
           <w:tcPr>
-            <w:tcW w:w="1418" w:type="dxa"/>
+            <w:tcW w:w="1294" w:type="dxa"/>
             <w:shd w:val="clear" w:color="auto" w:fill="00A159"/>
             <w:vAlign w:val="center"/>
           </w:tcPr>
@@ -19802,7 +20054,7 @@
         </w:tc>
         <w:tc>
           <w:tcPr>
-            <w:tcW w:w="1873" w:type="dxa"/>
+            <w:tcW w:w="1741" w:type="dxa"/>
             <w:shd w:val="clear" w:color="auto" w:fill="00A159"/>
             <w:vAlign w:val="center"/>
           </w:tcPr>
@@ -19877,7 +20129,7 @@
         </w:trPr>
         <w:tc>
           <w:tcPr>
-            <w:tcW w:w="1909" w:type="dxa"/>
+            <w:tcW w:w="1796" w:type="dxa"/>
             <w:shd w:val="clear" w:color="auto" w:fill="A6A6A6" w:themeFill="background1" w:themeFillShade="A6"/>
             <w:vAlign w:val="center"/>
           </w:tcPr>
@@ -19910,7 +20162,7 @@
         </w:tc>
         <w:tc>
           <w:tcPr>
-            <w:tcW w:w="1595" w:type="dxa"/>
+            <w:tcW w:w="1496" w:type="dxa"/>
             <w:vAlign w:val="center"/>
           </w:tcPr>
           <w:p>
@@ -19938,7 +20190,7 @@
         </w:tc>
         <w:tc>
           <w:tcPr>
-            <w:tcW w:w="1453" w:type="dxa"/>
+            <w:tcW w:w="1429" w:type="dxa"/>
             <w:vAlign w:val="center"/>
           </w:tcPr>
           <w:p>
@@ -19968,7 +20220,7 @@
         </w:tc>
         <w:tc>
           <w:tcPr>
-            <w:tcW w:w="2095" w:type="dxa"/>
+            <w:tcW w:w="2587" w:type="dxa"/>
             <w:vAlign w:val="center"/>
           </w:tcPr>
           <w:p>
@@ -19996,7 +20248,7 @@
         </w:tc>
         <w:tc>
           <w:tcPr>
-            <w:tcW w:w="1418" w:type="dxa"/>
+            <w:tcW w:w="1294" w:type="dxa"/>
             <w:vAlign w:val="center"/>
           </w:tcPr>
           <w:p>
@@ -20024,29 +20276,29 @@
         </w:tc>
         <w:tc>
           <w:tcPr>
-            <w:tcW w:w="1873" w:type="dxa"/>
-            <w:vAlign w:val="center"/>
-          </w:tcPr>
-          <w:p>
-            <w:pPr>
-              <w:jc w:val="center"/>
-              <w:rPr>
-                <w:rFonts w:ascii="Calibri" w:hAnsi="Calibri" w:cs="Calibri"/>
-                <w:color w:val="000000" w:themeColor="text1"/>
-                <w:sz w:val="20"/>
-                <w:szCs w:val="20"/>
-                <w:lang w:val="es-ES_tradnl"/>
-              </w:rPr>
-            </w:pPr>
-            <w:r>
-              <w:rPr>
-                <w:rFonts w:ascii="Calibri" w:hAnsi="Calibri" w:cs="Calibri"/>
-                <w:color w:val="000000" w:themeColor="text1"/>
-                <w:sz w:val="20"/>
-                <w:szCs w:val="20"/>
-                <w:lang w:val="es-ES_tradnl"/>
-              </w:rPr>
-              <w:t>La cláusula si cumplen con los requisitos de la LFPDPPP y su Reglamento.</w:t>
+            <w:tcW w:w="1741" w:type="dxa"/>
+            <w:vAlign w:val="center"/>
+          </w:tcPr>
+          <w:p>
+            <w:pPr>
+              <w:jc w:val="center"/>
+              <w:rPr>
+                <w:rFonts w:ascii="Calibri" w:hAnsi="Calibri" w:cs="Calibri"/>
+                <w:color w:val="000000" w:themeColor="text1"/>
+                <w:sz w:val="20"/>
+                <w:szCs w:val="20"/>
+                <w:lang w:val="es-ES"/>
+              </w:rPr>
+            </w:pPr>
+            <w:r>
+              <w:rPr>
+                <w:rFonts w:ascii="Calibri" w:hAnsi="Calibri" w:cs="Calibri"/>
+                <w:color w:val="000000" w:themeColor="text1"/>
+                <w:sz w:val="20"/>
+                <w:szCs w:val="20"/>
+                <w:lang w:val="es-ES"/>
+              </w:rPr>
+              <w:t>La cláusula si cumplen con los requisitos de la LFPDPPP</w:t>
             </w:r>
           </w:p>
         </w:tc>
@@ -20058,7 +20310,7 @@
         </w:trPr>
         <w:tc>
           <w:tcPr>
-            <w:tcW w:w="1909" w:type="dxa"/>
+            <w:tcW w:w="1796" w:type="dxa"/>
             <w:shd w:val="clear" w:color="auto" w:fill="A6A6A6" w:themeFill="background1" w:themeFillShade="A6"/>
             <w:vAlign w:val="center"/>
           </w:tcPr>
@@ -20091,7 +20343,7 @@
         </w:tc>
         <w:tc>
           <w:tcPr>
-            <w:tcW w:w="1595" w:type="dxa"/>
+            <w:tcW w:w="1496" w:type="dxa"/>
             <w:vAlign w:val="center"/>
           </w:tcPr>
           <w:p>
@@ -20129,7 +20381,7 @@
         </w:tc>
         <w:tc>
           <w:tcPr>
-            <w:tcW w:w="1453" w:type="dxa"/>
+            <w:tcW w:w="1429" w:type="dxa"/>
             <w:vAlign w:val="center"/>
           </w:tcPr>
           <w:p>
@@ -20159,7 +20411,7 @@
         </w:tc>
         <w:tc>
           <w:tcPr>
-            <w:tcW w:w="2095" w:type="dxa"/>
+            <w:tcW w:w="2587" w:type="dxa"/>
             <w:vAlign w:val="center"/>
           </w:tcPr>
           <w:p>
@@ -20205,7 +20457,7 @@
         </w:tc>
         <w:tc>
           <w:tcPr>
-            <w:tcW w:w="1418" w:type="dxa"/>
+            <w:tcW w:w="1294" w:type="dxa"/>
             <w:vAlign w:val="center"/>
           </w:tcPr>
           <w:p>
@@ -20233,29 +20485,29 @@
         </w:tc>
         <w:tc>
           <w:tcPr>
-            <w:tcW w:w="1873" w:type="dxa"/>
-            <w:vAlign w:val="center"/>
-          </w:tcPr>
-          <w:p>
-            <w:pPr>
-              <w:jc w:val="center"/>
-              <w:rPr>
-                <w:rFonts w:ascii="Calibri" w:hAnsi="Calibri" w:cs="Calibri"/>
-                <w:color w:val="000000" w:themeColor="text1"/>
-                <w:sz w:val="20"/>
-                <w:szCs w:val="20"/>
-                <w:lang w:val="es-ES_tradnl"/>
-              </w:rPr>
-            </w:pPr>
-            <w:r>
-              <w:rPr>
-                <w:rFonts w:ascii="Calibri" w:hAnsi="Calibri" w:cs="Calibri"/>
-                <w:color w:val="000000" w:themeColor="text1"/>
-                <w:sz w:val="20"/>
-                <w:szCs w:val="20"/>
-                <w:lang w:val="es-ES_tradnl"/>
-              </w:rPr>
-              <w:t>La cláusula si cumplen con los requisitos de la LFPDPPP y su Reglamento</w:t>
+            <w:tcW w:w="1741" w:type="dxa"/>
+            <w:vAlign w:val="center"/>
+          </w:tcPr>
+          <w:p>
+            <w:pPr>
+              <w:jc w:val="center"/>
+              <w:rPr>
+                <w:rFonts w:ascii="Calibri" w:hAnsi="Calibri" w:cs="Calibri"/>
+                <w:color w:val="000000" w:themeColor="text1"/>
+                <w:sz w:val="20"/>
+                <w:szCs w:val="20"/>
+                <w:lang w:val="es-ES"/>
+              </w:rPr>
+            </w:pPr>
+            <w:r>
+              <w:rPr>
+                <w:rFonts w:ascii="Calibri" w:hAnsi="Calibri" w:cs="Calibri"/>
+                <w:color w:val="000000" w:themeColor="text1"/>
+                <w:sz w:val="20"/>
+                <w:szCs w:val="20"/>
+                <w:lang w:val="es-ES"/>
+              </w:rPr>
+              <w:t xml:space="preserve">La cláusula si cumplen con los requisitos de la LFPDPPP. </w:t>
             </w:r>
           </w:p>
         </w:tc>
@@ -20267,7 +20519,7 @@
         </w:trPr>
         <w:tc>
           <w:tcPr>
-            <w:tcW w:w="1909" w:type="dxa"/>
+            <w:tcW w:w="1796" w:type="dxa"/>
             <w:shd w:val="clear" w:color="auto" w:fill="A6A6A6" w:themeFill="background1" w:themeFillShade="A6"/>
             <w:vAlign w:val="center"/>
           </w:tcPr>
@@ -20300,7 +20552,7 @@
         </w:tc>
         <w:tc>
           <w:tcPr>
-            <w:tcW w:w="1595" w:type="dxa"/>
+            <w:tcW w:w="1496" w:type="dxa"/>
             <w:vAlign w:val="center"/>
           </w:tcPr>
           <w:p>
@@ -20328,7 +20580,7 @@
         </w:tc>
         <w:tc>
           <w:tcPr>
-            <w:tcW w:w="1453" w:type="dxa"/>
+            <w:tcW w:w="1429" w:type="dxa"/>
             <w:vAlign w:val="center"/>
           </w:tcPr>
           <w:p>
@@ -20358,7 +20610,7 @@
         </w:tc>
         <w:tc>
           <w:tcPr>
-            <w:tcW w:w="2095" w:type="dxa"/>
+            <w:tcW w:w="2587" w:type="dxa"/>
             <w:vAlign w:val="center"/>
           </w:tcPr>
           <w:p>
@@ -20386,7 +20638,7 @@
         </w:tc>
         <w:tc>
           <w:tcPr>
-            <w:tcW w:w="1418" w:type="dxa"/>
+            <w:tcW w:w="1294" w:type="dxa"/>
             <w:vAlign w:val="center"/>
           </w:tcPr>
           <w:p>
@@ -20414,29 +20666,29 @@
         </w:tc>
         <w:tc>
           <w:tcPr>
-            <w:tcW w:w="1873" w:type="dxa"/>
-            <w:vAlign w:val="center"/>
-          </w:tcPr>
-          <w:p>
-            <w:pPr>
-              <w:jc w:val="center"/>
-              <w:rPr>
-                <w:rFonts w:ascii="Calibri" w:hAnsi="Calibri" w:cs="Calibri"/>
-                <w:color w:val="000000" w:themeColor="text1"/>
-                <w:sz w:val="20"/>
-                <w:szCs w:val="20"/>
-                <w:lang w:val="es-ES_tradnl"/>
-              </w:rPr>
-            </w:pPr>
-            <w:r>
-              <w:rPr>
-                <w:rFonts w:ascii="Calibri" w:hAnsi="Calibri" w:cs="Calibri"/>
-                <w:color w:val="000000" w:themeColor="text1"/>
-                <w:sz w:val="20"/>
-                <w:szCs w:val="20"/>
-                <w:lang w:val="es-ES_tradnl"/>
-              </w:rPr>
-              <w:t>La cláusula si cumplen con los requisitos de la LFPDPPP y su Reglamento</w:t>
+            <w:tcW w:w="1741" w:type="dxa"/>
+            <w:vAlign w:val="center"/>
+          </w:tcPr>
+          <w:p>
+            <w:pPr>
+              <w:jc w:val="center"/>
+              <w:rPr>
+                <w:rFonts w:ascii="Calibri" w:hAnsi="Calibri" w:cs="Calibri"/>
+                <w:color w:val="000000" w:themeColor="text1"/>
+                <w:sz w:val="20"/>
+                <w:szCs w:val="20"/>
+                <w:lang w:val="es-ES"/>
+              </w:rPr>
+            </w:pPr>
+            <w:r>
+              <w:rPr>
+                <w:rFonts w:ascii="Calibri" w:hAnsi="Calibri" w:cs="Calibri"/>
+                <w:color w:val="000000" w:themeColor="text1"/>
+                <w:sz w:val="20"/>
+                <w:szCs w:val="20"/>
+                <w:lang w:val="es-ES"/>
+              </w:rPr>
+              <w:t>La cláusula si cumplen con los requisitos de la LFPDPPP.</w:t>
             </w:r>
           </w:p>
         </w:tc>
@@ -20448,7 +20700,7 @@
         </w:trPr>
         <w:tc>
           <w:tcPr>
-            <w:tcW w:w="1909" w:type="dxa"/>
+            <w:tcW w:w="1796" w:type="dxa"/>
             <w:shd w:val="clear" w:color="auto" w:fill="A6A6A6" w:themeFill="background1" w:themeFillShade="A6"/>
             <w:vAlign w:val="center"/>
           </w:tcPr>
@@ -20481,7 +20733,7 @@
         </w:tc>
         <w:tc>
           <w:tcPr>
-            <w:tcW w:w="1595" w:type="dxa"/>
+            <w:tcW w:w="1496" w:type="dxa"/>
             <w:vAlign w:val="center"/>
           </w:tcPr>
           <w:p>
@@ -20529,7 +20781,7 @@
         </w:tc>
         <w:tc>
           <w:tcPr>
-            <w:tcW w:w="1453" w:type="dxa"/>
+            <w:tcW w:w="1429" w:type="dxa"/>
             <w:vAlign w:val="center"/>
           </w:tcPr>
           <w:p>
@@ -20559,7 +20811,7 @@
         </w:tc>
         <w:tc>
           <w:tcPr>
-            <w:tcW w:w="2095" w:type="dxa"/>
+            <w:tcW w:w="2587" w:type="dxa"/>
             <w:vAlign w:val="center"/>
           </w:tcPr>
           <w:p>
@@ -20587,7 +20839,7 @@
         </w:tc>
         <w:tc>
           <w:tcPr>
-            <w:tcW w:w="1418" w:type="dxa"/>
+            <w:tcW w:w="1294" w:type="dxa"/>
             <w:vAlign w:val="center"/>
           </w:tcPr>
           <w:p>
@@ -20615,29 +20867,29 @@
         </w:tc>
         <w:tc>
           <w:tcPr>
-            <w:tcW w:w="1873" w:type="dxa"/>
-            <w:vAlign w:val="center"/>
-          </w:tcPr>
-          <w:p>
-            <w:pPr>
-              <w:jc w:val="center"/>
-              <w:rPr>
-                <w:rFonts w:ascii="Calibri" w:hAnsi="Calibri" w:cs="Calibri"/>
-                <w:color w:val="000000" w:themeColor="text1"/>
-                <w:sz w:val="20"/>
-                <w:szCs w:val="20"/>
-                <w:lang w:val="es-ES_tradnl"/>
-              </w:rPr>
-            </w:pPr>
-            <w:r>
-              <w:rPr>
-                <w:rFonts w:ascii="Calibri" w:hAnsi="Calibri" w:cs="Calibri"/>
-                <w:color w:val="000000" w:themeColor="text1"/>
-                <w:sz w:val="20"/>
-                <w:szCs w:val="20"/>
-                <w:lang w:val="es-ES_tradnl"/>
-              </w:rPr>
-              <w:t>La cláusula si cumplen con los requisitos de la LFPDPPP y su Reglamento</w:t>
+            <w:tcW w:w="1741" w:type="dxa"/>
+            <w:vAlign w:val="center"/>
+          </w:tcPr>
+          <w:p>
+            <w:pPr>
+              <w:jc w:val="center"/>
+              <w:rPr>
+                <w:rFonts w:ascii="Calibri" w:hAnsi="Calibri" w:cs="Calibri"/>
+                <w:color w:val="000000" w:themeColor="text1"/>
+                <w:sz w:val="20"/>
+                <w:szCs w:val="20"/>
+                <w:lang w:val="es-ES"/>
+              </w:rPr>
+            </w:pPr>
+            <w:r>
+              <w:rPr>
+                <w:rFonts w:ascii="Calibri" w:hAnsi="Calibri" w:cs="Calibri"/>
+                <w:color w:val="000000" w:themeColor="text1"/>
+                <w:sz w:val="20"/>
+                <w:szCs w:val="20"/>
+                <w:lang w:val="es-ES"/>
+              </w:rPr>
+              <w:t>La cláusula si cumplen con los requisitos de la LFPDPPP.</w:t>
             </w:r>
           </w:p>
         </w:tc>
@@ -20649,7 +20901,7 @@
         </w:trPr>
         <w:tc>
           <w:tcPr>
-            <w:tcW w:w="1909" w:type="dxa"/>
+            <w:tcW w:w="1796" w:type="dxa"/>
             <w:shd w:val="clear" w:color="auto" w:fill="A6A6A6" w:themeFill="background1" w:themeFillShade="A6"/>
             <w:vAlign w:val="center"/>
           </w:tcPr>
@@ -20682,35 +20934,35 @@
         </w:tc>
         <w:tc>
           <w:tcPr>
-            <w:tcW w:w="1595" w:type="dxa"/>
-            <w:vAlign w:val="center"/>
-          </w:tcPr>
-          <w:p>
-            <w:pPr>
-              <w:jc w:val="center"/>
-              <w:rPr>
-                <w:rFonts w:ascii="Calibri" w:hAnsi="Calibri" w:cs="Calibri"/>
-                <w:color w:val="000000" w:themeColor="text1"/>
-                <w:sz w:val="20"/>
-                <w:szCs w:val="20"/>
-                <w:lang w:val="es-ES_tradnl"/>
-              </w:rPr>
-            </w:pPr>
-            <w:r>
-              <w:rPr>
-                <w:rFonts w:ascii="Calibri" w:hAnsi="Calibri" w:cs="Calibri"/>
-                <w:color w:val="000000" w:themeColor="text1"/>
-                <w:sz w:val="20"/>
-                <w:szCs w:val="20"/>
-                <w:lang w:val="es-ES_tradnl"/>
-              </w:rPr>
-              <w:t xml:space="preserve">Contrato de prestación de servicios de </w:t>
-            </w:r>
-          </w:p>
-        </w:tc>
-        <w:tc>
-          <w:tcPr>
-            <w:tcW w:w="1453" w:type="dxa"/>
+            <w:tcW w:w="1496" w:type="dxa"/>
+            <w:vAlign w:val="center"/>
+          </w:tcPr>
+          <w:p>
+            <w:pPr>
+              <w:jc w:val="center"/>
+              <w:rPr>
+                <w:rFonts w:ascii="Calibri" w:hAnsi="Calibri" w:cs="Calibri"/>
+                <w:color w:val="000000" w:themeColor="text1"/>
+                <w:sz w:val="20"/>
+                <w:szCs w:val="20"/>
+                <w:lang w:val="es-ES"/>
+              </w:rPr>
+            </w:pPr>
+            <w:r>
+              <w:rPr>
+                <w:rFonts w:ascii="Calibri" w:hAnsi="Calibri" w:cs="Calibri"/>
+                <w:color w:val="000000" w:themeColor="text1"/>
+                <w:sz w:val="20"/>
+                <w:szCs w:val="20"/>
+                <w:lang w:val="es-ES"/>
+              </w:rPr>
+              <w:t xml:space="preserve">Contrato de prestación de servicios de software. </w:t>
+            </w:r>
+          </w:p>
+        </w:tc>
+        <w:tc>
+          <w:tcPr>
+            <w:tcW w:w="1429" w:type="dxa"/>
             <w:vAlign w:val="center"/>
           </w:tcPr>
           <w:p>
@@ -20740,7 +20992,7 @@
         </w:tc>
         <w:tc>
           <w:tcPr>
-            <w:tcW w:w="2095" w:type="dxa"/>
+            <w:tcW w:w="2587" w:type="dxa"/>
             <w:vAlign w:val="center"/>
           </w:tcPr>
           <w:p>
@@ -20768,7 +21020,7 @@
         </w:tc>
         <w:tc>
           <w:tcPr>
-            <w:tcW w:w="1418" w:type="dxa"/>
+            <w:tcW w:w="1294" w:type="dxa"/>
             <w:vAlign w:val="center"/>
           </w:tcPr>
           <w:p>
@@ -20796,29 +21048,602 @@
         </w:tc>
         <w:tc>
           <w:tcPr>
-            <w:tcW w:w="1873" w:type="dxa"/>
-            <w:vAlign w:val="center"/>
-          </w:tcPr>
-          <w:p>
-            <w:pPr>
-              <w:jc w:val="center"/>
-              <w:rPr>
-                <w:rFonts w:ascii="Calibri" w:hAnsi="Calibri" w:cs="Calibri"/>
-                <w:color w:val="000000" w:themeColor="text1"/>
-                <w:sz w:val="20"/>
-                <w:szCs w:val="20"/>
-                <w:lang w:val="es-ES_tradnl"/>
-              </w:rPr>
-            </w:pPr>
-            <w:r>
-              <w:rPr>
-                <w:rFonts w:ascii="Calibri" w:hAnsi="Calibri" w:cs="Calibri"/>
-                <w:color w:val="000000" w:themeColor="text1"/>
-                <w:sz w:val="20"/>
-                <w:szCs w:val="20"/>
-                <w:lang w:val="es-ES_tradnl"/>
-              </w:rPr>
-              <w:t>La cláusula si cumplen con los requisitos de la LFPDPPP y su Reglamento</w:t>
+            <w:tcW w:w="1741" w:type="dxa"/>
+            <w:vAlign w:val="center"/>
+          </w:tcPr>
+          <w:p>
+            <w:pPr>
+              <w:jc w:val="center"/>
+              <w:rPr>
+                <w:rFonts w:ascii="Calibri" w:hAnsi="Calibri" w:cs="Calibri"/>
+                <w:color w:val="000000" w:themeColor="text1"/>
+                <w:sz w:val="20"/>
+                <w:szCs w:val="20"/>
+                <w:lang w:val="es-ES"/>
+              </w:rPr>
+            </w:pPr>
+            <w:r>
+              <w:rPr>
+                <w:rFonts w:ascii="Calibri" w:hAnsi="Calibri" w:cs="Calibri"/>
+                <w:color w:val="000000" w:themeColor="text1"/>
+                <w:sz w:val="20"/>
+                <w:szCs w:val="20"/>
+                <w:lang w:val="es-ES"/>
+              </w:rPr>
+              <w:t xml:space="preserve">La cláusula si cumplen con los requisitos de la LFPDPPP. </w:t>
+            </w:r>
+          </w:p>
+        </w:tc>
+      </w:tr>
+      <w:tr>
+        <w:trPr>
+          <w:trHeight w:val="716"/>
+          <w:jc w:val="center"/>
+        </w:trPr>
+        <w:tc>
+          <w:tcPr>
+            <w:tcW w:w="1796" w:type="dxa"/>
+            <w:shd w:val="clear" w:color="auto" w:fill="A6A6A6" w:themeFill="background1" w:themeFillShade="A6"/>
+            <w:vAlign w:val="center"/>
+          </w:tcPr>
+          <w:p>
+            <w:pPr>
+              <w:jc w:val="center"/>
+            </w:pPr>
+            <w:r>
+              <w:rPr>
+                <w:rFonts w:ascii="Calibri" w:hAnsi="Calibri" w:cs="Calibri"/>
+                <w:b/>
+                <w:bCs/>
+                <w:color w:val="FFFFFF" w:themeColor="background1"/>
+                <w:sz w:val="20"/>
+                <w:szCs w:val="20"/>
+                <w:lang w:val="en-US"/>
+              </w:rPr>
+              <w:t>VIMEO</w:t>
+            </w:r>
+          </w:p>
+        </w:tc>
+        <w:tc>
+          <w:tcPr>
+            <w:tcW w:w="1496" w:type="dxa"/>
+            <w:vAlign w:val="center"/>
+          </w:tcPr>
+          <w:p>
+            <w:pPr>
+              <w:jc w:val="center"/>
+              <w:rPr>
+                <w:rFonts w:ascii="Calibri" w:hAnsi="Calibri" w:cs="Calibri"/>
+                <w:color w:val="000000" w:themeColor="text1"/>
+                <w:sz w:val="20"/>
+                <w:szCs w:val="20"/>
+                <w:lang w:val="es-ES"/>
+              </w:rPr>
+            </w:pPr>
+            <w:r>
+              <w:rPr>
+                <w:rFonts w:ascii="Calibri" w:hAnsi="Calibri" w:cs="Calibri"/>
+                <w:color w:val="000000" w:themeColor="text1"/>
+                <w:sz w:val="20"/>
+                <w:szCs w:val="20"/>
+                <w:lang w:val="es-ES"/>
+              </w:rPr>
+              <w:t>Términos de Uso de plataforma para la creación y divulgación de videos</w:t>
+            </w:r>
+          </w:p>
+        </w:tc>
+        <w:tc>
+          <w:tcPr>
+            <w:tcW w:w="1429" w:type="dxa"/>
+            <w:vAlign w:val="center"/>
+          </w:tcPr>
+          <w:p>
+            <w:pPr>
+              <w:jc w:val="center"/>
+              <w:rPr>
+                <w:rFonts w:ascii="Calibri" w:hAnsi="Calibri" w:cs="Calibri"/>
+                <w:color w:val="000000" w:themeColor="text1"/>
+                <w:sz w:val="20"/>
+                <w:szCs w:val="20"/>
+                <w:lang w:val="es-ES"/>
+              </w:rPr>
+            </w:pPr>
+            <w:r>
+              <w:rPr>
+                <w:rFonts w:ascii="Calibri" w:hAnsi="Calibri" w:cs="Calibri"/>
+                <w:color w:val="000000" w:themeColor="text1"/>
+                <w:sz w:val="20"/>
+                <w:szCs w:val="20"/>
+                <w:lang w:val="es-ES"/>
+              </w:rPr>
+              <w:t>Transferencia</w:t>
+            </w:r>
+          </w:p>
+        </w:tc>
+        <w:tc>
+          <w:tcPr>
+            <w:tcW w:w="2587" w:type="dxa"/>
+            <w:vAlign w:val="center"/>
+          </w:tcPr>
+          <w:p>
+            <w:pPr>
+              <w:jc w:val="center"/>
+              <w:rPr>
+                <w:rFonts w:ascii="Calibri" w:hAnsi="Calibri" w:cs="Calibri"/>
+                <w:color w:val="000000" w:themeColor="text1"/>
+                <w:sz w:val="20"/>
+                <w:szCs w:val="20"/>
+                <w:lang w:val="es-ES"/>
+              </w:rPr>
+            </w:pPr>
+            <w:r>
+              <w:rPr>
+                <w:rFonts w:ascii="Calibri" w:hAnsi="Calibri" w:cs="Calibri"/>
+                <w:color w:val="000000" w:themeColor="text1"/>
+                <w:sz w:val="20"/>
+                <w:szCs w:val="20"/>
+                <w:lang w:val="es-ES"/>
+              </w:rPr>
+              <w:t>(1) Privacy policy</w:t>
+            </w:r>
+          </w:p>
+        </w:tc>
+        <w:tc>
+          <w:tcPr>
+            <w:tcW w:w="1294" w:type="dxa"/>
+            <w:vAlign w:val="center"/>
+          </w:tcPr>
+          <w:p>
+            <w:pPr>
+              <w:jc w:val="center"/>
+              <w:rPr>
+                <w:rFonts w:ascii="Calibri" w:hAnsi="Calibri" w:cs="Calibri"/>
+                <w:color w:val="000000" w:themeColor="text1"/>
+                <w:sz w:val="20"/>
+                <w:szCs w:val="20"/>
+                <w:lang w:val="es-ES"/>
+              </w:rPr>
+            </w:pPr>
+            <w:r>
+              <w:rPr>
+                <w:rFonts w:ascii="Calibri" w:hAnsi="Calibri" w:cs="Calibri"/>
+                <w:color w:val="000000" w:themeColor="text1"/>
+                <w:sz w:val="20"/>
+                <w:szCs w:val="20"/>
+                <w:lang w:val="es-ES"/>
+              </w:rPr>
+              <w:t>Sí cumple</w:t>
+            </w:r>
+          </w:p>
+        </w:tc>
+        <w:tc>
+          <w:tcPr>
+            <w:tcW w:w="1741" w:type="dxa"/>
+            <w:vAlign w:val="center"/>
+          </w:tcPr>
+          <w:p>
+            <w:pPr>
+              <w:jc w:val="center"/>
+              <w:rPr>
+                <w:rFonts w:ascii="Calibri" w:hAnsi="Calibri" w:cs="Calibri"/>
+                <w:color w:val="000000" w:themeColor="text1"/>
+                <w:sz w:val="20"/>
+                <w:szCs w:val="20"/>
+                <w:lang w:val="es-ES"/>
+              </w:rPr>
+            </w:pPr>
+            <w:r>
+              <w:rPr>
+                <w:rFonts w:ascii="Calibri" w:hAnsi="Calibri" w:cs="Calibri"/>
+                <w:color w:val="000000" w:themeColor="text1"/>
+                <w:sz w:val="20"/>
+                <w:szCs w:val="20"/>
+                <w:lang w:val="es-ES"/>
+              </w:rPr>
+              <w:t>La cláusula si cumplen con los requisitos de la LFPDPPP.</w:t>
+            </w:r>
+          </w:p>
+        </w:tc>
+      </w:tr>
+      <w:tr>
+        <w:trPr>
+          <w:trHeight w:val="716"/>
+          <w:jc w:val="center"/>
+        </w:trPr>
+        <w:tc>
+          <w:tcPr>
+            <w:tcW w:w="1796" w:type="dxa"/>
+            <w:shd w:val="clear" w:color="auto" w:fill="A6A6A6" w:themeFill="background1" w:themeFillShade="A6"/>
+            <w:vAlign w:val="center"/>
+          </w:tcPr>
+          <w:p>
+            <w:pPr>
+              <w:jc w:val="center"/>
+              <w:rPr>
+                <w:rFonts w:ascii="Calibri" w:hAnsi="Calibri" w:cs="Calibri"/>
+                <w:b/>
+                <w:bCs/>
+                <w:color w:val="FFFFFF" w:themeColor="background1"/>
+                <w:sz w:val="20"/>
+                <w:szCs w:val="20"/>
+                <w:lang w:val="en-US"/>
+              </w:rPr>
+            </w:pPr>
+            <w:r>
+              <w:rPr>
+                <w:rFonts w:asciiTheme="minorHAnsi" w:eastAsiaTheme="minorEastAsia" w:hAnsiTheme="minorHAnsi"/>
+                <w:b/>
+                <w:bCs/>
+                <w:color w:val="FFFFFF" w:themeColor="background1"/>
+                <w:sz w:val="20"/>
+                <w:szCs w:val="20"/>
+                <w:lang w:val="en-US"/>
+              </w:rPr>
+              <w:t>GPTW Deutschland GmbH</w:t>
+            </w:r>
+          </w:p>
+        </w:tc>
+        <w:tc>
+          <w:tcPr>
+            <w:tcW w:w="1496" w:type="dxa"/>
+            <w:vAlign w:val="center"/>
+          </w:tcPr>
+          <w:p>
+            <w:pPr>
+              <w:jc w:val="center"/>
+              <w:rPr>
+                <w:rFonts w:ascii="Calibri" w:hAnsi="Calibri" w:cs="Calibri"/>
+                <w:color w:val="000000" w:themeColor="text1"/>
+                <w:sz w:val="20"/>
+                <w:szCs w:val="20"/>
+                <w:lang w:val="es-ES"/>
+              </w:rPr>
+            </w:pPr>
+            <w:r>
+              <w:rPr>
+                <w:rFonts w:ascii="Calibri" w:hAnsi="Calibri" w:cs="Calibri"/>
+                <w:color w:val="000000" w:themeColor="text1"/>
+                <w:sz w:val="20"/>
+                <w:szCs w:val="20"/>
+                <w:lang w:val="es-ES"/>
+              </w:rPr>
+              <w:t xml:space="preserve">Contrato de servicios para la certificación como Great Place To Work </w:t>
+            </w:r>
+          </w:p>
+        </w:tc>
+        <w:tc>
+          <w:tcPr>
+            <w:tcW w:w="1429" w:type="dxa"/>
+            <w:vAlign w:val="center"/>
+          </w:tcPr>
+          <w:p>
+            <w:pPr>
+              <w:jc w:val="center"/>
+              <w:rPr>
+                <w:rFonts w:ascii="Calibri" w:hAnsi="Calibri" w:cs="Calibri"/>
+                <w:color w:val="000000" w:themeColor="text1"/>
+                <w:sz w:val="20"/>
+                <w:szCs w:val="20"/>
+                <w:lang w:val="es-ES"/>
+              </w:rPr>
+            </w:pPr>
+            <w:r>
+              <w:rPr>
+                <w:rFonts w:ascii="Calibri" w:hAnsi="Calibri" w:cs="Calibri"/>
+                <w:color w:val="000000" w:themeColor="text1"/>
+                <w:sz w:val="20"/>
+                <w:szCs w:val="20"/>
+                <w:lang w:val="es-ES"/>
+              </w:rPr>
+              <w:t>Transferencias</w:t>
+            </w:r>
+          </w:p>
+        </w:tc>
+        <w:tc>
+          <w:tcPr>
+            <w:tcW w:w="2587" w:type="dxa"/>
+            <w:vAlign w:val="center"/>
+          </w:tcPr>
+          <w:p>
+            <w:pPr>
+              <w:jc w:val="center"/>
+              <w:rPr>
+                <w:rFonts w:ascii="Calibri" w:hAnsi="Calibri" w:cs="Calibri"/>
+                <w:color w:val="000000" w:themeColor="text1"/>
+                <w:sz w:val="20"/>
+                <w:szCs w:val="20"/>
+                <w:lang w:val="es-ES"/>
+              </w:rPr>
+            </w:pPr>
+            <w:r>
+              <w:rPr>
+                <w:rFonts w:ascii="Calibri" w:hAnsi="Calibri" w:cs="Calibri"/>
+                <w:color w:val="000000" w:themeColor="text1"/>
+                <w:sz w:val="20"/>
+                <w:szCs w:val="20"/>
+                <w:lang w:val="es-ES"/>
+              </w:rPr>
+              <w:t xml:space="preserve">(1) </w:t>
+            </w:r>
+            <w:r>
+              <w:rPr>
+                <w:rFonts w:ascii="Calibri" w:eastAsia="Calibri" w:hAnsi="Calibri" w:cs="Calibri"/>
+                <w:sz w:val="20"/>
+                <w:szCs w:val="20"/>
+                <w:lang w:val="es-ES"/>
+              </w:rPr>
+              <w:t>Auftragsverarbeitungsvertrag</w:t>
+            </w:r>
+          </w:p>
+        </w:tc>
+        <w:tc>
+          <w:tcPr>
+            <w:tcW w:w="1294" w:type="dxa"/>
+            <w:vAlign w:val="center"/>
+          </w:tcPr>
+          <w:p>
+            <w:pPr>
+              <w:jc w:val="center"/>
+              <w:rPr>
+                <w:rFonts w:ascii="Calibri" w:hAnsi="Calibri" w:cs="Calibri"/>
+                <w:color w:val="000000" w:themeColor="text1"/>
+                <w:sz w:val="20"/>
+                <w:szCs w:val="20"/>
+                <w:lang w:val="es-ES"/>
+              </w:rPr>
+            </w:pPr>
+            <w:r>
+              <w:rPr>
+                <w:rFonts w:ascii="Calibri" w:hAnsi="Calibri" w:cs="Calibri"/>
+                <w:color w:val="000000" w:themeColor="text1"/>
+                <w:sz w:val="20"/>
+                <w:szCs w:val="20"/>
+                <w:lang w:val="es-ES"/>
+              </w:rPr>
+              <w:t>No cumple</w:t>
+            </w:r>
+          </w:p>
+        </w:tc>
+        <w:tc>
+          <w:tcPr>
+            <w:tcW w:w="1741" w:type="dxa"/>
+            <w:vAlign w:val="center"/>
+          </w:tcPr>
+          <w:p>
+            <w:pPr>
+              <w:jc w:val="center"/>
+              <w:rPr>
+                <w:rFonts w:ascii="Calibri" w:hAnsi="Calibri" w:cs="Calibri"/>
+                <w:color w:val="000000" w:themeColor="text1"/>
+                <w:sz w:val="20"/>
+                <w:szCs w:val="20"/>
+                <w:lang w:val="es-ES"/>
+              </w:rPr>
+            </w:pPr>
+            <w:r>
+              <w:rPr>
+                <w:rFonts w:ascii="Calibri" w:hAnsi="Calibri" w:cs="Calibri"/>
+                <w:color w:val="000000" w:themeColor="text1"/>
+                <w:sz w:val="20"/>
+                <w:szCs w:val="20"/>
+                <w:lang w:val="es-ES"/>
+              </w:rPr>
+              <w:t xml:space="preserve">El contrato regula una remisión de datos personales, como el responsable trata los datos personales de manera independiente de Grünenthal, con el objetivo de funcionar como un certificador independiente, se </w:t>
+            </w:r>
+            <w:r>
+              <w:rPr>
+                <w:rFonts w:ascii="Calibri" w:hAnsi="Calibri" w:cs="Calibri"/>
+                <w:color w:val="000000" w:themeColor="text1"/>
+                <w:sz w:val="20"/>
+                <w:szCs w:val="20"/>
+                <w:lang w:val="es-ES"/>
+              </w:rPr>
+              <w:lastRenderedPageBreak/>
+              <w:t xml:space="preserve">debe de considerar una transferencia. </w:t>
+            </w:r>
+          </w:p>
+          <w:p>
+            <w:pPr>
+              <w:jc w:val="center"/>
+              <w:rPr>
+                <w:rFonts w:ascii="Calibri" w:hAnsi="Calibri" w:cs="Calibri"/>
+                <w:color w:val="000000" w:themeColor="text1"/>
+                <w:sz w:val="20"/>
+                <w:szCs w:val="20"/>
+                <w:lang w:val="es-ES"/>
+              </w:rPr>
+            </w:pPr>
+          </w:p>
+          <w:p>
+            <w:pPr>
+              <w:jc w:val="center"/>
+              <w:rPr>
+                <w:rFonts w:ascii="Calibri" w:hAnsi="Calibri" w:cs="Calibri"/>
+                <w:color w:val="000000" w:themeColor="text1"/>
+                <w:sz w:val="20"/>
+                <w:szCs w:val="20"/>
+                <w:lang w:val="es-ES"/>
+              </w:rPr>
+            </w:pPr>
+          </w:p>
+        </w:tc>
+      </w:tr>
+      <w:tr>
+        <w:trPr>
+          <w:trHeight w:val="716"/>
+          <w:jc w:val="center"/>
+        </w:trPr>
+        <w:tc>
+          <w:tcPr>
+            <w:tcW w:w="1796" w:type="dxa"/>
+            <w:shd w:val="clear" w:color="auto" w:fill="A6A6A6" w:themeFill="background1" w:themeFillShade="A6"/>
+            <w:vAlign w:val="center"/>
+          </w:tcPr>
+          <w:p>
+            <w:pPr>
+              <w:jc w:val="center"/>
+              <w:rPr>
+                <w:rFonts w:ascii="Calibri" w:hAnsi="Calibri" w:cs="Calibri"/>
+                <w:b/>
+                <w:bCs/>
+                <w:color w:val="FFFFFF" w:themeColor="background1"/>
+                <w:sz w:val="20"/>
+                <w:szCs w:val="20"/>
+                <w:lang w:val="en-US"/>
+              </w:rPr>
+            </w:pPr>
+            <w:r>
+              <w:rPr>
+                <w:rFonts w:asciiTheme="minorHAnsi" w:eastAsiaTheme="minorEastAsia" w:hAnsiTheme="minorHAnsi"/>
+                <w:b/>
+                <w:bCs/>
+                <w:color w:val="FFFFFF" w:themeColor="background1"/>
+                <w:sz w:val="20"/>
+                <w:szCs w:val="20"/>
+                <w:lang w:val="en-US"/>
+              </w:rPr>
+              <w:lastRenderedPageBreak/>
+              <w:t xml:space="preserve">MASTER CONTROL INC. </w:t>
+            </w:r>
+          </w:p>
+        </w:tc>
+        <w:tc>
+          <w:tcPr>
+            <w:tcW w:w="1496" w:type="dxa"/>
+            <w:vAlign w:val="center"/>
+          </w:tcPr>
+          <w:p>
+            <w:pPr>
+              <w:jc w:val="center"/>
+              <w:rPr>
+                <w:rFonts w:ascii="Calibri" w:hAnsi="Calibri" w:cs="Calibri"/>
+                <w:color w:val="000000" w:themeColor="text1"/>
+                <w:sz w:val="20"/>
+                <w:szCs w:val="20"/>
+                <w:lang w:val="es-ES"/>
+              </w:rPr>
+            </w:pPr>
+            <w:r>
+              <w:rPr>
+                <w:rFonts w:ascii="Calibri" w:hAnsi="Calibri" w:cs="Calibri"/>
+                <w:color w:val="000000" w:themeColor="text1"/>
+                <w:sz w:val="20"/>
+                <w:szCs w:val="20"/>
+                <w:lang w:val="es-ES"/>
+              </w:rPr>
+              <w:t xml:space="preserve">Contrato de licencia de uso de software y prestación de servicios de capacitación. </w:t>
+            </w:r>
+          </w:p>
+        </w:tc>
+        <w:tc>
+          <w:tcPr>
+            <w:tcW w:w="1429" w:type="dxa"/>
+            <w:vAlign w:val="center"/>
+          </w:tcPr>
+          <w:p>
+            <w:pPr>
+              <w:jc w:val="center"/>
+              <w:rPr>
+                <w:rFonts w:ascii="Calibri" w:hAnsi="Calibri" w:cs="Calibri"/>
+                <w:color w:val="000000" w:themeColor="text1"/>
+                <w:sz w:val="20"/>
+                <w:szCs w:val="20"/>
+                <w:lang w:val="es-ES"/>
+              </w:rPr>
+            </w:pPr>
+            <w:r>
+              <w:rPr>
+                <w:rFonts w:ascii="Calibri" w:hAnsi="Calibri" w:cs="Calibri"/>
+                <w:color w:val="000000" w:themeColor="text1"/>
+                <w:sz w:val="20"/>
+                <w:szCs w:val="20"/>
+                <w:lang w:val="es-ES"/>
+              </w:rPr>
+              <w:t>Remisión</w:t>
+            </w:r>
+          </w:p>
+        </w:tc>
+        <w:tc>
+          <w:tcPr>
+            <w:tcW w:w="2587" w:type="dxa"/>
+            <w:vAlign w:val="center"/>
+          </w:tcPr>
+          <w:p>
+            <w:pPr>
+              <w:jc w:val="center"/>
+              <w:rPr>
+                <w:rFonts w:ascii="Calibri" w:hAnsi="Calibri" w:cs="Calibri"/>
+                <w:color w:val="000000" w:themeColor="text1"/>
+                <w:sz w:val="20"/>
+                <w:szCs w:val="20"/>
+                <w:lang w:val="es-ES"/>
+              </w:rPr>
+            </w:pPr>
+            <w:r>
+              <w:rPr>
+                <w:rFonts w:ascii="Calibri" w:hAnsi="Calibri" w:cs="Calibri"/>
+                <w:color w:val="000000" w:themeColor="text1"/>
+                <w:sz w:val="20"/>
+                <w:szCs w:val="20"/>
+                <w:lang w:val="es-ES"/>
+              </w:rPr>
+              <w:t>(1) Data Processing Addendum</w:t>
+            </w:r>
+          </w:p>
+        </w:tc>
+        <w:tc>
+          <w:tcPr>
+            <w:tcW w:w="1294" w:type="dxa"/>
+            <w:vAlign w:val="center"/>
+          </w:tcPr>
+          <w:p>
+            <w:pPr>
+              <w:jc w:val="center"/>
+              <w:rPr>
+                <w:rFonts w:ascii="Calibri" w:hAnsi="Calibri" w:cs="Calibri"/>
+                <w:color w:val="000000" w:themeColor="text1"/>
+                <w:sz w:val="20"/>
+                <w:szCs w:val="20"/>
+                <w:lang w:val="es-ES"/>
+              </w:rPr>
+            </w:pPr>
+            <w:r>
+              <w:rPr>
+                <w:rFonts w:ascii="Calibri" w:hAnsi="Calibri" w:cs="Calibri"/>
+                <w:color w:val="000000" w:themeColor="text1"/>
+                <w:sz w:val="20"/>
+                <w:szCs w:val="20"/>
+                <w:lang w:val="es-ES"/>
+              </w:rPr>
+              <w:t>Sí cumple</w:t>
+            </w:r>
+          </w:p>
+        </w:tc>
+        <w:tc>
+          <w:tcPr>
+            <w:tcW w:w="1741" w:type="dxa"/>
+            <w:vAlign w:val="center"/>
+          </w:tcPr>
+          <w:p>
+            <w:pPr>
+              <w:jc w:val="center"/>
+              <w:rPr>
+                <w:rFonts w:ascii="Calibri" w:hAnsi="Calibri" w:cs="Calibri"/>
+                <w:color w:val="000000" w:themeColor="text1"/>
+                <w:sz w:val="20"/>
+                <w:szCs w:val="20"/>
+                <w:lang w:val="es-ES"/>
+              </w:rPr>
+            </w:pPr>
+            <w:r>
+              <w:rPr>
+                <w:rFonts w:ascii="Calibri" w:hAnsi="Calibri" w:cs="Calibri"/>
+                <w:color w:val="000000" w:themeColor="text1"/>
+                <w:sz w:val="20"/>
+                <w:szCs w:val="20"/>
+                <w:lang w:val="es-ES"/>
+              </w:rPr>
+              <w:t xml:space="preserve">La cláusula si cumplen con los requisitos de la LFPDPPP. </w:t>
             </w:r>
           </w:p>
         </w:tc>
@@ -20855,7 +21680,7 @@
 </file>
 
 <file path=word/endnotes.xml><?xml version="1.0" encoding="utf-8"?>
-<w:endnotes xmlns:wpc="http://schemas.microsoft.com/office/word/2010/wordprocessingCanvas" xmlns:cx="http://schemas.microsoft.com/office/drawing/2014/chartex" xmlns:cx1="http://schemas.microsoft.com/office/drawing/2015/9/8/chartex" xmlns:cx2="http://schemas.microsoft.com/office/drawing/2015/10/21/chartex" xmlns:cx3="http://schemas.microsoft.com/office/drawing/2016/5/9/chartex" xmlns:cx4="http://schemas.microsoft.com/office/drawing/2016/5/10/chartex" xmlns:cx5="http://schemas.microsoft.com/office/drawing/2016/5/11/chartex" xmlns:cx6="http://schemas.microsoft.com/office/drawing/2016/5/12/chartex" xmlns:cx7="http://schemas.microsoft.com/office/drawing/2016/5/13/chartex" xmlns:cx8="http://schemas.microsoft.com/office/drawing/2016/5/14/chartex" xmlns:mc="http://schemas.openxmlformats.org/markup-compatibility/2006" xmlns:aink="http://schemas.microsoft.com/office/drawing/2016/ink" xmlns:am3d="http://schemas.microsoft.com/office/drawing/2017/model3d" xmlns:o="urn:schemas-microsoft-com:office:office" xmlns:oel="http://schemas.microsoft.com/office/2019/extlst" xmlns:r="http://schemas.openxmlformats.org/officeDocument/2006/relationships" xmlns:m="http://schemas.openxmlformats.org/officeDocument/2006/math" xmlns:v="urn:schemas-microsoft-com:vml" xmlns:wp14="http://schemas.microsoft.com/office/word/2010/wordprocessingDrawing" xmlns:wp="http://schemas.openxmlformats.org/drawingml/2006/wordprocessingDrawing" xmlns:w10="urn:schemas-microsoft-com:office:word" xmlns:w="http://schemas.openxmlformats.org/wordprocessingml/2006/main" xmlns:w14="http://schemas.microsoft.com/office/word/2010/wordml" xmlns:w15="http://schemas.microsoft.com/office/word/2012/wordml" xmlns:w16cex="http://schemas.microsoft.com/office/word/2018/wordml/cex" xmlns:w16cid="http://schemas.microsoft.com/office/word/2016/wordml/cid" xmlns:w16="http://schemas.microsoft.com/office/word/2018/wordml" xmlns:w16du="http://schemas.microsoft.com/office/word/2023/wordml/word16du" xmlns:w16sdtdh="http://schemas.microsoft.com/office/word/2020/wordml/sdtdatahash" xmlns:w16sdtfl="http://schemas.microsoft.com/office/word/2024/wordml/sdtformatlock" xmlns:w16se="http://schemas.microsoft.com/office/word/2015/wordml/symex" xmlns:wpg="http://schemas.microsoft.com/office/word/2010/wordprocessingGroup" xmlns:wpi="http://schemas.microsoft.com/office/word/2010/wordprocessingInk" xmlns:wne="http://schemas.microsoft.com/office/word/2006/wordml" xmlns:wps="http://schemas.microsoft.com/office/word/2010/wordprocessingShape" mc:Ignorable="w14 w15 w16se w16cid w16 w16cex w16sdtdh w16sdtfl w16du wp14">
+<w:endnotes xmlns:wpc="http://schemas.microsoft.com/office/word/2010/wordprocessingCanvas" xmlns:cx="http://schemas.microsoft.com/office/drawing/2014/chartex" xmlns:cx1="http://schemas.microsoft.com/office/drawing/2015/9/8/chartex" xmlns:cx2="http://schemas.microsoft.com/office/drawing/2015/10/21/chartex" xmlns:cx3="http://schemas.microsoft.com/office/drawing/2016/5/9/chartex" xmlns:cx4="http://schemas.microsoft.com/office/drawing/2016/5/10/chartex" xmlns:cx5="http://schemas.microsoft.com/office/drawing/2016/5/11/chartex" xmlns:cx6="http://schemas.microsoft.com/office/drawing/2016/5/12/chartex" xmlns:cx7="http://schemas.microsoft.com/office/drawing/2016/5/13/chartex" xmlns:cx8="http://schemas.microsoft.com/office/drawing/2016/5/14/chartex" xmlns:mc="http://schemas.openxmlformats.org/markup-compatibility/2006" xmlns:m="http://schemas.openxmlformats.org/officeDocument/2006/math" xmlns:aink="http://schemas.microsoft.com/office/drawing/2016/ink" xmlns:am3d="http://schemas.microsoft.com/office/drawing/2017/model3d" xmlns:oel="http://schemas.microsoft.com/office/2019/extlst" xmlns:r="http://schemas.openxmlformats.org/officeDocument/2006/relationships" xmlns:wp14="http://schemas.microsoft.com/office/word/2010/wordprocessingDrawing" xmlns:wp="http://schemas.openxmlformats.org/drawingml/2006/wordprocessingDrawing" xmlns:wpg="http://schemas.microsoft.com/office/word/2010/wordprocessingGroup" xmlns:wpi="http://schemas.microsoft.com/office/word/2010/wordprocessingInk" xmlns:wps="http://schemas.microsoft.com/office/word/2010/wordprocessingShape" xmlns:o="urn:schemas-microsoft-com:office:office" xmlns:v="urn:schemas-microsoft-com:vml" xmlns:w10="urn:schemas-microsoft-com:office:word" xmlns:w="http://schemas.openxmlformats.org/wordprocessingml/2006/main" xmlns:w14="http://schemas.microsoft.com/office/word/2010/wordml" xmlns:w15="http://schemas.microsoft.com/office/word/2012/wordml" xmlns:w16cex="http://schemas.microsoft.com/office/word/2018/wordml/cex" xmlns:w16cid="http://schemas.microsoft.com/office/word/2016/wordml/cid" xmlns:w16="http://schemas.microsoft.com/office/word/2018/wordml" xmlns:w16sdtdh="http://schemas.microsoft.com/office/word/2020/wordml/sdtdatahash" xmlns:w16sdtfl="http://schemas.microsoft.com/office/word/2024/wordml/sdtformatlock" xmlns:w16se="http://schemas.microsoft.com/office/word/2015/wordml/symex" xmlns:w16du="http://schemas.microsoft.com/office/word/2023/wordml/word16du" xmlns:wne="http://schemas.microsoft.com/office/word/2006/wordml" mc:Ignorable="w14 w15 w16se w16cid w16 w16cex w16sdtdh w16sdtfl w16du wp14">
   <w:endnote w:type="separator" w:id="-1">
     <w:p>
       <w:pPr>
@@ -20880,7 +21705,7 @@
 </file>
 
 <file path=word/footer1.xml><?xml version="1.0" encoding="utf-8"?>
-<w:ftr xmlns:wpc="http://schemas.microsoft.com/office/word/2010/wordprocessingCanvas" xmlns:cx="http://schemas.microsoft.com/office/drawing/2014/chartex" xmlns:cx1="http://schemas.microsoft.com/office/drawing/2015/9/8/chartex" xmlns:cx2="http://schemas.microsoft.com/office/drawing/2015/10/21/chartex" xmlns:cx3="http://schemas.microsoft.com/office/drawing/2016/5/9/chartex" xmlns:cx4="http://schemas.microsoft.com/office/drawing/2016/5/10/chartex" xmlns:cx5="http://schemas.microsoft.com/office/drawing/2016/5/11/chartex" xmlns:cx6="http://schemas.microsoft.com/office/drawing/2016/5/12/chartex" xmlns:cx7="http://schemas.microsoft.com/office/drawing/2016/5/13/chartex" xmlns:cx8="http://schemas.microsoft.com/office/drawing/2016/5/14/chartex" xmlns:mc="http://schemas.openxmlformats.org/markup-compatibility/2006" xmlns:aink="http://schemas.microsoft.com/office/drawing/2016/ink" xmlns:am3d="http://schemas.microsoft.com/office/drawing/2017/model3d" xmlns:o="urn:schemas-microsoft-com:office:office" xmlns:oel="http://schemas.microsoft.com/office/2019/extlst" xmlns:r="http://schemas.openxmlformats.org/officeDocument/2006/relationships" xmlns:m="http://schemas.openxmlformats.org/officeDocument/2006/math" xmlns:v="urn:schemas-microsoft-com:vml" xmlns:wp14="http://schemas.microsoft.com/office/word/2010/wordprocessingDrawing" xmlns:wp="http://schemas.openxmlformats.org/drawingml/2006/wordprocessingDrawing" xmlns:w10="urn:schemas-microsoft-com:office:word" xmlns:w="http://schemas.openxmlformats.org/wordprocessingml/2006/main" xmlns:w14="http://schemas.microsoft.com/office/word/2010/wordml" xmlns:w15="http://schemas.microsoft.com/office/word/2012/wordml" xmlns:w16cex="http://schemas.microsoft.com/office/word/2018/wordml/cex" xmlns:w16cid="http://schemas.microsoft.com/office/word/2016/wordml/cid" xmlns:w16="http://schemas.microsoft.com/office/word/2018/wordml" xmlns:w16du="http://schemas.microsoft.com/office/word/2023/wordml/word16du" xmlns:w16sdtdh="http://schemas.microsoft.com/office/word/2020/wordml/sdtdatahash" xmlns:w16sdtfl="http://schemas.microsoft.com/office/word/2024/wordml/sdtformatlock" xmlns:w16se="http://schemas.microsoft.com/office/word/2015/wordml/symex" xmlns:wpg="http://schemas.microsoft.com/office/word/2010/wordprocessingGroup" xmlns:wpi="http://schemas.microsoft.com/office/word/2010/wordprocessingInk" xmlns:wne="http://schemas.microsoft.com/office/word/2006/wordml" xmlns:wps="http://schemas.microsoft.com/office/word/2010/wordprocessingShape" mc:Ignorable="w14 w15 w16se w16cid w16 w16cex w16sdtdh w16sdtfl w16du wp14">
+<w:ftr xmlns:wpc="http://schemas.microsoft.com/office/word/2010/wordprocessingCanvas" xmlns:cx="http://schemas.microsoft.com/office/drawing/2014/chartex" xmlns:cx1="http://schemas.microsoft.com/office/drawing/2015/9/8/chartex" xmlns:cx2="http://schemas.microsoft.com/office/drawing/2015/10/21/chartex" xmlns:cx3="http://schemas.microsoft.com/office/drawing/2016/5/9/chartex" xmlns:cx4="http://schemas.microsoft.com/office/drawing/2016/5/10/chartex" xmlns:cx5="http://schemas.microsoft.com/office/drawing/2016/5/11/chartex" xmlns:cx6="http://schemas.microsoft.com/office/drawing/2016/5/12/chartex" xmlns:cx7="http://schemas.microsoft.com/office/drawing/2016/5/13/chartex" xmlns:cx8="http://schemas.microsoft.com/office/drawing/2016/5/14/chartex" xmlns:mc="http://schemas.openxmlformats.org/markup-compatibility/2006" xmlns:m="http://schemas.openxmlformats.org/officeDocument/2006/math" xmlns:aink="http://schemas.microsoft.com/office/drawing/2016/ink" xmlns:am3d="http://schemas.microsoft.com/office/drawing/2017/model3d" xmlns:oel="http://schemas.microsoft.com/office/2019/extlst" xmlns:r="http://schemas.openxmlformats.org/officeDocument/2006/relationships" xmlns:wp14="http://schemas.microsoft.com/office/word/2010/wordprocessingDrawing" xmlns:wp="http://schemas.openxmlformats.org/drawingml/2006/wordprocessingDrawing" xmlns:wpg="http://schemas.microsoft.com/office/word/2010/wordprocessingGroup" xmlns:wpi="http://schemas.microsoft.com/office/word/2010/wordprocessingInk" xmlns:wps="http://schemas.microsoft.com/office/word/2010/wordprocessingShape" xmlns:o="urn:schemas-microsoft-com:office:office" xmlns:v="urn:schemas-microsoft-com:vml" xmlns:w10="urn:schemas-microsoft-com:office:word" xmlns:w="http://schemas.openxmlformats.org/wordprocessingml/2006/main" xmlns:w14="http://schemas.microsoft.com/office/word/2010/wordml" xmlns:w15="http://schemas.microsoft.com/office/word/2012/wordml" xmlns:w16cex="http://schemas.microsoft.com/office/word/2018/wordml/cex" xmlns:w16cid="http://schemas.microsoft.com/office/word/2016/wordml/cid" xmlns:w16="http://schemas.microsoft.com/office/word/2018/wordml" xmlns:w16sdtdh="http://schemas.microsoft.com/office/word/2020/wordml/sdtdatahash" xmlns:w16sdtfl="http://schemas.microsoft.com/office/word/2024/wordml/sdtformatlock" xmlns:w16se="http://schemas.microsoft.com/office/word/2015/wordml/symex" xmlns:w16du="http://schemas.microsoft.com/office/word/2023/wordml/word16du" xmlns:wne="http://schemas.microsoft.com/office/word/2006/wordml" mc:Ignorable="w14 w15 w16se w16cid w16 w16cex w16sdtdh w16sdtfl w16du wp14">
   <w:p>
     <w:pPr>
       <w:pBdr>
@@ -21008,7 +21833,7 @@
 </file>
 
 <file path=word/footer2.xml><?xml version="1.0" encoding="utf-8"?>
-<w:ftr xmlns:wpc="http://schemas.microsoft.com/office/word/2010/wordprocessingCanvas" xmlns:cx="http://schemas.microsoft.com/office/drawing/2014/chartex" xmlns:cx1="http://schemas.microsoft.com/office/drawing/2015/9/8/chartex" xmlns:cx2="http://schemas.microsoft.com/office/drawing/2015/10/21/chartex" xmlns:cx3="http://schemas.microsoft.com/office/drawing/2016/5/9/chartex" xmlns:cx4="http://schemas.microsoft.com/office/drawing/2016/5/10/chartex" xmlns:cx5="http://schemas.microsoft.com/office/drawing/2016/5/11/chartex" xmlns:cx6="http://schemas.microsoft.com/office/drawing/2016/5/12/chartex" xmlns:cx7="http://schemas.microsoft.com/office/drawing/2016/5/13/chartex" xmlns:cx8="http://schemas.microsoft.com/office/drawing/2016/5/14/chartex" xmlns:mc="http://schemas.openxmlformats.org/markup-compatibility/2006" xmlns:aink="http://schemas.microsoft.com/office/drawing/2016/ink" xmlns:am3d="http://schemas.microsoft.com/office/drawing/2017/model3d" xmlns:o="urn:schemas-microsoft-com:office:office" xmlns:oel="http://schemas.microsoft.com/office/2019/extlst" xmlns:r="http://schemas.openxmlformats.org/officeDocument/2006/relationships" xmlns:m="http://schemas.openxmlformats.org/officeDocument/2006/math" xmlns:v="urn:schemas-microsoft-com:vml" xmlns:wp14="http://schemas.microsoft.com/office/word/2010/wordprocessingDrawing" xmlns:wp="http://schemas.openxmlformats.org/drawingml/2006/wordprocessingDrawing" xmlns:w10="urn:schemas-microsoft-com:office:word" xmlns:w="http://schemas.openxmlformats.org/wordprocessingml/2006/main" xmlns:w14="http://schemas.microsoft.com/office/word/2010/wordml" xmlns:w15="http://schemas.microsoft.com/office/word/2012/wordml" xmlns:w16cex="http://schemas.microsoft.com/office/word/2018/wordml/cex" xmlns:w16cid="http://schemas.microsoft.com/office/word/2016/wordml/cid" xmlns:w16="http://schemas.microsoft.com/office/word/2018/wordml" xmlns:w16du="http://schemas.microsoft.com/office/word/2023/wordml/word16du" xmlns:w16sdtdh="http://schemas.microsoft.com/office/word/2020/wordml/sdtdatahash" xmlns:w16sdtfl="http://schemas.microsoft.com/office/word/2024/wordml/sdtformatlock" xmlns:w16se="http://schemas.microsoft.com/office/word/2015/wordml/symex" xmlns:wpg="http://schemas.microsoft.com/office/word/2010/wordprocessingGroup" xmlns:wpi="http://schemas.microsoft.com/office/word/2010/wordprocessingInk" xmlns:wne="http://schemas.microsoft.com/office/word/2006/wordml" xmlns:wps="http://schemas.microsoft.com/office/word/2010/wordprocessingShape" mc:Ignorable="w14 w15 w16se w16cid w16 w16cex w16sdtdh w16sdtfl w16du wp14">
+<w:ftr xmlns:wpc="http://schemas.microsoft.com/office/word/2010/wordprocessingCanvas" xmlns:cx="http://schemas.microsoft.com/office/drawing/2014/chartex" xmlns:cx1="http://schemas.microsoft.com/office/drawing/2015/9/8/chartex" xmlns:cx2="http://schemas.microsoft.com/office/drawing/2015/10/21/chartex" xmlns:cx3="http://schemas.microsoft.com/office/drawing/2016/5/9/chartex" xmlns:cx4="http://schemas.microsoft.com/office/drawing/2016/5/10/chartex" xmlns:cx5="http://schemas.microsoft.com/office/drawing/2016/5/11/chartex" xmlns:cx6="http://schemas.microsoft.com/office/drawing/2016/5/12/chartex" xmlns:cx7="http://schemas.microsoft.com/office/drawing/2016/5/13/chartex" xmlns:cx8="http://schemas.microsoft.com/office/drawing/2016/5/14/chartex" xmlns:mc="http://schemas.openxmlformats.org/markup-compatibility/2006" xmlns:m="http://schemas.openxmlformats.org/officeDocument/2006/math" xmlns:aink="http://schemas.microsoft.com/office/drawing/2016/ink" xmlns:am3d="http://schemas.microsoft.com/office/drawing/2017/model3d" xmlns:oel="http://schemas.microsoft.com/office/2019/extlst" xmlns:r="http://schemas.openxmlformats.org/officeDocument/2006/relationships" xmlns:wp14="http://schemas.microsoft.com/office/word/2010/wordprocessingDrawing" xmlns:wp="http://schemas.openxmlformats.org/drawingml/2006/wordprocessingDrawing" xmlns:wpg="http://schemas.microsoft.com/office/word/2010/wordprocessingGroup" xmlns:wpi="http://schemas.microsoft.com/office/word/2010/wordprocessingInk" xmlns:wps="http://schemas.microsoft.com/office/word/2010/wordprocessingShape" xmlns:o="urn:schemas-microsoft-com:office:office" xmlns:v="urn:schemas-microsoft-com:vml" xmlns:w10="urn:schemas-microsoft-com:office:word" xmlns:w="http://schemas.openxmlformats.org/wordprocessingml/2006/main" xmlns:w14="http://schemas.microsoft.com/office/word/2010/wordml" xmlns:w15="http://schemas.microsoft.com/office/word/2012/wordml" xmlns:w16cex="http://schemas.microsoft.com/office/word/2018/wordml/cex" xmlns:w16cid="http://schemas.microsoft.com/office/word/2016/wordml/cid" xmlns:w16="http://schemas.microsoft.com/office/word/2018/wordml" xmlns:w16sdtdh="http://schemas.microsoft.com/office/word/2020/wordml/sdtdatahash" xmlns:w16sdtfl="http://schemas.microsoft.com/office/word/2024/wordml/sdtformatlock" xmlns:w16se="http://schemas.microsoft.com/office/word/2015/wordml/symex" xmlns:w16du="http://schemas.microsoft.com/office/word/2023/wordml/word16du" xmlns:wne="http://schemas.microsoft.com/office/word/2006/wordml" mc:Ignorable="w14 w15 w16se w16cid w16 w16cex w16sdtdh w16sdtfl w16du wp14">
   <w:tbl>
     <w:tblPr>
       <w:tblW w:w="0" w:type="auto"/>
@@ -21070,7 +21895,7 @@
 </file>
 
 <file path=word/footnotes.xml><?xml version="1.0" encoding="utf-8"?>
-<w:footnotes xmlns:wpc="http://schemas.microsoft.com/office/word/2010/wordprocessingCanvas" xmlns:cx="http://schemas.microsoft.com/office/drawing/2014/chartex" xmlns:cx1="http://schemas.microsoft.com/office/drawing/2015/9/8/chartex" xmlns:cx2="http://schemas.microsoft.com/office/drawing/2015/10/21/chartex" xmlns:cx3="http://schemas.microsoft.com/office/drawing/2016/5/9/chartex" xmlns:cx4="http://schemas.microsoft.com/office/drawing/2016/5/10/chartex" xmlns:cx5="http://schemas.microsoft.com/office/drawing/2016/5/11/chartex" xmlns:cx6="http://schemas.microsoft.com/office/drawing/2016/5/12/chartex" xmlns:cx7="http://schemas.microsoft.com/office/drawing/2016/5/13/chartex" xmlns:cx8="http://schemas.microsoft.com/office/drawing/2016/5/14/chartex" xmlns:mc="http://schemas.openxmlformats.org/markup-compatibility/2006" xmlns:aink="http://schemas.microsoft.com/office/drawing/2016/ink" xmlns:am3d="http://schemas.microsoft.com/office/drawing/2017/model3d" xmlns:o="urn:schemas-microsoft-com:office:office" xmlns:oel="http://schemas.microsoft.com/office/2019/extlst" xmlns:r="http://schemas.openxmlformats.org/officeDocument/2006/relationships" xmlns:m="http://schemas.openxmlformats.org/officeDocument/2006/math" xmlns:v="urn:schemas-microsoft-com:vml" xmlns:wp14="http://schemas.microsoft.com/office/word/2010/wordprocessingDrawing" xmlns:wp="http://schemas.openxmlformats.org/drawingml/2006/wordprocessingDrawing" xmlns:w10="urn:schemas-microsoft-com:office:word" xmlns:w="http://schemas.openxmlformats.org/wordprocessingml/2006/main" xmlns:w14="http://schemas.microsoft.com/office/word/2010/wordml" xmlns:w15="http://schemas.microsoft.com/office/word/2012/wordml" xmlns:w16cex="http://schemas.microsoft.com/office/word/2018/wordml/cex" xmlns:w16cid="http://schemas.microsoft.com/office/word/2016/wordml/cid" xmlns:w16="http://schemas.microsoft.com/office/word/2018/wordml" xmlns:w16du="http://schemas.microsoft.com/office/word/2023/wordml/word16du" xmlns:w16sdtdh="http://schemas.microsoft.com/office/word/2020/wordml/sdtdatahash" xmlns:w16sdtfl="http://schemas.microsoft.com/office/word/2024/wordml/sdtformatlock" xmlns:w16se="http://schemas.microsoft.com/office/word/2015/wordml/symex" xmlns:wpg="http://schemas.microsoft.com/office/word/2010/wordprocessingGroup" xmlns:wpi="http://schemas.microsoft.com/office/word/2010/wordprocessingInk" xmlns:wne="http://schemas.microsoft.com/office/word/2006/wordml" xmlns:wps="http://schemas.microsoft.com/office/word/2010/wordprocessingShape" mc:Ignorable="w14 w15 w16se w16cid w16 w16cex w16sdtdh w16sdtfl w16du wp14">
+<w:footnotes xmlns:wpc="http://schemas.microsoft.com/office/word/2010/wordprocessingCanvas" xmlns:cx="http://schemas.microsoft.com/office/drawing/2014/chartex" xmlns:cx1="http://schemas.microsoft.com/office/drawing/2015/9/8/chartex" xmlns:cx2="http://schemas.microsoft.com/office/drawing/2015/10/21/chartex" xmlns:cx3="http://schemas.microsoft.com/office/drawing/2016/5/9/chartex" xmlns:cx4="http://schemas.microsoft.com/office/drawing/2016/5/10/chartex" xmlns:cx5="http://schemas.microsoft.com/office/drawing/2016/5/11/chartex" xmlns:cx6="http://schemas.microsoft.com/office/drawing/2016/5/12/chartex" xmlns:cx7="http://schemas.microsoft.com/office/drawing/2016/5/13/chartex" xmlns:cx8="http://schemas.microsoft.com/office/drawing/2016/5/14/chartex" xmlns:mc="http://schemas.openxmlformats.org/markup-compatibility/2006" xmlns:m="http://schemas.openxmlformats.org/officeDocument/2006/math" xmlns:aink="http://schemas.microsoft.com/office/drawing/2016/ink" xmlns:am3d="http://schemas.microsoft.com/office/drawing/2017/model3d" xmlns:oel="http://schemas.microsoft.com/office/2019/extlst" xmlns:r="http://schemas.openxmlformats.org/officeDocument/2006/relationships" xmlns:wp14="http://schemas.microsoft.com/office/word/2010/wordprocessingDrawing" xmlns:wp="http://schemas.openxmlformats.org/drawingml/2006/wordprocessingDrawing" xmlns:wpg="http://schemas.microsoft.com/office/word/2010/wordprocessingGroup" xmlns:wpi="http://schemas.microsoft.com/office/word/2010/wordprocessingInk" xmlns:wps="http://schemas.microsoft.com/office/word/2010/wordprocessingShape" xmlns:o="urn:schemas-microsoft-com:office:office" xmlns:v="urn:schemas-microsoft-com:vml" xmlns:w10="urn:schemas-microsoft-com:office:word" xmlns:w="http://schemas.openxmlformats.org/wordprocessingml/2006/main" xmlns:w14="http://schemas.microsoft.com/office/word/2010/wordml" xmlns:w15="http://schemas.microsoft.com/office/word/2012/wordml" xmlns:w16cex="http://schemas.microsoft.com/office/word/2018/wordml/cex" xmlns:w16cid="http://schemas.microsoft.com/office/word/2016/wordml/cid" xmlns:w16="http://schemas.microsoft.com/office/word/2018/wordml" xmlns:w16sdtdh="http://schemas.microsoft.com/office/word/2020/wordml/sdtdatahash" xmlns:w16sdtfl="http://schemas.microsoft.com/office/word/2024/wordml/sdtformatlock" xmlns:w16se="http://schemas.microsoft.com/office/word/2015/wordml/symex" xmlns:w16du="http://schemas.microsoft.com/office/word/2023/wordml/word16du" xmlns:wne="http://schemas.microsoft.com/office/word/2006/wordml" mc:Ignorable="w14 w15 w16se w16cid w16 w16cex w16sdtdh w16sdtfl w16du wp14">
   <w:footnote w:type="separator" w:id="-1">
     <w:p>
       <w:pPr>
@@ -21095,7 +21920,7 @@
 </file>
 
 <file path=word/header1.xml><?xml version="1.0" encoding="utf-8"?>
-<w:hdr xmlns:wpc="http://schemas.microsoft.com/office/word/2010/wordprocessingCanvas" xmlns:cx="http://schemas.microsoft.com/office/drawing/2014/chartex" xmlns:cx1="http://schemas.microsoft.com/office/drawing/2015/9/8/chartex" xmlns:cx2="http://schemas.microsoft.com/office/drawing/2015/10/21/chartex" xmlns:cx3="http://schemas.microsoft.com/office/drawing/2016/5/9/chartex" xmlns:cx4="http://schemas.microsoft.com/office/drawing/2016/5/10/chartex" xmlns:cx5="http://schemas.microsoft.com/office/drawing/2016/5/11/chartex" xmlns:cx6="http://schemas.microsoft.com/office/drawing/2016/5/12/chartex" xmlns:cx7="http://schemas.microsoft.com/office/drawing/2016/5/13/chartex" xmlns:cx8="http://schemas.microsoft.com/office/drawing/2016/5/14/chartex" xmlns:mc="http://schemas.openxmlformats.org/markup-compatibility/2006" xmlns:aink="http://schemas.microsoft.com/office/drawing/2016/ink" xmlns:am3d="http://schemas.microsoft.com/office/drawing/2017/model3d" xmlns:o="urn:schemas-microsoft-com:office:office" xmlns:oel="http://schemas.microsoft.com/office/2019/extlst" xmlns:r="http://schemas.openxmlformats.org/officeDocument/2006/relationships" xmlns:m="http://schemas.openxmlformats.org/officeDocument/2006/math" xmlns:v="urn:schemas-microsoft-com:vml" xmlns:wp14="http://schemas.microsoft.com/office/word/2010/wordprocessingDrawing" xmlns:wp="http://schemas.openxmlformats.org/drawingml/2006/wordprocessingDrawing" xmlns:w10="urn:schemas-microsoft-com:office:word" xmlns:w="http://schemas.openxmlformats.org/wordprocessingml/2006/main" xmlns:w14="http://schemas.microsoft.com/office/word/2010/wordml" xmlns:w15="http://schemas.microsoft.com/office/word/2012/wordml" xmlns:w16cex="http://schemas.microsoft.com/office/word/2018/wordml/cex" xmlns:w16cid="http://schemas.microsoft.com/office/word/2016/wordml/cid" xmlns:w16="http://schemas.microsoft.com/office/word/2018/wordml" xmlns:w16du="http://schemas.microsoft.com/office/word/2023/wordml/word16du" xmlns:w16sdtdh="http://schemas.microsoft.com/office/word/2020/wordml/sdtdatahash" xmlns:w16sdtfl="http://schemas.microsoft.com/office/word/2024/wordml/sdtformatlock" xmlns:w16se="http://schemas.microsoft.com/office/word/2015/wordml/symex" xmlns:wpg="http://schemas.microsoft.com/office/word/2010/wordprocessingGroup" xmlns:wpi="http://schemas.microsoft.com/office/word/2010/wordprocessingInk" xmlns:wne="http://schemas.microsoft.com/office/word/2006/wordml" xmlns:wps="http://schemas.microsoft.com/office/word/2010/wordprocessingShape" mc:Ignorable="w14 w15 w16se w16cid w16 w16cex w16sdtdh w16sdtfl w16du wp14">
+<w:hdr xmlns:wpc="http://schemas.microsoft.com/office/word/2010/wordprocessingCanvas" xmlns:cx="http://schemas.microsoft.com/office/drawing/2014/chartex" xmlns:cx1="http://schemas.microsoft.com/office/drawing/2015/9/8/chartex" xmlns:cx2="http://schemas.microsoft.com/office/drawing/2015/10/21/chartex" xmlns:cx3="http://schemas.microsoft.com/office/drawing/2016/5/9/chartex" xmlns:cx4="http://schemas.microsoft.com/office/drawing/2016/5/10/chartex" xmlns:cx5="http://schemas.microsoft.com/office/drawing/2016/5/11/chartex" xmlns:cx6="http://schemas.microsoft.com/office/drawing/2016/5/12/chartex" xmlns:cx7="http://schemas.microsoft.com/office/drawing/2016/5/13/chartex" xmlns:cx8="http://schemas.microsoft.com/office/drawing/2016/5/14/chartex" xmlns:mc="http://schemas.openxmlformats.org/markup-compatibility/2006" xmlns:m="http://schemas.openxmlformats.org/officeDocument/2006/math" xmlns:aink="http://schemas.microsoft.com/office/drawing/2016/ink" xmlns:am3d="http://schemas.microsoft.com/office/drawing/2017/model3d" xmlns:oel="http://schemas.microsoft.com/office/2019/extlst" xmlns:r="http://schemas.openxmlformats.org/officeDocument/2006/relationships" xmlns:wp14="http://schemas.microsoft.com/office/word/2010/wordprocessingDrawing" xmlns:wp="http://schemas.openxmlformats.org/drawingml/2006/wordprocessingDrawing" xmlns:wpg="http://schemas.microsoft.com/office/word/2010/wordprocessingGroup" xmlns:wpi="http://schemas.microsoft.com/office/word/2010/wordprocessingInk" xmlns:wps="http://schemas.microsoft.com/office/word/2010/wordprocessingShape" xmlns:o="urn:schemas-microsoft-com:office:office" xmlns:v="urn:schemas-microsoft-com:vml" xmlns:w10="urn:schemas-microsoft-com:office:word" xmlns:w="http://schemas.openxmlformats.org/wordprocessingml/2006/main" xmlns:w14="http://schemas.microsoft.com/office/word/2010/wordml" xmlns:w15="http://schemas.microsoft.com/office/word/2012/wordml" xmlns:w16cex="http://schemas.microsoft.com/office/word/2018/wordml/cex" xmlns:w16cid="http://schemas.microsoft.com/office/word/2016/wordml/cid" xmlns:w16="http://schemas.microsoft.com/office/word/2018/wordml" xmlns:w16sdtdh="http://schemas.microsoft.com/office/word/2020/wordml/sdtdatahash" xmlns:w16sdtfl="http://schemas.microsoft.com/office/word/2024/wordml/sdtformatlock" xmlns:w16se="http://schemas.microsoft.com/office/word/2015/wordml/symex" xmlns:w16du="http://schemas.microsoft.com/office/word/2023/wordml/word16du" xmlns:wne="http://schemas.microsoft.com/office/word/2006/wordml" mc:Ignorable="w14 w15 w16se w16cid w16 w16cex w16sdtdh w16sdtfl w16du wp14">
   <w:p>
     <w:pPr>
       <w:pStyle w:val="Encabezado"/>
@@ -21118,7 +21943,7 @@
 </file>
 
 <file path=word/header2.xml><?xml version="1.0" encoding="utf-8"?>
-<w:hdr xmlns:wpc="http://schemas.microsoft.com/office/word/2010/wordprocessingCanvas" xmlns:cx="http://schemas.microsoft.com/office/drawing/2014/chartex" xmlns:cx1="http://schemas.microsoft.com/office/drawing/2015/9/8/chartex" xmlns:cx2="http://schemas.microsoft.com/office/drawing/2015/10/21/chartex" xmlns:cx3="http://schemas.microsoft.com/office/drawing/2016/5/9/chartex" xmlns:cx4="http://schemas.microsoft.com/office/drawing/2016/5/10/chartex" xmlns:cx5="http://schemas.microsoft.com/office/drawing/2016/5/11/chartex" xmlns:cx6="http://schemas.microsoft.com/office/drawing/2016/5/12/chartex" xmlns:cx7="http://schemas.microsoft.com/office/drawing/2016/5/13/chartex" xmlns:cx8="http://schemas.microsoft.com/office/drawing/2016/5/14/chartex" xmlns:mc="http://schemas.openxmlformats.org/markup-compatibility/2006" xmlns:aink="http://schemas.microsoft.com/office/drawing/2016/ink" xmlns:am3d="http://schemas.microsoft.com/office/drawing/2017/model3d" xmlns:o="urn:schemas-microsoft-com:office:office" xmlns:oel="http://schemas.microsoft.com/office/2019/extlst" xmlns:r="http://schemas.openxmlformats.org/officeDocument/2006/relationships" xmlns:m="http://schemas.openxmlformats.org/officeDocument/2006/math" xmlns:v="urn:schemas-microsoft-com:vml" xmlns:wp14="http://schemas.microsoft.com/office/word/2010/wordprocessingDrawing" xmlns:wp="http://schemas.openxmlformats.org/drawingml/2006/wordprocessingDrawing" xmlns:w10="urn:schemas-microsoft-com:office:word" xmlns:w="http://schemas.openxmlformats.org/wordprocessingml/2006/main" xmlns:w14="http://schemas.microsoft.com/office/word/2010/wordml" xmlns:w15="http://schemas.microsoft.com/office/word/2012/wordml" xmlns:w16cex="http://schemas.microsoft.com/office/word/2018/wordml/cex" xmlns:w16cid="http://schemas.microsoft.com/office/word/2016/wordml/cid" xmlns:w16="http://schemas.microsoft.com/office/word/2018/wordml" xmlns:w16du="http://schemas.microsoft.com/office/word/2023/wordml/word16du" xmlns:w16sdtdh="http://schemas.microsoft.com/office/word/2020/wordml/sdtdatahash" xmlns:w16sdtfl="http://schemas.microsoft.com/office/word/2024/wordml/sdtformatlock" xmlns:w16se="http://schemas.microsoft.com/office/word/2015/wordml/symex" xmlns:wpg="http://schemas.microsoft.com/office/word/2010/wordprocessingGroup" xmlns:wpi="http://schemas.microsoft.com/office/word/2010/wordprocessingInk" xmlns:wne="http://schemas.microsoft.com/office/word/2006/wordml" xmlns:wps="http://schemas.microsoft.com/office/word/2010/wordprocessingShape" mc:Ignorable="w14 w15 w16se w16cid w16 w16cex w16sdtdh w16sdtfl w16du wp14">
+<w:hdr xmlns:wpc="http://schemas.microsoft.com/office/word/2010/wordprocessingCanvas" xmlns:cx="http://schemas.microsoft.com/office/drawing/2014/chartex" xmlns:cx1="http://schemas.microsoft.com/office/drawing/2015/9/8/chartex" xmlns:cx2="http://schemas.microsoft.com/office/drawing/2015/10/21/chartex" xmlns:cx3="http://schemas.microsoft.com/office/drawing/2016/5/9/chartex" xmlns:cx4="http://schemas.microsoft.com/office/drawing/2016/5/10/chartex" xmlns:cx5="http://schemas.microsoft.com/office/drawing/2016/5/11/chartex" xmlns:cx6="http://schemas.microsoft.com/office/drawing/2016/5/12/chartex" xmlns:cx7="http://schemas.microsoft.com/office/drawing/2016/5/13/chartex" xmlns:cx8="http://schemas.microsoft.com/office/drawing/2016/5/14/chartex" xmlns:mc="http://schemas.openxmlformats.org/markup-compatibility/2006" xmlns:m="http://schemas.openxmlformats.org/officeDocument/2006/math" xmlns:aink="http://schemas.microsoft.com/office/drawing/2016/ink" xmlns:am3d="http://schemas.microsoft.com/office/drawing/2017/model3d" xmlns:oel="http://schemas.microsoft.com/office/2019/extlst" xmlns:r="http://schemas.openxmlformats.org/officeDocument/2006/relationships" xmlns:wp14="http://schemas.microsoft.com/office/word/2010/wordprocessingDrawing" xmlns:wp="http://schemas.openxmlformats.org/drawingml/2006/wordprocessingDrawing" xmlns:wpg="http://schemas.microsoft.com/office/word/2010/wordprocessingGroup" xmlns:wpi="http://schemas.microsoft.com/office/word/2010/wordprocessingInk" xmlns:wps="http://schemas.microsoft.com/office/word/2010/wordprocessingShape" xmlns:o="urn:schemas-microsoft-com:office:office" xmlns:v="urn:schemas-microsoft-com:vml" xmlns:w10="urn:schemas-microsoft-com:office:word" xmlns:w="http://schemas.openxmlformats.org/wordprocessingml/2006/main" xmlns:w14="http://schemas.microsoft.com/office/word/2010/wordml" xmlns:w15="http://schemas.microsoft.com/office/word/2012/wordml" xmlns:w16cex="http://schemas.microsoft.com/office/word/2018/wordml/cex" xmlns:w16cid="http://schemas.microsoft.com/office/word/2016/wordml/cid" xmlns:w16="http://schemas.microsoft.com/office/word/2018/wordml" xmlns:w16sdtdh="http://schemas.microsoft.com/office/word/2020/wordml/sdtdatahash" xmlns:w16sdtfl="http://schemas.microsoft.com/office/word/2024/wordml/sdtformatlock" xmlns:w16se="http://schemas.microsoft.com/office/word/2015/wordml/symex" xmlns:w16du="http://schemas.microsoft.com/office/word/2023/wordml/word16du" xmlns:wne="http://schemas.microsoft.com/office/word/2006/wordml" mc:Ignorable="w14 w15 w16se w16cid w16 w16cex w16sdtdh w16sdtfl w16du wp14">
   <w:tbl>
     <w:tblPr>
       <w:tblW w:w="0" w:type="auto"/>
@@ -21180,7 +22005,7 @@
 </file>
 
 <file path=word/numbering.xml><?xml version="1.0" encoding="utf-8"?>
-<w:numbering xmlns:wpc="http://schemas.microsoft.com/office/word/2010/wordprocessingCanvas" xmlns:cx="http://schemas.microsoft.com/office/drawing/2014/chartex" xmlns:cx1="http://schemas.microsoft.com/office/drawing/2015/9/8/chartex" xmlns:cx2="http://schemas.microsoft.com/office/drawing/2015/10/21/chartex" xmlns:cx3="http://schemas.microsoft.com/office/drawing/2016/5/9/chartex" xmlns:cx4="http://schemas.microsoft.com/office/drawing/2016/5/10/chartex" xmlns:cx5="http://schemas.microsoft.com/office/drawing/2016/5/11/chartex" xmlns:cx6="http://schemas.microsoft.com/office/drawing/2016/5/12/chartex" xmlns:cx7="http://schemas.microsoft.com/office/drawing/2016/5/13/chartex" xmlns:cx8="http://schemas.microsoft.com/office/drawing/2016/5/14/chartex" xmlns:mc="http://schemas.openxmlformats.org/markup-compatibility/2006" xmlns:aink="http://schemas.microsoft.com/office/drawing/2016/ink" xmlns:am3d="http://schemas.microsoft.com/office/drawing/2017/model3d" xmlns:o="urn:schemas-microsoft-com:office:office" xmlns:oel="http://schemas.microsoft.com/office/2019/extlst" xmlns:r="http://schemas.openxmlformats.org/officeDocument/2006/relationships" xmlns:m="http://schemas.openxmlformats.org/officeDocument/2006/math" xmlns:v="urn:schemas-microsoft-com:vml" xmlns:wp14="http://schemas.microsoft.com/office/word/2010/wordprocessingDrawing" xmlns:wp="http://schemas.openxmlformats.org/drawingml/2006/wordprocessingDrawing" xmlns:w10="urn:schemas-microsoft-com:office:word" xmlns:w="http://schemas.openxmlformats.org/wordprocessingml/2006/main" xmlns:w14="http://schemas.microsoft.com/office/word/2010/wordml" xmlns:w15="http://schemas.microsoft.com/office/word/2012/wordml" xmlns:w16cex="http://schemas.microsoft.com/office/word/2018/wordml/cex" xmlns:w16cid="http://schemas.microsoft.com/office/word/2016/wordml/cid" xmlns:w16="http://schemas.microsoft.com/office/word/2018/wordml" xmlns:w16du="http://schemas.microsoft.com/office/word/2023/wordml/word16du" xmlns:w16sdtdh="http://schemas.microsoft.com/office/word/2020/wordml/sdtdatahash" xmlns:w16sdtfl="http://schemas.microsoft.com/office/word/2024/wordml/sdtformatlock" xmlns:w16se="http://schemas.microsoft.com/office/word/2015/wordml/symex" xmlns:wpg="http://schemas.microsoft.com/office/word/2010/wordprocessingGroup" xmlns:wpi="http://schemas.microsoft.com/office/word/2010/wordprocessingInk" xmlns:wne="http://schemas.microsoft.com/office/word/2006/wordml" xmlns:wps="http://schemas.microsoft.com/office/word/2010/wordprocessingShape" mc:Ignorable="w14 w15 w16se w16cid w16 w16cex w16sdtdh w16sdtfl w16du wp14">
+<w:numbering xmlns:wpc="http://schemas.microsoft.com/office/word/2010/wordprocessingCanvas" xmlns:cx="http://schemas.microsoft.com/office/drawing/2014/chartex" xmlns:cx1="http://schemas.microsoft.com/office/drawing/2015/9/8/chartex" xmlns:cx2="http://schemas.microsoft.com/office/drawing/2015/10/21/chartex" xmlns:cx3="http://schemas.microsoft.com/office/drawing/2016/5/9/chartex" xmlns:cx4="http://schemas.microsoft.com/office/drawing/2016/5/10/chartex" xmlns:cx5="http://schemas.microsoft.com/office/drawing/2016/5/11/chartex" xmlns:cx6="http://schemas.microsoft.com/office/drawing/2016/5/12/chartex" xmlns:cx7="http://schemas.microsoft.com/office/drawing/2016/5/13/chartex" xmlns:cx8="http://schemas.microsoft.com/office/drawing/2016/5/14/chartex" xmlns:mc="http://schemas.openxmlformats.org/markup-compatibility/2006" xmlns:m="http://schemas.openxmlformats.org/officeDocument/2006/math" xmlns:aink="http://schemas.microsoft.com/office/drawing/2016/ink" xmlns:am3d="http://schemas.microsoft.com/office/drawing/2017/model3d" xmlns:oel="http://schemas.microsoft.com/office/2019/extlst" xmlns:r="http://schemas.openxmlformats.org/officeDocument/2006/relationships" xmlns:wp14="http://schemas.microsoft.com/office/word/2010/wordprocessingDrawing" xmlns:wp="http://schemas.openxmlformats.org/drawingml/2006/wordprocessingDrawing" xmlns:wpg="http://schemas.microsoft.com/office/word/2010/wordprocessingGroup" xmlns:wpi="http://schemas.microsoft.com/office/word/2010/wordprocessingInk" xmlns:wps="http://schemas.microsoft.com/office/word/2010/wordprocessingShape" xmlns:o="urn:schemas-microsoft-com:office:office" xmlns:v="urn:schemas-microsoft-com:vml" xmlns:w10="urn:schemas-microsoft-com:office:word" xmlns:w="http://schemas.openxmlformats.org/wordprocessingml/2006/main" xmlns:w14="http://schemas.microsoft.com/office/word/2010/wordml" xmlns:w15="http://schemas.microsoft.com/office/word/2012/wordml" xmlns:w16cex="http://schemas.microsoft.com/office/word/2018/wordml/cex" xmlns:w16cid="http://schemas.microsoft.com/office/word/2016/wordml/cid" xmlns:w16="http://schemas.microsoft.com/office/word/2018/wordml" xmlns:w16sdtdh="http://schemas.microsoft.com/office/word/2020/wordml/sdtdatahash" xmlns:w16sdtfl="http://schemas.microsoft.com/office/word/2024/wordml/sdtformatlock" xmlns:w16se="http://schemas.microsoft.com/office/word/2015/wordml/symex" xmlns:w16du="http://schemas.microsoft.com/office/word/2023/wordml/word16du" xmlns:wne="http://schemas.microsoft.com/office/word/2006/wordml" mc:Ignorable="w14 w15 w16se w16cid w16 w16cex w16sdtdh w16sdtfl w16du wp14">
   <w:abstractNum w:abstractNumId="0" w15:restartNumberingAfterBreak="0">
     <w:nsid w:val="067AA7C9"/>
     <w:multiLevelType w:val="hybridMultilevel"/>
@@ -21381,6 +22206,92 @@
     </w:lvl>
   </w:abstractNum>
   <w:abstractNum w:abstractNumId="2" w15:restartNumberingAfterBreak="0">
+    <w:nsid w:val="28BE2E51"/>
+    <w:multiLevelType w:val="hybridMultilevel"/>
+    <w:tmpl w:val="729E91E2"/>
+    <w:lvl w:ilvl="0" w:tplc="34B6A6F6">
+      <w:start w:val="1"/>
+      <w:numFmt w:val="decimal"/>
+      <w:lvlText w:val="(%1)"/>
+      <w:lvlJc w:val="left"/>
+      <w:pPr>
+        <w:ind w:left="720" w:hanging="360"/>
+      </w:pPr>
+    </w:lvl>
+    <w:lvl w:ilvl="1" w:tplc="BC0A6672">
+      <w:start w:val="1"/>
+      <w:numFmt w:val="lowerLetter"/>
+      <w:lvlText w:val="%2."/>
+      <w:lvlJc w:val="left"/>
+      <w:pPr>
+        <w:ind w:left="1440" w:hanging="360"/>
+      </w:pPr>
+    </w:lvl>
+    <w:lvl w:ilvl="2" w:tplc="8A1E2A88">
+      <w:start w:val="1"/>
+      <w:numFmt w:val="lowerRoman"/>
+      <w:lvlText w:val="%3."/>
+      <w:lvlJc w:val="right"/>
+      <w:pPr>
+        <w:ind w:left="2160" w:hanging="180"/>
+      </w:pPr>
+    </w:lvl>
+    <w:lvl w:ilvl="3" w:tplc="182CD1BE">
+      <w:start w:val="1"/>
+      <w:numFmt w:val="decimal"/>
+      <w:lvlText w:val="%4."/>
+      <w:lvlJc w:val="left"/>
+      <w:pPr>
+        <w:ind w:left="2880" w:hanging="360"/>
+      </w:pPr>
+    </w:lvl>
+    <w:lvl w:ilvl="4" w:tplc="E530FCB0">
+      <w:start w:val="1"/>
+      <w:numFmt w:val="lowerLetter"/>
+      <w:lvlText w:val="%5."/>
+      <w:lvlJc w:val="left"/>
+      <w:pPr>
+        <w:ind w:left="3600" w:hanging="360"/>
+      </w:pPr>
+    </w:lvl>
+    <w:lvl w:ilvl="5" w:tplc="B016E5CE">
+      <w:start w:val="1"/>
+      <w:numFmt w:val="lowerRoman"/>
+      <w:lvlText w:val="%6."/>
+      <w:lvlJc w:val="right"/>
+      <w:pPr>
+        <w:ind w:left="4320" w:hanging="180"/>
+      </w:pPr>
+    </w:lvl>
+    <w:lvl w:ilvl="6" w:tplc="C95EAC82">
+      <w:start w:val="1"/>
+      <w:numFmt w:val="decimal"/>
+      <w:lvlText w:val="%7."/>
+      <w:lvlJc w:val="left"/>
+      <w:pPr>
+        <w:ind w:left="5040" w:hanging="360"/>
+      </w:pPr>
+    </w:lvl>
+    <w:lvl w:ilvl="7" w:tplc="7B40A35E">
+      <w:start w:val="1"/>
+      <w:numFmt w:val="lowerLetter"/>
+      <w:lvlText w:val="%8."/>
+      <w:lvlJc w:val="left"/>
+      <w:pPr>
+        <w:ind w:left="5760" w:hanging="360"/>
+      </w:pPr>
+    </w:lvl>
+    <w:lvl w:ilvl="8" w:tplc="E5A80964">
+      <w:start w:val="1"/>
+      <w:numFmt w:val="lowerRoman"/>
+      <w:lvlText w:val="%9."/>
+      <w:lvlJc w:val="right"/>
+      <w:pPr>
+        <w:ind w:left="6480" w:hanging="180"/>
+      </w:pPr>
+    </w:lvl>
+  </w:abstractNum>
+  <w:abstractNum w:abstractNumId="3" w15:restartNumberingAfterBreak="0">
     <w:nsid w:val="3A8A06AA"/>
     <w:multiLevelType w:val="hybridMultilevel"/>
     <w:tmpl w:val="950ED674"/>
@@ -21469,7 +22380,7 @@
       </w:pPr>
     </w:lvl>
   </w:abstractNum>
-  <w:abstractNum w:abstractNumId="3" w15:restartNumberingAfterBreak="0">
+  <w:abstractNum w:abstractNumId="4" w15:restartNumberingAfterBreak="0">
     <w:nsid w:val="47567EB8"/>
     <w:multiLevelType w:val="hybridMultilevel"/>
     <w:tmpl w:val="81B211E0"/>
@@ -21558,7 +22469,7 @@
       </w:pPr>
     </w:lvl>
   </w:abstractNum>
-  <w:abstractNum w:abstractNumId="4" w15:restartNumberingAfterBreak="0">
+  <w:abstractNum w:abstractNumId="5" w15:restartNumberingAfterBreak="0">
     <w:nsid w:val="4BFD5EA2"/>
     <w:multiLevelType w:val="hybridMultilevel"/>
     <w:tmpl w:val="28AC94E0"/>
@@ -21647,7 +22558,7 @@
       </w:pPr>
     </w:lvl>
   </w:abstractNum>
-  <w:abstractNum w:abstractNumId="5" w15:restartNumberingAfterBreak="0">
+  <w:abstractNum w:abstractNumId="6" w15:restartNumberingAfterBreak="0">
     <w:nsid w:val="62692469"/>
     <w:multiLevelType w:val="hybridMultilevel"/>
     <w:tmpl w:val="AE2ECEBA"/>
@@ -21736,7 +22647,93 @@
       </w:pPr>
     </w:lvl>
   </w:abstractNum>
-  <w:abstractNum w:abstractNumId="6" w15:restartNumberingAfterBreak="0">
+  <w:abstractNum w:abstractNumId="7" w15:restartNumberingAfterBreak="0">
+    <w:nsid w:val="6586888E"/>
+    <w:multiLevelType w:val="hybridMultilevel"/>
+    <w:tmpl w:val="3FC02DAE"/>
+    <w:lvl w:ilvl="0" w:tplc="BE30C442">
+      <w:start w:val="1"/>
+      <w:numFmt w:val="decimal"/>
+      <w:lvlText w:val="(%1)"/>
+      <w:lvlJc w:val="left"/>
+      <w:pPr>
+        <w:ind w:left="720" w:hanging="360"/>
+      </w:pPr>
+    </w:lvl>
+    <w:lvl w:ilvl="1" w:tplc="CA9AF504">
+      <w:start w:val="1"/>
+      <w:numFmt w:val="lowerLetter"/>
+      <w:lvlText w:val="%2."/>
+      <w:lvlJc w:val="left"/>
+      <w:pPr>
+        <w:ind w:left="1440" w:hanging="360"/>
+      </w:pPr>
+    </w:lvl>
+    <w:lvl w:ilvl="2" w:tplc="36BC5814">
+      <w:start w:val="1"/>
+      <w:numFmt w:val="lowerRoman"/>
+      <w:lvlText w:val="%3."/>
+      <w:lvlJc w:val="right"/>
+      <w:pPr>
+        <w:ind w:left="2160" w:hanging="180"/>
+      </w:pPr>
+    </w:lvl>
+    <w:lvl w:ilvl="3" w:tplc="81983072">
+      <w:start w:val="1"/>
+      <w:numFmt w:val="decimal"/>
+      <w:lvlText w:val="%4."/>
+      <w:lvlJc w:val="left"/>
+      <w:pPr>
+        <w:ind w:left="2880" w:hanging="360"/>
+      </w:pPr>
+    </w:lvl>
+    <w:lvl w:ilvl="4" w:tplc="E926EA06">
+      <w:start w:val="1"/>
+      <w:numFmt w:val="lowerLetter"/>
+      <w:lvlText w:val="%5."/>
+      <w:lvlJc w:val="left"/>
+      <w:pPr>
+        <w:ind w:left="3600" w:hanging="360"/>
+      </w:pPr>
+    </w:lvl>
+    <w:lvl w:ilvl="5" w:tplc="995C043E">
+      <w:start w:val="1"/>
+      <w:numFmt w:val="lowerRoman"/>
+      <w:lvlText w:val="%6."/>
+      <w:lvlJc w:val="right"/>
+      <w:pPr>
+        <w:ind w:left="4320" w:hanging="180"/>
+      </w:pPr>
+    </w:lvl>
+    <w:lvl w:ilvl="6" w:tplc="F62226E0">
+      <w:start w:val="1"/>
+      <w:numFmt w:val="decimal"/>
+      <w:lvlText w:val="%7."/>
+      <w:lvlJc w:val="left"/>
+      <w:pPr>
+        <w:ind w:left="5040" w:hanging="360"/>
+      </w:pPr>
+    </w:lvl>
+    <w:lvl w:ilvl="7" w:tplc="EB268E28">
+      <w:start w:val="1"/>
+      <w:numFmt w:val="lowerLetter"/>
+      <w:lvlText w:val="%8."/>
+      <w:lvlJc w:val="left"/>
+      <w:pPr>
+        <w:ind w:left="5760" w:hanging="360"/>
+      </w:pPr>
+    </w:lvl>
+    <w:lvl w:ilvl="8" w:tplc="3D5AF51A">
+      <w:start w:val="1"/>
+      <w:numFmt w:val="lowerRoman"/>
+      <w:lvlText w:val="%9."/>
+      <w:lvlJc w:val="right"/>
+      <w:pPr>
+        <w:ind w:left="6480" w:hanging="180"/>
+      </w:pPr>
+    </w:lvl>
+  </w:abstractNum>
+  <w:abstractNum w:abstractNumId="8" w15:restartNumberingAfterBreak="0">
     <w:nsid w:val="695B1B28"/>
     <w:multiLevelType w:val="hybridMultilevel"/>
     <w:tmpl w:val="12CA34E6"/>
@@ -21825,7 +22822,7 @@
       </w:pPr>
     </w:lvl>
   </w:abstractNum>
-  <w:abstractNum w:abstractNumId="7" w15:restartNumberingAfterBreak="0">
+  <w:abstractNum w:abstractNumId="9" w15:restartNumberingAfterBreak="0">
     <w:nsid w:val="7DFB5769"/>
     <w:multiLevelType w:val="hybridMultilevel"/>
     <w:tmpl w:val="1A34A41E"/>
@@ -21915,36 +22912,42 @@
       </w:pPr>
     </w:lvl>
   </w:abstractNum>
-  <w:num w:numId="1" w16cid:durableId="1452046558">
+  <w:num w:numId="1" w16cid:durableId="1683512109">
+    <w:abstractNumId w:val="7"/>
+  </w:num>
+  <w:num w:numId="2" w16cid:durableId="1401753268">
+    <w:abstractNumId w:val="2"/>
+  </w:num>
+  <w:num w:numId="3" w16cid:durableId="1452046558">
     <w:abstractNumId w:val="0"/>
   </w:num>
-  <w:num w:numId="2" w16cid:durableId="1709603898">
-    <w:abstractNumId w:val="7"/>
+  <w:num w:numId="4" w16cid:durableId="1709603898">
+    <w:abstractNumId w:val="9"/>
   </w:num>
-  <w:num w:numId="3" w16cid:durableId="1537572746">
+  <w:num w:numId="5" w16cid:durableId="1537572746">
+    <w:abstractNumId w:val="5"/>
+  </w:num>
+  <w:num w:numId="6" w16cid:durableId="1691566810">
+    <w:abstractNumId w:val="1"/>
+  </w:num>
+  <w:num w:numId="7" w16cid:durableId="945772516">
+    <w:abstractNumId w:val="3"/>
+  </w:num>
+  <w:num w:numId="8" w16cid:durableId="1983197635">
     <w:abstractNumId w:val="4"/>
   </w:num>
-  <w:num w:numId="4" w16cid:durableId="1691566810">
-    <w:abstractNumId w:val="1"/>
+  <w:num w:numId="9" w16cid:durableId="970015686">
+    <w:abstractNumId w:val="8"/>
   </w:num>
-  <w:num w:numId="5" w16cid:durableId="945772516">
-    <w:abstractNumId w:val="2"/>
-  </w:num>
-  <w:num w:numId="6" w16cid:durableId="1983197635">
-    <w:abstractNumId w:val="3"/>
-  </w:num>
-  <w:num w:numId="7" w16cid:durableId="970015686">
+  <w:num w:numId="10" w16cid:durableId="737629545">
     <w:abstractNumId w:val="6"/>
-  </w:num>
-  <w:num w:numId="8" w16cid:durableId="737629545">
-    <w:abstractNumId w:val="5"/>
   </w:num>
   <w:numIdMacAtCleanup w:val="2"/>
 </w:numbering>
 </file>
 
 <file path=word/styles.xml><?xml version="1.0" encoding="utf-8"?>
-<w:styles xmlns:mc="http://schemas.openxmlformats.org/markup-compatibility/2006" xmlns:r="http://schemas.openxmlformats.org/officeDocument/2006/relationships" xmlns:w="http://schemas.openxmlformats.org/wordprocessingml/2006/main" xmlns:w14="http://schemas.microsoft.com/office/word/2010/wordml" xmlns:w15="http://schemas.microsoft.com/office/word/2012/wordml" xmlns:w16cex="http://schemas.microsoft.com/office/word/2018/wordml/cex" xmlns:w16cid="http://schemas.microsoft.com/office/word/2016/wordml/cid" xmlns:w16="http://schemas.microsoft.com/office/word/2018/wordml" xmlns:w16du="http://schemas.microsoft.com/office/word/2023/wordml/word16du" xmlns:w16sdtdh="http://schemas.microsoft.com/office/word/2020/wordml/sdtdatahash" xmlns:w16sdtfl="http://schemas.microsoft.com/office/word/2024/wordml/sdtformatlock" xmlns:w16se="http://schemas.microsoft.com/office/word/2015/wordml/symex" mc:Ignorable="w14 w15 w16se w16cid w16 w16cex w16sdtdh w16sdtfl w16du">
+<w:styles xmlns:mc="http://schemas.openxmlformats.org/markup-compatibility/2006" xmlns:r="http://schemas.openxmlformats.org/officeDocument/2006/relationships" xmlns:w="http://schemas.openxmlformats.org/wordprocessingml/2006/main" xmlns:w14="http://schemas.microsoft.com/office/word/2010/wordml" xmlns:w15="http://schemas.microsoft.com/office/word/2012/wordml" xmlns:w16cex="http://schemas.microsoft.com/office/word/2018/wordml/cex" xmlns:w16cid="http://schemas.microsoft.com/office/word/2016/wordml/cid" xmlns:w16="http://schemas.microsoft.com/office/word/2018/wordml" xmlns:w16sdtdh="http://schemas.microsoft.com/office/word/2020/wordml/sdtdatahash" xmlns:w16sdtfl="http://schemas.microsoft.com/office/word/2024/wordml/sdtformatlock" xmlns:w16se="http://schemas.microsoft.com/office/word/2015/wordml/symex" xmlns:w16du="http://schemas.microsoft.com/office/word/2023/wordml/word16du" mc:Ignorable="w14 w15 w16se w16cid w16 w16cex w16sdtdh w16sdtfl w16du">
   <w:docDefaults>
     <w:rPrDefault>
       <w:rPr>
@@ -22385,7 +23388,7 @@
     <w:rsid w:val="006F350D"/>
     <w:pPr>
       <w:numPr>
-        <w:numId w:val="2"/>
+        <w:numId w:val="4"/>
       </w:numPr>
       <w:outlineLvl w:val="1"/>
     </w:pPr>
@@ -23619,6 +24622,30 @@
 </file>
 
 <file path=customXml/item1.xml><?xml version="1.0" encoding="utf-8"?>
+<?mso-contentType ?>
+<FormTemplates xmlns="http://schemas.microsoft.com/sharepoint/v3/contenttype/forms">
+  <Display>DocumentLibraryForm</Display>
+  <Edit>DocumentLibraryForm</Edit>
+  <New>DocumentLibraryForm</New>
+</FormTemplates>
+</file>
+
+<file path=customXml/item2.xml><?xml version="1.0" encoding="utf-8"?>
+<b:Sources xmlns:b="http://schemas.openxmlformats.org/officeDocument/2006/bibliography" xmlns="http://schemas.openxmlformats.org/officeDocument/2006/bibliography" SelectedStyle="/APASixthEditionOfficeOnline.xsl" StyleName="APA" Version="6"/>
+</file>
+
+<file path=customXml/item3.xml><?xml version="1.0" encoding="utf-8"?>
+<p:properties xmlns:p="http://schemas.microsoft.com/office/2006/metadata/properties" xmlns:xsi="http://www.w3.org/2001/XMLSchema-instance" xmlns:pc="http://schemas.microsoft.com/office/infopath/2007/PartnerControls">
+  <documentManagement>
+    <lcf76f155ced4ddcb4097134ff3c332f xmlns="6ed2871a-fb85-490f-96d6-5efc24751d30">
+      <Terms xmlns="http://schemas.microsoft.com/office/infopath/2007/PartnerControls"/>
+    </lcf76f155ced4ddcb4097134ff3c332f>
+    <TaxCatchAll xmlns="0dbddcdf-89e9-4140-9b8d-dbfabb47f1e9" xsi:nil="true"/>
+  </documentManagement>
+</p:properties>
+</file>
+
+<file path=customXml/item4.xml><?xml version="1.0" encoding="utf-8"?>
 <ct:contentTypeSchema xmlns:ct="http://schemas.microsoft.com/office/2006/metadata/contentType" xmlns:ma="http://schemas.microsoft.com/office/2006/metadata/properties/metaAttributes" ct:_="" ma:_="" ma:contentTypeName="Documento" ma:contentTypeID="0x010100EE0CF48B78E0254885E55935F2018255" ma:contentTypeVersion="12" ma:contentTypeDescription="Crear nuevo documento." ma:contentTypeScope="" ma:versionID="d4e26e7c8965213af1eb0bb4b99b56fb">
   <xsd:schema xmlns:xsd="http://www.w3.org/2001/XMLSchema" xmlns:xs="http://www.w3.org/2001/XMLSchema" xmlns:p="http://schemas.microsoft.com/office/2006/metadata/properties" xmlns:ns2="6ed2871a-fb85-490f-96d6-5efc24751d30" xmlns:ns3="0dbddcdf-89e9-4140-9b8d-dbfabb47f1e9" targetNamespace="http://schemas.microsoft.com/office/2006/metadata/properties" ma:root="true" ma:fieldsID="2deae8d961f0c34310364e0acc8e8d48" ns2:_="" ns3:_="">
     <xsd:import namespace="6ed2871a-fb85-490f-96d6-5efc24751d30"/>
@@ -23819,31 +24846,34 @@
 </ct:contentTypeSchema>
 </file>
 
-<file path=customXml/item2.xml><?xml version="1.0" encoding="utf-8"?>
-<?mso-contentType ?>
-<FormTemplates xmlns="http://schemas.microsoft.com/sharepoint/v3/contenttype/forms">
-  <Display>DocumentLibraryForm</Display>
-  <Edit>DocumentLibraryForm</Edit>
-  <New>DocumentLibraryForm</New>
-</FormTemplates>
+<file path=customXml/itemProps1.xml><?xml version="1.0" encoding="utf-8"?>
+<ds:datastoreItem xmlns:ds="http://schemas.openxmlformats.org/officeDocument/2006/customXml" ds:itemID="{2B96AB21-B603-4F01-A91B-9DE6CC710E18}">
+  <ds:schemaRefs>
+    <ds:schemaRef ds:uri="http://schemas.microsoft.com/sharepoint/v3/contenttype/forms"/>
+  </ds:schemaRefs>
+</ds:datastoreItem>
 </file>
 
-<file path=customXml/item3.xml><?xml version="1.0" encoding="utf-8"?>
-<b:Sources xmlns:b="http://schemas.openxmlformats.org/officeDocument/2006/bibliography" xmlns="http://schemas.openxmlformats.org/officeDocument/2006/bibliography" SelectedStyle="/APASixthEditionOfficeOnline.xsl" StyleName="APA" Version="6"/>
+<file path=customXml/itemProps2.xml><?xml version="1.0" encoding="utf-8"?>
+<ds:datastoreItem xmlns:ds="http://schemas.openxmlformats.org/officeDocument/2006/customXml" ds:itemID="{DA285533-3A1A-2446-8130-75FABB62DCC8}">
+  <ds:schemaRefs>
+    <ds:schemaRef ds:uri="http://schemas.openxmlformats.org/officeDocument/2006/bibliography"/>
+  </ds:schemaRefs>
+</ds:datastoreItem>
 </file>
 
-<file path=customXml/item4.xml><?xml version="1.0" encoding="utf-8"?>
-<p:properties xmlns:p="http://schemas.microsoft.com/office/2006/metadata/properties" xmlns:xsi="http://www.w3.org/2001/XMLSchema-instance" xmlns:pc="http://schemas.microsoft.com/office/infopath/2007/PartnerControls">
-  <documentManagement>
-    <lcf76f155ced4ddcb4097134ff3c332f xmlns="6ed2871a-fb85-490f-96d6-5efc24751d30">
-      <Terms xmlns="http://schemas.microsoft.com/office/infopath/2007/PartnerControls"/>
-    </lcf76f155ced4ddcb4097134ff3c332f>
-    <TaxCatchAll xmlns="0dbddcdf-89e9-4140-9b8d-dbfabb47f1e9" xsi:nil="true"/>
-  </documentManagement>
-</p:properties>
+<file path=customXml/itemProps3.xml><?xml version="1.0" encoding="utf-8"?>
+<ds:datastoreItem xmlns:ds="http://schemas.openxmlformats.org/officeDocument/2006/customXml" ds:itemID="{5D1E2FE9-7812-437C-A9F1-244BC5FCCC33}">
+  <ds:schemaRefs>
+    <ds:schemaRef ds:uri="http://schemas.microsoft.com/office/2006/metadata/properties"/>
+    <ds:schemaRef ds:uri="http://schemas.microsoft.com/office/infopath/2007/PartnerControls"/>
+    <ds:schemaRef ds:uri="6ed2871a-fb85-490f-96d6-5efc24751d30"/>
+    <ds:schemaRef ds:uri="0dbddcdf-89e9-4140-9b8d-dbfabb47f1e9"/>
+  </ds:schemaRefs>
+</ds:datastoreItem>
 </file>
 
-<file path=customXml/itemProps1.xml><?xml version="1.0" encoding="utf-8"?>
+<file path=customXml/itemProps4.xml><?xml version="1.0" encoding="utf-8"?>
 <ds:datastoreItem xmlns:ds="http://schemas.openxmlformats.org/officeDocument/2006/customXml" ds:itemID="{696BD704-88A4-469C-8D1C-1FC2119F6682}">
   <ds:schemaRefs>
     <ds:schemaRef ds:uri="http://schemas.microsoft.com/office/2006/metadata/contentType"/>
@@ -23860,31 +24890,4 @@
     <ds:schemaRef ds:uri="http://schemas.microsoft.com/internal/obd"/>
   </ds:schemaRefs>
 </ds:datastoreItem>
-</file>
-
-<file path=customXml/itemProps2.xml><?xml version="1.0" encoding="utf-8"?>
-<ds:datastoreItem xmlns:ds="http://schemas.openxmlformats.org/officeDocument/2006/customXml" ds:itemID="{2B96AB21-B603-4F01-A91B-9DE6CC710E18}">
-  <ds:schemaRefs>
-    <ds:schemaRef ds:uri="http://schemas.microsoft.com/sharepoint/v3/contenttype/forms"/>
-  </ds:schemaRefs>
-</ds:datastoreItem>
-</file>
-
-<file path=customXml/itemProps3.xml><?xml version="1.0" encoding="utf-8"?>
-<ds:datastoreItem xmlns:ds="http://schemas.openxmlformats.org/officeDocument/2006/customXml" ds:itemID="{DA285533-3A1A-2446-8130-75FABB62DCC8}">
-  <ds:schemaRefs>
-    <ds:schemaRef ds:uri="http://schemas.openxmlformats.org/officeDocument/2006/bibliography"/>
-  </ds:schemaRefs>
-</ds:datastoreItem>
-</file>
-
-<file path=customXml/itemProps4.xml><?xml version="1.0" encoding="utf-8"?>
-<ds:datastoreItem xmlns:ds="http://schemas.openxmlformats.org/officeDocument/2006/customXml" ds:itemID="{5D1E2FE9-7812-437C-A9F1-244BC5FCCC33}">
-  <ds:schemaRefs>
-    <ds:schemaRef ds:uri="http://schemas.microsoft.com/office/2006/metadata/properties"/>
-    <ds:schemaRef ds:uri="http://schemas.microsoft.com/office/infopath/2007/PartnerControls"/>
-    <ds:schemaRef ds:uri="6ed2871a-fb85-490f-96d6-5efc24751d30"/>
-    <ds:schemaRef ds:uri="0dbddcdf-89e9-4140-9b8d-dbfabb47f1e9"/>
-  </ds:schemaRefs>
-</ds:datastoreItem>
 </file>
--- a/app/public/client/grunenthal/third-party-contracts/analisisderelacionesgrunenthal.docx
+++ b/app/public/client/grunenthal/third-party-contracts/analisisderelacionesgrunenthal.docx
@@ -1,6 +1,6 @@
 
 <file path=word/document.xml><?xml version="1.0" encoding="utf-8"?>
-<w:document xmlns:wpc="http://schemas.microsoft.com/office/word/2010/wordprocessingCanvas" xmlns:cx="http://schemas.microsoft.com/office/drawing/2014/chartex" xmlns:cx1="http://schemas.microsoft.com/office/drawing/2015/9/8/chartex" xmlns:cx2="http://schemas.microsoft.com/office/drawing/2015/10/21/chartex" xmlns:cx3="http://schemas.microsoft.com/office/drawing/2016/5/9/chartex" xmlns:cx4="http://schemas.microsoft.com/office/drawing/2016/5/10/chartex" xmlns:cx5="http://schemas.microsoft.com/office/drawing/2016/5/11/chartex" xmlns:cx6="http://schemas.microsoft.com/office/drawing/2016/5/12/chartex" xmlns:cx7="http://schemas.microsoft.com/office/drawing/2016/5/13/chartex" xmlns:cx8="http://schemas.microsoft.com/office/drawing/2016/5/14/chartex" xmlns:mc="http://schemas.openxmlformats.org/markup-compatibility/2006" xmlns:m="http://schemas.openxmlformats.org/officeDocument/2006/math" xmlns:aink="http://schemas.microsoft.com/office/drawing/2016/ink" xmlns:am3d="http://schemas.microsoft.com/office/drawing/2017/model3d" xmlns:oel="http://schemas.microsoft.com/office/2019/extlst" xmlns:r="http://schemas.openxmlformats.org/officeDocument/2006/relationships" xmlns:wp14="http://schemas.microsoft.com/office/word/2010/wordprocessingDrawing" xmlns:wp="http://schemas.openxmlformats.org/drawingml/2006/wordprocessingDrawing" xmlns:wpg="http://schemas.microsoft.com/office/word/2010/wordprocessingGroup" xmlns:wpi="http://schemas.microsoft.com/office/word/2010/wordprocessingInk" xmlns:wps="http://schemas.microsoft.com/office/word/2010/wordprocessingShape" xmlns:o="urn:schemas-microsoft-com:office:office" xmlns:v="urn:schemas-microsoft-com:vml" xmlns:w10="urn:schemas-microsoft-com:office:word" xmlns:w="http://schemas.openxmlformats.org/wordprocessingml/2006/main" xmlns:w14="http://schemas.microsoft.com/office/word/2010/wordml" xmlns:w15="http://schemas.microsoft.com/office/word/2012/wordml" xmlns:w16cex="http://schemas.microsoft.com/office/word/2018/wordml/cex" xmlns:w16cid="http://schemas.microsoft.com/office/word/2016/wordml/cid" xmlns:w16="http://schemas.microsoft.com/office/word/2018/wordml" xmlns:w16sdtdh="http://schemas.microsoft.com/office/word/2020/wordml/sdtdatahash" xmlns:w16sdtfl="http://schemas.microsoft.com/office/word/2024/wordml/sdtformatlock" xmlns:w16se="http://schemas.microsoft.com/office/word/2015/wordml/symex" xmlns:w16du="http://schemas.microsoft.com/office/word/2023/wordml/word16du" xmlns:wne="http://schemas.microsoft.com/office/word/2006/wordml" mc:Ignorable="w14 w15 w16se w16cid w16 w16cex w16sdtdh w16sdtfl w16du wp14">
+<w:document xmlns:wpc="http://schemas.microsoft.com/office/word/2010/wordprocessingCanvas" xmlns:cx="http://schemas.microsoft.com/office/drawing/2014/chartex" xmlns:cx1="http://schemas.microsoft.com/office/drawing/2015/9/8/chartex" xmlns:cx2="http://schemas.microsoft.com/office/drawing/2015/10/21/chartex" xmlns:cx3="http://schemas.microsoft.com/office/drawing/2016/5/9/chartex" xmlns:cx4="http://schemas.microsoft.com/office/drawing/2016/5/10/chartex" xmlns:cx5="http://schemas.microsoft.com/office/drawing/2016/5/11/chartex" xmlns:cx6="http://schemas.microsoft.com/office/drawing/2016/5/12/chartex" xmlns:cx7="http://schemas.microsoft.com/office/drawing/2016/5/13/chartex" xmlns:cx8="http://schemas.microsoft.com/office/drawing/2016/5/14/chartex" xmlns:mc="http://schemas.openxmlformats.org/markup-compatibility/2006" xmlns:aink="http://schemas.microsoft.com/office/drawing/2016/ink" xmlns:am3d="http://schemas.microsoft.com/office/drawing/2017/model3d" xmlns:o="urn:schemas-microsoft-com:office:office" xmlns:oel="http://schemas.microsoft.com/office/2019/extlst" xmlns:r="http://schemas.openxmlformats.org/officeDocument/2006/relationships" xmlns:m="http://schemas.openxmlformats.org/officeDocument/2006/math" xmlns:v="urn:schemas-microsoft-com:vml" xmlns:wp14="http://schemas.microsoft.com/office/word/2010/wordprocessingDrawing" xmlns:wp="http://schemas.openxmlformats.org/drawingml/2006/wordprocessingDrawing" xmlns:w10="urn:schemas-microsoft-com:office:word" xmlns:w="http://schemas.openxmlformats.org/wordprocessingml/2006/main" xmlns:w14="http://schemas.microsoft.com/office/word/2010/wordml" xmlns:w15="http://schemas.microsoft.com/office/word/2012/wordml" xmlns:w16cex="http://schemas.microsoft.com/office/word/2018/wordml/cex" xmlns:w16cid="http://schemas.microsoft.com/office/word/2016/wordml/cid" xmlns:w16="http://schemas.microsoft.com/office/word/2018/wordml" xmlns:w16du="http://schemas.microsoft.com/office/word/2023/wordml/word16du" xmlns:w16sdtdh="http://schemas.microsoft.com/office/word/2020/wordml/sdtdatahash" xmlns:w16sdtfl="http://schemas.microsoft.com/office/word/2024/wordml/sdtformatlock" xmlns:w16se="http://schemas.microsoft.com/office/word/2015/wordml/symex" xmlns:wpg="http://schemas.microsoft.com/office/word/2010/wordprocessingGroup" xmlns:wpi="http://schemas.microsoft.com/office/word/2010/wordprocessingInk" xmlns:wne="http://schemas.microsoft.com/office/word/2006/wordml" xmlns:wps="http://schemas.microsoft.com/office/word/2010/wordprocessingShape" mc:Ignorable="w14 w15 w16se w16cid w16 w16cex w16sdtdh w16sdtfl w16du wp14">
   <w:body>
     <w:p>
       <w:pPr>
@@ -690,7 +690,7 @@
           <w:noProof/>
         </w:rPr>
         <w:drawing>
-          <wp:anchor distT="0" distB="0" distL="114300" distR="114300" simplePos="0" relativeHeight="251659264" behindDoc="0" locked="0" layoutInCell="1" allowOverlap="1" wp14:anchorId="2F849ABF" wp14:editId="715CC156">
+          <wp:anchor distT="0" distB="0" distL="114300" distR="114300" simplePos="0" relativeHeight="251659264" behindDoc="0" locked="0" layoutInCell="1" allowOverlap="1" wp14:anchorId="2F849ABF" wp14:editId="2D6EB215">
             <wp:simplePos x="0" y="0"/>
             <wp:positionH relativeFrom="column">
               <wp:posOffset>3299791</wp:posOffset>
@@ -7518,298 +7518,6 @@
           </w:p>
         </w:tc>
       </w:tr>
-      <w:tr>
-        <w:tc>
-          <w:tcPr>
-            <w:tcW w:w="2987" w:type="dxa"/>
-            <w:shd w:val="clear" w:color="auto" w:fill="FFFFFF" w:themeFill="background1"/>
-            <w:vAlign w:val="center"/>
-          </w:tcPr>
-          <w:p>
-            <w:pPr>
-              <w:jc w:val="center"/>
-              <w:rPr>
-                <w:rFonts w:ascii="Calibri" w:hAnsi="Calibri" w:cs="Calibri"/>
-                <w:color w:val="000000" w:themeColor="text1"/>
-                <w:sz w:val="20"/>
-                <w:szCs w:val="20"/>
-                <w:lang w:val="en-US"/>
-              </w:rPr>
-            </w:pPr>
-            <w:r>
-              <w:rPr>
-                <w:rFonts w:ascii="Calibri" w:hAnsi="Calibri" w:cs="Calibri"/>
-                <w:color w:val="000000" w:themeColor="text1"/>
-                <w:sz w:val="20"/>
-                <w:szCs w:val="20"/>
-                <w:lang w:val="en-US"/>
-              </w:rPr>
-              <w:t>VIMEO</w:t>
-            </w:r>
-          </w:p>
-        </w:tc>
-        <w:tc>
-          <w:tcPr>
-            <w:tcW w:w="3344" w:type="dxa"/>
-            <w:shd w:val="clear" w:color="auto" w:fill="FFFFFF" w:themeFill="background1"/>
-            <w:vAlign w:val="center"/>
-          </w:tcPr>
-          <w:p>
-            <w:pPr>
-              <w:jc w:val="center"/>
-              <w:rPr>
-                <w:rFonts w:ascii="Calibri" w:hAnsi="Calibri" w:cs="Calibri"/>
-                <w:color w:val="000000" w:themeColor="text1"/>
-                <w:sz w:val="20"/>
-                <w:szCs w:val="20"/>
-                <w:lang w:val="es-ES_tradnl"/>
-              </w:rPr>
-            </w:pPr>
-            <w:r>
-              <w:rPr>
-                <w:rFonts w:ascii="Calibri" w:hAnsi="Calibri" w:cs="Calibri"/>
-                <w:color w:val="000000" w:themeColor="text1"/>
-                <w:sz w:val="20"/>
-                <w:szCs w:val="20"/>
-                <w:lang w:val="es-ES"/>
-              </w:rPr>
-              <w:t>Términos de Uso de plataforma para la creación y divulgación de videos</w:t>
-            </w:r>
-          </w:p>
-        </w:tc>
-        <w:tc>
-          <w:tcPr>
-            <w:tcW w:w="3144" w:type="dxa"/>
-            <w:shd w:val="clear" w:color="auto" w:fill="FFFFFF" w:themeFill="background1"/>
-            <w:vAlign w:val="center"/>
-          </w:tcPr>
-          <w:p>
-            <w:pPr>
-              <w:jc w:val="center"/>
-              <w:rPr>
-                <w:rFonts w:ascii="Calibri" w:hAnsi="Calibri" w:cs="Calibri"/>
-                <w:bCs/>
-                <w:color w:val="000000" w:themeColor="text1"/>
-                <w:sz w:val="20"/>
-                <w:szCs w:val="20"/>
-                <w:lang w:val="es-ES_tradnl"/>
-              </w:rPr>
-            </w:pPr>
-            <w:r>
-              <w:rPr>
-                <w:rFonts w:ascii="Calibri" w:hAnsi="Calibri" w:cs="Calibri"/>
-                <w:color w:val="000000" w:themeColor="text1"/>
-                <w:sz w:val="20"/>
-                <w:szCs w:val="20"/>
-                <w:lang w:val="es-ES"/>
-              </w:rPr>
-              <w:t>Transferencia</w:t>
-            </w:r>
-          </w:p>
-        </w:tc>
-      </w:tr>
-      <w:tr>
-        <w:tc>
-          <w:tcPr>
-            <w:tcW w:w="2987" w:type="dxa"/>
-            <w:shd w:val="clear" w:color="auto" w:fill="FFFFFF" w:themeFill="background1"/>
-            <w:vAlign w:val="center"/>
-          </w:tcPr>
-          <w:p>
-            <w:pPr>
-              <w:jc w:val="center"/>
-              <w:rPr>
-                <w:rFonts w:ascii="Calibri" w:hAnsi="Calibri" w:cs="Calibri"/>
-                <w:color w:val="000000" w:themeColor="text1"/>
-                <w:sz w:val="20"/>
-                <w:szCs w:val="20"/>
-                <w:lang w:val="en-US"/>
-              </w:rPr>
-            </w:pPr>
-            <w:r>
-              <w:rPr>
-                <w:rFonts w:ascii="Calibri" w:hAnsi="Calibri" w:cs="Calibri"/>
-                <w:color w:val="000000" w:themeColor="text1"/>
-                <w:sz w:val="20"/>
-                <w:szCs w:val="20"/>
-                <w:lang w:val="en-US"/>
-              </w:rPr>
-              <w:t>GPTW Deutschland GmbH</w:t>
-            </w:r>
-          </w:p>
-        </w:tc>
-        <w:tc>
-          <w:tcPr>
-            <w:tcW w:w="3344" w:type="dxa"/>
-            <w:shd w:val="clear" w:color="auto" w:fill="FFFFFF" w:themeFill="background1"/>
-            <w:vAlign w:val="center"/>
-          </w:tcPr>
-          <w:p>
-            <w:pPr>
-              <w:jc w:val="center"/>
-              <w:rPr>
-                <w:rFonts w:ascii="Calibri" w:hAnsi="Calibri" w:cs="Calibri"/>
-                <w:color w:val="000000" w:themeColor="text1"/>
-                <w:sz w:val="20"/>
-                <w:szCs w:val="20"/>
-                <w:lang w:val="es-ES_tradnl"/>
-              </w:rPr>
-            </w:pPr>
-            <w:r>
-              <w:rPr>
-                <w:rFonts w:ascii="Calibri" w:hAnsi="Calibri" w:cs="Calibri"/>
-                <w:color w:val="000000" w:themeColor="text1"/>
-                <w:sz w:val="20"/>
-                <w:szCs w:val="20"/>
-                <w:lang w:val="es-ES"/>
-              </w:rPr>
-              <w:t xml:space="preserve">Contrato de servicios para la certificación como Great Place </w:t>
-            </w:r>
-            <w:proofErr w:type="spellStart"/>
-            <w:r>
-              <w:rPr>
-                <w:rFonts w:ascii="Calibri" w:hAnsi="Calibri" w:cs="Calibri"/>
-                <w:color w:val="000000" w:themeColor="text1"/>
-                <w:sz w:val="20"/>
-                <w:szCs w:val="20"/>
-                <w:lang w:val="es-ES"/>
-              </w:rPr>
-              <w:t>To</w:t>
-            </w:r>
-            <w:proofErr w:type="spellEnd"/>
-            <w:r>
-              <w:rPr>
-                <w:rFonts w:ascii="Calibri" w:hAnsi="Calibri" w:cs="Calibri"/>
-                <w:color w:val="000000" w:themeColor="text1"/>
-                <w:sz w:val="20"/>
-                <w:szCs w:val="20"/>
-                <w:lang w:val="es-ES"/>
-              </w:rPr>
-              <w:t xml:space="preserve"> Work </w:t>
-            </w:r>
-          </w:p>
-        </w:tc>
-        <w:tc>
-          <w:tcPr>
-            <w:tcW w:w="3144" w:type="dxa"/>
-            <w:shd w:val="clear" w:color="auto" w:fill="FFFFFF" w:themeFill="background1"/>
-            <w:vAlign w:val="center"/>
-          </w:tcPr>
-          <w:p>
-            <w:pPr>
-              <w:jc w:val="center"/>
-              <w:rPr>
-                <w:rFonts w:ascii="Calibri" w:hAnsi="Calibri" w:cs="Calibri"/>
-                <w:bCs/>
-                <w:color w:val="000000" w:themeColor="text1"/>
-                <w:sz w:val="20"/>
-                <w:szCs w:val="20"/>
-                <w:lang w:val="es-ES_tradnl"/>
-              </w:rPr>
-            </w:pPr>
-            <w:r>
-              <w:rPr>
-                <w:rFonts w:ascii="Calibri" w:hAnsi="Calibri" w:cs="Calibri"/>
-                <w:color w:val="000000" w:themeColor="text1"/>
-                <w:sz w:val="20"/>
-                <w:szCs w:val="20"/>
-                <w:lang w:val="es-ES"/>
-              </w:rPr>
-              <w:t>Transferencias</w:t>
-            </w:r>
-          </w:p>
-        </w:tc>
-      </w:tr>
-      <w:tr>
-        <w:tc>
-          <w:tcPr>
-            <w:tcW w:w="2987" w:type="dxa"/>
-            <w:shd w:val="clear" w:color="auto" w:fill="FFFFFF" w:themeFill="background1"/>
-            <w:vAlign w:val="center"/>
-          </w:tcPr>
-          <w:p>
-            <w:pPr>
-              <w:jc w:val="center"/>
-              <w:rPr>
-                <w:rFonts w:ascii="Calibri" w:hAnsi="Calibri" w:cs="Calibri"/>
-                <w:color w:val="000000" w:themeColor="text1"/>
-                <w:sz w:val="20"/>
-                <w:szCs w:val="20"/>
-                <w:lang w:val="en-US"/>
-              </w:rPr>
-            </w:pPr>
-            <w:r>
-              <w:rPr>
-                <w:rFonts w:ascii="Calibri" w:hAnsi="Calibri" w:cs="Calibri"/>
-                <w:color w:val="000000" w:themeColor="text1"/>
-                <w:sz w:val="20"/>
-                <w:szCs w:val="20"/>
-                <w:lang w:val="en-US"/>
-              </w:rPr>
-              <w:t xml:space="preserve">MASTER CONTROL INC. </w:t>
-            </w:r>
-          </w:p>
-        </w:tc>
-        <w:tc>
-          <w:tcPr>
-            <w:tcW w:w="3344" w:type="dxa"/>
-            <w:shd w:val="clear" w:color="auto" w:fill="FFFFFF" w:themeFill="background1"/>
-            <w:vAlign w:val="center"/>
-          </w:tcPr>
-          <w:p>
-            <w:pPr>
-              <w:jc w:val="center"/>
-              <w:rPr>
-                <w:rFonts w:ascii="Calibri" w:hAnsi="Calibri" w:cs="Calibri"/>
-                <w:color w:val="000000" w:themeColor="text1"/>
-                <w:sz w:val="20"/>
-                <w:szCs w:val="20"/>
-                <w:lang w:val="es-ES_tradnl"/>
-              </w:rPr>
-            </w:pPr>
-            <w:r>
-              <w:rPr>
-                <w:rFonts w:ascii="Calibri" w:hAnsi="Calibri" w:cs="Calibri"/>
-                <w:color w:val="000000" w:themeColor="text1"/>
-                <w:sz w:val="20"/>
-                <w:szCs w:val="20"/>
-                <w:lang w:val="es-ES"/>
-              </w:rPr>
-              <w:t xml:space="preserve">Contrato de licencia de uso de software y prestación de servicios de capacitación. </w:t>
-            </w:r>
-          </w:p>
-        </w:tc>
-        <w:tc>
-          <w:tcPr>
-            <w:tcW w:w="3144" w:type="dxa"/>
-            <w:shd w:val="clear" w:color="auto" w:fill="FFFFFF" w:themeFill="background1"/>
-            <w:vAlign w:val="center"/>
-          </w:tcPr>
-          <w:p>
-            <w:pPr>
-              <w:jc w:val="center"/>
-              <w:rPr>
-                <w:rFonts w:ascii="Calibri" w:hAnsi="Calibri" w:cs="Calibri"/>
-                <w:bCs/>
-                <w:color w:val="000000" w:themeColor="text1"/>
-                <w:sz w:val="20"/>
-                <w:szCs w:val="20"/>
-                <w:lang w:val="es-ES_tradnl"/>
-              </w:rPr>
-            </w:pPr>
-            <w:r>
-              <w:rPr>
-                <w:rFonts w:ascii="Calibri" w:hAnsi="Calibri" w:cs="Calibri"/>
-                <w:color w:val="000000" w:themeColor="text1"/>
-                <w:sz w:val="20"/>
-                <w:szCs w:val="20"/>
-                <w:lang w:val="es-ES"/>
-              </w:rPr>
-              <w:t>Remisión</w:t>
-            </w:r>
-          </w:p>
-        </w:tc>
-      </w:tr>
     </w:tbl>
     <w:p>
       <w:pPr>
@@ -15685,18 +15393,18 @@
                 <w:color w:val="000000" w:themeColor="text1"/>
                 <w:sz w:val="20"/>
                 <w:szCs w:val="20"/>
-                <w:lang w:val="es-ES"/>
-              </w:rPr>
-            </w:pPr>
-            <w:r>
-              <w:rPr>
-                <w:rFonts w:ascii="Calibri" w:hAnsi="Calibri" w:cs="Calibri"/>
-                <w:color w:val="000000" w:themeColor="text1"/>
-                <w:sz w:val="20"/>
-                <w:szCs w:val="20"/>
-                <w:lang w:val="es-ES"/>
-              </w:rPr>
-              <w:t xml:space="preserve">La cláusula si cumplen con los requisitos de la LFPDPPP. </w:t>
+                <w:lang w:val="es-ES_tradnl"/>
+              </w:rPr>
+            </w:pPr>
+            <w:r>
+              <w:rPr>
+                <w:rFonts w:ascii="Calibri" w:hAnsi="Calibri" w:cs="Calibri"/>
+                <w:color w:val="000000" w:themeColor="text1"/>
+                <w:sz w:val="20"/>
+                <w:szCs w:val="20"/>
+                <w:lang w:val="es-ES"/>
+              </w:rPr>
+              <w:t>La cláusula si cumplen con los requisitos de la LFPDPPP y su Reglamento.</w:t>
             </w:r>
           </w:p>
         </w:tc>
@@ -16394,7 +16102,7 @@
               <w:pStyle w:val="Prrafodelista"/>
               <w:numPr>
                 <w:ilvl w:val="0"/>
-                <w:numId w:val="10"/>
+                <w:numId w:val="8"/>
               </w:numPr>
               <w:rPr>
                 <w:rFonts w:ascii="Calibri" w:hAnsi="Calibri" w:cs="Calibri"/>
@@ -19743,7 +19451,47 @@
                 <w:szCs w:val="20"/>
                 <w:lang w:val="es-ES"/>
               </w:rPr>
-              <w:t xml:space="preserve">La cláusula no cumple con los requisitos de la LFPDPPP. </w:t>
+              <w:t xml:space="preserve">La cláusula </w:t>
+            </w:r>
+            <w:r>
+              <w:rPr>
+                <w:rFonts w:ascii="Calibri" w:hAnsi="Calibri" w:cs="Calibri"/>
+                <w:color w:val="000000" w:themeColor="text1"/>
+                <w:sz w:val="20"/>
+                <w:szCs w:val="20"/>
+                <w:lang w:val="es-ES"/>
+              </w:rPr>
+              <w:t xml:space="preserve">no </w:t>
+            </w:r>
+            <w:r>
+              <w:rPr>
+                <w:rFonts w:ascii="Calibri" w:hAnsi="Calibri" w:cs="Calibri"/>
+                <w:color w:val="000000" w:themeColor="text1"/>
+                <w:sz w:val="20"/>
+                <w:szCs w:val="20"/>
+                <w:lang w:val="es-ES"/>
+              </w:rPr>
+              <w:t>cumple</w:t>
+            </w:r>
+            <w:r>
+              <w:rPr>
+                <w:rFonts w:ascii="Calibri" w:hAnsi="Calibri" w:cs="Calibri"/>
+                <w:color w:val="000000" w:themeColor="text1"/>
+                <w:sz w:val="20"/>
+                <w:szCs w:val="20"/>
+                <w:lang w:val="es-ES"/>
+              </w:rPr>
+              <w:t xml:space="preserve"> </w:t>
+            </w:r>
+            <w:r>
+              <w:rPr>
+                <w:rFonts w:ascii="Calibri" w:hAnsi="Calibri" w:cs="Calibri"/>
+                <w:color w:val="000000" w:themeColor="text1"/>
+                <w:sz w:val="20"/>
+                <w:szCs w:val="20"/>
+                <w:lang w:val="es-ES"/>
+              </w:rPr>
+              <w:t xml:space="preserve"> con los requisitos de la LFPDPPP. </w:t>
             </w:r>
           </w:p>
           <w:p>
@@ -19857,12 +19605,12 @@
         <w:tblLook w:val="04A0" w:firstRow="1" w:lastRow="0" w:firstColumn="1" w:lastColumn="0" w:noHBand="0" w:noVBand="1"/>
       </w:tblPr>
       <w:tblGrid>
-        <w:gridCol w:w="1796"/>
-        <w:gridCol w:w="1496"/>
-        <w:gridCol w:w="1429"/>
-        <w:gridCol w:w="2587"/>
-        <w:gridCol w:w="1294"/>
-        <w:gridCol w:w="1741"/>
+        <w:gridCol w:w="1909"/>
+        <w:gridCol w:w="1595"/>
+        <w:gridCol w:w="1453"/>
+        <w:gridCol w:w="2095"/>
+        <w:gridCol w:w="1418"/>
+        <w:gridCol w:w="1873"/>
       </w:tblGrid>
       <w:tr>
         <w:trPr>
@@ -19909,7 +19657,7 @@
         </w:trPr>
         <w:tc>
           <w:tcPr>
-            <w:tcW w:w="1796" w:type="dxa"/>
+            <w:tcW w:w="1909" w:type="dxa"/>
             <w:shd w:val="clear" w:color="auto" w:fill="00A159"/>
             <w:vAlign w:val="center"/>
           </w:tcPr>
@@ -19938,7 +19686,7 @@
         </w:tc>
         <w:tc>
           <w:tcPr>
-            <w:tcW w:w="1496" w:type="dxa"/>
+            <w:tcW w:w="1595" w:type="dxa"/>
             <w:shd w:val="clear" w:color="auto" w:fill="00A159"/>
             <w:vAlign w:val="center"/>
           </w:tcPr>
@@ -19967,7 +19715,7 @@
         </w:tc>
         <w:tc>
           <w:tcPr>
-            <w:tcW w:w="1429" w:type="dxa"/>
+            <w:tcW w:w="1453" w:type="dxa"/>
             <w:shd w:val="clear" w:color="auto" w:fill="00A159"/>
             <w:vAlign w:val="center"/>
           </w:tcPr>
@@ -19996,7 +19744,7 @@
         </w:tc>
         <w:tc>
           <w:tcPr>
-            <w:tcW w:w="2587" w:type="dxa"/>
+            <w:tcW w:w="2095" w:type="dxa"/>
             <w:shd w:val="clear" w:color="auto" w:fill="00A159"/>
             <w:vAlign w:val="center"/>
           </w:tcPr>
@@ -20025,7 +19773,7 @@
         </w:tc>
         <w:tc>
           <w:tcPr>
-            <w:tcW w:w="1294" w:type="dxa"/>
+            <w:tcW w:w="1418" w:type="dxa"/>
             <w:shd w:val="clear" w:color="auto" w:fill="00A159"/>
             <w:vAlign w:val="center"/>
           </w:tcPr>
@@ -20054,7 +19802,7 @@
         </w:tc>
         <w:tc>
           <w:tcPr>
-            <w:tcW w:w="1741" w:type="dxa"/>
+            <w:tcW w:w="1873" w:type="dxa"/>
             <w:shd w:val="clear" w:color="auto" w:fill="00A159"/>
             <w:vAlign w:val="center"/>
           </w:tcPr>
@@ -20129,7 +19877,7 @@
         </w:trPr>
         <w:tc>
           <w:tcPr>
-            <w:tcW w:w="1796" w:type="dxa"/>
+            <w:tcW w:w="1909" w:type="dxa"/>
             <w:shd w:val="clear" w:color="auto" w:fill="A6A6A6" w:themeFill="background1" w:themeFillShade="A6"/>
             <w:vAlign w:val="center"/>
           </w:tcPr>
@@ -20162,7 +19910,7 @@
         </w:tc>
         <w:tc>
           <w:tcPr>
-            <w:tcW w:w="1496" w:type="dxa"/>
+            <w:tcW w:w="1595" w:type="dxa"/>
             <w:vAlign w:val="center"/>
           </w:tcPr>
           <w:p>
@@ -20190,7 +19938,7 @@
         </w:tc>
         <w:tc>
           <w:tcPr>
-            <w:tcW w:w="1429" w:type="dxa"/>
+            <w:tcW w:w="1453" w:type="dxa"/>
             <w:vAlign w:val="center"/>
           </w:tcPr>
           <w:p>
@@ -20220,7 +19968,7 @@
         </w:tc>
         <w:tc>
           <w:tcPr>
-            <w:tcW w:w="2587" w:type="dxa"/>
+            <w:tcW w:w="2095" w:type="dxa"/>
             <w:vAlign w:val="center"/>
           </w:tcPr>
           <w:p>
@@ -20248,7 +19996,7 @@
         </w:tc>
         <w:tc>
           <w:tcPr>
-            <w:tcW w:w="1294" w:type="dxa"/>
+            <w:tcW w:w="1418" w:type="dxa"/>
             <w:vAlign w:val="center"/>
           </w:tcPr>
           <w:p>
@@ -20276,29 +20024,29 @@
         </w:tc>
         <w:tc>
           <w:tcPr>
-            <w:tcW w:w="1741" w:type="dxa"/>
-            <w:vAlign w:val="center"/>
-          </w:tcPr>
-          <w:p>
-            <w:pPr>
-              <w:jc w:val="center"/>
-              <w:rPr>
-                <w:rFonts w:ascii="Calibri" w:hAnsi="Calibri" w:cs="Calibri"/>
-                <w:color w:val="000000" w:themeColor="text1"/>
-                <w:sz w:val="20"/>
-                <w:szCs w:val="20"/>
-                <w:lang w:val="es-ES"/>
-              </w:rPr>
-            </w:pPr>
-            <w:r>
-              <w:rPr>
-                <w:rFonts w:ascii="Calibri" w:hAnsi="Calibri" w:cs="Calibri"/>
-                <w:color w:val="000000" w:themeColor="text1"/>
-                <w:sz w:val="20"/>
-                <w:szCs w:val="20"/>
-                <w:lang w:val="es-ES"/>
-              </w:rPr>
-              <w:t>La cláusula si cumplen con los requisitos de la LFPDPPP</w:t>
+            <w:tcW w:w="1873" w:type="dxa"/>
+            <w:vAlign w:val="center"/>
+          </w:tcPr>
+          <w:p>
+            <w:pPr>
+              <w:jc w:val="center"/>
+              <w:rPr>
+                <w:rFonts w:ascii="Calibri" w:hAnsi="Calibri" w:cs="Calibri"/>
+                <w:color w:val="000000" w:themeColor="text1"/>
+                <w:sz w:val="20"/>
+                <w:szCs w:val="20"/>
+                <w:lang w:val="es-ES_tradnl"/>
+              </w:rPr>
+            </w:pPr>
+            <w:r>
+              <w:rPr>
+                <w:rFonts w:ascii="Calibri" w:hAnsi="Calibri" w:cs="Calibri"/>
+                <w:color w:val="000000" w:themeColor="text1"/>
+                <w:sz w:val="20"/>
+                <w:szCs w:val="20"/>
+                <w:lang w:val="es-ES_tradnl"/>
+              </w:rPr>
+              <w:t>La cláusula si cumplen con los requisitos de la LFPDPPP y su Reglamento.</w:t>
             </w:r>
           </w:p>
         </w:tc>
@@ -20310,7 +20058,7 @@
         </w:trPr>
         <w:tc>
           <w:tcPr>
-            <w:tcW w:w="1796" w:type="dxa"/>
+            <w:tcW w:w="1909" w:type="dxa"/>
             <w:shd w:val="clear" w:color="auto" w:fill="A6A6A6" w:themeFill="background1" w:themeFillShade="A6"/>
             <w:vAlign w:val="center"/>
           </w:tcPr>
@@ -20343,7 +20091,7 @@
         </w:tc>
         <w:tc>
           <w:tcPr>
-            <w:tcW w:w="1496" w:type="dxa"/>
+            <w:tcW w:w="1595" w:type="dxa"/>
             <w:vAlign w:val="center"/>
           </w:tcPr>
           <w:p>
@@ -20381,7 +20129,7 @@
         </w:tc>
         <w:tc>
           <w:tcPr>
-            <w:tcW w:w="1429" w:type="dxa"/>
+            <w:tcW w:w="1453" w:type="dxa"/>
             <w:vAlign w:val="center"/>
           </w:tcPr>
           <w:p>
@@ -20411,7 +20159,7 @@
         </w:tc>
         <w:tc>
           <w:tcPr>
-            <w:tcW w:w="2587" w:type="dxa"/>
+            <w:tcW w:w="2095" w:type="dxa"/>
             <w:vAlign w:val="center"/>
           </w:tcPr>
           <w:p>
@@ -20457,7 +20205,7 @@
         </w:tc>
         <w:tc>
           <w:tcPr>
-            <w:tcW w:w="1294" w:type="dxa"/>
+            <w:tcW w:w="1418" w:type="dxa"/>
             <w:vAlign w:val="center"/>
           </w:tcPr>
           <w:p>
@@ -20485,29 +20233,29 @@
         </w:tc>
         <w:tc>
           <w:tcPr>
-            <w:tcW w:w="1741" w:type="dxa"/>
-            <w:vAlign w:val="center"/>
-          </w:tcPr>
-          <w:p>
-            <w:pPr>
-              <w:jc w:val="center"/>
-              <w:rPr>
-                <w:rFonts w:ascii="Calibri" w:hAnsi="Calibri" w:cs="Calibri"/>
-                <w:color w:val="000000" w:themeColor="text1"/>
-                <w:sz w:val="20"/>
-                <w:szCs w:val="20"/>
-                <w:lang w:val="es-ES"/>
-              </w:rPr>
-            </w:pPr>
-            <w:r>
-              <w:rPr>
-                <w:rFonts w:ascii="Calibri" w:hAnsi="Calibri" w:cs="Calibri"/>
-                <w:color w:val="000000" w:themeColor="text1"/>
-                <w:sz w:val="20"/>
-                <w:szCs w:val="20"/>
-                <w:lang w:val="es-ES"/>
-              </w:rPr>
-              <w:t xml:space="preserve">La cláusula si cumplen con los requisitos de la LFPDPPP. </w:t>
+            <w:tcW w:w="1873" w:type="dxa"/>
+            <w:vAlign w:val="center"/>
+          </w:tcPr>
+          <w:p>
+            <w:pPr>
+              <w:jc w:val="center"/>
+              <w:rPr>
+                <w:rFonts w:ascii="Calibri" w:hAnsi="Calibri" w:cs="Calibri"/>
+                <w:color w:val="000000" w:themeColor="text1"/>
+                <w:sz w:val="20"/>
+                <w:szCs w:val="20"/>
+                <w:lang w:val="es-ES_tradnl"/>
+              </w:rPr>
+            </w:pPr>
+            <w:r>
+              <w:rPr>
+                <w:rFonts w:ascii="Calibri" w:hAnsi="Calibri" w:cs="Calibri"/>
+                <w:color w:val="000000" w:themeColor="text1"/>
+                <w:sz w:val="20"/>
+                <w:szCs w:val="20"/>
+                <w:lang w:val="es-ES_tradnl"/>
+              </w:rPr>
+              <w:t>La cláusula si cumplen con los requisitos de la LFPDPPP y su Reglamento</w:t>
             </w:r>
           </w:p>
         </w:tc>
@@ -20519,7 +20267,7 @@
         </w:trPr>
         <w:tc>
           <w:tcPr>
-            <w:tcW w:w="1796" w:type="dxa"/>
+            <w:tcW w:w="1909" w:type="dxa"/>
             <w:shd w:val="clear" w:color="auto" w:fill="A6A6A6" w:themeFill="background1" w:themeFillShade="A6"/>
             <w:vAlign w:val="center"/>
           </w:tcPr>
@@ -20552,7 +20300,7 @@
         </w:tc>
         <w:tc>
           <w:tcPr>
-            <w:tcW w:w="1496" w:type="dxa"/>
+            <w:tcW w:w="1595" w:type="dxa"/>
             <w:vAlign w:val="center"/>
           </w:tcPr>
           <w:p>
@@ -20580,7 +20328,7 @@
         </w:tc>
         <w:tc>
           <w:tcPr>
-            <w:tcW w:w="1429" w:type="dxa"/>
+            <w:tcW w:w="1453" w:type="dxa"/>
             <w:vAlign w:val="center"/>
           </w:tcPr>
           <w:p>
@@ -20610,7 +20358,7 @@
         </w:tc>
         <w:tc>
           <w:tcPr>
-            <w:tcW w:w="2587" w:type="dxa"/>
+            <w:tcW w:w="2095" w:type="dxa"/>
             <w:vAlign w:val="center"/>
           </w:tcPr>
           <w:p>
@@ -20638,7 +20386,7 @@
         </w:tc>
         <w:tc>
           <w:tcPr>
-            <w:tcW w:w="1294" w:type="dxa"/>
+            <w:tcW w:w="1418" w:type="dxa"/>
             <w:vAlign w:val="center"/>
           </w:tcPr>
           <w:p>
@@ -20666,29 +20414,29 @@
         </w:tc>
         <w:tc>
           <w:tcPr>
-            <w:tcW w:w="1741" w:type="dxa"/>
-            <w:vAlign w:val="center"/>
-          </w:tcPr>
-          <w:p>
-            <w:pPr>
-              <w:jc w:val="center"/>
-              <w:rPr>
-                <w:rFonts w:ascii="Calibri" w:hAnsi="Calibri" w:cs="Calibri"/>
-                <w:color w:val="000000" w:themeColor="text1"/>
-                <w:sz w:val="20"/>
-                <w:szCs w:val="20"/>
-                <w:lang w:val="es-ES"/>
-              </w:rPr>
-            </w:pPr>
-            <w:r>
-              <w:rPr>
-                <w:rFonts w:ascii="Calibri" w:hAnsi="Calibri" w:cs="Calibri"/>
-                <w:color w:val="000000" w:themeColor="text1"/>
-                <w:sz w:val="20"/>
-                <w:szCs w:val="20"/>
-                <w:lang w:val="es-ES"/>
-              </w:rPr>
-              <w:t>La cláusula si cumplen con los requisitos de la LFPDPPP.</w:t>
+            <w:tcW w:w="1873" w:type="dxa"/>
+            <w:vAlign w:val="center"/>
+          </w:tcPr>
+          <w:p>
+            <w:pPr>
+              <w:jc w:val="center"/>
+              <w:rPr>
+                <w:rFonts w:ascii="Calibri" w:hAnsi="Calibri" w:cs="Calibri"/>
+                <w:color w:val="000000" w:themeColor="text1"/>
+                <w:sz w:val="20"/>
+                <w:szCs w:val="20"/>
+                <w:lang w:val="es-ES_tradnl"/>
+              </w:rPr>
+            </w:pPr>
+            <w:r>
+              <w:rPr>
+                <w:rFonts w:ascii="Calibri" w:hAnsi="Calibri" w:cs="Calibri"/>
+                <w:color w:val="000000" w:themeColor="text1"/>
+                <w:sz w:val="20"/>
+                <w:szCs w:val="20"/>
+                <w:lang w:val="es-ES_tradnl"/>
+              </w:rPr>
+              <w:t>La cláusula si cumplen con los requisitos de la LFPDPPP y su Reglamento</w:t>
             </w:r>
           </w:p>
         </w:tc>
@@ -20700,7 +20448,7 @@
         </w:trPr>
         <w:tc>
           <w:tcPr>
-            <w:tcW w:w="1796" w:type="dxa"/>
+            <w:tcW w:w="1909" w:type="dxa"/>
             <w:shd w:val="clear" w:color="auto" w:fill="A6A6A6" w:themeFill="background1" w:themeFillShade="A6"/>
             <w:vAlign w:val="center"/>
           </w:tcPr>
@@ -20733,7 +20481,7 @@
         </w:tc>
         <w:tc>
           <w:tcPr>
-            <w:tcW w:w="1496" w:type="dxa"/>
+            <w:tcW w:w="1595" w:type="dxa"/>
             <w:vAlign w:val="center"/>
           </w:tcPr>
           <w:p>
@@ -20781,7 +20529,7 @@
         </w:tc>
         <w:tc>
           <w:tcPr>
-            <w:tcW w:w="1429" w:type="dxa"/>
+            <w:tcW w:w="1453" w:type="dxa"/>
             <w:vAlign w:val="center"/>
           </w:tcPr>
           <w:p>
@@ -20811,7 +20559,7 @@
         </w:tc>
         <w:tc>
           <w:tcPr>
-            <w:tcW w:w="2587" w:type="dxa"/>
+            <w:tcW w:w="2095" w:type="dxa"/>
             <w:vAlign w:val="center"/>
           </w:tcPr>
           <w:p>
@@ -20839,7 +20587,7 @@
         </w:tc>
         <w:tc>
           <w:tcPr>
-            <w:tcW w:w="1294" w:type="dxa"/>
+            <w:tcW w:w="1418" w:type="dxa"/>
             <w:vAlign w:val="center"/>
           </w:tcPr>
           <w:p>
@@ -20867,29 +20615,29 @@
         </w:tc>
         <w:tc>
           <w:tcPr>
-            <w:tcW w:w="1741" w:type="dxa"/>
-            <w:vAlign w:val="center"/>
-          </w:tcPr>
-          <w:p>
-            <w:pPr>
-              <w:jc w:val="center"/>
-              <w:rPr>
-                <w:rFonts w:ascii="Calibri" w:hAnsi="Calibri" w:cs="Calibri"/>
-                <w:color w:val="000000" w:themeColor="text1"/>
-                <w:sz w:val="20"/>
-                <w:szCs w:val="20"/>
-                <w:lang w:val="es-ES"/>
-              </w:rPr>
-            </w:pPr>
-            <w:r>
-              <w:rPr>
-                <w:rFonts w:ascii="Calibri" w:hAnsi="Calibri" w:cs="Calibri"/>
-                <w:color w:val="000000" w:themeColor="text1"/>
-                <w:sz w:val="20"/>
-                <w:szCs w:val="20"/>
-                <w:lang w:val="es-ES"/>
-              </w:rPr>
-              <w:t>La cláusula si cumplen con los requisitos de la LFPDPPP.</w:t>
+            <w:tcW w:w="1873" w:type="dxa"/>
+            <w:vAlign w:val="center"/>
+          </w:tcPr>
+          <w:p>
+            <w:pPr>
+              <w:jc w:val="center"/>
+              <w:rPr>
+                <w:rFonts w:ascii="Calibri" w:hAnsi="Calibri" w:cs="Calibri"/>
+                <w:color w:val="000000" w:themeColor="text1"/>
+                <w:sz w:val="20"/>
+                <w:szCs w:val="20"/>
+                <w:lang w:val="es-ES_tradnl"/>
+              </w:rPr>
+            </w:pPr>
+            <w:r>
+              <w:rPr>
+                <w:rFonts w:ascii="Calibri" w:hAnsi="Calibri" w:cs="Calibri"/>
+                <w:color w:val="000000" w:themeColor="text1"/>
+                <w:sz w:val="20"/>
+                <w:szCs w:val="20"/>
+                <w:lang w:val="es-ES_tradnl"/>
+              </w:rPr>
+              <w:t>La cláusula si cumplen con los requisitos de la LFPDPPP y su Reglamento</w:t>
             </w:r>
           </w:p>
         </w:tc>
@@ -20901,7 +20649,7 @@
         </w:trPr>
         <w:tc>
           <w:tcPr>
-            <w:tcW w:w="1796" w:type="dxa"/>
+            <w:tcW w:w="1909" w:type="dxa"/>
             <w:shd w:val="clear" w:color="auto" w:fill="A6A6A6" w:themeFill="background1" w:themeFillShade="A6"/>
             <w:vAlign w:val="center"/>
           </w:tcPr>
@@ -20934,35 +20682,35 @@
         </w:tc>
         <w:tc>
           <w:tcPr>
-            <w:tcW w:w="1496" w:type="dxa"/>
-            <w:vAlign w:val="center"/>
-          </w:tcPr>
-          <w:p>
-            <w:pPr>
-              <w:jc w:val="center"/>
-              <w:rPr>
-                <w:rFonts w:ascii="Calibri" w:hAnsi="Calibri" w:cs="Calibri"/>
-                <w:color w:val="000000" w:themeColor="text1"/>
-                <w:sz w:val="20"/>
-                <w:szCs w:val="20"/>
-                <w:lang w:val="es-ES"/>
-              </w:rPr>
-            </w:pPr>
-            <w:r>
-              <w:rPr>
-                <w:rFonts w:ascii="Calibri" w:hAnsi="Calibri" w:cs="Calibri"/>
-                <w:color w:val="000000" w:themeColor="text1"/>
-                <w:sz w:val="20"/>
-                <w:szCs w:val="20"/>
-                <w:lang w:val="es-ES"/>
-              </w:rPr>
-              <w:t xml:space="preserve">Contrato de prestación de servicios de software. </w:t>
-            </w:r>
-          </w:p>
-        </w:tc>
-        <w:tc>
-          <w:tcPr>
-            <w:tcW w:w="1429" w:type="dxa"/>
+            <w:tcW w:w="1595" w:type="dxa"/>
+            <w:vAlign w:val="center"/>
+          </w:tcPr>
+          <w:p>
+            <w:pPr>
+              <w:jc w:val="center"/>
+              <w:rPr>
+                <w:rFonts w:ascii="Calibri" w:hAnsi="Calibri" w:cs="Calibri"/>
+                <w:color w:val="000000" w:themeColor="text1"/>
+                <w:sz w:val="20"/>
+                <w:szCs w:val="20"/>
+                <w:lang w:val="es-ES_tradnl"/>
+              </w:rPr>
+            </w:pPr>
+            <w:r>
+              <w:rPr>
+                <w:rFonts w:ascii="Calibri" w:hAnsi="Calibri" w:cs="Calibri"/>
+                <w:color w:val="000000" w:themeColor="text1"/>
+                <w:sz w:val="20"/>
+                <w:szCs w:val="20"/>
+                <w:lang w:val="es-ES_tradnl"/>
+              </w:rPr>
+              <w:t xml:space="preserve">Contrato de prestación de servicios de </w:t>
+            </w:r>
+          </w:p>
+        </w:tc>
+        <w:tc>
+          <w:tcPr>
+            <w:tcW w:w="1453" w:type="dxa"/>
             <w:vAlign w:val="center"/>
           </w:tcPr>
           <w:p>
@@ -20992,7 +20740,7 @@
         </w:tc>
         <w:tc>
           <w:tcPr>
-            <w:tcW w:w="2587" w:type="dxa"/>
+            <w:tcW w:w="2095" w:type="dxa"/>
             <w:vAlign w:val="center"/>
           </w:tcPr>
           <w:p>
@@ -21020,7 +20768,7 @@
         </w:tc>
         <w:tc>
           <w:tcPr>
-            <w:tcW w:w="1294" w:type="dxa"/>
+            <w:tcW w:w="1418" w:type="dxa"/>
             <w:vAlign w:val="center"/>
           </w:tcPr>
           <w:p>
@@ -21048,602 +20796,29 @@
         </w:tc>
         <w:tc>
           <w:tcPr>
-            <w:tcW w:w="1741" w:type="dxa"/>
-            <w:vAlign w:val="center"/>
-          </w:tcPr>
-          <w:p>
-            <w:pPr>
-              <w:jc w:val="center"/>
-              <w:rPr>
-                <w:rFonts w:ascii="Calibri" w:hAnsi="Calibri" w:cs="Calibri"/>
-                <w:color w:val="000000" w:themeColor="text1"/>
-                <w:sz w:val="20"/>
-                <w:szCs w:val="20"/>
-                <w:lang w:val="es-ES"/>
-              </w:rPr>
-            </w:pPr>
-            <w:r>
-              <w:rPr>
-                <w:rFonts w:ascii="Calibri" w:hAnsi="Calibri" w:cs="Calibri"/>
-                <w:color w:val="000000" w:themeColor="text1"/>
-                <w:sz w:val="20"/>
-                <w:szCs w:val="20"/>
-                <w:lang w:val="es-ES"/>
-              </w:rPr>
-              <w:t xml:space="preserve">La cláusula si cumplen con los requisitos de la LFPDPPP. </w:t>
-            </w:r>
-          </w:p>
-        </w:tc>
-      </w:tr>
-      <w:tr>
-        <w:trPr>
-          <w:trHeight w:val="716"/>
-          <w:jc w:val="center"/>
-        </w:trPr>
-        <w:tc>
-          <w:tcPr>
-            <w:tcW w:w="1796" w:type="dxa"/>
-            <w:shd w:val="clear" w:color="auto" w:fill="A6A6A6" w:themeFill="background1" w:themeFillShade="A6"/>
-            <w:vAlign w:val="center"/>
-          </w:tcPr>
-          <w:p>
-            <w:pPr>
-              <w:jc w:val="center"/>
-            </w:pPr>
-            <w:r>
-              <w:rPr>
-                <w:rFonts w:ascii="Calibri" w:hAnsi="Calibri" w:cs="Calibri"/>
-                <w:b/>
-                <w:bCs/>
-                <w:color w:val="FFFFFF" w:themeColor="background1"/>
-                <w:sz w:val="20"/>
-                <w:szCs w:val="20"/>
-                <w:lang w:val="en-US"/>
-              </w:rPr>
-              <w:t>VIMEO</w:t>
-            </w:r>
-          </w:p>
-        </w:tc>
-        <w:tc>
-          <w:tcPr>
-            <w:tcW w:w="1496" w:type="dxa"/>
-            <w:vAlign w:val="center"/>
-          </w:tcPr>
-          <w:p>
-            <w:pPr>
-              <w:jc w:val="center"/>
-              <w:rPr>
-                <w:rFonts w:ascii="Calibri" w:hAnsi="Calibri" w:cs="Calibri"/>
-                <w:color w:val="000000" w:themeColor="text1"/>
-                <w:sz w:val="20"/>
-                <w:szCs w:val="20"/>
-                <w:lang w:val="es-ES"/>
-              </w:rPr>
-            </w:pPr>
-            <w:r>
-              <w:rPr>
-                <w:rFonts w:ascii="Calibri" w:hAnsi="Calibri" w:cs="Calibri"/>
-                <w:color w:val="000000" w:themeColor="text1"/>
-                <w:sz w:val="20"/>
-                <w:szCs w:val="20"/>
-                <w:lang w:val="es-ES"/>
-              </w:rPr>
-              <w:t>Términos de Uso de plataforma para la creación y divulgación de videos</w:t>
-            </w:r>
-          </w:p>
-        </w:tc>
-        <w:tc>
-          <w:tcPr>
-            <w:tcW w:w="1429" w:type="dxa"/>
-            <w:vAlign w:val="center"/>
-          </w:tcPr>
-          <w:p>
-            <w:pPr>
-              <w:jc w:val="center"/>
-              <w:rPr>
-                <w:rFonts w:ascii="Calibri" w:hAnsi="Calibri" w:cs="Calibri"/>
-                <w:color w:val="000000" w:themeColor="text1"/>
-                <w:sz w:val="20"/>
-                <w:szCs w:val="20"/>
-                <w:lang w:val="es-ES"/>
-              </w:rPr>
-            </w:pPr>
-            <w:r>
-              <w:rPr>
-                <w:rFonts w:ascii="Calibri" w:hAnsi="Calibri" w:cs="Calibri"/>
-                <w:color w:val="000000" w:themeColor="text1"/>
-                <w:sz w:val="20"/>
-                <w:szCs w:val="20"/>
-                <w:lang w:val="es-ES"/>
-              </w:rPr>
-              <w:t>Transferencia</w:t>
-            </w:r>
-          </w:p>
-        </w:tc>
-        <w:tc>
-          <w:tcPr>
-            <w:tcW w:w="2587" w:type="dxa"/>
-            <w:vAlign w:val="center"/>
-          </w:tcPr>
-          <w:p>
-            <w:pPr>
-              <w:jc w:val="center"/>
-              <w:rPr>
-                <w:rFonts w:ascii="Calibri" w:hAnsi="Calibri" w:cs="Calibri"/>
-                <w:color w:val="000000" w:themeColor="text1"/>
-                <w:sz w:val="20"/>
-                <w:szCs w:val="20"/>
-                <w:lang w:val="es-ES"/>
-              </w:rPr>
-            </w:pPr>
-            <w:r>
-              <w:rPr>
-                <w:rFonts w:ascii="Calibri" w:hAnsi="Calibri" w:cs="Calibri"/>
-                <w:color w:val="000000" w:themeColor="text1"/>
-                <w:sz w:val="20"/>
-                <w:szCs w:val="20"/>
-                <w:lang w:val="es-ES"/>
-              </w:rPr>
-              <w:t>(1) Privacy policy</w:t>
-            </w:r>
-          </w:p>
-        </w:tc>
-        <w:tc>
-          <w:tcPr>
-            <w:tcW w:w="1294" w:type="dxa"/>
-            <w:vAlign w:val="center"/>
-          </w:tcPr>
-          <w:p>
-            <w:pPr>
-              <w:jc w:val="center"/>
-              <w:rPr>
-                <w:rFonts w:ascii="Calibri" w:hAnsi="Calibri" w:cs="Calibri"/>
-                <w:color w:val="000000" w:themeColor="text1"/>
-                <w:sz w:val="20"/>
-                <w:szCs w:val="20"/>
-                <w:lang w:val="es-ES"/>
-              </w:rPr>
-            </w:pPr>
-            <w:r>
-              <w:rPr>
-                <w:rFonts w:ascii="Calibri" w:hAnsi="Calibri" w:cs="Calibri"/>
-                <w:color w:val="000000" w:themeColor="text1"/>
-                <w:sz w:val="20"/>
-                <w:szCs w:val="20"/>
-                <w:lang w:val="es-ES"/>
-              </w:rPr>
-              <w:t>Sí cumple</w:t>
-            </w:r>
-          </w:p>
-        </w:tc>
-        <w:tc>
-          <w:tcPr>
-            <w:tcW w:w="1741" w:type="dxa"/>
-            <w:vAlign w:val="center"/>
-          </w:tcPr>
-          <w:p>
-            <w:pPr>
-              <w:jc w:val="center"/>
-              <w:rPr>
-                <w:rFonts w:ascii="Calibri" w:hAnsi="Calibri" w:cs="Calibri"/>
-                <w:color w:val="000000" w:themeColor="text1"/>
-                <w:sz w:val="20"/>
-                <w:szCs w:val="20"/>
-                <w:lang w:val="es-ES"/>
-              </w:rPr>
-            </w:pPr>
-            <w:r>
-              <w:rPr>
-                <w:rFonts w:ascii="Calibri" w:hAnsi="Calibri" w:cs="Calibri"/>
-                <w:color w:val="000000" w:themeColor="text1"/>
-                <w:sz w:val="20"/>
-                <w:szCs w:val="20"/>
-                <w:lang w:val="es-ES"/>
-              </w:rPr>
-              <w:t>La cláusula si cumplen con los requisitos de la LFPDPPP.</w:t>
-            </w:r>
-          </w:p>
-        </w:tc>
-      </w:tr>
-      <w:tr>
-        <w:trPr>
-          <w:trHeight w:val="716"/>
-          <w:jc w:val="center"/>
-        </w:trPr>
-        <w:tc>
-          <w:tcPr>
-            <w:tcW w:w="1796" w:type="dxa"/>
-            <w:shd w:val="clear" w:color="auto" w:fill="A6A6A6" w:themeFill="background1" w:themeFillShade="A6"/>
-            <w:vAlign w:val="center"/>
-          </w:tcPr>
-          <w:p>
-            <w:pPr>
-              <w:jc w:val="center"/>
-              <w:rPr>
-                <w:rFonts w:ascii="Calibri" w:hAnsi="Calibri" w:cs="Calibri"/>
-                <w:b/>
-                <w:bCs/>
-                <w:color w:val="FFFFFF" w:themeColor="background1"/>
-                <w:sz w:val="20"/>
-                <w:szCs w:val="20"/>
-                <w:lang w:val="en-US"/>
-              </w:rPr>
-            </w:pPr>
-            <w:r>
-              <w:rPr>
-                <w:rFonts w:asciiTheme="minorHAnsi" w:eastAsiaTheme="minorEastAsia" w:hAnsiTheme="minorHAnsi"/>
-                <w:b/>
-                <w:bCs/>
-                <w:color w:val="FFFFFF" w:themeColor="background1"/>
-                <w:sz w:val="20"/>
-                <w:szCs w:val="20"/>
-                <w:lang w:val="en-US"/>
-              </w:rPr>
-              <w:t>GPTW Deutschland GmbH</w:t>
-            </w:r>
-          </w:p>
-        </w:tc>
-        <w:tc>
-          <w:tcPr>
-            <w:tcW w:w="1496" w:type="dxa"/>
-            <w:vAlign w:val="center"/>
-          </w:tcPr>
-          <w:p>
-            <w:pPr>
-              <w:jc w:val="center"/>
-              <w:rPr>
-                <w:rFonts w:ascii="Calibri" w:hAnsi="Calibri" w:cs="Calibri"/>
-                <w:color w:val="000000" w:themeColor="text1"/>
-                <w:sz w:val="20"/>
-                <w:szCs w:val="20"/>
-                <w:lang w:val="es-ES"/>
-              </w:rPr>
-            </w:pPr>
-            <w:r>
-              <w:rPr>
-                <w:rFonts w:ascii="Calibri" w:hAnsi="Calibri" w:cs="Calibri"/>
-                <w:color w:val="000000" w:themeColor="text1"/>
-                <w:sz w:val="20"/>
-                <w:szCs w:val="20"/>
-                <w:lang w:val="es-ES"/>
-              </w:rPr>
-              <w:t xml:space="preserve">Contrato de servicios para la certificación como Great Place To Work </w:t>
-            </w:r>
-          </w:p>
-        </w:tc>
-        <w:tc>
-          <w:tcPr>
-            <w:tcW w:w="1429" w:type="dxa"/>
-            <w:vAlign w:val="center"/>
-          </w:tcPr>
-          <w:p>
-            <w:pPr>
-              <w:jc w:val="center"/>
-              <w:rPr>
-                <w:rFonts w:ascii="Calibri" w:hAnsi="Calibri" w:cs="Calibri"/>
-                <w:color w:val="000000" w:themeColor="text1"/>
-                <w:sz w:val="20"/>
-                <w:szCs w:val="20"/>
-                <w:lang w:val="es-ES"/>
-              </w:rPr>
-            </w:pPr>
-            <w:r>
-              <w:rPr>
-                <w:rFonts w:ascii="Calibri" w:hAnsi="Calibri" w:cs="Calibri"/>
-                <w:color w:val="000000" w:themeColor="text1"/>
-                <w:sz w:val="20"/>
-                <w:szCs w:val="20"/>
-                <w:lang w:val="es-ES"/>
-              </w:rPr>
-              <w:t>Transferencias</w:t>
-            </w:r>
-          </w:p>
-        </w:tc>
-        <w:tc>
-          <w:tcPr>
-            <w:tcW w:w="2587" w:type="dxa"/>
-            <w:vAlign w:val="center"/>
-          </w:tcPr>
-          <w:p>
-            <w:pPr>
-              <w:jc w:val="center"/>
-              <w:rPr>
-                <w:rFonts w:ascii="Calibri" w:hAnsi="Calibri" w:cs="Calibri"/>
-                <w:color w:val="000000" w:themeColor="text1"/>
-                <w:sz w:val="20"/>
-                <w:szCs w:val="20"/>
-                <w:lang w:val="es-ES"/>
-              </w:rPr>
-            </w:pPr>
-            <w:r>
-              <w:rPr>
-                <w:rFonts w:ascii="Calibri" w:hAnsi="Calibri" w:cs="Calibri"/>
-                <w:color w:val="000000" w:themeColor="text1"/>
-                <w:sz w:val="20"/>
-                <w:szCs w:val="20"/>
-                <w:lang w:val="es-ES"/>
-              </w:rPr>
-              <w:t xml:space="preserve">(1) </w:t>
-            </w:r>
-            <w:r>
-              <w:rPr>
-                <w:rFonts w:ascii="Calibri" w:eastAsia="Calibri" w:hAnsi="Calibri" w:cs="Calibri"/>
-                <w:sz w:val="20"/>
-                <w:szCs w:val="20"/>
-                <w:lang w:val="es-ES"/>
-              </w:rPr>
-              <w:t>Auftragsverarbeitungsvertrag</w:t>
-            </w:r>
-          </w:p>
-        </w:tc>
-        <w:tc>
-          <w:tcPr>
-            <w:tcW w:w="1294" w:type="dxa"/>
-            <w:vAlign w:val="center"/>
-          </w:tcPr>
-          <w:p>
-            <w:pPr>
-              <w:jc w:val="center"/>
-              <w:rPr>
-                <w:rFonts w:ascii="Calibri" w:hAnsi="Calibri" w:cs="Calibri"/>
-                <w:color w:val="000000" w:themeColor="text1"/>
-                <w:sz w:val="20"/>
-                <w:szCs w:val="20"/>
-                <w:lang w:val="es-ES"/>
-              </w:rPr>
-            </w:pPr>
-            <w:r>
-              <w:rPr>
-                <w:rFonts w:ascii="Calibri" w:hAnsi="Calibri" w:cs="Calibri"/>
-                <w:color w:val="000000" w:themeColor="text1"/>
-                <w:sz w:val="20"/>
-                <w:szCs w:val="20"/>
-                <w:lang w:val="es-ES"/>
-              </w:rPr>
-              <w:t>No cumple</w:t>
-            </w:r>
-          </w:p>
-        </w:tc>
-        <w:tc>
-          <w:tcPr>
-            <w:tcW w:w="1741" w:type="dxa"/>
-            <w:vAlign w:val="center"/>
-          </w:tcPr>
-          <w:p>
-            <w:pPr>
-              <w:jc w:val="center"/>
-              <w:rPr>
-                <w:rFonts w:ascii="Calibri" w:hAnsi="Calibri" w:cs="Calibri"/>
-                <w:color w:val="000000" w:themeColor="text1"/>
-                <w:sz w:val="20"/>
-                <w:szCs w:val="20"/>
-                <w:lang w:val="es-ES"/>
-              </w:rPr>
-            </w:pPr>
-            <w:r>
-              <w:rPr>
-                <w:rFonts w:ascii="Calibri" w:hAnsi="Calibri" w:cs="Calibri"/>
-                <w:color w:val="000000" w:themeColor="text1"/>
-                <w:sz w:val="20"/>
-                <w:szCs w:val="20"/>
-                <w:lang w:val="es-ES"/>
-              </w:rPr>
-              <w:t xml:space="preserve">El contrato regula una remisión de datos personales, como el responsable trata los datos personales de manera independiente de Grünenthal, con el objetivo de funcionar como un certificador independiente, se </w:t>
-            </w:r>
-            <w:r>
-              <w:rPr>
-                <w:rFonts w:ascii="Calibri" w:hAnsi="Calibri" w:cs="Calibri"/>
-                <w:color w:val="000000" w:themeColor="text1"/>
-                <w:sz w:val="20"/>
-                <w:szCs w:val="20"/>
-                <w:lang w:val="es-ES"/>
-              </w:rPr>
-              <w:lastRenderedPageBreak/>
-              <w:t xml:space="preserve">debe de considerar una transferencia. </w:t>
-            </w:r>
-          </w:p>
-          <w:p>
-            <w:pPr>
-              <w:jc w:val="center"/>
-              <w:rPr>
-                <w:rFonts w:ascii="Calibri" w:hAnsi="Calibri" w:cs="Calibri"/>
-                <w:color w:val="000000" w:themeColor="text1"/>
-                <w:sz w:val="20"/>
-                <w:szCs w:val="20"/>
-                <w:lang w:val="es-ES"/>
-              </w:rPr>
-            </w:pPr>
-          </w:p>
-          <w:p>
-            <w:pPr>
-              <w:jc w:val="center"/>
-              <w:rPr>
-                <w:rFonts w:ascii="Calibri" w:hAnsi="Calibri" w:cs="Calibri"/>
-                <w:color w:val="000000" w:themeColor="text1"/>
-                <w:sz w:val="20"/>
-                <w:szCs w:val="20"/>
-                <w:lang w:val="es-ES"/>
-              </w:rPr>
-            </w:pPr>
-          </w:p>
-        </w:tc>
-      </w:tr>
-      <w:tr>
-        <w:trPr>
-          <w:trHeight w:val="716"/>
-          <w:jc w:val="center"/>
-        </w:trPr>
-        <w:tc>
-          <w:tcPr>
-            <w:tcW w:w="1796" w:type="dxa"/>
-            <w:shd w:val="clear" w:color="auto" w:fill="A6A6A6" w:themeFill="background1" w:themeFillShade="A6"/>
-            <w:vAlign w:val="center"/>
-          </w:tcPr>
-          <w:p>
-            <w:pPr>
-              <w:jc w:val="center"/>
-              <w:rPr>
-                <w:rFonts w:ascii="Calibri" w:hAnsi="Calibri" w:cs="Calibri"/>
-                <w:b/>
-                <w:bCs/>
-                <w:color w:val="FFFFFF" w:themeColor="background1"/>
-                <w:sz w:val="20"/>
-                <w:szCs w:val="20"/>
-                <w:lang w:val="en-US"/>
-              </w:rPr>
-            </w:pPr>
-            <w:r>
-              <w:rPr>
-                <w:rFonts w:asciiTheme="minorHAnsi" w:eastAsiaTheme="minorEastAsia" w:hAnsiTheme="minorHAnsi"/>
-                <w:b/>
-                <w:bCs/>
-                <w:color w:val="FFFFFF" w:themeColor="background1"/>
-                <w:sz w:val="20"/>
-                <w:szCs w:val="20"/>
-                <w:lang w:val="en-US"/>
-              </w:rPr>
-              <w:lastRenderedPageBreak/>
-              <w:t xml:space="preserve">MASTER CONTROL INC. </w:t>
-            </w:r>
-          </w:p>
-        </w:tc>
-        <w:tc>
-          <w:tcPr>
-            <w:tcW w:w="1496" w:type="dxa"/>
-            <w:vAlign w:val="center"/>
-          </w:tcPr>
-          <w:p>
-            <w:pPr>
-              <w:jc w:val="center"/>
-              <w:rPr>
-                <w:rFonts w:ascii="Calibri" w:hAnsi="Calibri" w:cs="Calibri"/>
-                <w:color w:val="000000" w:themeColor="text1"/>
-                <w:sz w:val="20"/>
-                <w:szCs w:val="20"/>
-                <w:lang w:val="es-ES"/>
-              </w:rPr>
-            </w:pPr>
-            <w:r>
-              <w:rPr>
-                <w:rFonts w:ascii="Calibri" w:hAnsi="Calibri" w:cs="Calibri"/>
-                <w:color w:val="000000" w:themeColor="text1"/>
-                <w:sz w:val="20"/>
-                <w:szCs w:val="20"/>
-                <w:lang w:val="es-ES"/>
-              </w:rPr>
-              <w:t xml:space="preserve">Contrato de licencia de uso de software y prestación de servicios de capacitación. </w:t>
-            </w:r>
-          </w:p>
-        </w:tc>
-        <w:tc>
-          <w:tcPr>
-            <w:tcW w:w="1429" w:type="dxa"/>
-            <w:vAlign w:val="center"/>
-          </w:tcPr>
-          <w:p>
-            <w:pPr>
-              <w:jc w:val="center"/>
-              <w:rPr>
-                <w:rFonts w:ascii="Calibri" w:hAnsi="Calibri" w:cs="Calibri"/>
-                <w:color w:val="000000" w:themeColor="text1"/>
-                <w:sz w:val="20"/>
-                <w:szCs w:val="20"/>
-                <w:lang w:val="es-ES"/>
-              </w:rPr>
-            </w:pPr>
-            <w:r>
-              <w:rPr>
-                <w:rFonts w:ascii="Calibri" w:hAnsi="Calibri" w:cs="Calibri"/>
-                <w:color w:val="000000" w:themeColor="text1"/>
-                <w:sz w:val="20"/>
-                <w:szCs w:val="20"/>
-                <w:lang w:val="es-ES"/>
-              </w:rPr>
-              <w:t>Remisión</w:t>
-            </w:r>
-          </w:p>
-        </w:tc>
-        <w:tc>
-          <w:tcPr>
-            <w:tcW w:w="2587" w:type="dxa"/>
-            <w:vAlign w:val="center"/>
-          </w:tcPr>
-          <w:p>
-            <w:pPr>
-              <w:jc w:val="center"/>
-              <w:rPr>
-                <w:rFonts w:ascii="Calibri" w:hAnsi="Calibri" w:cs="Calibri"/>
-                <w:color w:val="000000" w:themeColor="text1"/>
-                <w:sz w:val="20"/>
-                <w:szCs w:val="20"/>
-                <w:lang w:val="es-ES"/>
-              </w:rPr>
-            </w:pPr>
-            <w:r>
-              <w:rPr>
-                <w:rFonts w:ascii="Calibri" w:hAnsi="Calibri" w:cs="Calibri"/>
-                <w:color w:val="000000" w:themeColor="text1"/>
-                <w:sz w:val="20"/>
-                <w:szCs w:val="20"/>
-                <w:lang w:val="es-ES"/>
-              </w:rPr>
-              <w:t>(1) Data Processing Addendum</w:t>
-            </w:r>
-          </w:p>
-        </w:tc>
-        <w:tc>
-          <w:tcPr>
-            <w:tcW w:w="1294" w:type="dxa"/>
-            <w:vAlign w:val="center"/>
-          </w:tcPr>
-          <w:p>
-            <w:pPr>
-              <w:jc w:val="center"/>
-              <w:rPr>
-                <w:rFonts w:ascii="Calibri" w:hAnsi="Calibri" w:cs="Calibri"/>
-                <w:color w:val="000000" w:themeColor="text1"/>
-                <w:sz w:val="20"/>
-                <w:szCs w:val="20"/>
-                <w:lang w:val="es-ES"/>
-              </w:rPr>
-            </w:pPr>
-            <w:r>
-              <w:rPr>
-                <w:rFonts w:ascii="Calibri" w:hAnsi="Calibri" w:cs="Calibri"/>
-                <w:color w:val="000000" w:themeColor="text1"/>
-                <w:sz w:val="20"/>
-                <w:szCs w:val="20"/>
-                <w:lang w:val="es-ES"/>
-              </w:rPr>
-              <w:t>Sí cumple</w:t>
-            </w:r>
-          </w:p>
-        </w:tc>
-        <w:tc>
-          <w:tcPr>
-            <w:tcW w:w="1741" w:type="dxa"/>
-            <w:vAlign w:val="center"/>
-          </w:tcPr>
-          <w:p>
-            <w:pPr>
-              <w:jc w:val="center"/>
-              <w:rPr>
-                <w:rFonts w:ascii="Calibri" w:hAnsi="Calibri" w:cs="Calibri"/>
-                <w:color w:val="000000" w:themeColor="text1"/>
-                <w:sz w:val="20"/>
-                <w:szCs w:val="20"/>
-                <w:lang w:val="es-ES"/>
-              </w:rPr>
-            </w:pPr>
-            <w:r>
-              <w:rPr>
-                <w:rFonts w:ascii="Calibri" w:hAnsi="Calibri" w:cs="Calibri"/>
-                <w:color w:val="000000" w:themeColor="text1"/>
-                <w:sz w:val="20"/>
-                <w:szCs w:val="20"/>
-                <w:lang w:val="es-ES"/>
-              </w:rPr>
-              <w:t xml:space="preserve">La cláusula si cumplen con los requisitos de la LFPDPPP. </w:t>
+            <w:tcW w:w="1873" w:type="dxa"/>
+            <w:vAlign w:val="center"/>
+          </w:tcPr>
+          <w:p>
+            <w:pPr>
+              <w:jc w:val="center"/>
+              <w:rPr>
+                <w:rFonts w:ascii="Calibri" w:hAnsi="Calibri" w:cs="Calibri"/>
+                <w:color w:val="000000" w:themeColor="text1"/>
+                <w:sz w:val="20"/>
+                <w:szCs w:val="20"/>
+                <w:lang w:val="es-ES_tradnl"/>
+              </w:rPr>
+            </w:pPr>
+            <w:r>
+              <w:rPr>
+                <w:rFonts w:ascii="Calibri" w:hAnsi="Calibri" w:cs="Calibri"/>
+                <w:color w:val="000000" w:themeColor="text1"/>
+                <w:sz w:val="20"/>
+                <w:szCs w:val="20"/>
+                <w:lang w:val="es-ES_tradnl"/>
+              </w:rPr>
+              <w:t>La cláusula si cumplen con los requisitos de la LFPDPPP y su Reglamento</w:t>
             </w:r>
           </w:p>
         </w:tc>
@@ -21680,7 +20855,7 @@
 </file>
 
 <file path=word/endnotes.xml><?xml version="1.0" encoding="utf-8"?>
-<w:endnotes xmlns:wpc="http://schemas.microsoft.com/office/word/2010/wordprocessingCanvas" xmlns:cx="http://schemas.microsoft.com/office/drawing/2014/chartex" xmlns:cx1="http://schemas.microsoft.com/office/drawing/2015/9/8/chartex" xmlns:cx2="http://schemas.microsoft.com/office/drawing/2015/10/21/chartex" xmlns:cx3="http://schemas.microsoft.com/office/drawing/2016/5/9/chartex" xmlns:cx4="http://schemas.microsoft.com/office/drawing/2016/5/10/chartex" xmlns:cx5="http://schemas.microsoft.com/office/drawing/2016/5/11/chartex" xmlns:cx6="http://schemas.microsoft.com/office/drawing/2016/5/12/chartex" xmlns:cx7="http://schemas.microsoft.com/office/drawing/2016/5/13/chartex" xmlns:cx8="http://schemas.microsoft.com/office/drawing/2016/5/14/chartex" xmlns:mc="http://schemas.openxmlformats.org/markup-compatibility/2006" xmlns:m="http://schemas.openxmlformats.org/officeDocument/2006/math" xmlns:aink="http://schemas.microsoft.com/office/drawing/2016/ink" xmlns:am3d="http://schemas.microsoft.com/office/drawing/2017/model3d" xmlns:oel="http://schemas.microsoft.com/office/2019/extlst" xmlns:r="http://schemas.openxmlformats.org/officeDocument/2006/relationships" xmlns:wp14="http://schemas.microsoft.com/office/word/2010/wordprocessingDrawing" xmlns:wp="http://schemas.openxmlformats.org/drawingml/2006/wordprocessingDrawing" xmlns:wpg="http://schemas.microsoft.com/office/word/2010/wordprocessingGroup" xmlns:wpi="http://schemas.microsoft.com/office/word/2010/wordprocessingInk" xmlns:wps="http://schemas.microsoft.com/office/word/2010/wordprocessingShape" xmlns:o="urn:schemas-microsoft-com:office:office" xmlns:v="urn:schemas-microsoft-com:vml" xmlns:w10="urn:schemas-microsoft-com:office:word" xmlns:w="http://schemas.openxmlformats.org/wordprocessingml/2006/main" xmlns:w14="http://schemas.microsoft.com/office/word/2010/wordml" xmlns:w15="http://schemas.microsoft.com/office/word/2012/wordml" xmlns:w16cex="http://schemas.microsoft.com/office/word/2018/wordml/cex" xmlns:w16cid="http://schemas.microsoft.com/office/word/2016/wordml/cid" xmlns:w16="http://schemas.microsoft.com/office/word/2018/wordml" xmlns:w16sdtdh="http://schemas.microsoft.com/office/word/2020/wordml/sdtdatahash" xmlns:w16sdtfl="http://schemas.microsoft.com/office/word/2024/wordml/sdtformatlock" xmlns:w16se="http://schemas.microsoft.com/office/word/2015/wordml/symex" xmlns:w16du="http://schemas.microsoft.com/office/word/2023/wordml/word16du" xmlns:wne="http://schemas.microsoft.com/office/word/2006/wordml" mc:Ignorable="w14 w15 w16se w16cid w16 w16cex w16sdtdh w16sdtfl w16du wp14">
+<w:endnotes xmlns:wpc="http://schemas.microsoft.com/office/word/2010/wordprocessingCanvas" xmlns:cx="http://schemas.microsoft.com/office/drawing/2014/chartex" xmlns:cx1="http://schemas.microsoft.com/office/drawing/2015/9/8/chartex" xmlns:cx2="http://schemas.microsoft.com/office/drawing/2015/10/21/chartex" xmlns:cx3="http://schemas.microsoft.com/office/drawing/2016/5/9/chartex" xmlns:cx4="http://schemas.microsoft.com/office/drawing/2016/5/10/chartex" xmlns:cx5="http://schemas.microsoft.com/office/drawing/2016/5/11/chartex" xmlns:cx6="http://schemas.microsoft.com/office/drawing/2016/5/12/chartex" xmlns:cx7="http://schemas.microsoft.com/office/drawing/2016/5/13/chartex" xmlns:cx8="http://schemas.microsoft.com/office/drawing/2016/5/14/chartex" xmlns:mc="http://schemas.openxmlformats.org/markup-compatibility/2006" xmlns:aink="http://schemas.microsoft.com/office/drawing/2016/ink" xmlns:am3d="http://schemas.microsoft.com/office/drawing/2017/model3d" xmlns:o="urn:schemas-microsoft-com:office:office" xmlns:oel="http://schemas.microsoft.com/office/2019/extlst" xmlns:r="http://schemas.openxmlformats.org/officeDocument/2006/relationships" xmlns:m="http://schemas.openxmlformats.org/officeDocument/2006/math" xmlns:v="urn:schemas-microsoft-com:vml" xmlns:wp14="http://schemas.microsoft.com/office/word/2010/wordprocessingDrawing" xmlns:wp="http://schemas.openxmlformats.org/drawingml/2006/wordprocessingDrawing" xmlns:w10="urn:schemas-microsoft-com:office:word" xmlns:w="http://schemas.openxmlformats.org/wordprocessingml/2006/main" xmlns:w14="http://schemas.microsoft.com/office/word/2010/wordml" xmlns:w15="http://schemas.microsoft.com/office/word/2012/wordml" xmlns:w16cex="http://schemas.microsoft.com/office/word/2018/wordml/cex" xmlns:w16cid="http://schemas.microsoft.com/office/word/2016/wordml/cid" xmlns:w16="http://schemas.microsoft.com/office/word/2018/wordml" xmlns:w16du="http://schemas.microsoft.com/office/word/2023/wordml/word16du" xmlns:w16sdtdh="http://schemas.microsoft.com/office/word/2020/wordml/sdtdatahash" xmlns:w16sdtfl="http://schemas.microsoft.com/office/word/2024/wordml/sdtformatlock" xmlns:w16se="http://schemas.microsoft.com/office/word/2015/wordml/symex" xmlns:wpg="http://schemas.microsoft.com/office/word/2010/wordprocessingGroup" xmlns:wpi="http://schemas.microsoft.com/office/word/2010/wordprocessingInk" xmlns:wne="http://schemas.microsoft.com/office/word/2006/wordml" xmlns:wps="http://schemas.microsoft.com/office/word/2010/wordprocessingShape" mc:Ignorable="w14 w15 w16se w16cid w16 w16cex w16sdtdh w16sdtfl w16du wp14">
   <w:endnote w:type="separator" w:id="-1">
     <w:p>
       <w:pPr>
@@ -21705,7 +20880,7 @@
 </file>
 
 <file path=word/footer1.xml><?xml version="1.0" encoding="utf-8"?>
-<w:ftr xmlns:wpc="http://schemas.microsoft.com/office/word/2010/wordprocessingCanvas" xmlns:cx="http://schemas.microsoft.com/office/drawing/2014/chartex" xmlns:cx1="http://schemas.microsoft.com/office/drawing/2015/9/8/chartex" xmlns:cx2="http://schemas.microsoft.com/office/drawing/2015/10/21/chartex" xmlns:cx3="http://schemas.microsoft.com/office/drawing/2016/5/9/chartex" xmlns:cx4="http://schemas.microsoft.com/office/drawing/2016/5/10/chartex" xmlns:cx5="http://schemas.microsoft.com/office/drawing/2016/5/11/chartex" xmlns:cx6="http://schemas.microsoft.com/office/drawing/2016/5/12/chartex" xmlns:cx7="http://schemas.microsoft.com/office/drawing/2016/5/13/chartex" xmlns:cx8="http://schemas.microsoft.com/office/drawing/2016/5/14/chartex" xmlns:mc="http://schemas.openxmlformats.org/markup-compatibility/2006" xmlns:m="http://schemas.openxmlformats.org/officeDocument/2006/math" xmlns:aink="http://schemas.microsoft.com/office/drawing/2016/ink" xmlns:am3d="http://schemas.microsoft.com/office/drawing/2017/model3d" xmlns:oel="http://schemas.microsoft.com/office/2019/extlst" xmlns:r="http://schemas.openxmlformats.org/officeDocument/2006/relationships" xmlns:wp14="http://schemas.microsoft.com/office/word/2010/wordprocessingDrawing" xmlns:wp="http://schemas.openxmlformats.org/drawingml/2006/wordprocessingDrawing" xmlns:wpg="http://schemas.microsoft.com/office/word/2010/wordprocessingGroup" xmlns:wpi="http://schemas.microsoft.com/office/word/2010/wordprocessingInk" xmlns:wps="http://schemas.microsoft.com/office/word/2010/wordprocessingShape" xmlns:o="urn:schemas-microsoft-com:office:office" xmlns:v="urn:schemas-microsoft-com:vml" xmlns:w10="urn:schemas-microsoft-com:office:word" xmlns:w="http://schemas.openxmlformats.org/wordprocessingml/2006/main" xmlns:w14="http://schemas.microsoft.com/office/word/2010/wordml" xmlns:w15="http://schemas.microsoft.com/office/word/2012/wordml" xmlns:w16cex="http://schemas.microsoft.com/office/word/2018/wordml/cex" xmlns:w16cid="http://schemas.microsoft.com/office/word/2016/wordml/cid" xmlns:w16="http://schemas.microsoft.com/office/word/2018/wordml" xmlns:w16sdtdh="http://schemas.microsoft.com/office/word/2020/wordml/sdtdatahash" xmlns:w16sdtfl="http://schemas.microsoft.com/office/word/2024/wordml/sdtformatlock" xmlns:w16se="http://schemas.microsoft.com/office/word/2015/wordml/symex" xmlns:w16du="http://schemas.microsoft.com/office/word/2023/wordml/word16du" xmlns:wne="http://schemas.microsoft.com/office/word/2006/wordml" mc:Ignorable="w14 w15 w16se w16cid w16 w16cex w16sdtdh w16sdtfl w16du wp14">
+<w:ftr xmlns:wpc="http://schemas.microsoft.com/office/word/2010/wordprocessingCanvas" xmlns:cx="http://schemas.microsoft.com/office/drawing/2014/chartex" xmlns:cx1="http://schemas.microsoft.com/office/drawing/2015/9/8/chartex" xmlns:cx2="http://schemas.microsoft.com/office/drawing/2015/10/21/chartex" xmlns:cx3="http://schemas.microsoft.com/office/drawing/2016/5/9/chartex" xmlns:cx4="http://schemas.microsoft.com/office/drawing/2016/5/10/chartex" xmlns:cx5="http://schemas.microsoft.com/office/drawing/2016/5/11/chartex" xmlns:cx6="http://schemas.microsoft.com/office/drawing/2016/5/12/chartex" xmlns:cx7="http://schemas.microsoft.com/office/drawing/2016/5/13/chartex" xmlns:cx8="http://schemas.microsoft.com/office/drawing/2016/5/14/chartex" xmlns:mc="http://schemas.openxmlformats.org/markup-compatibility/2006" xmlns:aink="http://schemas.microsoft.com/office/drawing/2016/ink" xmlns:am3d="http://schemas.microsoft.com/office/drawing/2017/model3d" xmlns:o="urn:schemas-microsoft-com:office:office" xmlns:oel="http://schemas.microsoft.com/office/2019/extlst" xmlns:r="http://schemas.openxmlformats.org/officeDocument/2006/relationships" xmlns:m="http://schemas.openxmlformats.org/officeDocument/2006/math" xmlns:v="urn:schemas-microsoft-com:vml" xmlns:wp14="http://schemas.microsoft.com/office/word/2010/wordprocessingDrawing" xmlns:wp="http://schemas.openxmlformats.org/drawingml/2006/wordprocessingDrawing" xmlns:w10="urn:schemas-microsoft-com:office:word" xmlns:w="http://schemas.openxmlformats.org/wordprocessingml/2006/main" xmlns:w14="http://schemas.microsoft.com/office/word/2010/wordml" xmlns:w15="http://schemas.microsoft.com/office/word/2012/wordml" xmlns:w16cex="http://schemas.microsoft.com/office/word/2018/wordml/cex" xmlns:w16cid="http://schemas.microsoft.com/office/word/2016/wordml/cid" xmlns:w16="http://schemas.microsoft.com/office/word/2018/wordml" xmlns:w16du="http://schemas.microsoft.com/office/word/2023/wordml/word16du" xmlns:w16sdtdh="http://schemas.microsoft.com/office/word/2020/wordml/sdtdatahash" xmlns:w16sdtfl="http://schemas.microsoft.com/office/word/2024/wordml/sdtformatlock" xmlns:w16se="http://schemas.microsoft.com/office/word/2015/wordml/symex" xmlns:wpg="http://schemas.microsoft.com/office/word/2010/wordprocessingGroup" xmlns:wpi="http://schemas.microsoft.com/office/word/2010/wordprocessingInk" xmlns:wne="http://schemas.microsoft.com/office/word/2006/wordml" xmlns:wps="http://schemas.microsoft.com/office/word/2010/wordprocessingShape" mc:Ignorable="w14 w15 w16se w16cid w16 w16cex w16sdtdh w16sdtfl w16du wp14">
   <w:p>
     <w:pPr>
       <w:pBdr>
@@ -21833,7 +21008,7 @@
 </file>
 
 <file path=word/footer2.xml><?xml version="1.0" encoding="utf-8"?>
-<w:ftr xmlns:wpc="http://schemas.microsoft.com/office/word/2010/wordprocessingCanvas" xmlns:cx="http://schemas.microsoft.com/office/drawing/2014/chartex" xmlns:cx1="http://schemas.microsoft.com/office/drawing/2015/9/8/chartex" xmlns:cx2="http://schemas.microsoft.com/office/drawing/2015/10/21/chartex" xmlns:cx3="http://schemas.microsoft.com/office/drawing/2016/5/9/chartex" xmlns:cx4="http://schemas.microsoft.com/office/drawing/2016/5/10/chartex" xmlns:cx5="http://schemas.microsoft.com/office/drawing/2016/5/11/chartex" xmlns:cx6="http://schemas.microsoft.com/office/drawing/2016/5/12/chartex" xmlns:cx7="http://schemas.microsoft.com/office/drawing/2016/5/13/chartex" xmlns:cx8="http://schemas.microsoft.com/office/drawing/2016/5/14/chartex" xmlns:mc="http://schemas.openxmlformats.org/markup-compatibility/2006" xmlns:m="http://schemas.openxmlformats.org/officeDocument/2006/math" xmlns:aink="http://schemas.microsoft.com/office/drawing/2016/ink" xmlns:am3d="http://schemas.microsoft.com/office/drawing/2017/model3d" xmlns:oel="http://schemas.microsoft.com/office/2019/extlst" xmlns:r="http://schemas.openxmlformats.org/officeDocument/2006/relationships" xmlns:wp14="http://schemas.microsoft.com/office/word/2010/wordprocessingDrawing" xmlns:wp="http://schemas.openxmlformats.org/drawingml/2006/wordprocessingDrawing" xmlns:wpg="http://schemas.microsoft.com/office/word/2010/wordprocessingGroup" xmlns:wpi="http://schemas.microsoft.com/office/word/2010/wordprocessingInk" xmlns:wps="http://schemas.microsoft.com/office/word/2010/wordprocessingShape" xmlns:o="urn:schemas-microsoft-com:office:office" xmlns:v="urn:schemas-microsoft-com:vml" xmlns:w10="urn:schemas-microsoft-com:office:word" xmlns:w="http://schemas.openxmlformats.org/wordprocessingml/2006/main" xmlns:w14="http://schemas.microsoft.com/office/word/2010/wordml" xmlns:w15="http://schemas.microsoft.com/office/word/2012/wordml" xmlns:w16cex="http://schemas.microsoft.com/office/word/2018/wordml/cex" xmlns:w16cid="http://schemas.microsoft.com/office/word/2016/wordml/cid" xmlns:w16="http://schemas.microsoft.com/office/word/2018/wordml" xmlns:w16sdtdh="http://schemas.microsoft.com/office/word/2020/wordml/sdtdatahash" xmlns:w16sdtfl="http://schemas.microsoft.com/office/word/2024/wordml/sdtformatlock" xmlns:w16se="http://schemas.microsoft.com/office/word/2015/wordml/symex" xmlns:w16du="http://schemas.microsoft.com/office/word/2023/wordml/word16du" xmlns:wne="http://schemas.microsoft.com/office/word/2006/wordml" mc:Ignorable="w14 w15 w16se w16cid w16 w16cex w16sdtdh w16sdtfl w16du wp14">
+<w:ftr xmlns:wpc="http://schemas.microsoft.com/office/word/2010/wordprocessingCanvas" xmlns:cx="http://schemas.microsoft.com/office/drawing/2014/chartex" xmlns:cx1="http://schemas.microsoft.com/office/drawing/2015/9/8/chartex" xmlns:cx2="http://schemas.microsoft.com/office/drawing/2015/10/21/chartex" xmlns:cx3="http://schemas.microsoft.com/office/drawing/2016/5/9/chartex" xmlns:cx4="http://schemas.microsoft.com/office/drawing/2016/5/10/chartex" xmlns:cx5="http://schemas.microsoft.com/office/drawing/2016/5/11/chartex" xmlns:cx6="http://schemas.microsoft.com/office/drawing/2016/5/12/chartex" xmlns:cx7="http://schemas.microsoft.com/office/drawing/2016/5/13/chartex" xmlns:cx8="http://schemas.microsoft.com/office/drawing/2016/5/14/chartex" xmlns:mc="http://schemas.openxmlformats.org/markup-compatibility/2006" xmlns:aink="http://schemas.microsoft.com/office/drawing/2016/ink" xmlns:am3d="http://schemas.microsoft.com/office/drawing/2017/model3d" xmlns:o="urn:schemas-microsoft-com:office:office" xmlns:oel="http://schemas.microsoft.com/office/2019/extlst" xmlns:r="http://schemas.openxmlformats.org/officeDocument/2006/relationships" xmlns:m="http://schemas.openxmlformats.org/officeDocument/2006/math" xmlns:v="urn:schemas-microsoft-com:vml" xmlns:wp14="http://schemas.microsoft.com/office/word/2010/wordprocessingDrawing" xmlns:wp="http://schemas.openxmlformats.org/drawingml/2006/wordprocessingDrawing" xmlns:w10="urn:schemas-microsoft-com:office:word" xmlns:w="http://schemas.openxmlformats.org/wordprocessingml/2006/main" xmlns:w14="http://schemas.microsoft.com/office/word/2010/wordml" xmlns:w15="http://schemas.microsoft.com/office/word/2012/wordml" xmlns:w16cex="http://schemas.microsoft.com/office/word/2018/wordml/cex" xmlns:w16cid="http://schemas.microsoft.com/office/word/2016/wordml/cid" xmlns:w16="http://schemas.microsoft.com/office/word/2018/wordml" xmlns:w16du="http://schemas.microsoft.com/office/word/2023/wordml/word16du" xmlns:w16sdtdh="http://schemas.microsoft.com/office/word/2020/wordml/sdtdatahash" xmlns:w16sdtfl="http://schemas.microsoft.com/office/word/2024/wordml/sdtformatlock" xmlns:w16se="http://schemas.microsoft.com/office/word/2015/wordml/symex" xmlns:wpg="http://schemas.microsoft.com/office/word/2010/wordprocessingGroup" xmlns:wpi="http://schemas.microsoft.com/office/word/2010/wordprocessingInk" xmlns:wne="http://schemas.microsoft.com/office/word/2006/wordml" xmlns:wps="http://schemas.microsoft.com/office/word/2010/wordprocessingShape" mc:Ignorable="w14 w15 w16se w16cid w16 w16cex w16sdtdh w16sdtfl w16du wp14">
   <w:tbl>
     <w:tblPr>
       <w:tblW w:w="0" w:type="auto"/>
@@ -21895,7 +21070,7 @@
 </file>
 
 <file path=word/footnotes.xml><?xml version="1.0" encoding="utf-8"?>
-<w:footnotes xmlns:wpc="http://schemas.microsoft.com/office/word/2010/wordprocessingCanvas" xmlns:cx="http://schemas.microsoft.com/office/drawing/2014/chartex" xmlns:cx1="http://schemas.microsoft.com/office/drawing/2015/9/8/chartex" xmlns:cx2="http://schemas.microsoft.com/office/drawing/2015/10/21/chartex" xmlns:cx3="http://schemas.microsoft.com/office/drawing/2016/5/9/chartex" xmlns:cx4="http://schemas.microsoft.com/office/drawing/2016/5/10/chartex" xmlns:cx5="http://schemas.microsoft.com/office/drawing/2016/5/11/chartex" xmlns:cx6="http://schemas.microsoft.com/office/drawing/2016/5/12/chartex" xmlns:cx7="http://schemas.microsoft.com/office/drawing/2016/5/13/chartex" xmlns:cx8="http://schemas.microsoft.com/office/drawing/2016/5/14/chartex" xmlns:mc="http://schemas.openxmlformats.org/markup-compatibility/2006" xmlns:m="http://schemas.openxmlformats.org/officeDocument/2006/math" xmlns:aink="http://schemas.microsoft.com/office/drawing/2016/ink" xmlns:am3d="http://schemas.microsoft.com/office/drawing/2017/model3d" xmlns:oel="http://schemas.microsoft.com/office/2019/extlst" xmlns:r="http://schemas.openxmlformats.org/officeDocument/2006/relationships" xmlns:wp14="http://schemas.microsoft.com/office/word/2010/wordprocessingDrawing" xmlns:wp="http://schemas.openxmlformats.org/drawingml/2006/wordprocessingDrawing" xmlns:wpg="http://schemas.microsoft.com/office/word/2010/wordprocessingGroup" xmlns:wpi="http://schemas.microsoft.com/office/word/2010/wordprocessingInk" xmlns:wps="http://schemas.microsoft.com/office/word/2010/wordprocessingShape" xmlns:o="urn:schemas-microsoft-com:office:office" xmlns:v="urn:schemas-microsoft-com:vml" xmlns:w10="urn:schemas-microsoft-com:office:word" xmlns:w="http://schemas.openxmlformats.org/wordprocessingml/2006/main" xmlns:w14="http://schemas.microsoft.com/office/word/2010/wordml" xmlns:w15="http://schemas.microsoft.com/office/word/2012/wordml" xmlns:w16cex="http://schemas.microsoft.com/office/word/2018/wordml/cex" xmlns:w16cid="http://schemas.microsoft.com/office/word/2016/wordml/cid" xmlns:w16="http://schemas.microsoft.com/office/word/2018/wordml" xmlns:w16sdtdh="http://schemas.microsoft.com/office/word/2020/wordml/sdtdatahash" xmlns:w16sdtfl="http://schemas.microsoft.com/office/word/2024/wordml/sdtformatlock" xmlns:w16se="http://schemas.microsoft.com/office/word/2015/wordml/symex" xmlns:w16du="http://schemas.microsoft.com/office/word/2023/wordml/word16du" xmlns:wne="http://schemas.microsoft.com/office/word/2006/wordml" mc:Ignorable="w14 w15 w16se w16cid w16 w16cex w16sdtdh w16sdtfl w16du wp14">
+<w:footnotes xmlns:wpc="http://schemas.microsoft.com/office/word/2010/wordprocessingCanvas" xmlns:cx="http://schemas.microsoft.com/office/drawing/2014/chartex" xmlns:cx1="http://schemas.microsoft.com/office/drawing/2015/9/8/chartex" xmlns:cx2="http://schemas.microsoft.com/office/drawing/2015/10/21/chartex" xmlns:cx3="http://schemas.microsoft.com/office/drawing/2016/5/9/chartex" xmlns:cx4="http://schemas.microsoft.com/office/drawing/2016/5/10/chartex" xmlns:cx5="http://schemas.microsoft.com/office/drawing/2016/5/11/chartex" xmlns:cx6="http://schemas.microsoft.com/office/drawing/2016/5/12/chartex" xmlns:cx7="http://schemas.microsoft.com/office/drawing/2016/5/13/chartex" xmlns:cx8="http://schemas.microsoft.com/office/drawing/2016/5/14/chartex" xmlns:mc="http://schemas.openxmlformats.org/markup-compatibility/2006" xmlns:aink="http://schemas.microsoft.com/office/drawing/2016/ink" xmlns:am3d="http://schemas.microsoft.com/office/drawing/2017/model3d" xmlns:o="urn:schemas-microsoft-com:office:office" xmlns:oel="http://schemas.microsoft.com/office/2019/extlst" xmlns:r="http://schemas.openxmlformats.org/officeDocument/2006/relationships" xmlns:m="http://schemas.openxmlformats.org/officeDocument/2006/math" xmlns:v="urn:schemas-microsoft-com:vml" xmlns:wp14="http://schemas.microsoft.com/office/word/2010/wordprocessingDrawing" xmlns:wp="http://schemas.openxmlformats.org/drawingml/2006/wordprocessingDrawing" xmlns:w10="urn:schemas-microsoft-com:office:word" xmlns:w="http://schemas.openxmlformats.org/wordprocessingml/2006/main" xmlns:w14="http://schemas.microsoft.com/office/word/2010/wordml" xmlns:w15="http://schemas.microsoft.com/office/word/2012/wordml" xmlns:w16cex="http://schemas.microsoft.com/office/word/2018/wordml/cex" xmlns:w16cid="http://schemas.microsoft.com/office/word/2016/wordml/cid" xmlns:w16="http://schemas.microsoft.com/office/word/2018/wordml" xmlns:w16du="http://schemas.microsoft.com/office/word/2023/wordml/word16du" xmlns:w16sdtdh="http://schemas.microsoft.com/office/word/2020/wordml/sdtdatahash" xmlns:w16sdtfl="http://schemas.microsoft.com/office/word/2024/wordml/sdtformatlock" xmlns:w16se="http://schemas.microsoft.com/office/word/2015/wordml/symex" xmlns:wpg="http://schemas.microsoft.com/office/word/2010/wordprocessingGroup" xmlns:wpi="http://schemas.microsoft.com/office/word/2010/wordprocessingInk" xmlns:wne="http://schemas.microsoft.com/office/word/2006/wordml" xmlns:wps="http://schemas.microsoft.com/office/word/2010/wordprocessingShape" mc:Ignorable="w14 w15 w16se w16cid w16 w16cex w16sdtdh w16sdtfl w16du wp14">
   <w:footnote w:type="separator" w:id="-1">
     <w:p>
       <w:pPr>
@@ -21920,7 +21095,7 @@
 </file>
 
 <file path=word/header1.xml><?xml version="1.0" encoding="utf-8"?>
-<w:hdr xmlns:wpc="http://schemas.microsoft.com/office/word/2010/wordprocessingCanvas" xmlns:cx="http://schemas.microsoft.com/office/drawing/2014/chartex" xmlns:cx1="http://schemas.microsoft.com/office/drawing/2015/9/8/chartex" xmlns:cx2="http://schemas.microsoft.com/office/drawing/2015/10/21/chartex" xmlns:cx3="http://schemas.microsoft.com/office/drawing/2016/5/9/chartex" xmlns:cx4="http://schemas.microsoft.com/office/drawing/2016/5/10/chartex" xmlns:cx5="http://schemas.microsoft.com/office/drawing/2016/5/11/chartex" xmlns:cx6="http://schemas.microsoft.com/office/drawing/2016/5/12/chartex" xmlns:cx7="http://schemas.microsoft.com/office/drawing/2016/5/13/chartex" xmlns:cx8="http://schemas.microsoft.com/office/drawing/2016/5/14/chartex" xmlns:mc="http://schemas.openxmlformats.org/markup-compatibility/2006" xmlns:m="http://schemas.openxmlformats.org/officeDocument/2006/math" xmlns:aink="http://schemas.microsoft.com/office/drawing/2016/ink" xmlns:am3d="http://schemas.microsoft.com/office/drawing/2017/model3d" xmlns:oel="http://schemas.microsoft.com/office/2019/extlst" xmlns:r="http://schemas.openxmlformats.org/officeDocument/2006/relationships" xmlns:wp14="http://schemas.microsoft.com/office/word/2010/wordprocessingDrawing" xmlns:wp="http://schemas.openxmlformats.org/drawingml/2006/wordprocessingDrawing" xmlns:wpg="http://schemas.microsoft.com/office/word/2010/wordprocessingGroup" xmlns:wpi="http://schemas.microsoft.com/office/word/2010/wordprocessingInk" xmlns:wps="http://schemas.microsoft.com/office/word/2010/wordprocessingShape" xmlns:o="urn:schemas-microsoft-com:office:office" xmlns:v="urn:schemas-microsoft-com:vml" xmlns:w10="urn:schemas-microsoft-com:office:word" xmlns:w="http://schemas.openxmlformats.org/wordprocessingml/2006/main" xmlns:w14="http://schemas.microsoft.com/office/word/2010/wordml" xmlns:w15="http://schemas.microsoft.com/office/word/2012/wordml" xmlns:w16cex="http://schemas.microsoft.com/office/word/2018/wordml/cex" xmlns:w16cid="http://schemas.microsoft.com/office/word/2016/wordml/cid" xmlns:w16="http://schemas.microsoft.com/office/word/2018/wordml" xmlns:w16sdtdh="http://schemas.microsoft.com/office/word/2020/wordml/sdtdatahash" xmlns:w16sdtfl="http://schemas.microsoft.com/office/word/2024/wordml/sdtformatlock" xmlns:w16se="http://schemas.microsoft.com/office/word/2015/wordml/symex" xmlns:w16du="http://schemas.microsoft.com/office/word/2023/wordml/word16du" xmlns:wne="http://schemas.microsoft.com/office/word/2006/wordml" mc:Ignorable="w14 w15 w16se w16cid w16 w16cex w16sdtdh w16sdtfl w16du wp14">
+<w:hdr xmlns:wpc="http://schemas.microsoft.com/office/word/2010/wordprocessingCanvas" xmlns:cx="http://schemas.microsoft.com/office/drawing/2014/chartex" xmlns:cx1="http://schemas.microsoft.com/office/drawing/2015/9/8/chartex" xmlns:cx2="http://schemas.microsoft.com/office/drawing/2015/10/21/chartex" xmlns:cx3="http://schemas.microsoft.com/office/drawing/2016/5/9/chartex" xmlns:cx4="http://schemas.microsoft.com/office/drawing/2016/5/10/chartex" xmlns:cx5="http://schemas.microsoft.com/office/drawing/2016/5/11/chartex" xmlns:cx6="http://schemas.microsoft.com/office/drawing/2016/5/12/chartex" xmlns:cx7="http://schemas.microsoft.com/office/drawing/2016/5/13/chartex" xmlns:cx8="http://schemas.microsoft.com/office/drawing/2016/5/14/chartex" xmlns:mc="http://schemas.openxmlformats.org/markup-compatibility/2006" xmlns:aink="http://schemas.microsoft.com/office/drawing/2016/ink" xmlns:am3d="http://schemas.microsoft.com/office/drawing/2017/model3d" xmlns:o="urn:schemas-microsoft-com:office:office" xmlns:oel="http://schemas.microsoft.com/office/2019/extlst" xmlns:r="http://schemas.openxmlformats.org/officeDocument/2006/relationships" xmlns:m="http://schemas.openxmlformats.org/officeDocument/2006/math" xmlns:v="urn:schemas-microsoft-com:vml" xmlns:wp14="http://schemas.microsoft.com/office/word/2010/wordprocessingDrawing" xmlns:wp="http://schemas.openxmlformats.org/drawingml/2006/wordprocessingDrawing" xmlns:w10="urn:schemas-microsoft-com:office:word" xmlns:w="http://schemas.openxmlformats.org/wordprocessingml/2006/main" xmlns:w14="http://schemas.microsoft.com/office/word/2010/wordml" xmlns:w15="http://schemas.microsoft.com/office/word/2012/wordml" xmlns:w16cex="http://schemas.microsoft.com/office/word/2018/wordml/cex" xmlns:w16cid="http://schemas.microsoft.com/office/word/2016/wordml/cid" xmlns:w16="http://schemas.microsoft.com/office/word/2018/wordml" xmlns:w16du="http://schemas.microsoft.com/office/word/2023/wordml/word16du" xmlns:w16sdtdh="http://schemas.microsoft.com/office/word/2020/wordml/sdtdatahash" xmlns:w16sdtfl="http://schemas.microsoft.com/office/word/2024/wordml/sdtformatlock" xmlns:w16se="http://schemas.microsoft.com/office/word/2015/wordml/symex" xmlns:wpg="http://schemas.microsoft.com/office/word/2010/wordprocessingGroup" xmlns:wpi="http://schemas.microsoft.com/office/word/2010/wordprocessingInk" xmlns:wne="http://schemas.microsoft.com/office/word/2006/wordml" xmlns:wps="http://schemas.microsoft.com/office/word/2010/wordprocessingShape" mc:Ignorable="w14 w15 w16se w16cid w16 w16cex w16sdtdh w16sdtfl w16du wp14">
   <w:p>
     <w:pPr>
       <w:pStyle w:val="Encabezado"/>
@@ -21943,7 +21118,7 @@
 </file>
 
 <file path=word/header2.xml><?xml version="1.0" encoding="utf-8"?>
-<w:hdr xmlns:wpc="http://schemas.microsoft.com/office/word/2010/wordprocessingCanvas" xmlns:cx="http://schemas.microsoft.com/office/drawing/2014/chartex" xmlns:cx1="http://schemas.microsoft.com/office/drawing/2015/9/8/chartex" xmlns:cx2="http://schemas.microsoft.com/office/drawing/2015/10/21/chartex" xmlns:cx3="http://schemas.microsoft.com/office/drawing/2016/5/9/chartex" xmlns:cx4="http://schemas.microsoft.com/office/drawing/2016/5/10/chartex" xmlns:cx5="http://schemas.microsoft.com/office/drawing/2016/5/11/chartex" xmlns:cx6="http://schemas.microsoft.com/office/drawing/2016/5/12/chartex" xmlns:cx7="http://schemas.microsoft.com/office/drawing/2016/5/13/chartex" xmlns:cx8="http://schemas.microsoft.com/office/drawing/2016/5/14/chartex" xmlns:mc="http://schemas.openxmlformats.org/markup-compatibility/2006" xmlns:m="http://schemas.openxmlformats.org/officeDocument/2006/math" xmlns:aink="http://schemas.microsoft.com/office/drawing/2016/ink" xmlns:am3d="http://schemas.microsoft.com/office/drawing/2017/model3d" xmlns:oel="http://schemas.microsoft.com/office/2019/extlst" xmlns:r="http://schemas.openxmlformats.org/officeDocument/2006/relationships" xmlns:wp14="http://schemas.microsoft.com/office/word/2010/wordprocessingDrawing" xmlns:wp="http://schemas.openxmlformats.org/drawingml/2006/wordprocessingDrawing" xmlns:wpg="http://schemas.microsoft.com/office/word/2010/wordprocessingGroup" xmlns:wpi="http://schemas.microsoft.com/office/word/2010/wordprocessingInk" xmlns:wps="http://schemas.microsoft.com/office/word/2010/wordprocessingShape" xmlns:o="urn:schemas-microsoft-com:office:office" xmlns:v="urn:schemas-microsoft-com:vml" xmlns:w10="urn:schemas-microsoft-com:office:word" xmlns:w="http://schemas.openxmlformats.org/wordprocessingml/2006/main" xmlns:w14="http://schemas.microsoft.com/office/word/2010/wordml" xmlns:w15="http://schemas.microsoft.com/office/word/2012/wordml" xmlns:w16cex="http://schemas.microsoft.com/office/word/2018/wordml/cex" xmlns:w16cid="http://schemas.microsoft.com/office/word/2016/wordml/cid" xmlns:w16="http://schemas.microsoft.com/office/word/2018/wordml" xmlns:w16sdtdh="http://schemas.microsoft.com/office/word/2020/wordml/sdtdatahash" xmlns:w16sdtfl="http://schemas.microsoft.com/office/word/2024/wordml/sdtformatlock" xmlns:w16se="http://schemas.microsoft.com/office/word/2015/wordml/symex" xmlns:w16du="http://schemas.microsoft.com/office/word/2023/wordml/word16du" xmlns:wne="http://schemas.microsoft.com/office/word/2006/wordml" mc:Ignorable="w14 w15 w16se w16cid w16 w16cex w16sdtdh w16sdtfl w16du wp14">
+<w:hdr xmlns:wpc="http://schemas.microsoft.com/office/word/2010/wordprocessingCanvas" xmlns:cx="http://schemas.microsoft.com/office/drawing/2014/chartex" xmlns:cx1="http://schemas.microsoft.com/office/drawing/2015/9/8/chartex" xmlns:cx2="http://schemas.microsoft.com/office/drawing/2015/10/21/chartex" xmlns:cx3="http://schemas.microsoft.com/office/drawing/2016/5/9/chartex" xmlns:cx4="http://schemas.microsoft.com/office/drawing/2016/5/10/chartex" xmlns:cx5="http://schemas.microsoft.com/office/drawing/2016/5/11/chartex" xmlns:cx6="http://schemas.microsoft.com/office/drawing/2016/5/12/chartex" xmlns:cx7="http://schemas.microsoft.com/office/drawing/2016/5/13/chartex" xmlns:cx8="http://schemas.microsoft.com/office/drawing/2016/5/14/chartex" xmlns:mc="http://schemas.openxmlformats.org/markup-compatibility/2006" xmlns:aink="http://schemas.microsoft.com/office/drawing/2016/ink" xmlns:am3d="http://schemas.microsoft.com/office/drawing/2017/model3d" xmlns:o="urn:schemas-microsoft-com:office:office" xmlns:oel="http://schemas.microsoft.com/office/2019/extlst" xmlns:r="http://schemas.openxmlformats.org/officeDocument/2006/relationships" xmlns:m="http://schemas.openxmlformats.org/officeDocument/2006/math" xmlns:v="urn:schemas-microsoft-com:vml" xmlns:wp14="http://schemas.microsoft.com/office/word/2010/wordprocessingDrawing" xmlns:wp="http://schemas.openxmlformats.org/drawingml/2006/wordprocessingDrawing" xmlns:w10="urn:schemas-microsoft-com:office:word" xmlns:w="http://schemas.openxmlformats.org/wordprocessingml/2006/main" xmlns:w14="http://schemas.microsoft.com/office/word/2010/wordml" xmlns:w15="http://schemas.microsoft.com/office/word/2012/wordml" xmlns:w16cex="http://schemas.microsoft.com/office/word/2018/wordml/cex" xmlns:w16cid="http://schemas.microsoft.com/office/word/2016/wordml/cid" xmlns:w16="http://schemas.microsoft.com/office/word/2018/wordml" xmlns:w16du="http://schemas.microsoft.com/office/word/2023/wordml/word16du" xmlns:w16sdtdh="http://schemas.microsoft.com/office/word/2020/wordml/sdtdatahash" xmlns:w16sdtfl="http://schemas.microsoft.com/office/word/2024/wordml/sdtformatlock" xmlns:w16se="http://schemas.microsoft.com/office/word/2015/wordml/symex" xmlns:wpg="http://schemas.microsoft.com/office/word/2010/wordprocessingGroup" xmlns:wpi="http://schemas.microsoft.com/office/word/2010/wordprocessingInk" xmlns:wne="http://schemas.microsoft.com/office/word/2006/wordml" xmlns:wps="http://schemas.microsoft.com/office/word/2010/wordprocessingShape" mc:Ignorable="w14 w15 w16se w16cid w16 w16cex w16sdtdh w16sdtfl w16du wp14">
   <w:tbl>
     <w:tblPr>
       <w:tblW w:w="0" w:type="auto"/>
@@ -22005,7 +21180,7 @@
 </file>
 
 <file path=word/numbering.xml><?xml version="1.0" encoding="utf-8"?>
-<w:numbering xmlns:wpc="http://schemas.microsoft.com/office/word/2010/wordprocessingCanvas" xmlns:cx="http://schemas.microsoft.com/office/drawing/2014/chartex" xmlns:cx1="http://schemas.microsoft.com/office/drawing/2015/9/8/chartex" xmlns:cx2="http://schemas.microsoft.com/office/drawing/2015/10/21/chartex" xmlns:cx3="http://schemas.microsoft.com/office/drawing/2016/5/9/chartex" xmlns:cx4="http://schemas.microsoft.com/office/drawing/2016/5/10/chartex" xmlns:cx5="http://schemas.microsoft.com/office/drawing/2016/5/11/chartex" xmlns:cx6="http://schemas.microsoft.com/office/drawing/2016/5/12/chartex" xmlns:cx7="http://schemas.microsoft.com/office/drawing/2016/5/13/chartex" xmlns:cx8="http://schemas.microsoft.com/office/drawing/2016/5/14/chartex" xmlns:mc="http://schemas.openxmlformats.org/markup-compatibility/2006" xmlns:m="http://schemas.openxmlformats.org/officeDocument/2006/math" xmlns:aink="http://schemas.microsoft.com/office/drawing/2016/ink" xmlns:am3d="http://schemas.microsoft.com/office/drawing/2017/model3d" xmlns:oel="http://schemas.microsoft.com/office/2019/extlst" xmlns:r="http://schemas.openxmlformats.org/officeDocument/2006/relationships" xmlns:wp14="http://schemas.microsoft.com/office/word/2010/wordprocessingDrawing" xmlns:wp="http://schemas.openxmlformats.org/drawingml/2006/wordprocessingDrawing" xmlns:wpg="http://schemas.microsoft.com/office/word/2010/wordprocessingGroup" xmlns:wpi="http://schemas.microsoft.com/office/word/2010/wordprocessingInk" xmlns:wps="http://schemas.microsoft.com/office/word/2010/wordprocessingShape" xmlns:o="urn:schemas-microsoft-com:office:office" xmlns:v="urn:schemas-microsoft-com:vml" xmlns:w10="urn:schemas-microsoft-com:office:word" xmlns:w="http://schemas.openxmlformats.org/wordprocessingml/2006/main" xmlns:w14="http://schemas.microsoft.com/office/word/2010/wordml" xmlns:w15="http://schemas.microsoft.com/office/word/2012/wordml" xmlns:w16cex="http://schemas.microsoft.com/office/word/2018/wordml/cex" xmlns:w16cid="http://schemas.microsoft.com/office/word/2016/wordml/cid" xmlns:w16="http://schemas.microsoft.com/office/word/2018/wordml" xmlns:w16sdtdh="http://schemas.microsoft.com/office/word/2020/wordml/sdtdatahash" xmlns:w16sdtfl="http://schemas.microsoft.com/office/word/2024/wordml/sdtformatlock" xmlns:w16se="http://schemas.microsoft.com/office/word/2015/wordml/symex" xmlns:w16du="http://schemas.microsoft.com/office/word/2023/wordml/word16du" xmlns:wne="http://schemas.microsoft.com/office/word/2006/wordml" mc:Ignorable="w14 w15 w16se w16cid w16 w16cex w16sdtdh w16sdtfl w16du wp14">
+<w:numbering xmlns:wpc="http://schemas.microsoft.com/office/word/2010/wordprocessingCanvas" xmlns:cx="http://schemas.microsoft.com/office/drawing/2014/chartex" xmlns:cx1="http://schemas.microsoft.com/office/drawing/2015/9/8/chartex" xmlns:cx2="http://schemas.microsoft.com/office/drawing/2015/10/21/chartex" xmlns:cx3="http://schemas.microsoft.com/office/drawing/2016/5/9/chartex" xmlns:cx4="http://schemas.microsoft.com/office/drawing/2016/5/10/chartex" xmlns:cx5="http://schemas.microsoft.com/office/drawing/2016/5/11/chartex" xmlns:cx6="http://schemas.microsoft.com/office/drawing/2016/5/12/chartex" xmlns:cx7="http://schemas.microsoft.com/office/drawing/2016/5/13/chartex" xmlns:cx8="http://schemas.microsoft.com/office/drawing/2016/5/14/chartex" xmlns:mc="http://schemas.openxmlformats.org/markup-compatibility/2006" xmlns:aink="http://schemas.microsoft.com/office/drawing/2016/ink" xmlns:am3d="http://schemas.microsoft.com/office/drawing/2017/model3d" xmlns:o="urn:schemas-microsoft-com:office:office" xmlns:oel="http://schemas.microsoft.com/office/2019/extlst" xmlns:r="http://schemas.openxmlformats.org/officeDocument/2006/relationships" xmlns:m="http://schemas.openxmlformats.org/officeDocument/2006/math" xmlns:v="urn:schemas-microsoft-com:vml" xmlns:wp14="http://schemas.microsoft.com/office/word/2010/wordprocessingDrawing" xmlns:wp="http://schemas.openxmlformats.org/drawingml/2006/wordprocessingDrawing" xmlns:w10="urn:schemas-microsoft-com:office:word" xmlns:w="http://schemas.openxmlformats.org/wordprocessingml/2006/main" xmlns:w14="http://schemas.microsoft.com/office/word/2010/wordml" xmlns:w15="http://schemas.microsoft.com/office/word/2012/wordml" xmlns:w16cex="http://schemas.microsoft.com/office/word/2018/wordml/cex" xmlns:w16cid="http://schemas.microsoft.com/office/word/2016/wordml/cid" xmlns:w16="http://schemas.microsoft.com/office/word/2018/wordml" xmlns:w16du="http://schemas.microsoft.com/office/word/2023/wordml/word16du" xmlns:w16sdtdh="http://schemas.microsoft.com/office/word/2020/wordml/sdtdatahash" xmlns:w16sdtfl="http://schemas.microsoft.com/office/word/2024/wordml/sdtformatlock" xmlns:w16se="http://schemas.microsoft.com/office/word/2015/wordml/symex" xmlns:wpg="http://schemas.microsoft.com/office/word/2010/wordprocessingGroup" xmlns:wpi="http://schemas.microsoft.com/office/word/2010/wordprocessingInk" xmlns:wne="http://schemas.microsoft.com/office/word/2006/wordml" xmlns:wps="http://schemas.microsoft.com/office/word/2010/wordprocessingShape" mc:Ignorable="w14 w15 w16se w16cid w16 w16cex w16sdtdh w16sdtfl w16du wp14">
   <w:abstractNum w:abstractNumId="0" w15:restartNumberingAfterBreak="0">
     <w:nsid w:val="067AA7C9"/>
     <w:multiLevelType w:val="hybridMultilevel"/>
@@ -22206,92 +21381,6 @@
     </w:lvl>
   </w:abstractNum>
   <w:abstractNum w:abstractNumId="2" w15:restartNumberingAfterBreak="0">
-    <w:nsid w:val="28BE2E51"/>
-    <w:multiLevelType w:val="hybridMultilevel"/>
-    <w:tmpl w:val="729E91E2"/>
-    <w:lvl w:ilvl="0" w:tplc="34B6A6F6">
-      <w:start w:val="1"/>
-      <w:numFmt w:val="decimal"/>
-      <w:lvlText w:val="(%1)"/>
-      <w:lvlJc w:val="left"/>
-      <w:pPr>
-        <w:ind w:left="720" w:hanging="360"/>
-      </w:pPr>
-    </w:lvl>
-    <w:lvl w:ilvl="1" w:tplc="BC0A6672">
-      <w:start w:val="1"/>
-      <w:numFmt w:val="lowerLetter"/>
-      <w:lvlText w:val="%2."/>
-      <w:lvlJc w:val="left"/>
-      <w:pPr>
-        <w:ind w:left="1440" w:hanging="360"/>
-      </w:pPr>
-    </w:lvl>
-    <w:lvl w:ilvl="2" w:tplc="8A1E2A88">
-      <w:start w:val="1"/>
-      <w:numFmt w:val="lowerRoman"/>
-      <w:lvlText w:val="%3."/>
-      <w:lvlJc w:val="right"/>
-      <w:pPr>
-        <w:ind w:left="2160" w:hanging="180"/>
-      </w:pPr>
-    </w:lvl>
-    <w:lvl w:ilvl="3" w:tplc="182CD1BE">
-      <w:start w:val="1"/>
-      <w:numFmt w:val="decimal"/>
-      <w:lvlText w:val="%4."/>
-      <w:lvlJc w:val="left"/>
-      <w:pPr>
-        <w:ind w:left="2880" w:hanging="360"/>
-      </w:pPr>
-    </w:lvl>
-    <w:lvl w:ilvl="4" w:tplc="E530FCB0">
-      <w:start w:val="1"/>
-      <w:numFmt w:val="lowerLetter"/>
-      <w:lvlText w:val="%5."/>
-      <w:lvlJc w:val="left"/>
-      <w:pPr>
-        <w:ind w:left="3600" w:hanging="360"/>
-      </w:pPr>
-    </w:lvl>
-    <w:lvl w:ilvl="5" w:tplc="B016E5CE">
-      <w:start w:val="1"/>
-      <w:numFmt w:val="lowerRoman"/>
-      <w:lvlText w:val="%6."/>
-      <w:lvlJc w:val="right"/>
-      <w:pPr>
-        <w:ind w:left="4320" w:hanging="180"/>
-      </w:pPr>
-    </w:lvl>
-    <w:lvl w:ilvl="6" w:tplc="C95EAC82">
-      <w:start w:val="1"/>
-      <w:numFmt w:val="decimal"/>
-      <w:lvlText w:val="%7."/>
-      <w:lvlJc w:val="left"/>
-      <w:pPr>
-        <w:ind w:left="5040" w:hanging="360"/>
-      </w:pPr>
-    </w:lvl>
-    <w:lvl w:ilvl="7" w:tplc="7B40A35E">
-      <w:start w:val="1"/>
-      <w:numFmt w:val="lowerLetter"/>
-      <w:lvlText w:val="%8."/>
-      <w:lvlJc w:val="left"/>
-      <w:pPr>
-        <w:ind w:left="5760" w:hanging="360"/>
-      </w:pPr>
-    </w:lvl>
-    <w:lvl w:ilvl="8" w:tplc="E5A80964">
-      <w:start w:val="1"/>
-      <w:numFmt w:val="lowerRoman"/>
-      <w:lvlText w:val="%9."/>
-      <w:lvlJc w:val="right"/>
-      <w:pPr>
-        <w:ind w:left="6480" w:hanging="180"/>
-      </w:pPr>
-    </w:lvl>
-  </w:abstractNum>
-  <w:abstractNum w:abstractNumId="3" w15:restartNumberingAfterBreak="0">
     <w:nsid w:val="3A8A06AA"/>
     <w:multiLevelType w:val="hybridMultilevel"/>
     <w:tmpl w:val="950ED674"/>
@@ -22380,7 +21469,7 @@
       </w:pPr>
     </w:lvl>
   </w:abstractNum>
-  <w:abstractNum w:abstractNumId="4" w15:restartNumberingAfterBreak="0">
+  <w:abstractNum w:abstractNumId="3" w15:restartNumberingAfterBreak="0">
     <w:nsid w:val="47567EB8"/>
     <w:multiLevelType w:val="hybridMultilevel"/>
     <w:tmpl w:val="81B211E0"/>
@@ -22469,7 +21558,7 @@
       </w:pPr>
     </w:lvl>
   </w:abstractNum>
-  <w:abstractNum w:abstractNumId="5" w15:restartNumberingAfterBreak="0">
+  <w:abstractNum w:abstractNumId="4" w15:restartNumberingAfterBreak="0">
     <w:nsid w:val="4BFD5EA2"/>
     <w:multiLevelType w:val="hybridMultilevel"/>
     <w:tmpl w:val="28AC94E0"/>
@@ -22558,7 +21647,7 @@
       </w:pPr>
     </w:lvl>
   </w:abstractNum>
-  <w:abstractNum w:abstractNumId="6" w15:restartNumberingAfterBreak="0">
+  <w:abstractNum w:abstractNumId="5" w15:restartNumberingAfterBreak="0">
     <w:nsid w:val="62692469"/>
     <w:multiLevelType w:val="hybridMultilevel"/>
     <w:tmpl w:val="AE2ECEBA"/>
@@ -22647,93 +21736,7 @@
       </w:pPr>
     </w:lvl>
   </w:abstractNum>
-  <w:abstractNum w:abstractNumId="7" w15:restartNumberingAfterBreak="0">
-    <w:nsid w:val="6586888E"/>
-    <w:multiLevelType w:val="hybridMultilevel"/>
-    <w:tmpl w:val="3FC02DAE"/>
-    <w:lvl w:ilvl="0" w:tplc="BE30C442">
-      <w:start w:val="1"/>
-      <w:numFmt w:val="decimal"/>
-      <w:lvlText w:val="(%1)"/>
-      <w:lvlJc w:val="left"/>
-      <w:pPr>
-        <w:ind w:left="720" w:hanging="360"/>
-      </w:pPr>
-    </w:lvl>
-    <w:lvl w:ilvl="1" w:tplc="CA9AF504">
-      <w:start w:val="1"/>
-      <w:numFmt w:val="lowerLetter"/>
-      <w:lvlText w:val="%2."/>
-      <w:lvlJc w:val="left"/>
-      <w:pPr>
-        <w:ind w:left="1440" w:hanging="360"/>
-      </w:pPr>
-    </w:lvl>
-    <w:lvl w:ilvl="2" w:tplc="36BC5814">
-      <w:start w:val="1"/>
-      <w:numFmt w:val="lowerRoman"/>
-      <w:lvlText w:val="%3."/>
-      <w:lvlJc w:val="right"/>
-      <w:pPr>
-        <w:ind w:left="2160" w:hanging="180"/>
-      </w:pPr>
-    </w:lvl>
-    <w:lvl w:ilvl="3" w:tplc="81983072">
-      <w:start w:val="1"/>
-      <w:numFmt w:val="decimal"/>
-      <w:lvlText w:val="%4."/>
-      <w:lvlJc w:val="left"/>
-      <w:pPr>
-        <w:ind w:left="2880" w:hanging="360"/>
-      </w:pPr>
-    </w:lvl>
-    <w:lvl w:ilvl="4" w:tplc="E926EA06">
-      <w:start w:val="1"/>
-      <w:numFmt w:val="lowerLetter"/>
-      <w:lvlText w:val="%5."/>
-      <w:lvlJc w:val="left"/>
-      <w:pPr>
-        <w:ind w:left="3600" w:hanging="360"/>
-      </w:pPr>
-    </w:lvl>
-    <w:lvl w:ilvl="5" w:tplc="995C043E">
-      <w:start w:val="1"/>
-      <w:numFmt w:val="lowerRoman"/>
-      <w:lvlText w:val="%6."/>
-      <w:lvlJc w:val="right"/>
-      <w:pPr>
-        <w:ind w:left="4320" w:hanging="180"/>
-      </w:pPr>
-    </w:lvl>
-    <w:lvl w:ilvl="6" w:tplc="F62226E0">
-      <w:start w:val="1"/>
-      <w:numFmt w:val="decimal"/>
-      <w:lvlText w:val="%7."/>
-      <w:lvlJc w:val="left"/>
-      <w:pPr>
-        <w:ind w:left="5040" w:hanging="360"/>
-      </w:pPr>
-    </w:lvl>
-    <w:lvl w:ilvl="7" w:tplc="EB268E28">
-      <w:start w:val="1"/>
-      <w:numFmt w:val="lowerLetter"/>
-      <w:lvlText w:val="%8."/>
-      <w:lvlJc w:val="left"/>
-      <w:pPr>
-        <w:ind w:left="5760" w:hanging="360"/>
-      </w:pPr>
-    </w:lvl>
-    <w:lvl w:ilvl="8" w:tplc="3D5AF51A">
-      <w:start w:val="1"/>
-      <w:numFmt w:val="lowerRoman"/>
-      <w:lvlText w:val="%9."/>
-      <w:lvlJc w:val="right"/>
-      <w:pPr>
-        <w:ind w:left="6480" w:hanging="180"/>
-      </w:pPr>
-    </w:lvl>
-  </w:abstractNum>
-  <w:abstractNum w:abstractNumId="8" w15:restartNumberingAfterBreak="0">
+  <w:abstractNum w:abstractNumId="6" w15:restartNumberingAfterBreak="0">
     <w:nsid w:val="695B1B28"/>
     <w:multiLevelType w:val="hybridMultilevel"/>
     <w:tmpl w:val="12CA34E6"/>
@@ -22822,7 +21825,7 @@
       </w:pPr>
     </w:lvl>
   </w:abstractNum>
-  <w:abstractNum w:abstractNumId="9" w15:restartNumberingAfterBreak="0">
+  <w:abstractNum w:abstractNumId="7" w15:restartNumberingAfterBreak="0">
     <w:nsid w:val="7DFB5769"/>
     <w:multiLevelType w:val="hybridMultilevel"/>
     <w:tmpl w:val="1A34A41E"/>
@@ -22912,42 +21915,36 @@
       </w:pPr>
     </w:lvl>
   </w:abstractNum>
-  <w:num w:numId="1" w16cid:durableId="1683512109">
+  <w:num w:numId="1" w16cid:durableId="1452046558">
+    <w:abstractNumId w:val="0"/>
+  </w:num>
+  <w:num w:numId="2" w16cid:durableId="1709603898">
     <w:abstractNumId w:val="7"/>
   </w:num>
-  <w:num w:numId="2" w16cid:durableId="1401753268">
+  <w:num w:numId="3" w16cid:durableId="1537572746">
+    <w:abstractNumId w:val="4"/>
+  </w:num>
+  <w:num w:numId="4" w16cid:durableId="1691566810">
+    <w:abstractNumId w:val="1"/>
+  </w:num>
+  <w:num w:numId="5" w16cid:durableId="945772516">
     <w:abstractNumId w:val="2"/>
   </w:num>
-  <w:num w:numId="3" w16cid:durableId="1452046558">
-    <w:abstractNumId w:val="0"/>
-  </w:num>
-  <w:num w:numId="4" w16cid:durableId="1709603898">
-    <w:abstractNumId w:val="9"/>
-  </w:num>
-  <w:num w:numId="5" w16cid:durableId="1537572746">
-    <w:abstractNumId w:val="5"/>
-  </w:num>
-  <w:num w:numId="6" w16cid:durableId="1691566810">
-    <w:abstractNumId w:val="1"/>
-  </w:num>
-  <w:num w:numId="7" w16cid:durableId="945772516">
+  <w:num w:numId="6" w16cid:durableId="1983197635">
     <w:abstractNumId w:val="3"/>
   </w:num>
-  <w:num w:numId="8" w16cid:durableId="1983197635">
-    <w:abstractNumId w:val="4"/>
+  <w:num w:numId="7" w16cid:durableId="970015686">
+    <w:abstractNumId w:val="6"/>
   </w:num>
-  <w:num w:numId="9" w16cid:durableId="970015686">
-    <w:abstractNumId w:val="8"/>
-  </w:num>
-  <w:num w:numId="10" w16cid:durableId="737629545">
-    <w:abstractNumId w:val="6"/>
+  <w:num w:numId="8" w16cid:durableId="737629545">
+    <w:abstractNumId w:val="5"/>
   </w:num>
   <w:numIdMacAtCleanup w:val="2"/>
 </w:numbering>
 </file>
 
 <file path=word/styles.xml><?xml version="1.0" encoding="utf-8"?>
-<w:styles xmlns:mc="http://schemas.openxmlformats.org/markup-compatibility/2006" xmlns:r="http://schemas.openxmlformats.org/officeDocument/2006/relationships" xmlns:w="http://schemas.openxmlformats.org/wordprocessingml/2006/main" xmlns:w14="http://schemas.microsoft.com/office/word/2010/wordml" xmlns:w15="http://schemas.microsoft.com/office/word/2012/wordml" xmlns:w16cex="http://schemas.microsoft.com/office/word/2018/wordml/cex" xmlns:w16cid="http://schemas.microsoft.com/office/word/2016/wordml/cid" xmlns:w16="http://schemas.microsoft.com/office/word/2018/wordml" xmlns:w16sdtdh="http://schemas.microsoft.com/office/word/2020/wordml/sdtdatahash" xmlns:w16sdtfl="http://schemas.microsoft.com/office/word/2024/wordml/sdtformatlock" xmlns:w16se="http://schemas.microsoft.com/office/word/2015/wordml/symex" xmlns:w16du="http://schemas.microsoft.com/office/word/2023/wordml/word16du" mc:Ignorable="w14 w15 w16se w16cid w16 w16cex w16sdtdh w16sdtfl w16du">
+<w:styles xmlns:mc="http://schemas.openxmlformats.org/markup-compatibility/2006" xmlns:r="http://schemas.openxmlformats.org/officeDocument/2006/relationships" xmlns:w="http://schemas.openxmlformats.org/wordprocessingml/2006/main" xmlns:w14="http://schemas.microsoft.com/office/word/2010/wordml" xmlns:w15="http://schemas.microsoft.com/office/word/2012/wordml" xmlns:w16cex="http://schemas.microsoft.com/office/word/2018/wordml/cex" xmlns:w16cid="http://schemas.microsoft.com/office/word/2016/wordml/cid" xmlns:w16="http://schemas.microsoft.com/office/word/2018/wordml" xmlns:w16du="http://schemas.microsoft.com/office/word/2023/wordml/word16du" xmlns:w16sdtdh="http://schemas.microsoft.com/office/word/2020/wordml/sdtdatahash" xmlns:w16sdtfl="http://schemas.microsoft.com/office/word/2024/wordml/sdtformatlock" xmlns:w16se="http://schemas.microsoft.com/office/word/2015/wordml/symex" mc:Ignorable="w14 w15 w16se w16cid w16 w16cex w16sdtdh w16sdtfl w16du">
   <w:docDefaults>
     <w:rPrDefault>
       <w:rPr>
@@ -23388,7 +22385,7 @@
     <w:rsid w:val="006F350D"/>
     <w:pPr>
       <w:numPr>
-        <w:numId w:val="4"/>
+        <w:numId w:val="2"/>
       </w:numPr>
       <w:outlineLvl w:val="1"/>
     </w:pPr>
@@ -24622,30 +23619,6 @@
 </file>
 
 <file path=customXml/item1.xml><?xml version="1.0" encoding="utf-8"?>
-<?mso-contentType ?>
-<FormTemplates xmlns="http://schemas.microsoft.com/sharepoint/v3/contenttype/forms">
-  <Display>DocumentLibraryForm</Display>
-  <Edit>DocumentLibraryForm</Edit>
-  <New>DocumentLibraryForm</New>
-</FormTemplates>
-</file>
-
-<file path=customXml/item2.xml><?xml version="1.0" encoding="utf-8"?>
-<b:Sources xmlns:b="http://schemas.openxmlformats.org/officeDocument/2006/bibliography" xmlns="http://schemas.openxmlformats.org/officeDocument/2006/bibliography" SelectedStyle="/APASixthEditionOfficeOnline.xsl" StyleName="APA" Version="6"/>
-</file>
-
-<file path=customXml/item3.xml><?xml version="1.0" encoding="utf-8"?>
-<p:properties xmlns:p="http://schemas.microsoft.com/office/2006/metadata/properties" xmlns:xsi="http://www.w3.org/2001/XMLSchema-instance" xmlns:pc="http://schemas.microsoft.com/office/infopath/2007/PartnerControls">
-  <documentManagement>
-    <lcf76f155ced4ddcb4097134ff3c332f xmlns="6ed2871a-fb85-490f-96d6-5efc24751d30">
-      <Terms xmlns="http://schemas.microsoft.com/office/infopath/2007/PartnerControls"/>
-    </lcf76f155ced4ddcb4097134ff3c332f>
-    <TaxCatchAll xmlns="0dbddcdf-89e9-4140-9b8d-dbfabb47f1e9" xsi:nil="true"/>
-  </documentManagement>
-</p:properties>
-</file>
-
-<file path=customXml/item4.xml><?xml version="1.0" encoding="utf-8"?>
 <ct:contentTypeSchema xmlns:ct="http://schemas.microsoft.com/office/2006/metadata/contentType" xmlns:ma="http://schemas.microsoft.com/office/2006/metadata/properties/metaAttributes" ct:_="" ma:_="" ma:contentTypeName="Documento" ma:contentTypeID="0x010100EE0CF48B78E0254885E55935F2018255" ma:contentTypeVersion="12" ma:contentTypeDescription="Crear nuevo documento." ma:contentTypeScope="" ma:versionID="d4e26e7c8965213af1eb0bb4b99b56fb">
   <xsd:schema xmlns:xsd="http://www.w3.org/2001/XMLSchema" xmlns:xs="http://www.w3.org/2001/XMLSchema" xmlns:p="http://schemas.microsoft.com/office/2006/metadata/properties" xmlns:ns2="6ed2871a-fb85-490f-96d6-5efc24751d30" xmlns:ns3="0dbddcdf-89e9-4140-9b8d-dbfabb47f1e9" targetNamespace="http://schemas.microsoft.com/office/2006/metadata/properties" ma:root="true" ma:fieldsID="2deae8d961f0c34310364e0acc8e8d48" ns2:_="" ns3:_="">
     <xsd:import namespace="6ed2871a-fb85-490f-96d6-5efc24751d30"/>
@@ -24846,34 +23819,31 @@
 </ct:contentTypeSchema>
 </file>
 
-<file path=customXml/itemProps1.xml><?xml version="1.0" encoding="utf-8"?>
-<ds:datastoreItem xmlns:ds="http://schemas.openxmlformats.org/officeDocument/2006/customXml" ds:itemID="{2B96AB21-B603-4F01-A91B-9DE6CC710E18}">
-  <ds:schemaRefs>
-    <ds:schemaRef ds:uri="http://schemas.microsoft.com/sharepoint/v3/contenttype/forms"/>
-  </ds:schemaRefs>
-</ds:datastoreItem>
+<file path=customXml/item2.xml><?xml version="1.0" encoding="utf-8"?>
+<?mso-contentType ?>
+<FormTemplates xmlns="http://schemas.microsoft.com/sharepoint/v3/contenttype/forms">
+  <Display>DocumentLibraryForm</Display>
+  <Edit>DocumentLibraryForm</Edit>
+  <New>DocumentLibraryForm</New>
+</FormTemplates>
 </file>
 
-<file path=customXml/itemProps2.xml><?xml version="1.0" encoding="utf-8"?>
-<ds:datastoreItem xmlns:ds="http://schemas.openxmlformats.org/officeDocument/2006/customXml" ds:itemID="{DA285533-3A1A-2446-8130-75FABB62DCC8}">
-  <ds:schemaRefs>
-    <ds:schemaRef ds:uri="http://schemas.openxmlformats.org/officeDocument/2006/bibliography"/>
-  </ds:schemaRefs>
-</ds:datastoreItem>
+<file path=customXml/item3.xml><?xml version="1.0" encoding="utf-8"?>
+<b:Sources xmlns:b="http://schemas.openxmlformats.org/officeDocument/2006/bibliography" xmlns="http://schemas.openxmlformats.org/officeDocument/2006/bibliography" SelectedStyle="/APASixthEditionOfficeOnline.xsl" StyleName="APA" Version="6"/>
 </file>
 
-<file path=customXml/itemProps3.xml><?xml version="1.0" encoding="utf-8"?>
-<ds:datastoreItem xmlns:ds="http://schemas.openxmlformats.org/officeDocument/2006/customXml" ds:itemID="{5D1E2FE9-7812-437C-A9F1-244BC5FCCC33}">
-  <ds:schemaRefs>
-    <ds:schemaRef ds:uri="http://schemas.microsoft.com/office/2006/metadata/properties"/>
-    <ds:schemaRef ds:uri="http://schemas.microsoft.com/office/infopath/2007/PartnerControls"/>
-    <ds:schemaRef ds:uri="6ed2871a-fb85-490f-96d6-5efc24751d30"/>
-    <ds:schemaRef ds:uri="0dbddcdf-89e9-4140-9b8d-dbfabb47f1e9"/>
-  </ds:schemaRefs>
-</ds:datastoreItem>
+<file path=customXml/item4.xml><?xml version="1.0" encoding="utf-8"?>
+<p:properties xmlns:p="http://schemas.microsoft.com/office/2006/metadata/properties" xmlns:xsi="http://www.w3.org/2001/XMLSchema-instance" xmlns:pc="http://schemas.microsoft.com/office/infopath/2007/PartnerControls">
+  <documentManagement>
+    <lcf76f155ced4ddcb4097134ff3c332f xmlns="6ed2871a-fb85-490f-96d6-5efc24751d30">
+      <Terms xmlns="http://schemas.microsoft.com/office/infopath/2007/PartnerControls"/>
+    </lcf76f155ced4ddcb4097134ff3c332f>
+    <TaxCatchAll xmlns="0dbddcdf-89e9-4140-9b8d-dbfabb47f1e9" xsi:nil="true"/>
+  </documentManagement>
+</p:properties>
 </file>
 
-<file path=customXml/itemProps4.xml><?xml version="1.0" encoding="utf-8"?>
+<file path=customXml/itemProps1.xml><?xml version="1.0" encoding="utf-8"?>
 <ds:datastoreItem xmlns:ds="http://schemas.openxmlformats.org/officeDocument/2006/customXml" ds:itemID="{696BD704-88A4-469C-8D1C-1FC2119F6682}">
   <ds:schemaRefs>
     <ds:schemaRef ds:uri="http://schemas.microsoft.com/office/2006/metadata/contentType"/>
@@ -24890,4 +23860,31 @@
     <ds:schemaRef ds:uri="http://schemas.microsoft.com/internal/obd"/>
   </ds:schemaRefs>
 </ds:datastoreItem>
+</file>
+
+<file path=customXml/itemProps2.xml><?xml version="1.0" encoding="utf-8"?>
+<ds:datastoreItem xmlns:ds="http://schemas.openxmlformats.org/officeDocument/2006/customXml" ds:itemID="{2B96AB21-B603-4F01-A91B-9DE6CC710E18}">
+  <ds:schemaRefs>
+    <ds:schemaRef ds:uri="http://schemas.microsoft.com/sharepoint/v3/contenttype/forms"/>
+  </ds:schemaRefs>
+</ds:datastoreItem>
+</file>
+
+<file path=customXml/itemProps3.xml><?xml version="1.0" encoding="utf-8"?>
+<ds:datastoreItem xmlns:ds="http://schemas.openxmlformats.org/officeDocument/2006/customXml" ds:itemID="{DA285533-3A1A-2446-8130-75FABB62DCC8}">
+  <ds:schemaRefs>
+    <ds:schemaRef ds:uri="http://schemas.openxmlformats.org/officeDocument/2006/bibliography"/>
+  </ds:schemaRefs>
+</ds:datastoreItem>
+</file>
+
+<file path=customXml/itemProps4.xml><?xml version="1.0" encoding="utf-8"?>
+<ds:datastoreItem xmlns:ds="http://schemas.openxmlformats.org/officeDocument/2006/customXml" ds:itemID="{5D1E2FE9-7812-437C-A9F1-244BC5FCCC33}">
+  <ds:schemaRefs>
+    <ds:schemaRef ds:uri="http://schemas.microsoft.com/office/2006/metadata/properties"/>
+    <ds:schemaRef ds:uri="http://schemas.microsoft.com/office/infopath/2007/PartnerControls"/>
+    <ds:schemaRef ds:uri="6ed2871a-fb85-490f-96d6-5efc24751d30"/>
+    <ds:schemaRef ds:uri="0dbddcdf-89e9-4140-9b8d-dbfabb47f1e9"/>
+  </ds:schemaRefs>
+</ds:datastoreItem>
 </file>